--- a/06_report.docx
+++ b/06_report.docx
@@ -2976,7 +2976,7 @@
               <w:rPr>
                 <w:sz w:val="18"/>
               </w:rPr>
-              <w:t>Top 10 stations de départ</w:t>
+              <w:t>Top 10 stations de départ — Casual riders (cibles marketing)</w:t>
             </w:r>
           </w:p>
         </w:tc>

--- a/06_report.docx
+++ b/06_report.docx
@@ -2,29 +2,63 @@
 <file path=word/document.xml><?xml version="1.0" encoding="utf-8"?>
 <w:document xmlns:wpc="http://schemas.microsoft.com/office/word/2010/wordprocessingCanvas" xmlns:mo="http://schemas.microsoft.com/office/mac/office/2008/main" xmlns:mc="http://schemas.openxmlformats.org/markup-compatibility/2006" xmlns:mv="urn:schemas-microsoft-com:mac:vml" xmlns:o="urn:schemas-microsoft-com:office:office" xmlns:r="http://schemas.openxmlformats.org/officeDocument/2006/relationships" xmlns:m="http://schemas.openxmlformats.org/officeDocument/2006/math" xmlns:v="urn:schemas-microsoft-com:vml" xmlns:wp14="http://schemas.microsoft.com/office/word/2010/wordprocessingDrawing" xmlns:wp="http://schemas.openxmlformats.org/drawingml/2006/wordprocessingDrawing" xmlns:w10="urn:schemas-microsoft-com:office:word" xmlns:w="http://schemas.openxmlformats.org/wordprocessingml/2006/main" xmlns:w14="http://schemas.microsoft.com/office/word/2010/wordml" xmlns:wpg="http://schemas.microsoft.com/office/word/2010/wordprocessingGroup" xmlns:wpi="http://schemas.microsoft.com/office/word/2010/wordprocessingInk" xmlns:wne="http://schemas.microsoft.com/office/word/2006/wordml" xmlns:wps="http://schemas.microsoft.com/office/word/2010/wordprocessingShape" mc:Ignorable="w14 wp14">
   <w:body>
+    <w:tbl>
+      <w:tblPr>
+        <w:tblW w:type="auto" w:w="0"/>
+        <w:jc w:val="center"/>
+        <w:tblLook w:firstColumn="1" w:firstRow="1" w:lastColumn="0" w:lastRow="0" w:noHBand="0" w:noVBand="1" w:val="04A0"/>
+      </w:tblPr>
+      <w:tblGrid>
+        <w:gridCol w:w="9406"/>
+      </w:tblGrid>
+      <w:tr>
+        <w:tc>
+          <w:tcPr>
+            <w:tcW w:type="dxa" w:w="9406"/>
+            <w:shd w:val="clear" w:color="auto" w:fill="1A73E8"/>
+          </w:tcPr>
+          <w:p>
+            <w:pPr>
+              <w:jc w:val="center"/>
+            </w:pPr>
+            <w:r>
+              <w:rPr>
+                <w:b/>
+                <w:color w:val="FFFFFF"/>
+                <w:sz w:val="52"/>
+              </w:rPr>
+              <w:t>CYCLISTIC BIKE-SHARE</w:t>
+            </w:r>
+          </w:p>
+          <w:p>
+            <w:pPr>
+              <w:jc w:val="center"/>
+            </w:pPr>
+            <w:r>
+              <w:rPr>
+                <w:color w:val="C5D9FD"/>
+                <w:sz w:val="22"/>
+              </w:rPr>
+              <w:t>Rapport d'Analyse  ·  Case Study Google Data Analytics</w:t>
+            </w:r>
+          </w:p>
+        </w:tc>
+      </w:tr>
+    </w:tbl>
+    <w:p/>
     <w:p>
       <w:pPr>
         <w:jc w:val="center"/>
       </w:pPr>
       <w:r>
         <w:rPr>
-          <w:b/>
-          <w:color w:val="1A73E8"/>
-          <w:sz w:val="56"/>
+          <w:i/>
+          <w:color w:val="202124"/>
+          <w:sz w:val="26"/>
         </w:rPr>
-        <w:t>CYCLISTIC BIKE-SHARE</w:t>
-      </w:r>
-    </w:p>
-    <w:p>
-      <w:pPr>
-        <w:jc w:val="center"/>
-      </w:pPr>
-      <w:r>
-        <w:rPr>
-          <w:color w:val="5F6368"/>
-          <w:sz w:val="28"/>
-        </w:rPr>
-        <w:t>Case Study — Analyse des données 2019–2020</w:t>
+        <w:t>« Comment les membres annuels et les casual riders</w:t>
+        <w:br/>
+        <w:t>utilisent-ils les vélos Cyclistic différemment ? »</w:t>
       </w:r>
     </w:p>
     <w:p/>
@@ -55,9 +89,28 @@
               <w:rPr>
                 <w:b/>
                 <w:color w:val="1A73E8"/>
-                <w:sz w:val="28"/>
+                <w:sz w:val="30"/>
               </w:rPr>
               <w:t>3 885 439</w:t>
+            </w:r>
+          </w:p>
+        </w:tc>
+        <w:tc>
+          <w:tcPr>
+            <w:tcW w:type="dxa" w:w="1881"/>
+            <w:shd w:val="clear" w:color="auto" w:fill="D2E3FC"/>
+          </w:tcPr>
+          <w:p>
+            <w:pPr>
+              <w:jc w:val="center"/>
+            </w:pPr>
+            <w:r>
+              <w:rPr>
+                <w:b/>
+                <w:color w:val="1A73E8"/>
+                <w:sz w:val="30"/>
+              </w:rPr>
+              <w:t>64,6 %</w:t>
             </w:r>
           </w:p>
         </w:tc>
@@ -74,9 +127,28 @@
               <w:rPr>
                 <w:b/>
                 <w:color w:val="1A73E8"/>
-                <w:sz w:val="28"/>
+                <w:sz w:val="30"/>
               </w:rPr>
-              <w:t>64,6%</w:t>
+              <w:t>35,4 %</w:t>
+            </w:r>
+          </w:p>
+        </w:tc>
+        <w:tc>
+          <w:tcPr>
+            <w:tcW w:type="dxa" w:w="1881"/>
+            <w:shd w:val="clear" w:color="auto" w:fill="D2E3FC"/>
+          </w:tcPr>
+          <w:p>
+            <w:pPr>
+              <w:jc w:val="center"/>
+            </w:pPr>
+            <w:r>
+              <w:rPr>
+                <w:b/>
+                <w:color w:val="1A73E8"/>
+                <w:sz w:val="30"/>
+              </w:rPr>
+              <w:t>14,6 min</w:t>
             </w:r>
           </w:p>
         </w:tc>
@@ -93,47 +165,9 @@
               <w:rPr>
                 <w:b/>
                 <w:color w:val="1A73E8"/>
-                <w:sz w:val="28"/>
-              </w:rPr>
-              <w:t>35,4%</w:t>
-            </w:r>
-          </w:p>
-        </w:tc>
-        <w:tc>
-          <w:tcPr>
-            <w:tcW w:type="dxa" w:w="1881"/>
-            <w:shd w:val="clear" w:color="auto" w:fill="E8F0FE"/>
-          </w:tcPr>
-          <w:p>
-            <w:pPr>
-              <w:jc w:val="center"/>
-            </w:pPr>
-            <w:r>
-              <w:rPr>
-                <w:b/>
-                <w:color w:val="1A73E8"/>
-                <w:sz w:val="28"/>
+                <w:sz w:val="30"/>
               </w:rPr>
               <w:t>37,1 min</w:t>
-            </w:r>
-          </w:p>
-        </w:tc>
-        <w:tc>
-          <w:tcPr>
-            <w:tcW w:type="dxa" w:w="1881"/>
-            <w:shd w:val="clear" w:color="auto" w:fill="E8F0FE"/>
-          </w:tcPr>
-          <w:p>
-            <w:pPr>
-              <w:jc w:val="center"/>
-            </w:pPr>
-            <w:r>
-              <w:rPr>
-                <w:b/>
-                <w:color w:val="1A73E8"/>
-                <w:sz w:val="28"/>
-              </w:rPr>
-              <w:t>14,6 min</w:t>
             </w:r>
           </w:p>
         </w:tc>
@@ -160,7 +194,7 @@
         <w:tc>
           <w:tcPr>
             <w:tcW w:type="dxa" w:w="1881"/>
-            <w:shd w:val="clear" w:color="auto" w:fill="E8F0FE"/>
+            <w:shd w:val="clear" w:color="auto" w:fill="D2E3FC"/>
           </w:tcPr>
           <w:p>
             <w:pPr>
@@ -171,7 +205,7 @@
                 <w:color w:val="5F6368"/>
                 <w:sz w:val="16"/>
               </w:rPr>
-              <w:t>Membres</w:t>
+              <w:t>Part Members</w:t>
             </w:r>
           </w:p>
         </w:tc>
@@ -189,7 +223,25 @@
                 <w:color w:val="5F6368"/>
                 <w:sz w:val="16"/>
               </w:rPr>
-              <w:t>Casual riders</w:t>
+              <w:t>Part Casual</w:t>
+            </w:r>
+          </w:p>
+        </w:tc>
+        <w:tc>
+          <w:tcPr>
+            <w:tcW w:type="dxa" w:w="1881"/>
+            <w:shd w:val="clear" w:color="auto" w:fill="D2E3FC"/>
+          </w:tcPr>
+          <w:p>
+            <w:pPr>
+              <w:jc w:val="center"/>
+            </w:pPr>
+            <w:r>
+              <w:rPr>
+                <w:color w:val="5F6368"/>
+                <w:sz w:val="16"/>
+              </w:rPr>
+              <w:t>Durée moy. Member</w:t>
             </w:r>
           </w:p>
         </w:tc>
@@ -211,30 +263,13 @@
             </w:r>
           </w:p>
         </w:tc>
-        <w:tc>
-          <w:tcPr>
-            <w:tcW w:type="dxa" w:w="1881"/>
-            <w:shd w:val="clear" w:color="auto" w:fill="E8F0FE"/>
-          </w:tcPr>
-          <w:p>
-            <w:pPr>
-              <w:jc w:val="center"/>
-            </w:pPr>
-            <w:r>
-              <w:rPr>
-                <w:color w:val="5F6368"/>
-                <w:sz w:val="16"/>
-              </w:rPr>
-              <w:t>Durée moy. Membre</w:t>
-            </w:r>
-          </w:p>
-        </w:tc>
       </w:tr>
     </w:tbl>
     <w:p/>
     <w:tbl>
       <w:tblPr>
         <w:tblW w:type="auto" w:w="0"/>
+        <w:jc w:val="center"/>
         <w:tblLook w:firstColumn="1" w:firstRow="1" w:lastColumn="0" w:lastRow="0" w:noHBand="0" w:noVBand="1" w:val="04A0"/>
       </w:tblPr>
       <w:tblGrid>
@@ -244,16 +279,48 @@
       <w:tr>
         <w:tc>
           <w:tcPr>
-            <w:tcW w:type="dxa" w:w="4703"/>
+            <w:tcW w:type="dxa" w:w="2268"/>
+            <w:shd w:val="clear" w:color="auto" w:fill="F8F9FA"/>
           </w:tcPr>
           <w:p>
             <w:r>
               <w:rPr>
                 <w:b/>
                 <w:color w:val="1A73E8"/>
-                <w:sz w:val="20"/>
+                <w:sz w:val="18"/>
               </w:rPr>
-              <w:t>Question Business</w:t>
+              <w:t>Analyste</w:t>
+            </w:r>
+          </w:p>
+        </w:tc>
+        <w:tc>
+          <w:tcPr>
+            <w:tcW w:type="dxa" w:w="4703"/>
+            <w:shd w:val="clear" w:color="auto" w:fill="F8F9FA"/>
+          </w:tcPr>
+          <w:p>
+            <w:r>
+              <w:rPr>
+                <w:sz w:val="18"/>
+              </w:rPr>
+              <w:t>Junior Data Analyst — Cyclistic Marketing Analytics Team</w:t>
+            </w:r>
+          </w:p>
+        </w:tc>
+      </w:tr>
+      <w:tr>
+        <w:tc>
+          <w:tcPr>
+            <w:tcW w:type="dxa" w:w="2268"/>
+          </w:tcPr>
+          <w:p>
+            <w:r>
+              <w:rPr>
+                <w:b/>
+                <w:color w:val="1A73E8"/>
+                <w:sz w:val="18"/>
+              </w:rPr>
+              <w:t>Destinataire</w:t>
             </w:r>
           </w:p>
         </w:tc>
@@ -264,9 +331,9 @@
           <w:p>
             <w:r>
               <w:rPr>
-                <w:sz w:val="20"/>
+                <w:sz w:val="18"/>
               </w:rPr>
-              <w:t>Comment les membres et casual riders utilisent-ils les vélos différemment ?</w:t>
+              <w:t>Lily Moreno, Director of Marketing  |  Cyclistic Executive Team</w:t>
             </w:r>
           </w:p>
         </w:tc>
@@ -274,16 +341,48 @@
       <w:tr>
         <w:tc>
           <w:tcPr>
-            <w:tcW w:type="dxa" w:w="4703"/>
+            <w:tcW w:type="dxa" w:w="2268"/>
+            <w:shd w:val="clear" w:color="auto" w:fill="F8F9FA"/>
           </w:tcPr>
           <w:p>
             <w:r>
               <w:rPr>
                 <w:b/>
                 <w:color w:val="1A73E8"/>
-                <w:sz w:val="20"/>
+                <w:sz w:val="18"/>
               </w:rPr>
-              <w:t>Analyste</w:t>
+              <w:t>Date</w:t>
+            </w:r>
+          </w:p>
+        </w:tc>
+        <w:tc>
+          <w:tcPr>
+            <w:tcW w:type="dxa" w:w="4703"/>
+            <w:shd w:val="clear" w:color="auto" w:fill="F8F9FA"/>
+          </w:tcPr>
+          <w:p>
+            <w:r>
+              <w:rPr>
+                <w:sz w:val="18"/>
+              </w:rPr>
+              <w:t>Juin 2026</w:t>
+            </w:r>
+          </w:p>
+        </w:tc>
+      </w:tr>
+      <w:tr>
+        <w:tc>
+          <w:tcPr>
+            <w:tcW w:type="dxa" w:w="2268"/>
+          </w:tcPr>
+          <w:p>
+            <w:r>
+              <w:rPr>
+                <w:b/>
+                <w:color w:val="1A73E8"/>
+                <w:sz w:val="18"/>
+              </w:rPr>
+              <w:t>Période couverte</w:t>
             </w:r>
           </w:p>
         </w:tc>
@@ -294,9 +393,9 @@
           <w:p>
             <w:r>
               <w:rPr>
-                <w:sz w:val="20"/>
+                <w:sz w:val="18"/>
               </w:rPr>
-              <w:t>Junior Data Analyst — Cyclistic Marketing Analytics Team</w:t>
+              <w:t>Janvier 2019 – Décembre 2020</w:t>
             </w:r>
           </w:p>
         </w:tc>
@@ -304,16 +403,48 @@
       <w:tr>
         <w:tc>
           <w:tcPr>
-            <w:tcW w:type="dxa" w:w="4703"/>
+            <w:tcW w:type="dxa" w:w="2268"/>
+            <w:shd w:val="clear" w:color="auto" w:fill="F8F9FA"/>
           </w:tcPr>
           <w:p>
             <w:r>
               <w:rPr>
                 <w:b/>
                 <w:color w:val="1A73E8"/>
-                <w:sz w:val="20"/>
+                <w:sz w:val="18"/>
               </w:rPr>
-              <w:t>Date</w:t>
+              <w:t>Outils</w:t>
+            </w:r>
+          </w:p>
+        </w:tc>
+        <w:tc>
+          <w:tcPr>
+            <w:tcW w:type="dxa" w:w="4703"/>
+            <w:shd w:val="clear" w:color="auto" w:fill="F8F9FA"/>
+          </w:tcPr>
+          <w:p>
+            <w:r>
+              <w:rPr>
+                <w:sz w:val="18"/>
+              </w:rPr>
+              <w:t>Python · pandas · matplotlib · seaborn · Plotly · SQL · Tableau</w:t>
+            </w:r>
+          </w:p>
+        </w:tc>
+      </w:tr>
+      <w:tr>
+        <w:tc>
+          <w:tcPr>
+            <w:tcW w:type="dxa" w:w="2268"/>
+          </w:tcPr>
+          <w:p>
+            <w:r>
+              <w:rPr>
+                <w:b/>
+                <w:color w:val="1A73E8"/>
+                <w:sz w:val="18"/>
+              </w:rPr>
+              <w:t>Certification</w:t>
             </w:r>
           </w:p>
         </w:tc>
@@ -324,69 +455,9 @@
           <w:p>
             <w:r>
               <w:rPr>
-                <w:sz w:val="20"/>
+                <w:sz w:val="18"/>
               </w:rPr>
-              <w:t>Juin 2026</w:t>
-            </w:r>
-          </w:p>
-        </w:tc>
-      </w:tr>
-      <w:tr>
-        <w:tc>
-          <w:tcPr>
-            <w:tcW w:type="dxa" w:w="4703"/>
-          </w:tcPr>
-          <w:p>
-            <w:r>
-              <w:rPr>
-                <w:b/>
-                <w:color w:val="1A73E8"/>
-                <w:sz w:val="20"/>
-              </w:rPr>
-              <w:t>Données</w:t>
-            </w:r>
-          </w:p>
-        </w:tc>
-        <w:tc>
-          <w:tcPr>
-            <w:tcW w:type="dxa" w:w="4703"/>
-          </w:tcPr>
-          <w:p>
-            <w:r>
-              <w:rPr>
-                <w:sz w:val="20"/>
-              </w:rPr>
-              <w:t>3 885 439 trajets | Janvier 2019 – Décembre 2020</w:t>
-            </w:r>
-          </w:p>
-        </w:tc>
-      </w:tr>
-      <w:tr>
-        <w:tc>
-          <w:tcPr>
-            <w:tcW w:type="dxa" w:w="4703"/>
-          </w:tcPr>
-          <w:p>
-            <w:r>
-              <w:rPr>
-                <w:b/>
-                <w:color w:val="1A73E8"/>
-                <w:sz w:val="20"/>
-              </w:rPr>
-              <w:t>Outils</w:t>
-            </w:r>
-          </w:p>
-        </w:tc>
-        <w:tc>
-          <w:tcPr>
-            <w:tcW w:type="dxa" w:w="4703"/>
-          </w:tcPr>
-          <w:p>
-            <w:r>
-              <w:rPr>
-                <w:sz w:val="20"/>
-              </w:rPr>
-              <w:t>Python · SQL · Matplotlib · Seaborn · Plotly · Tableau</w:t>
+              <w:t>Google Data Analytics Professional Certificate — Capstone Case Study 1</w:t>
             </w:r>
           </w:p>
         </w:tc>
@@ -399,237 +470,591 @@
     </w:p>
     <w:p>
       <w:pPr>
-        <w:pStyle w:val="Heading1"/>
+        <w:jc w:val="center"/>
+        <w:pBdr>
+          <w:bottom w:val="single" w:sz="6" w:space="4" w:color="1A73E8"/>
+        </w:pBdr>
       </w:pPr>
       <w:r>
         <w:rPr>
+          <w:b/>
           <w:color w:val="1A73E8"/>
           <w:sz w:val="32"/>
         </w:rPr>
-        <w:t>Cyclistic Bike-Share — Rapport d'Analyse</w:t>
-      </w:r>
-    </w:p>
-    <w:p>
-      <w:pPr>
-        <w:pStyle w:val="Heading2"/>
-      </w:pPr>
-      <w:r>
-        <w:rPr>
-          <w:color w:val="202124"/>
-          <w:sz w:val="26"/>
-        </w:rPr>
-        <w:t>Comment les membres annuels et les riders occasionnels utilisent-ils les vélos différemment ?</w:t>
+        <w:t>RÉSUMÉ EXÉCUTIF</w:t>
       </w:r>
     </w:p>
     <w:p/>
     <w:p>
       <w:pPr>
-        <w:spacing w:after="80"/>
+        <w:spacing w:after="200"/>
+      </w:pPr>
+      <w:r>
+        <w:rPr>
+          <w:color w:val="202124"/>
+          <w:sz w:val="20"/>
+        </w:rPr>
+        <w:t>Cyclistic, programme de bike-share de Chicago, compte deux profils d'utilisateurs aux comportements opposés : les membres annuels (64,6 % des trajets) utilisent le service de façon utilitaire pour leurs déplacements domicile-travail, tandis que les casual riders (35,4 %) ont un usage récréatif et saisonnier. L'enjeu stratégique est de convertir une partie des 1,37 million de casual riders en membres annuels, jugés plus rentables.</w:t>
+      </w:r>
+    </w:p>
+    <w:tbl>
+      <w:tblPr>
+        <w:tblW w:type="auto" w:w="0"/>
+        <w:jc w:val="center"/>
+        <w:tblLook w:firstColumn="1" w:firstRow="1" w:lastColumn="0" w:lastRow="0" w:noHBand="0" w:noVBand="1" w:val="04A0"/>
+      </w:tblPr>
+      <w:tblGrid>
+        <w:gridCol w:w="9406"/>
+      </w:tblGrid>
+      <w:tr>
+        <w:tc>
+          <w:tcPr>
+            <w:tcW w:type="dxa" w:w="9406"/>
+            <w:shd w:val="clear" w:color="auto" w:fill="E8F0FE"/>
+          </w:tcPr>
+          <w:p>
+            <w:r>
+              <w:rPr>
+                <w:b/>
+                <w:color w:val="1A73E8"/>
+                <w:sz w:val="22"/>
+              </w:rPr>
+              <w:t xml:space="preserve">  CONSTATS CLÉS</w:t>
+            </w:r>
+          </w:p>
+          <w:p>
+            <w:pPr>
+              <w:spacing w:after="60"/>
+              <w:ind w:left="227"/>
+            </w:pPr>
+            <w:r>
+              <w:rPr>
+                <w:sz w:val="20"/>
+              </w:rPr>
+              <w:t>Les casual riders roulent 2,5× plus longtemps (37,1 min vs 14,6 min) mais 2× moins souvent → usage loisir, non utilitaire.</w:t>
+            </w:r>
+          </w:p>
+          <w:p>
+            <w:pPr>
+              <w:spacing w:after="60"/>
+              <w:ind w:left="227"/>
+            </w:pPr>
+            <w:r>
+              <w:rPr>
+                <w:sz w:val="20"/>
+              </w:rPr>
+              <w:t>Double pic horaire membres à 8h et 17h (rush hours) vs pic unique casual à 15–17h → comportements structurellement différents.</w:t>
+            </w:r>
+          </w:p>
+          <w:p>
+            <w:pPr>
+              <w:spacing w:after="60"/>
+              <w:ind w:left="227"/>
+            </w:pPr>
+            <w:r>
+              <w:rPr>
+                <w:sz w:val="20"/>
+              </w:rPr>
+              <w:t>51,5 % des trajets casual se concentrent en été (juin–août) → fenêtre de conversion estivale prioritaire.</w:t>
+            </w:r>
+          </w:p>
+          <w:p>
+            <w:pPr>
+              <w:spacing w:after="60"/>
+              <w:ind w:left="227"/>
+            </w:pPr>
+            <w:r>
+              <w:rPr>
+                <w:sz w:val="20"/>
+              </w:rPr>
+              <w:t>Les casual se concentrent sur des stations touristiques (Lakefront, Navy Pier, Millennium Park) → ciblage géographique précis possible.</w:t>
+            </w:r>
+          </w:p>
+        </w:tc>
+      </w:tr>
+    </w:tbl>
+    <w:p>
+      <w:pPr>
+        <w:spacing w:after="120"/>
+      </w:pPr>
+    </w:p>
+    <w:tbl>
+      <w:tblPr>
+        <w:tblW w:type="auto" w:w="0"/>
+        <w:jc w:val="center"/>
+        <w:tblLook w:firstColumn="1" w:firstRow="1" w:lastColumn="0" w:lastRow="0" w:noHBand="0" w:noVBand="1" w:val="04A0"/>
+      </w:tblPr>
+      <w:tblGrid>
+        <w:gridCol w:w="9406"/>
+      </w:tblGrid>
+      <w:tr>
+        <w:tc>
+          <w:tcPr>
+            <w:tcW w:type="dxa" w:w="9406"/>
+            <w:shd w:val="clear" w:color="auto" w:fill="E6F4EA"/>
+          </w:tcPr>
+          <w:p>
+            <w:r>
+              <w:rPr>
+                <w:b/>
+                <w:color w:val="34A853"/>
+                <w:sz w:val="22"/>
+              </w:rPr>
+              <w:t xml:space="preserve">  TOP 3 RECOMMANDATIONS</w:t>
+            </w:r>
+          </w:p>
+          <w:p>
+            <w:pPr>
+              <w:spacing w:after="60"/>
+              <w:ind w:left="227"/>
+            </w:pPr>
+            <w:r>
+              <w:rPr>
+                <w:b/>
+                <w:color w:val="202124"/>
+                <w:sz w:val="20"/>
+              </w:rPr>
+              <w:t xml:space="preserve">1 : </w:t>
+            </w:r>
+            <w:r>
+              <w:rPr>
+                <w:sz w:val="20"/>
+              </w:rPr>
+              <w:t>Campagne géolocalisée « Week-end → Abonnement » autour des stations touristiques (Instagram/TikTok, vendredi soir–samedi matin).</w:t>
+            </w:r>
+          </w:p>
+          <w:p>
+            <w:pPr>
+              <w:spacing w:after="60"/>
+              <w:ind w:left="227"/>
+            </w:pPr>
+            <w:r>
+              <w:rPr>
+                <w:b/>
+                <w:color w:val="202124"/>
+                <w:sz w:val="20"/>
+              </w:rPr>
+              <w:t xml:space="preserve">2 : </w:t>
+            </w:r>
+            <w:r>
+              <w:rPr>
+                <w:sz w:val="20"/>
+              </w:rPr>
+              <w:t>Offre « Été → Membre » : 2 mois offerts en mai–juin pour les casual ayant effectué 3+ trajets en 30 jours — email personnalisé avec calcul d'économies.</w:t>
+            </w:r>
+          </w:p>
+          <w:p>
+            <w:pPr>
+              <w:spacing w:after="60"/>
+              <w:ind w:left="227"/>
+            </w:pPr>
+            <w:r>
+              <w:rPr>
+                <w:b/>
+                <w:color w:val="202124"/>
+                <w:sz w:val="20"/>
+              </w:rPr>
+              <w:t xml:space="preserve">3 : </w:t>
+            </w:r>
+            <w:r>
+              <w:rPr>
+                <w:sz w:val="20"/>
+              </w:rPr>
+              <w:t>Calculateur d'économies « domicile-travail » intégré dans l'app et le site : démontrer la rentabilité de l'abonnement pour les navetteurs potentiels.</w:t>
+            </w:r>
+          </w:p>
+        </w:tc>
+      </w:tr>
+    </w:tbl>
+    <w:p>
+      <w:pPr>
+        <w:spacing w:after="120"/>
+      </w:pPr>
+    </w:p>
+    <w:p>
+      <w:r>
+        <w:br w:type="page"/>
+      </w:r>
+    </w:p>
+    <w:p>
+      <w:pPr>
+        <w:pBdr>
+          <w:bottom w:val="single" w:sz="6" w:space="4" w:color="1A73E8"/>
+        </w:pBdr>
       </w:pPr>
       <w:r>
         <w:rPr>
           <w:b/>
+          <w:color w:val="1A73E8"/>
+          <w:sz w:val="28"/>
         </w:rPr>
-        <w:t>Auteur :</w:t>
-      </w:r>
-      <w:r>
-        <w:t xml:space="preserve"> Junior Data Analyst — Cyclistic Marketing Analytics Team</w:t>
-      </w:r>
-    </w:p>
-    <w:p>
-      <w:pPr>
-        <w:spacing w:after="80"/>
-      </w:pPr>
-      <w:r>
-        <w:rPr>
-          <w:b/>
-        </w:rPr>
-        <w:t>Date :</w:t>
-      </w:r>
-      <w:r>
-        <w:t xml:space="preserve"> Juin 2026</w:t>
-      </w:r>
-    </w:p>
-    <w:p>
-      <w:pPr>
-        <w:spacing w:after="80"/>
-      </w:pPr>
-      <w:r>
-        <w:rPr>
-          <w:b/>
-        </w:rPr>
-        <w:t>Destinataire :</w:t>
-      </w:r>
-      <w:r>
-        <w:t xml:space="preserve"> Lily Moreno, Director of Marketing</w:t>
-      </w:r>
-    </w:p>
-    <w:p/>
-    <w:p>
-      <w:r>
-        <w:t>────────────────────────────────────────────────────────────</w:t>
+        <w:t>TABLE DES MATIÈRES</w:t>
       </w:r>
     </w:p>
     <w:p/>
     <w:p>
       <w:pPr>
-        <w:pStyle w:val="Heading2"/>
+        <w:spacing w:after="40"/>
+        <w:ind w:left="0"/>
+      </w:pPr>
+      <w:r>
+        <w:rPr>
+          <w:b/>
+          <w:color w:val="1A73E8"/>
+          <w:sz w:val="20"/>
+        </w:rPr>
+        <w:t xml:space="preserve">1.  </w:t>
+      </w:r>
+      <w:r>
+        <w:rPr>
+          <w:color w:val="202124"/>
+          <w:sz w:val="20"/>
+        </w:rPr>
+        <w:t>Contexte &amp; Problématique Business</w:t>
+      </w:r>
+    </w:p>
+    <w:p>
+      <w:pPr>
+        <w:spacing w:after="40"/>
+        <w:ind w:left="0"/>
+      </w:pPr>
+      <w:r>
+        <w:rPr>
+          <w:b/>
+          <w:color w:val="1A73E8"/>
+          <w:sz w:val="20"/>
+        </w:rPr>
+        <w:t xml:space="preserve">2.  </w:t>
+      </w:r>
+      <w:r>
+        <w:rPr>
+          <w:color w:val="202124"/>
+          <w:sz w:val="20"/>
+        </w:rPr>
+        <w:t>Sources de données &amp; Méthodologie</w:t>
+      </w:r>
+    </w:p>
+    <w:p>
+      <w:pPr>
+        <w:spacing w:after="40"/>
+        <w:ind w:left="0"/>
+      </w:pPr>
+      <w:r>
+        <w:rPr>
+          <w:b/>
+          <w:color w:val="1A73E8"/>
+          <w:sz w:val="20"/>
+        </w:rPr>
+        <w:t xml:space="preserve">3.  </w:t>
+      </w:r>
+      <w:r>
+        <w:rPr>
+          <w:color w:val="202124"/>
+          <w:sz w:val="20"/>
+        </w:rPr>
+        <w:t>Nettoyage des données</w:t>
+      </w:r>
+    </w:p>
+    <w:p>
+      <w:pPr>
+        <w:spacing w:after="40"/>
+        <w:ind w:left="0"/>
+      </w:pPr>
+      <w:r>
+        <w:rPr>
+          <w:b/>
+          <w:color w:val="1A73E8"/>
+          <w:sz w:val="20"/>
+        </w:rPr>
+        <w:t xml:space="preserve">4.  </w:t>
+      </w:r>
+      <w:r>
+        <w:rPr>
+          <w:color w:val="202124"/>
+          <w:sz w:val="20"/>
+        </w:rPr>
+        <w:t>Analyse &amp; Insights</w:t>
+      </w:r>
+    </w:p>
+    <w:p>
+      <w:pPr>
+        <w:spacing w:after="40"/>
+        <w:ind w:left="283"/>
+      </w:pPr>
+      <w:r>
+        <w:rPr>
+          <w:b w:val="0"/>
+          <w:color w:val="5F6368"/>
+          <w:sz w:val="20"/>
+        </w:rPr>
+        <w:t xml:space="preserve">   4.1  </w:t>
+      </w:r>
+      <w:r>
+        <w:rPr>
+          <w:color w:val="5F6368"/>
+          <w:sz w:val="20"/>
+        </w:rPr>
+        <w:t>Vue d'ensemble : volume et durée</w:t>
+      </w:r>
+    </w:p>
+    <w:p>
+      <w:pPr>
+        <w:spacing w:after="40"/>
+        <w:ind w:left="283"/>
+      </w:pPr>
+      <w:r>
+        <w:rPr>
+          <w:b w:val="0"/>
+          <w:color w:val="5F6368"/>
+          <w:sz w:val="20"/>
+        </w:rPr>
+        <w:t xml:space="preserve">   4.2  </w:t>
+      </w:r>
+      <w:r>
+        <w:rPr>
+          <w:color w:val="5F6368"/>
+          <w:sz w:val="20"/>
+        </w:rPr>
+        <w:t>Comportement temporel</w:t>
+      </w:r>
+    </w:p>
+    <w:p>
+      <w:pPr>
+        <w:spacing w:after="40"/>
+        <w:ind w:left="283"/>
+      </w:pPr>
+      <w:r>
+        <w:rPr>
+          <w:b w:val="0"/>
+          <w:color w:val="5F6368"/>
+          <w:sz w:val="20"/>
+        </w:rPr>
+        <w:t xml:space="preserve">   4.3  </w:t>
+      </w:r>
+      <w:r>
+        <w:rPr>
+          <w:color w:val="5F6368"/>
+          <w:sz w:val="20"/>
+        </w:rPr>
+        <w:t>Types de vélos</w:t>
+      </w:r>
+    </w:p>
+    <w:p>
+      <w:pPr>
+        <w:spacing w:after="40"/>
+        <w:ind w:left="283"/>
+      </w:pPr>
+      <w:r>
+        <w:rPr>
+          <w:b w:val="0"/>
+          <w:color w:val="5F6368"/>
+          <w:sz w:val="20"/>
+        </w:rPr>
+        <w:t xml:space="preserve">   4.4  </w:t>
+      </w:r>
+      <w:r>
+        <w:rPr>
+          <w:color w:val="5F6368"/>
+          <w:sz w:val="20"/>
+        </w:rPr>
+        <w:t>Stations de départ — Casual riders</w:t>
+      </w:r>
+    </w:p>
+    <w:p>
+      <w:pPr>
+        <w:spacing w:after="40"/>
+        <w:ind w:left="0"/>
+      </w:pPr>
+      <w:r>
+        <w:rPr>
+          <w:b/>
+          <w:color w:val="1A73E8"/>
+          <w:sz w:val="20"/>
+        </w:rPr>
+        <w:t xml:space="preserve">5.  </w:t>
+      </w:r>
+      <w:r>
+        <w:rPr>
+          <w:color w:val="202124"/>
+          <w:sz w:val="20"/>
+        </w:rPr>
+        <w:t>Recommandations Marketing</w:t>
+      </w:r>
+    </w:p>
+    <w:p>
+      <w:pPr>
+        <w:spacing w:after="40"/>
+        <w:ind w:left="0"/>
+      </w:pPr>
+      <w:r>
+        <w:rPr>
+          <w:b/>
+          <w:color w:val="1A73E8"/>
+          <w:sz w:val="20"/>
+        </w:rPr>
+        <w:t xml:space="preserve">6.  </w:t>
+      </w:r>
+      <w:r>
+        <w:rPr>
+          <w:color w:val="202124"/>
+          <w:sz w:val="20"/>
+        </w:rPr>
+        <w:t>Conclusion &amp; Limites</w:t>
+      </w:r>
+    </w:p>
+    <w:p>
+      <w:pPr>
+        <w:spacing w:after="40"/>
+        <w:ind w:left="0"/>
+      </w:pPr>
+      <w:r>
+        <w:rPr>
+          <w:b/>
+          <w:color w:val="1A73E8"/>
+          <w:sz w:val="20"/>
+        </w:rPr>
+        <w:t xml:space="preserve">A.  </w:t>
+      </w:r>
+      <w:r>
+        <w:rPr>
+          <w:color w:val="202124"/>
+          <w:sz w:val="20"/>
+        </w:rPr>
+        <w:t>Annexe — Requêtes SQL</w:t>
+      </w:r>
+    </w:p>
+    <w:p>
+      <w:pPr>
+        <w:spacing w:after="40"/>
+        <w:ind w:left="0"/>
+      </w:pPr>
+      <w:r>
+        <w:rPr>
+          <w:b/>
+          <w:color w:val="1A73E8"/>
+          <w:sz w:val="20"/>
+        </w:rPr>
+        <w:t xml:space="preserve">B.  </w:t>
+      </w:r>
+      <w:r>
+        <w:rPr>
+          <w:color w:val="202124"/>
+          <w:sz w:val="20"/>
+        </w:rPr>
+        <w:t>Annexe — Sources de données &amp; Licence</w:t>
+      </w:r>
+    </w:p>
+    <w:p>
+      <w:r>
+        <w:br w:type="page"/>
+      </w:r>
+    </w:p>
+    <w:p>
+      <w:pPr>
+        <w:spacing w:before="280" w:after="80"/>
+        <w:pBdr>
+          <w:bottom w:val="single" w:sz="6" w:space="4" w:color="1A73E8"/>
+        </w:pBdr>
+      </w:pPr>
+      <w:r>
+        <w:rPr>
+          <w:b/>
+          <w:color w:val="1A73E8"/>
+          <w:sz w:val="32"/>
+        </w:rPr>
+        <w:t xml:space="preserve">1.  </w:t>
+      </w:r>
+      <w:r>
+        <w:rPr>
+          <w:b/>
+          <w:color w:val="202124"/>
+          <w:sz w:val="32"/>
+        </w:rPr>
+        <w:t>Contexte &amp; Problématique Business</w:t>
+      </w:r>
+    </w:p>
+    <w:p>
+      <w:pPr>
+        <w:spacing w:after="120"/>
       </w:pPr>
       <w:r>
         <w:rPr>
           <w:color w:val="202124"/>
-          <w:sz w:val="26"/>
+          <w:sz w:val="20"/>
         </w:rPr>
-        <w:t>1. Énoncé de la Business Task</w:t>
+        <w:t>Cyclistic est un programme de bike-share basé à Chicago comptant plus de 5 800 vélos géolocalisés répartis sur 692 stations à travers la ville. Lancé en 2016, le service propose une flexibilité tarifaire — pass journée, pass trajet unique ou abonnement annuel — qui a permis d'attirer un large public d'utilisateurs aux profils variés.</w:t>
       </w:r>
     </w:p>
-    <w:p/>
     <w:p>
       <w:pPr>
-        <w:spacing w:after="80"/>
+        <w:spacing w:after="120"/>
+      </w:pPr>
+      <w:r>
+        <w:rPr>
+          <w:color w:val="202124"/>
+          <w:sz w:val="20"/>
+        </w:rPr>
+        <w:t>Les analystes financiers de Cyclistic ont établi que les membres annuels génèrent une rentabilité significativement supérieure à celle des casual riders. La Director of Marketing Lily Moreno a identifié une opportunité stratégique : plutôt que de cibler exclusivement de nouveaux clients, maximiser la conversion des casual riders existants en membres annuels.</w:t>
+      </w:r>
+    </w:p>
+    <w:p>
+      <w:pPr>
+        <w:spacing w:before="200" w:after="80"/>
       </w:pPr>
       <w:r>
         <w:rPr>
           <w:b/>
+          <w:color w:val="202124"/>
+          <w:sz w:val="24"/>
         </w:rPr>
-        <w:t>Question principale :</w:t>
-      </w:r>
-      <w:r>
-        <w:t xml:space="preserve"> Comment les membres annuels et les riders occasionnels utilisent-ils les vélos Cyclistic différemment ?</w:t>
+        <w:t>1.1  Question d'analyse principale</w:t>
       </w:r>
     </w:p>
+    <w:tbl>
+      <w:tblPr>
+        <w:tblW w:type="auto" w:w="0"/>
+        <w:jc w:val="center"/>
+        <w:tblLook w:firstColumn="1" w:firstRow="1" w:lastColumn="0" w:lastRow="0" w:noHBand="0" w:noVBand="1" w:val="04A0"/>
+      </w:tblPr>
+      <w:tblGrid>
+        <w:gridCol w:w="9406"/>
+      </w:tblGrid>
+      <w:tr>
+        <w:tc>
+          <w:tcPr>
+            <w:tcW w:type="dxa" w:w="9406"/>
+            <w:shd w:val="clear" w:color="auto" w:fill="F8F9FA"/>
+          </w:tcPr>
+          <w:p>
+            <w:pPr>
+              <w:jc w:val="center"/>
+            </w:pPr>
+            <w:r>
+              <w:rPr>
+                <w:i/>
+                <w:color w:val="1A73E8"/>
+                <w:sz w:val="24"/>
+              </w:rPr>
+              <w:t>« Comment les membres annuels et les casual riders utilisent-ils les vélos Cyclistic différemment ? »</w:t>
+            </w:r>
+          </w:p>
+        </w:tc>
+      </w:tr>
+    </w:tbl>
     <w:p/>
     <w:p>
       <w:pPr>
-        <w:spacing w:after="80"/>
+        <w:spacing w:before="200" w:after="80"/>
       </w:pPr>
       <w:r>
         <w:rPr>
           <w:b/>
+          <w:color w:val="202124"/>
+          <w:sz w:val="24"/>
         </w:rPr>
-        <w:t>Contexte :</w:t>
-      </w:r>
-      <w:r>
-        <w:t xml:space="preserve"> Cyclistic, programme de bike-share à Chicago (5 800+ vélos, 692 stations), dispose de deux types d'utilisateurs :</w:t>
+        <w:t>1.2  Parties prenantes</w:t>
       </w:r>
     </w:p>
-    <w:p>
-      <w:pPr>
-        <w:pStyle w:val="ListBullet"/>
-        <w:ind w:left="283"/>
-      </w:pPr>
-      <w:r>
-        <w:rPr>
-          <w:b/>
-        </w:rPr>
-        <w:t>Members</w:t>
-      </w:r>
-      <w:r>
-        <w:t xml:space="preserve"> : abonnement annuel, plus rentables selon les analystes financiers</w:t>
-      </w:r>
-    </w:p>
-    <w:p>
-      <w:pPr>
-        <w:pStyle w:val="ListBullet"/>
-        <w:ind w:left="283"/>
-      </w:pPr>
-      <w:r>
-        <w:rPr>
-          <w:b/>
-        </w:rPr>
-        <w:t>Casual riders</w:t>
-      </w:r>
-      <w:r>
-        <w:t xml:space="preserve"> : pass journée ou trajet unique</w:t>
-      </w:r>
-    </w:p>
-    <w:p/>
-    <w:p>
-      <w:pPr>
-        <w:spacing w:after="80"/>
-      </w:pPr>
-      <w:r>
-        <w:rPr>
-          <w:b/>
-        </w:rPr>
-        <w:t>Objectif business :</w:t>
-      </w:r>
-      <w:r>
-        <w:t xml:space="preserve"> Concevoir une stratégie marketing pour convertir les casual riders en membres annuels. Les recommandations doivent être appuyées par des données solides et des visualisations professionnelles pour être approuvées par l'équipe exécutive.</w:t>
-      </w:r>
-    </w:p>
-    <w:p/>
-    <w:p>
-      <w:pPr>
-        <w:spacing w:after="80"/>
-      </w:pPr>
-      <w:r>
-        <w:rPr>
-          <w:b/>
-        </w:rPr>
-        <w:t>Parties prenantes :</w:t>
-      </w:r>
-    </w:p>
-    <w:p>
-      <w:pPr>
-        <w:pStyle w:val="ListBullet"/>
-        <w:ind w:left="283"/>
-      </w:pPr>
-      <w:r>
-        <w:t>Lily Moreno (Director of Marketing) — commanditaire de l'analyse</w:t>
-      </w:r>
-    </w:p>
-    <w:p>
-      <w:pPr>
-        <w:pStyle w:val="ListBullet"/>
-        <w:ind w:left="283"/>
-      </w:pPr>
-      <w:r>
-        <w:t>Cyclistic Executive Team — décisionnaires finaux</w:t>
-      </w:r>
-    </w:p>
-    <w:p>
-      <w:pPr>
-        <w:pStyle w:val="ListBullet"/>
-        <w:ind w:left="283"/>
-      </w:pPr>
-      <w:r>
-        <w:t>Cyclistic Marketing Analytics Team — équipe d'implémentation</w:t>
-      </w:r>
-    </w:p>
-    <w:p/>
-    <w:p>
-      <w:r>
-        <w:t>────────────────────────────────────────────────────────────</w:t>
-      </w:r>
-    </w:p>
-    <w:p/>
-    <w:p>
-      <w:pPr>
-        <w:pStyle w:val="Heading2"/>
-      </w:pPr>
-      <w:r>
-        <w:rPr>
-          <w:color w:val="202124"/>
-          <w:sz w:val="26"/>
-        </w:rPr>
-        <w:t>2. Sources de données</w:t>
-      </w:r>
-    </w:p>
-    <w:p/>
-    <w:p>
-      <w:pPr>
-        <w:pStyle w:val="Heading3"/>
-      </w:pPr>
-      <w:r>
-        <w:rPr>
-          <w:color w:val="5F6368"/>
-          <w:sz w:val="22"/>
-        </w:rPr>
-        <w:t>Fichiers utilisés</w:t>
-      </w:r>
-    </w:p>
-    <w:p/>
     <w:tbl>
       <w:tblPr>
         <w:tblStyle w:val="TableGrid"/>
@@ -645,49 +1070,58 @@
       <w:tr>
         <w:tc>
           <w:tcPr>
-            <w:tcW w:type="dxa" w:w="3135"/>
+            <w:tcW w:type="dxa" w:w="2551"/>
             <w:shd w:val="clear" w:color="auto" w:fill="1A73E8"/>
           </w:tcPr>
           <w:p>
+            <w:pPr>
+              <w:jc w:val="center"/>
+            </w:pPr>
             <w:r>
               <w:rPr>
                 <w:b/>
                 <w:color w:val="FFFFFF"/>
                 <w:sz w:val="18"/>
               </w:rPr>
-              <w:t>Fichier</w:t>
+              <w:t>Partie prenante</w:t>
             </w:r>
           </w:p>
         </w:tc>
         <w:tc>
           <w:tcPr>
-            <w:tcW w:type="dxa" w:w="3135"/>
+            <w:tcW w:type="dxa" w:w="3402"/>
             <w:shd w:val="clear" w:color="auto" w:fill="1A73E8"/>
           </w:tcPr>
           <w:p>
+            <w:pPr>
+              <w:jc w:val="center"/>
+            </w:pPr>
             <w:r>
               <w:rPr>
                 <w:b/>
                 <w:color w:val="FFFFFF"/>
                 <w:sz w:val="18"/>
               </w:rPr>
-              <w:t>Période</w:t>
+              <w:t>Rôle</w:t>
             </w:r>
           </w:p>
         </w:tc>
         <w:tc>
           <w:tcPr>
-            <w:tcW w:type="dxa" w:w="3135"/>
+            <w:tcW w:type="dxa" w:w="3118"/>
             <w:shd w:val="clear" w:color="auto" w:fill="1A73E8"/>
           </w:tcPr>
           <w:p>
+            <w:pPr>
+              <w:jc w:val="center"/>
+            </w:pPr>
             <w:r>
               <w:rPr>
                 <w:b/>
                 <w:color w:val="FFFFFF"/>
                 <w:sz w:val="18"/>
               </w:rPr>
-              <w:t>Lignes</w:t>
+              <w:t>Attente</w:t>
             </w:r>
           </w:p>
         </w:tc>
@@ -695,40 +1129,43 @@
       <w:tr>
         <w:tc>
           <w:tcPr>
-            <w:tcW w:type="dxa" w:w="3135"/>
+            <w:tcW w:type="dxa" w:w="2551"/>
+            <w:shd w:val="clear" w:color="auto" w:fill="F8F9FA"/>
           </w:tcPr>
           <w:p>
             <w:r>
               <w:rPr>
                 <w:sz w:val="18"/>
               </w:rPr>
-              <w:t>Divvy_Trips_2019_Q1.csv</w:t>
+              <w:t>Lily Moreno</w:t>
             </w:r>
           </w:p>
         </w:tc>
         <w:tc>
           <w:tcPr>
-            <w:tcW w:type="dxa" w:w="3135"/>
+            <w:tcW w:type="dxa" w:w="3402"/>
+            <w:shd w:val="clear" w:color="auto" w:fill="F8F9FA"/>
           </w:tcPr>
           <w:p>
             <w:r>
               <w:rPr>
                 <w:sz w:val="18"/>
               </w:rPr>
-              <w:t>Jan–Mar 2019</w:t>
+              <w:t>Director of Marketing — commanditaire</w:t>
             </w:r>
           </w:p>
         </w:tc>
         <w:tc>
           <w:tcPr>
-            <w:tcW w:type="dxa" w:w="3135"/>
+            <w:tcW w:type="dxa" w:w="3118"/>
+            <w:shd w:val="clear" w:color="auto" w:fill="F8F9FA"/>
           </w:tcPr>
           <w:p>
             <w:r>
               <w:rPr>
                 <w:sz w:val="18"/>
               </w:rPr>
-              <w:t>365 069</w:t>
+              <w:t>Recommandations actionnables</w:t>
             </w:r>
           </w:p>
         </w:tc>
@@ -736,43 +1173,40 @@
       <w:tr>
         <w:tc>
           <w:tcPr>
-            <w:tcW w:type="dxa" w:w="3135"/>
-            <w:shd w:val="clear" w:color="auto" w:fill="F1F3F4"/>
+            <w:tcW w:type="dxa" w:w="2551"/>
           </w:tcPr>
           <w:p>
             <w:r>
               <w:rPr>
                 <w:sz w:val="18"/>
               </w:rPr>
-              <w:t>Divvy_Trips_2020_Q1.csv</w:t>
+              <w:t>Cyclistic Executive Team</w:t>
             </w:r>
           </w:p>
         </w:tc>
         <w:tc>
           <w:tcPr>
-            <w:tcW w:type="dxa" w:w="3135"/>
-            <w:shd w:val="clear" w:color="auto" w:fill="F1F3F4"/>
+            <w:tcW w:type="dxa" w:w="3402"/>
           </w:tcPr>
           <w:p>
             <w:r>
               <w:rPr>
                 <w:sz w:val="18"/>
               </w:rPr>
-              <w:t>Jan–Mar 2020</w:t>
+              <w:t>Décisionnaires finaux</w:t>
             </w:r>
           </w:p>
         </w:tc>
         <w:tc>
           <w:tcPr>
-            <w:tcW w:type="dxa" w:w="3135"/>
-            <w:shd w:val="clear" w:color="auto" w:fill="F1F3F4"/>
+            <w:tcW w:type="dxa" w:w="3118"/>
           </w:tcPr>
           <w:p>
             <w:r>
               <w:rPr>
                 <w:sz w:val="18"/>
               </w:rPr>
-              <w:t>426 887</w:t>
+              <w:t>Validation data + visualisations</w:t>
             </w:r>
           </w:p>
         </w:tc>
@@ -780,799 +1214,95 @@
       <w:tr>
         <w:tc>
           <w:tcPr>
-            <w:tcW w:type="dxa" w:w="3135"/>
+            <w:tcW w:type="dxa" w:w="2551"/>
+            <w:shd w:val="clear" w:color="auto" w:fill="F8F9FA"/>
           </w:tcPr>
           <w:p>
             <w:r>
               <w:rPr>
                 <w:sz w:val="18"/>
               </w:rPr>
-              <w:t>202004-divvy-tripdata.csv</w:t>
+              <w:t>Marketing Analytics Team</w:t>
             </w:r>
           </w:p>
         </w:tc>
         <w:tc>
           <w:tcPr>
-            <w:tcW w:type="dxa" w:w="3135"/>
+            <w:tcW w:type="dxa" w:w="3402"/>
+            <w:shd w:val="clear" w:color="auto" w:fill="F8F9FA"/>
           </w:tcPr>
           <w:p>
             <w:r>
               <w:rPr>
                 <w:sz w:val="18"/>
               </w:rPr>
-              <w:t>Avril 2020</w:t>
+              <w:t>Implémentation</w:t>
             </w:r>
           </w:p>
         </w:tc>
         <w:tc>
           <w:tcPr>
-            <w:tcW w:type="dxa" w:w="3135"/>
+            <w:tcW w:type="dxa" w:w="3118"/>
+            <w:shd w:val="clear" w:color="auto" w:fill="F8F9FA"/>
           </w:tcPr>
           <w:p>
             <w:r>
               <w:rPr>
                 <w:sz w:val="18"/>
               </w:rPr>
-              <w:t>84 776</w:t>
-            </w:r>
-          </w:p>
-        </w:tc>
-      </w:tr>
-      <w:tr>
-        <w:tc>
-          <w:tcPr>
-            <w:tcW w:type="dxa" w:w="3135"/>
-            <w:shd w:val="clear" w:color="auto" w:fill="F1F3F4"/>
-          </w:tcPr>
-          <w:p>
-            <w:r>
-              <w:rPr>
-                <w:sz w:val="18"/>
-              </w:rPr>
-              <w:t>202005-divvy-tripdata.csv</w:t>
-            </w:r>
-          </w:p>
-        </w:tc>
-        <w:tc>
-          <w:tcPr>
-            <w:tcW w:type="dxa" w:w="3135"/>
-            <w:shd w:val="clear" w:color="auto" w:fill="F1F3F4"/>
-          </w:tcPr>
-          <w:p>
-            <w:r>
-              <w:rPr>
-                <w:sz w:val="18"/>
-              </w:rPr>
-              <w:t>Mai 2020</w:t>
-            </w:r>
-          </w:p>
-        </w:tc>
-        <w:tc>
-          <w:tcPr>
-            <w:tcW w:type="dxa" w:w="3135"/>
-            <w:shd w:val="clear" w:color="auto" w:fill="F1F3F4"/>
-          </w:tcPr>
-          <w:p>
-            <w:r>
-              <w:rPr>
-                <w:sz w:val="18"/>
-              </w:rPr>
-              <w:t>200 274</w:t>
-            </w:r>
-          </w:p>
-        </w:tc>
-      </w:tr>
-      <w:tr>
-        <w:tc>
-          <w:tcPr>
-            <w:tcW w:type="dxa" w:w="3135"/>
-          </w:tcPr>
-          <w:p>
-            <w:r>
-              <w:rPr>
-                <w:sz w:val="18"/>
-              </w:rPr>
-              <w:t>202006-divvy-tripdata.csv</w:t>
-            </w:r>
-          </w:p>
-        </w:tc>
-        <w:tc>
-          <w:tcPr>
-            <w:tcW w:type="dxa" w:w="3135"/>
-          </w:tcPr>
-          <w:p>
-            <w:r>
-              <w:rPr>
-                <w:sz w:val="18"/>
-              </w:rPr>
-              <w:t>Juin 2020</w:t>
-            </w:r>
-          </w:p>
-        </w:tc>
-        <w:tc>
-          <w:tcPr>
-            <w:tcW w:type="dxa" w:w="3135"/>
-          </w:tcPr>
-          <w:p>
-            <w:r>
-              <w:rPr>
-                <w:sz w:val="18"/>
-              </w:rPr>
-              <w:t>343 005</w:t>
-            </w:r>
-          </w:p>
-        </w:tc>
-      </w:tr>
-      <w:tr>
-        <w:tc>
-          <w:tcPr>
-            <w:tcW w:type="dxa" w:w="3135"/>
-            <w:shd w:val="clear" w:color="auto" w:fill="F1F3F4"/>
-          </w:tcPr>
-          <w:p>
-            <w:r>
-              <w:rPr>
-                <w:sz w:val="18"/>
-              </w:rPr>
-              <w:t>202007-divvy-tripdata.csv</w:t>
-            </w:r>
-          </w:p>
-        </w:tc>
-        <w:tc>
-          <w:tcPr>
-            <w:tcW w:type="dxa" w:w="3135"/>
-            <w:shd w:val="clear" w:color="auto" w:fill="F1F3F4"/>
-          </w:tcPr>
-          <w:p>
-            <w:r>
-              <w:rPr>
-                <w:sz w:val="18"/>
-              </w:rPr>
-              <w:t>Juillet 2020</w:t>
-            </w:r>
-          </w:p>
-        </w:tc>
-        <w:tc>
-          <w:tcPr>
-            <w:tcW w:type="dxa" w:w="3135"/>
-            <w:shd w:val="clear" w:color="auto" w:fill="F1F3F4"/>
-          </w:tcPr>
-          <w:p>
-            <w:r>
-              <w:rPr>
-                <w:sz w:val="18"/>
-              </w:rPr>
-              <w:t>551 480</w:t>
-            </w:r>
-          </w:p>
-        </w:tc>
-      </w:tr>
-      <w:tr>
-        <w:tc>
-          <w:tcPr>
-            <w:tcW w:type="dxa" w:w="3135"/>
-          </w:tcPr>
-          <w:p>
-            <w:r>
-              <w:rPr>
-                <w:sz w:val="18"/>
-              </w:rPr>
-              <w:t>202008-divvy-tripdata.csv</w:t>
-            </w:r>
-          </w:p>
-        </w:tc>
-        <w:tc>
-          <w:tcPr>
-            <w:tcW w:type="dxa" w:w="3135"/>
-          </w:tcPr>
-          <w:p>
-            <w:r>
-              <w:rPr>
-                <w:sz w:val="18"/>
-              </w:rPr>
-              <w:t>Août 2020</w:t>
-            </w:r>
-          </w:p>
-        </w:tc>
-        <w:tc>
-          <w:tcPr>
-            <w:tcW w:type="dxa" w:w="3135"/>
-          </w:tcPr>
-          <w:p>
-            <w:r>
-              <w:rPr>
-                <w:sz w:val="18"/>
-              </w:rPr>
-              <w:t>622 361</w:t>
-            </w:r>
-          </w:p>
-        </w:tc>
-      </w:tr>
-      <w:tr>
-        <w:tc>
-          <w:tcPr>
-            <w:tcW w:type="dxa" w:w="3135"/>
-            <w:shd w:val="clear" w:color="auto" w:fill="F1F3F4"/>
-          </w:tcPr>
-          <w:p>
-            <w:r>
-              <w:rPr>
-                <w:sz w:val="18"/>
-              </w:rPr>
-              <w:t>202009-divvy-tripdata.csv</w:t>
-            </w:r>
-          </w:p>
-        </w:tc>
-        <w:tc>
-          <w:tcPr>
-            <w:tcW w:type="dxa" w:w="3135"/>
-            <w:shd w:val="clear" w:color="auto" w:fill="F1F3F4"/>
-          </w:tcPr>
-          <w:p>
-            <w:r>
-              <w:rPr>
-                <w:sz w:val="18"/>
-              </w:rPr>
-              <w:t>Septembre 2020</w:t>
-            </w:r>
-          </w:p>
-        </w:tc>
-        <w:tc>
-          <w:tcPr>
-            <w:tcW w:type="dxa" w:w="3135"/>
-            <w:shd w:val="clear" w:color="auto" w:fill="F1F3F4"/>
-          </w:tcPr>
-          <w:p>
-            <w:r>
-              <w:rPr>
-                <w:sz w:val="18"/>
-              </w:rPr>
-              <w:t>532 958</w:t>
-            </w:r>
-          </w:p>
-        </w:tc>
-      </w:tr>
-      <w:tr>
-        <w:tc>
-          <w:tcPr>
-            <w:tcW w:type="dxa" w:w="3135"/>
-          </w:tcPr>
-          <w:p>
-            <w:r>
-              <w:rPr>
-                <w:sz w:val="18"/>
-              </w:rPr>
-              <w:t>202010-divvy-tripdata.csv</w:t>
-            </w:r>
-          </w:p>
-        </w:tc>
-        <w:tc>
-          <w:tcPr>
-            <w:tcW w:type="dxa" w:w="3135"/>
-          </w:tcPr>
-          <w:p>
-            <w:r>
-              <w:rPr>
-                <w:sz w:val="18"/>
-              </w:rPr>
-              <w:t>Octobre 2020</w:t>
-            </w:r>
-          </w:p>
-        </w:tc>
-        <w:tc>
-          <w:tcPr>
-            <w:tcW w:type="dxa" w:w="3135"/>
-          </w:tcPr>
-          <w:p>
-            <w:r>
-              <w:rPr>
-                <w:sz w:val="18"/>
-              </w:rPr>
-              <w:t>388 653</w:t>
-            </w:r>
-          </w:p>
-        </w:tc>
-      </w:tr>
-      <w:tr>
-        <w:tc>
-          <w:tcPr>
-            <w:tcW w:type="dxa" w:w="3135"/>
-            <w:shd w:val="clear" w:color="auto" w:fill="F1F3F4"/>
-          </w:tcPr>
-          <w:p>
-            <w:r>
-              <w:rPr>
-                <w:sz w:val="18"/>
-              </w:rPr>
-              <w:t>202011-divvy-tripdata.csv</w:t>
-            </w:r>
-          </w:p>
-        </w:tc>
-        <w:tc>
-          <w:tcPr>
-            <w:tcW w:type="dxa" w:w="3135"/>
-            <w:shd w:val="clear" w:color="auto" w:fill="F1F3F4"/>
-          </w:tcPr>
-          <w:p>
-            <w:r>
-              <w:rPr>
-                <w:sz w:val="18"/>
-              </w:rPr>
-              <w:t>Novembre 2020</w:t>
-            </w:r>
-          </w:p>
-        </w:tc>
-        <w:tc>
-          <w:tcPr>
-            <w:tcW w:type="dxa" w:w="3135"/>
-            <w:shd w:val="clear" w:color="auto" w:fill="F1F3F4"/>
-          </w:tcPr>
-          <w:p>
-            <w:r>
-              <w:rPr>
-                <w:sz w:val="18"/>
-              </w:rPr>
-              <w:t>259 716</w:t>
-            </w:r>
-          </w:p>
-        </w:tc>
-      </w:tr>
-      <w:tr>
-        <w:tc>
-          <w:tcPr>
-            <w:tcW w:type="dxa" w:w="3135"/>
-          </w:tcPr>
-          <w:p>
-            <w:r>
-              <w:rPr>
-                <w:sz w:val="18"/>
-              </w:rPr>
-              <w:t>202012-divvy-tripdata.csv</w:t>
-            </w:r>
-          </w:p>
-        </w:tc>
-        <w:tc>
-          <w:tcPr>
-            <w:tcW w:type="dxa" w:w="3135"/>
-          </w:tcPr>
-          <w:p>
-            <w:r>
-              <w:rPr>
-                <w:sz w:val="18"/>
-              </w:rPr>
-              <w:t>Décembre 2020</w:t>
-            </w:r>
-          </w:p>
-        </w:tc>
-        <w:tc>
-          <w:tcPr>
-            <w:tcW w:type="dxa" w:w="3135"/>
-          </w:tcPr>
-          <w:p>
-            <w:r>
-              <w:rPr>
-                <w:sz w:val="18"/>
-              </w:rPr>
-              <w:t>131 573</w:t>
-            </w:r>
-          </w:p>
-        </w:tc>
-      </w:tr>
-      <w:tr>
-        <w:tc>
-          <w:tcPr>
-            <w:tcW w:type="dxa" w:w="3135"/>
-            <w:shd w:val="clear" w:color="auto" w:fill="F1F3F4"/>
-          </w:tcPr>
-          <w:p>
-            <w:r>
-              <w:rPr>
-                <w:sz w:val="18"/>
-              </w:rPr>
-              <w:t>**Total**</w:t>
-            </w:r>
-          </w:p>
-        </w:tc>
-        <w:tc>
-          <w:tcPr>
-            <w:tcW w:type="dxa" w:w="3135"/>
-            <w:shd w:val="clear" w:color="auto" w:fill="F1F3F4"/>
-          </w:tcPr>
-          <w:p>
-            <w:r>
-              <w:rPr>
-                <w:sz w:val="18"/>
-              </w:rPr>
-              <w:t>**Jan 2019 – Déc 2020**</w:t>
-            </w:r>
-          </w:p>
-        </w:tc>
-        <w:tc>
-          <w:tcPr>
-            <w:tcW w:type="dxa" w:w="3135"/>
-            <w:shd w:val="clear" w:color="auto" w:fill="F1F3F4"/>
-          </w:tcPr>
-          <w:p>
-            <w:r>
-              <w:rPr>
-                <w:sz w:val="18"/>
-              </w:rPr>
-              <w:t>**~3 906 752**</w:t>
+              <w:t>Données exploitables pour les campagnes</w:t>
             </w:r>
           </w:p>
         </w:tc>
       </w:tr>
     </w:tbl>
-    <w:p/>
-    <w:p/>
     <w:p>
       <w:pPr>
-        <w:pStyle w:val="Heading3"/>
+        <w:spacing w:after="80"/>
       </w:pPr>
+    </w:p>
+    <w:p>
       <w:r>
-        <w:rPr>
-          <w:color w:val="5F6368"/>
-          <w:sz w:val="22"/>
-        </w:rPr>
-        <w:t>Crédibilité des données (ROCCC)</w:t>
-      </w:r>
-    </w:p>
-    <w:p/>
-    <w:tbl>
-      <w:tblPr>
-        <w:tblStyle w:val="TableGrid"/>
-        <w:tblW w:type="auto" w:w="0"/>
-        <w:jc w:val="center"/>
-        <w:tblLook w:firstColumn="1" w:firstRow="1" w:lastColumn="0" w:lastRow="0" w:noHBand="0" w:noVBand="1" w:val="04A0"/>
-      </w:tblPr>
-      <w:tblGrid>
-        <w:gridCol w:w="4703"/>
-        <w:gridCol w:w="4703"/>
-      </w:tblGrid>
-      <w:tr>
-        <w:tc>
-          <w:tcPr>
-            <w:tcW w:type="dxa" w:w="4703"/>
-            <w:shd w:val="clear" w:color="auto" w:fill="1A73E8"/>
-          </w:tcPr>
-          <w:p>
-            <w:r>
-              <w:rPr>
-                <w:b/>
-                <w:color w:val="FFFFFF"/>
-                <w:sz w:val="18"/>
-              </w:rPr>
-              <w:t>Critère</w:t>
-            </w:r>
-          </w:p>
-        </w:tc>
-        <w:tc>
-          <w:tcPr>
-            <w:tcW w:type="dxa" w:w="4703"/>
-            <w:shd w:val="clear" w:color="auto" w:fill="1A73E8"/>
-          </w:tcPr>
-          <w:p>
-            <w:r>
-              <w:rPr>
-                <w:b/>
-                <w:color w:val="FFFFFF"/>
-                <w:sz w:val="18"/>
-              </w:rPr>
-              <w:t>Évaluation</w:t>
-            </w:r>
-          </w:p>
-        </w:tc>
-      </w:tr>
-      <w:tr>
-        <w:tc>
-          <w:tcPr>
-            <w:tcW w:type="dxa" w:w="4703"/>
-          </w:tcPr>
-          <w:p>
-            <w:r>
-              <w:rPr>
-                <w:sz w:val="18"/>
-              </w:rPr>
-              <w:t>**Reliable**</w:t>
-            </w:r>
-          </w:p>
-        </w:tc>
-        <w:tc>
-          <w:tcPr>
-            <w:tcW w:type="dxa" w:w="4703"/>
-          </w:tcPr>
-          <w:p>
-            <w:r>
-              <w:rPr>
-                <w:sz w:val="18"/>
-              </w:rPr>
-              <w:t>✅ Données opérationnelles collectées automatiquement par les capteurs</w:t>
-            </w:r>
-          </w:p>
-        </w:tc>
-      </w:tr>
-      <w:tr>
-        <w:tc>
-          <w:tcPr>
-            <w:tcW w:type="dxa" w:w="4703"/>
-            <w:shd w:val="clear" w:color="auto" w:fill="F1F3F4"/>
-          </w:tcPr>
-          <w:p>
-            <w:r>
-              <w:rPr>
-                <w:sz w:val="18"/>
-              </w:rPr>
-              <w:t>**Original**</w:t>
-            </w:r>
-          </w:p>
-        </w:tc>
-        <w:tc>
-          <w:tcPr>
-            <w:tcW w:type="dxa" w:w="4703"/>
-            <w:shd w:val="clear" w:color="auto" w:fill="F1F3F4"/>
-          </w:tcPr>
-          <w:p>
-            <w:r>
-              <w:rPr>
-                <w:sz w:val="18"/>
-              </w:rPr>
-              <w:t>✅ Source primaire : Motivate International Inc. (opérateur réel)</w:t>
-            </w:r>
-          </w:p>
-        </w:tc>
-      </w:tr>
-      <w:tr>
-        <w:tc>
-          <w:tcPr>
-            <w:tcW w:type="dxa" w:w="4703"/>
-          </w:tcPr>
-          <w:p>
-            <w:r>
-              <w:rPr>
-                <w:sz w:val="18"/>
-              </w:rPr>
-              <w:t>**Comprehensive**</w:t>
-            </w:r>
-          </w:p>
-        </w:tc>
-        <w:tc>
-          <w:tcPr>
-            <w:tcW w:type="dxa" w:w="4703"/>
-          </w:tcPr>
-          <w:p>
-            <w:r>
-              <w:rPr>
-                <w:sz w:val="18"/>
-              </w:rPr>
-              <w:t>✅ Couvre tous les trajets sur la période, pas d'échantillonnage</w:t>
-            </w:r>
-          </w:p>
-        </w:tc>
-      </w:tr>
-      <w:tr>
-        <w:tc>
-          <w:tcPr>
-            <w:tcW w:type="dxa" w:w="4703"/>
-            <w:shd w:val="clear" w:color="auto" w:fill="F1F3F4"/>
-          </w:tcPr>
-          <w:p>
-            <w:r>
-              <w:rPr>
-                <w:sz w:val="18"/>
-              </w:rPr>
-              <w:t>**Current**</w:t>
-            </w:r>
-          </w:p>
-        </w:tc>
-        <w:tc>
-          <w:tcPr>
-            <w:tcW w:type="dxa" w:w="4703"/>
-            <w:shd w:val="clear" w:color="auto" w:fill="F1F3F4"/>
-          </w:tcPr>
-          <w:p>
-            <w:r>
-              <w:rPr>
-                <w:sz w:val="18"/>
-              </w:rPr>
-              <w:t>⚠️ Données 2019–2020 (pas temps réel, mais suffisantes pour les tendances)</w:t>
-            </w:r>
-          </w:p>
-        </w:tc>
-      </w:tr>
-      <w:tr>
-        <w:tc>
-          <w:tcPr>
-            <w:tcW w:type="dxa" w:w="4703"/>
-          </w:tcPr>
-          <w:p>
-            <w:r>
-              <w:rPr>
-                <w:sz w:val="18"/>
-              </w:rPr>
-              <w:t>**Cited**</w:t>
-            </w:r>
-          </w:p>
-        </w:tc>
-        <w:tc>
-          <w:tcPr>
-            <w:tcW w:type="dxa" w:w="4703"/>
-          </w:tcPr>
-          <w:p>
-            <w:r>
-              <w:rPr>
-                <w:sz w:val="18"/>
-              </w:rPr>
-              <w:t>✅ Licence publique Divvy Data License Agreement</w:t>
-            </w:r>
-          </w:p>
-        </w:tc>
-      </w:tr>
-    </w:tbl>
-    <w:p/>
-    <w:p/>
-    <w:p>
-      <w:pPr>
-        <w:pStyle w:val="Heading3"/>
-      </w:pPr>
-      <w:r>
-        <w:rPr>
-          <w:color w:val="5F6368"/>
-          <w:sz w:val="22"/>
-        </w:rPr>
-        <w:t>Limites et contraintes</w:t>
+        <w:br w:type="page"/>
       </w:r>
     </w:p>
     <w:p>
       <w:pPr>
-        <w:pStyle w:val="ListBullet"/>
-        <w:ind w:left="283"/>
+        <w:spacing w:before="280" w:after="80"/>
+        <w:pBdr>
+          <w:bottom w:val="single" w:sz="6" w:space="4" w:color="1A73E8"/>
+        </w:pBdr>
       </w:pPr>
       <w:r>
         <w:rPr>
           <w:b/>
+          <w:color w:val="1A73E8"/>
+          <w:sz w:val="32"/>
         </w:rPr>
-        <w:t>Confidentialité</w:t>
+        <w:t xml:space="preserve">2.  </w:t>
       </w:r>
       <w:r>
-        <w:t xml:space="preserve"> : pas d'identifiant personnel — impossible de relier les trajets à un individu</w:t>
+        <w:rPr>
+          <w:b/>
+          <w:color w:val="202124"/>
+          <w:sz w:val="32"/>
+        </w:rPr>
+        <w:t>Sources de données &amp; Méthodologie</w:t>
       </w:r>
     </w:p>
     <w:p>
       <w:pPr>
-        <w:pStyle w:val="ListBullet"/>
-        <w:ind w:left="283"/>
+        <w:spacing w:before="200" w:after="80"/>
       </w:pPr>
       <w:r>
         <w:rPr>
           <w:b/>
+          <w:color w:val="202124"/>
+          <w:sz w:val="24"/>
         </w:rPr>
-        <w:t>Données manquantes</w:t>
-      </w:r>
-      <w:r>
-        <w:t xml:space="preserve"> : ~5–15% de valeurs nulles sur les noms de stations (rides electric/docked)</w:t>
+        <w:t>2.1  Fichiers utilisés</w:t>
       </w:r>
     </w:p>
-    <w:p>
-      <w:pPr>
-        <w:pStyle w:val="ListBullet"/>
-        <w:ind w:left="283"/>
-      </w:pPr>
-      <w:r>
-        <w:rPr>
-          <w:b/>
-        </w:rPr>
-        <w:t>Schéma hétérogène</w:t>
-      </w:r>
-      <w:r>
-        <w:t xml:space="preserve"> : le fichier 2019 Q1 utilise une structure différente (mappée lors du nettoyage)</w:t>
-      </w:r>
-    </w:p>
-    <w:p>
-      <w:pPr>
-        <w:pStyle w:val="ListBullet"/>
-        <w:ind w:left="283"/>
-      </w:pPr>
-      <w:r>
-        <w:rPr>
-          <w:b/>
-        </w:rPr>
-        <w:t>COVID-19</w:t>
-      </w:r>
-      <w:r>
-        <w:t xml:space="preserve"> : les données 2020 peuvent refléter des comportements atypiques (confinement)</w:t>
-      </w:r>
-    </w:p>
-    <w:p/>
-    <w:p>
-      <w:r>
-        <w:t>────────────────────────────────────────────────────────────</w:t>
-      </w:r>
-    </w:p>
-    <w:p/>
-    <w:p>
-      <w:pPr>
-        <w:pStyle w:val="Heading2"/>
-      </w:pPr>
-      <w:r>
-        <w:rPr>
-          <w:color w:val="202124"/>
-          <w:sz w:val="26"/>
-        </w:rPr>
-        <w:t>3. Documentation du nettoyage</w:t>
-      </w:r>
-    </w:p>
-    <w:p/>
-    <w:p>
-      <w:pPr>
-        <w:pStyle w:val="Heading3"/>
-      </w:pPr>
-      <w:r>
-        <w:rPr>
-          <w:color w:val="5F6368"/>
-          <w:sz w:val="22"/>
-        </w:rPr>
-        <w:t>Outils utilisés</w:t>
-      </w:r>
-    </w:p>
-    <w:p>
-      <w:pPr>
-        <w:pStyle w:val="ListBullet"/>
-        <w:ind w:left="283"/>
-      </w:pPr>
-      <w:r>
-        <w:rPr>
-          <w:b/>
-        </w:rPr>
-        <w:t>Python 3.x</w:t>
-      </w:r>
-      <w:r>
-        <w:t xml:space="preserve"> avec pandas, numpy (nettoyage + analyse)</w:t>
-      </w:r>
-    </w:p>
-    <w:p>
-      <w:pPr>
-        <w:pStyle w:val="ListBullet"/>
-        <w:ind w:left="283"/>
-      </w:pPr>
-      <w:r>
-        <w:rPr>
-          <w:b/>
-        </w:rPr>
-        <w:t>matplotlib / seaborn</w:t>
-      </w:r>
-      <w:r>
-        <w:t xml:space="preserve"> (visualisations statiques)</w:t>
-      </w:r>
-    </w:p>
-    <w:p>
-      <w:pPr>
-        <w:pStyle w:val="ListBullet"/>
-        <w:ind w:left="283"/>
-      </w:pPr>
-      <w:r>
-        <w:rPr>
-          <w:b/>
-        </w:rPr>
-        <w:t>Plotly</w:t>
-      </w:r>
-      <w:r>
-        <w:t xml:space="preserve"> (dashboard interactif)</w:t>
-      </w:r>
-    </w:p>
-    <w:p/>
-    <w:p>
-      <w:pPr>
-        <w:pStyle w:val="Heading3"/>
-      </w:pPr>
-      <w:r>
-        <w:rPr>
-          <w:color w:val="5F6368"/>
-          <w:sz w:val="22"/>
-        </w:rPr>
-        <w:t>Transformations appliquées</w:t>
-      </w:r>
-    </w:p>
-    <w:p/>
     <w:tbl>
       <w:tblPr>
         <w:tblStyle w:val="TableGrid"/>
@@ -1588,49 +1318,58 @@
       <w:tr>
         <w:tc>
           <w:tcPr>
-            <w:tcW w:type="dxa" w:w="3135"/>
+            <w:tcW w:type="dxa" w:w="4252"/>
             <w:shd w:val="clear" w:color="auto" w:fill="1A73E8"/>
           </w:tcPr>
           <w:p>
+            <w:pPr>
+              <w:jc w:val="center"/>
+            </w:pPr>
             <w:r>
               <w:rPr>
                 <w:b/>
                 <w:color w:val="FFFFFF"/>
                 <w:sz w:val="18"/>
               </w:rPr>
-              <w:t>Étape</w:t>
+              <w:t>Fichier</w:t>
             </w:r>
           </w:p>
         </w:tc>
         <w:tc>
           <w:tcPr>
-            <w:tcW w:type="dxa" w:w="3135"/>
+            <w:tcW w:type="dxa" w:w="2268"/>
             <w:shd w:val="clear" w:color="auto" w:fill="1A73E8"/>
           </w:tcPr>
           <w:p>
+            <w:pPr>
+              <w:jc w:val="center"/>
+            </w:pPr>
             <w:r>
               <w:rPr>
                 <w:b/>
                 <w:color w:val="FFFFFF"/>
                 <w:sz w:val="18"/>
               </w:rPr>
-              <w:t>Action</w:t>
+              <w:t>Période</w:t>
             </w:r>
           </w:p>
         </w:tc>
         <w:tc>
           <w:tcPr>
-            <w:tcW w:type="dxa" w:w="3135"/>
+            <w:tcW w:type="dxa" w:w="2551"/>
             <w:shd w:val="clear" w:color="auto" w:fill="1A73E8"/>
           </w:tcPr>
           <w:p>
+            <w:pPr>
+              <w:jc w:val="center"/>
+            </w:pPr>
             <w:r>
               <w:rPr>
                 <w:b/>
                 <w:color w:val="FFFFFF"/>
                 <w:sz w:val="18"/>
               </w:rPr>
-              <w:t>Impact</w:t>
+              <w:t>Lignes brutes</w:t>
             </w:r>
           </w:p>
         </w:tc>
@@ -1638,40 +1377,43 @@
       <w:tr>
         <w:tc>
           <w:tcPr>
-            <w:tcW w:type="dxa" w:w="3135"/>
+            <w:tcW w:type="dxa" w:w="4252"/>
+            <w:shd w:val="clear" w:color="auto" w:fill="F8F9FA"/>
           </w:tcPr>
           <w:p>
             <w:r>
               <w:rPr>
                 <w:sz w:val="18"/>
               </w:rPr>
-              <w:t>Harmonisation schéma</w:t>
+              <w:t>Divvy_Trips_2019_Q1.csv</w:t>
             </w:r>
           </w:p>
         </w:tc>
         <w:tc>
           <w:tcPr>
-            <w:tcW w:type="dxa" w:w="3135"/>
+            <w:tcW w:type="dxa" w:w="2268"/>
+            <w:shd w:val="clear" w:color="auto" w:fill="F8F9FA"/>
           </w:tcPr>
           <w:p>
             <w:r>
               <w:rPr>
                 <w:sz w:val="18"/>
               </w:rPr>
-              <w:t>Renommage colonnes 2019 Q1 + mapping Subscriber→member / Customer→casual</w:t>
+              <w:t>Janv.–Mars 2019</w:t>
             </w:r>
           </w:p>
         </w:tc>
         <w:tc>
           <w:tcPr>
-            <w:tcW w:type="dxa" w:w="3135"/>
+            <w:tcW w:type="dxa" w:w="2551"/>
+            <w:shd w:val="clear" w:color="auto" w:fill="F8F9FA"/>
           </w:tcPr>
           <w:p>
             <w:r>
               <w:rPr>
                 <w:sz w:val="18"/>
               </w:rPr>
-              <w:t>Unification des 11 fichiers</w:t>
+              <w:t>365 069</w:t>
             </w:r>
           </w:p>
         </w:tc>
@@ -1679,43 +1421,40 @@
       <w:tr>
         <w:tc>
           <w:tcPr>
-            <w:tcW w:type="dxa" w:w="3135"/>
-            <w:shd w:val="clear" w:color="auto" w:fill="F1F3F4"/>
+            <w:tcW w:type="dxa" w:w="4252"/>
           </w:tcPr>
           <w:p>
             <w:r>
               <w:rPr>
                 <w:sz w:val="18"/>
               </w:rPr>
-              <w:t>Conversion datetime</w:t>
+              <w:t>Divvy_Trips_2020_Q1.csv</w:t>
             </w:r>
           </w:p>
         </w:tc>
         <w:tc>
           <w:tcPr>
-            <w:tcW w:type="dxa" w:w="3135"/>
-            <w:shd w:val="clear" w:color="auto" w:fill="F1F3F4"/>
+            <w:tcW w:type="dxa" w:w="2268"/>
           </w:tcPr>
           <w:p>
             <w:r>
               <w:rPr>
                 <w:sz w:val="18"/>
               </w:rPr>
-              <w:t>`started_at` et `ended_at` → format datetime</w:t>
+              <w:t>Janv.–Mars 2020</w:t>
             </w:r>
           </w:p>
         </w:tc>
         <w:tc>
           <w:tcPr>
-            <w:tcW w:type="dxa" w:w="3135"/>
-            <w:shd w:val="clear" w:color="auto" w:fill="F1F3F4"/>
+            <w:tcW w:type="dxa" w:w="2551"/>
           </w:tcPr>
           <w:p>
             <w:r>
               <w:rPr>
                 <w:sz w:val="18"/>
               </w:rPr>
-              <w:t>Calculs temporels</w:t>
+              <w:t>426 887</w:t>
             </w:r>
           </w:p>
         </w:tc>
@@ -1723,40 +1462,43 @@
       <w:tr>
         <w:tc>
           <w:tcPr>
-            <w:tcW w:type="dxa" w:w="3135"/>
+            <w:tcW w:type="dxa" w:w="4252"/>
+            <w:shd w:val="clear" w:color="auto" w:fill="F8F9FA"/>
           </w:tcPr>
           <w:p>
             <w:r>
               <w:rPr>
                 <w:sz w:val="18"/>
               </w:rPr>
-              <w:t>ride_length</w:t>
+              <w:t>202004-divvy-tripdata.csv</w:t>
             </w:r>
           </w:p>
         </w:tc>
         <w:tc>
           <w:tcPr>
-            <w:tcW w:type="dxa" w:w="3135"/>
+            <w:tcW w:type="dxa" w:w="2268"/>
+            <w:shd w:val="clear" w:color="auto" w:fill="F8F9FA"/>
           </w:tcPr>
           <w:p>
             <w:r>
               <w:rPr>
                 <w:sz w:val="18"/>
               </w:rPr>
-              <w:t>`(ended_at - started_at)` en minutes</w:t>
+              <w:t>Avril 2020</w:t>
             </w:r>
           </w:p>
         </w:tc>
         <w:tc>
           <w:tcPr>
-            <w:tcW w:type="dxa" w:w="3135"/>
+            <w:tcW w:type="dxa" w:w="2551"/>
+            <w:shd w:val="clear" w:color="auto" w:fill="F8F9FA"/>
           </w:tcPr>
           <w:p>
             <w:r>
               <w:rPr>
                 <w:sz w:val="18"/>
               </w:rPr>
-              <w:t>Nouvelle colonne</w:t>
+              <w:t>84 776</w:t>
             </w:r>
           </w:p>
         </w:tc>
@@ -1764,43 +1506,40 @@
       <w:tr>
         <w:tc>
           <w:tcPr>
-            <w:tcW w:type="dxa" w:w="3135"/>
-            <w:shd w:val="clear" w:color="auto" w:fill="F1F3F4"/>
+            <w:tcW w:type="dxa" w:w="4252"/>
           </w:tcPr>
           <w:p>
             <w:r>
               <w:rPr>
                 <w:sz w:val="18"/>
               </w:rPr>
-              <w:t>day_of_week</w:t>
+              <w:t>202005-divvy-tripdata.csv</w:t>
             </w:r>
           </w:p>
         </w:tc>
         <w:tc>
           <w:tcPr>
-            <w:tcW w:type="dxa" w:w="3135"/>
-            <w:shd w:val="clear" w:color="auto" w:fill="F1F3F4"/>
+            <w:tcW w:type="dxa" w:w="2268"/>
           </w:tcPr>
           <w:p>
             <w:r>
               <w:rPr>
                 <w:sz w:val="18"/>
               </w:rPr>
-              <w:t>1=Dimanche … 7=Samedi</w:t>
+              <w:t>Mai 2020</w:t>
             </w:r>
           </w:p>
         </w:tc>
         <w:tc>
           <w:tcPr>
-            <w:tcW w:type="dxa" w:w="3135"/>
-            <w:shd w:val="clear" w:color="auto" w:fill="F1F3F4"/>
+            <w:tcW w:type="dxa" w:w="2551"/>
           </w:tcPr>
           <w:p>
             <w:r>
               <w:rPr>
                 <w:sz w:val="18"/>
               </w:rPr>
-              <w:t>Nouvelle colonne</w:t>
+              <w:t>200 274</w:t>
             </w:r>
           </w:p>
         </w:tc>
@@ -1808,40 +1547,43 @@
       <w:tr>
         <w:tc>
           <w:tcPr>
-            <w:tcW w:type="dxa" w:w="3135"/>
+            <w:tcW w:type="dxa" w:w="4252"/>
+            <w:shd w:val="clear" w:color="auto" w:fill="F8F9FA"/>
           </w:tcPr>
           <w:p>
             <w:r>
               <w:rPr>
                 <w:sz w:val="18"/>
               </w:rPr>
-              <w:t>month / year / season</w:t>
+              <w:t>202006-divvy-tripdata.csv</w:t>
             </w:r>
           </w:p>
         </w:tc>
         <w:tc>
           <w:tcPr>
-            <w:tcW w:type="dxa" w:w="3135"/>
+            <w:tcW w:type="dxa" w:w="2268"/>
+            <w:shd w:val="clear" w:color="auto" w:fill="F8F9FA"/>
           </w:tcPr>
           <w:p>
             <w:r>
               <w:rPr>
                 <w:sz w:val="18"/>
               </w:rPr>
-              <w:t>Extraits de started_at</w:t>
+              <w:t>Juin 2020</w:t>
             </w:r>
           </w:p>
         </w:tc>
         <w:tc>
           <w:tcPr>
-            <w:tcW w:type="dxa" w:w="3135"/>
+            <w:tcW w:type="dxa" w:w="2551"/>
+            <w:shd w:val="clear" w:color="auto" w:fill="F8F9FA"/>
           </w:tcPr>
           <w:p>
             <w:r>
               <w:rPr>
                 <w:sz w:val="18"/>
               </w:rPr>
-              <w:t>Nouvelles colonnes</w:t>
+              <w:t>343 005</w:t>
             </w:r>
           </w:p>
         </w:tc>
@@ -1849,43 +1591,40 @@
       <w:tr>
         <w:tc>
           <w:tcPr>
-            <w:tcW w:type="dxa" w:w="3135"/>
-            <w:shd w:val="clear" w:color="auto" w:fill="F1F3F4"/>
+            <w:tcW w:type="dxa" w:w="4252"/>
           </w:tcPr>
           <w:p>
             <w:r>
               <w:rPr>
                 <w:sz w:val="18"/>
               </w:rPr>
-              <w:t>Doublons</w:t>
+              <w:t>202007-divvy-tripdata.csv</w:t>
             </w:r>
           </w:p>
         </w:tc>
         <w:tc>
           <w:tcPr>
-            <w:tcW w:type="dxa" w:w="3135"/>
-            <w:shd w:val="clear" w:color="auto" w:fill="F1F3F4"/>
+            <w:tcW w:type="dxa" w:w="2268"/>
           </w:tcPr>
           <w:p>
             <w:r>
               <w:rPr>
                 <w:sz w:val="18"/>
               </w:rPr>
-              <w:t>Suppression sur ride_id</w:t>
+              <w:t>Juillet 2020</w:t>
             </w:r>
           </w:p>
         </w:tc>
         <w:tc>
           <w:tcPr>
-            <w:tcW w:type="dxa" w:w="3135"/>
-            <w:shd w:val="clear" w:color="auto" w:fill="F1F3F4"/>
+            <w:tcW w:type="dxa" w:w="2551"/>
           </w:tcPr>
           <w:p>
             <w:r>
               <w:rPr>
                 <w:sz w:val="18"/>
               </w:rPr>
-              <w:t>Dédoublonnage</w:t>
+              <w:t>551 480</w:t>
             </w:r>
           </w:p>
         </w:tc>
@@ -1893,40 +1632,43 @@
       <w:tr>
         <w:tc>
           <w:tcPr>
-            <w:tcW w:type="dxa" w:w="3135"/>
+            <w:tcW w:type="dxa" w:w="4252"/>
+            <w:shd w:val="clear" w:color="auto" w:fill="F8F9FA"/>
           </w:tcPr>
           <w:p>
             <w:r>
               <w:rPr>
                 <w:sz w:val="18"/>
               </w:rPr>
-              <w:t>ride_length ≤ 0</w:t>
+              <w:t>202008-divvy-tripdata.csv</w:t>
             </w:r>
           </w:p>
         </w:tc>
         <w:tc>
           <w:tcPr>
-            <w:tcW w:type="dxa" w:w="3135"/>
+            <w:tcW w:type="dxa" w:w="2268"/>
+            <w:shd w:val="clear" w:color="auto" w:fill="F8F9FA"/>
           </w:tcPr>
           <w:p>
             <w:r>
               <w:rPr>
                 <w:sz w:val="18"/>
               </w:rPr>
-              <w:t>Suppression (erreurs système)</w:t>
+              <w:t>Août 2020</w:t>
             </w:r>
           </w:p>
         </w:tc>
         <w:tc>
           <w:tcPr>
-            <w:tcW w:type="dxa" w:w="3135"/>
+            <w:tcW w:type="dxa" w:w="2551"/>
+            <w:shd w:val="clear" w:color="auto" w:fill="F8F9FA"/>
           </w:tcPr>
           <w:p>
             <w:r>
               <w:rPr>
                 <w:sz w:val="18"/>
               </w:rPr>
-              <w:t>Données invalides</w:t>
+              <w:t>622 361</w:t>
             </w:r>
           </w:p>
         </w:tc>
@@ -1934,43 +1676,40 @@
       <w:tr>
         <w:tc>
           <w:tcPr>
-            <w:tcW w:type="dxa" w:w="3135"/>
-            <w:shd w:val="clear" w:color="auto" w:fill="F1F3F4"/>
+            <w:tcW w:type="dxa" w:w="4252"/>
           </w:tcPr>
           <w:p>
             <w:r>
               <w:rPr>
                 <w:sz w:val="18"/>
               </w:rPr>
-              <w:t>ride_length &gt; 1440 min</w:t>
+              <w:t>202009-divvy-tripdata.csv</w:t>
             </w:r>
           </w:p>
         </w:tc>
         <w:tc>
           <w:tcPr>
-            <w:tcW w:type="dxa" w:w="3135"/>
-            <w:shd w:val="clear" w:color="auto" w:fill="F1F3F4"/>
+            <w:tcW w:type="dxa" w:w="2268"/>
           </w:tcPr>
           <w:p>
             <w:r>
               <w:rPr>
                 <w:sz w:val="18"/>
               </w:rPr>
-              <w:t>Suppression (vélos non retournés)</w:t>
+              <w:t>Septembre 2020</w:t>
             </w:r>
           </w:p>
         </w:tc>
         <w:tc>
           <w:tcPr>
-            <w:tcW w:type="dxa" w:w="3135"/>
-            <w:shd w:val="clear" w:color="auto" w:fill="F1F3F4"/>
+            <w:tcW w:type="dxa" w:w="2551"/>
           </w:tcPr>
           <w:p>
             <w:r>
               <w:rPr>
                 <w:sz w:val="18"/>
               </w:rPr>
-              <w:t>Outliers extrêmes</w:t>
+              <w:t>532 958</w:t>
             </w:r>
           </w:p>
         </w:tc>
@@ -1978,114 +1717,192 @@
       <w:tr>
         <w:tc>
           <w:tcPr>
-            <w:tcW w:type="dxa" w:w="3135"/>
+            <w:tcW w:type="dxa" w:w="4252"/>
+            <w:shd w:val="clear" w:color="auto" w:fill="F8F9FA"/>
           </w:tcPr>
           <w:p>
             <w:r>
               <w:rPr>
                 <w:sz w:val="18"/>
               </w:rPr>
-              <w:t>Stations de maintenance</w:t>
+              <w:t>202010-divvy-tripdata.csv</w:t>
             </w:r>
           </w:p>
         </w:tc>
         <w:tc>
           <w:tcPr>
-            <w:tcW w:type="dxa" w:w="3135"/>
+            <w:tcW w:type="dxa" w:w="2268"/>
+            <w:shd w:val="clear" w:color="auto" w:fill="F8F9FA"/>
           </w:tcPr>
           <w:p>
             <w:r>
               <w:rPr>
                 <w:sz w:val="18"/>
               </w:rPr>
-              <w:t>Suppression (HQ QR, TEST, DIVVY)</w:t>
+              <w:t>Octobre 2020</w:t>
             </w:r>
           </w:p>
         </w:tc>
         <w:tc>
           <w:tcPr>
-            <w:tcW w:type="dxa" w:w="3135"/>
+            <w:tcW w:type="dxa" w:w="2551"/>
+            <w:shd w:val="clear" w:color="auto" w:fill="F8F9FA"/>
           </w:tcPr>
           <w:p>
             <w:r>
               <w:rPr>
                 <w:sz w:val="18"/>
               </w:rPr>
-              <w:t>Trajets internes</w:t>
+              <w:t>388 653</w:t>
+            </w:r>
+          </w:p>
+        </w:tc>
+      </w:tr>
+      <w:tr>
+        <w:tc>
+          <w:tcPr>
+            <w:tcW w:type="dxa" w:w="4252"/>
+          </w:tcPr>
+          <w:p>
+            <w:r>
+              <w:rPr>
+                <w:sz w:val="18"/>
+              </w:rPr>
+              <w:t>202011-divvy-tripdata.csv</w:t>
+            </w:r>
+          </w:p>
+        </w:tc>
+        <w:tc>
+          <w:tcPr>
+            <w:tcW w:type="dxa" w:w="2268"/>
+          </w:tcPr>
+          <w:p>
+            <w:r>
+              <w:rPr>
+                <w:sz w:val="18"/>
+              </w:rPr>
+              <w:t>Novembre 2020</w:t>
+            </w:r>
+          </w:p>
+        </w:tc>
+        <w:tc>
+          <w:tcPr>
+            <w:tcW w:type="dxa" w:w="2551"/>
+          </w:tcPr>
+          <w:p>
+            <w:r>
+              <w:rPr>
+                <w:sz w:val="18"/>
+              </w:rPr>
+              <w:t>259 716</w:t>
+            </w:r>
+          </w:p>
+        </w:tc>
+      </w:tr>
+      <w:tr>
+        <w:tc>
+          <w:tcPr>
+            <w:tcW w:type="dxa" w:w="4252"/>
+            <w:shd w:val="clear" w:color="auto" w:fill="F8F9FA"/>
+          </w:tcPr>
+          <w:p>
+            <w:r>
+              <w:rPr>
+                <w:sz w:val="18"/>
+              </w:rPr>
+              <w:t>202012-divvy-tripdata.csv</w:t>
+            </w:r>
+          </w:p>
+        </w:tc>
+        <w:tc>
+          <w:tcPr>
+            <w:tcW w:type="dxa" w:w="2268"/>
+            <w:shd w:val="clear" w:color="auto" w:fill="F8F9FA"/>
+          </w:tcPr>
+          <w:p>
+            <w:r>
+              <w:rPr>
+                <w:sz w:val="18"/>
+              </w:rPr>
+              <w:t>Décembre 2020</w:t>
+            </w:r>
+          </w:p>
+        </w:tc>
+        <w:tc>
+          <w:tcPr>
+            <w:tcW w:type="dxa" w:w="2551"/>
+            <w:shd w:val="clear" w:color="auto" w:fill="F8F9FA"/>
+          </w:tcPr>
+          <w:p>
+            <w:r>
+              <w:rPr>
+                <w:sz w:val="18"/>
+              </w:rPr>
+              <w:t>131 573</w:t>
+            </w:r>
+          </w:p>
+        </w:tc>
+      </w:tr>
+      <w:tr>
+        <w:tc>
+          <w:tcPr>
+            <w:tcW w:type="dxa" w:w="4252"/>
+          </w:tcPr>
+          <w:p>
+            <w:r>
+              <w:rPr>
+                <w:sz w:val="18"/>
+              </w:rPr>
+              <w:t>TOTAL</w:t>
+            </w:r>
+          </w:p>
+        </w:tc>
+        <w:tc>
+          <w:tcPr>
+            <w:tcW w:type="dxa" w:w="2268"/>
+          </w:tcPr>
+          <w:p>
+            <w:r>
+              <w:rPr>
+                <w:sz w:val="18"/>
+              </w:rPr>
+              <w:t>Jan 2019 – Déc 2020</w:t>
+            </w:r>
+          </w:p>
+        </w:tc>
+        <w:tc>
+          <w:tcPr>
+            <w:tcW w:type="dxa" w:w="2551"/>
+          </w:tcPr>
+          <w:p>
+            <w:r>
+              <w:rPr>
+                <w:sz w:val="18"/>
+              </w:rPr>
+              <w:t>3 906 752</w:t>
             </w:r>
           </w:p>
         </w:tc>
       </w:tr>
     </w:tbl>
-    <w:p/>
-    <w:p/>
     <w:p>
       <w:pPr>
-        <w:pStyle w:val="Quote"/>
+        <w:spacing w:after="80"/>
+      </w:pPr>
+    </w:p>
+    <w:p>
+      <w:pPr>
+        <w:spacing w:before="200" w:after="80"/>
       </w:pPr>
       <w:r>
         <w:rPr>
-          <w:i/>
+          <w:b/>
+          <w:color w:val="202124"/>
+          <w:sz w:val="24"/>
         </w:rPr>
-        <w:t xml:space="preserve">Voir </w:t>
-      </w:r>
-      <w:r>
-        <w:rPr>
-          <w:rFonts w:ascii="Courier New" w:hAnsi="Courier New"/>
-          <w:color w:val="C62828"/>
-          <w:sz w:val="18"/>
-        </w:rPr>
-        <w:t>data/02_cleaning_log.md</w:t>
-      </w:r>
-      <w:r>
-        <w:t xml:space="preserve"> pour le log détaillé avec les comptages exacts.</w:t>
+        <w:t>2.2  Crédibilité des données — critères ROCCC</w:t>
       </w:r>
     </w:p>
-    <w:p/>
-    <w:p>
-      <w:r>
-        <w:t>────────────────────────────────────────────────────────────</w:t>
-      </w:r>
-    </w:p>
-    <w:p/>
-    <w:p>
-      <w:pPr>
-        <w:pStyle w:val="Heading2"/>
-      </w:pPr>
-      <w:r>
-        <w:rPr>
-          <w:color w:val="202124"/>
-          <w:sz w:val="26"/>
-        </w:rPr>
-        <w:t>4. Résumé de l'analyse</w:t>
-      </w:r>
-    </w:p>
-    <w:p/>
-    <w:p>
-      <w:pPr>
-        <w:pStyle w:val="Quote"/>
-      </w:pPr>
-      <w:r>
-        <w:rPr>
-          <w:i/>
-        </w:rPr>
-        <w:t>Note : les chiffres ci-dessous seront mis à jour après exécution de 02_cleaning.py et 03_analysis.py</w:t>
-      </w:r>
-    </w:p>
-    <w:p/>
-    <w:p>
-      <w:pPr>
-        <w:pStyle w:val="Heading3"/>
-      </w:pPr>
-      <w:r>
-        <w:rPr>
-          <w:color w:val="5F6368"/>
-          <w:sz w:val="22"/>
-        </w:rPr>
-        <w:t>4.1 Statistiques descriptives globales</w:t>
-      </w:r>
-    </w:p>
-    <w:p/>
     <w:tbl>
       <w:tblPr>
         <w:tblStyle w:val="TableGrid"/>
@@ -2101,49 +1918,58 @@
       <w:tr>
         <w:tc>
           <w:tcPr>
-            <w:tcW w:type="dxa" w:w="3135"/>
+            <w:tcW w:type="dxa" w:w="1701"/>
             <w:shd w:val="clear" w:color="auto" w:fill="1A73E8"/>
           </w:tcPr>
           <w:p>
+            <w:pPr>
+              <w:jc w:val="center"/>
+            </w:pPr>
             <w:r>
               <w:rPr>
                 <w:b/>
                 <w:color w:val="FFFFFF"/>
                 <w:sz w:val="18"/>
               </w:rPr>
-              <w:t>Métrique</w:t>
+              <w:t>Critère</w:t>
             </w:r>
           </w:p>
         </w:tc>
         <w:tc>
           <w:tcPr>
-            <w:tcW w:type="dxa" w:w="3135"/>
+            <w:tcW w:type="dxa" w:w="2268"/>
             <w:shd w:val="clear" w:color="auto" w:fill="1A73E8"/>
           </w:tcPr>
           <w:p>
+            <w:pPr>
+              <w:jc w:val="center"/>
+            </w:pPr>
             <w:r>
               <w:rPr>
                 <w:b/>
                 <w:color w:val="FFFFFF"/>
                 <w:sz w:val="18"/>
               </w:rPr>
-              <w:t>Members</w:t>
+              <w:t>Évaluation</w:t>
             </w:r>
           </w:p>
         </w:tc>
         <w:tc>
           <w:tcPr>
-            <w:tcW w:type="dxa" w:w="3135"/>
+            <w:tcW w:type="dxa" w:w="5102"/>
             <w:shd w:val="clear" w:color="auto" w:fill="1A73E8"/>
           </w:tcPr>
           <w:p>
+            <w:pPr>
+              <w:jc w:val="center"/>
+            </w:pPr>
             <w:r>
               <w:rPr>
                 <w:b/>
                 <w:color w:val="FFFFFF"/>
                 <w:sz w:val="18"/>
               </w:rPr>
-              <w:t>Casual</w:t>
+              <w:t>Détail</w:t>
             </w:r>
           </w:p>
         </w:tc>
@@ -2151,40 +1977,43 @@
       <w:tr>
         <w:tc>
           <w:tcPr>
-            <w:tcW w:type="dxa" w:w="3135"/>
+            <w:tcW w:type="dxa" w:w="1701"/>
+            <w:shd w:val="clear" w:color="auto" w:fill="F8F9FA"/>
           </w:tcPr>
           <w:p>
             <w:r>
               <w:rPr>
                 <w:sz w:val="18"/>
               </w:rPr>
-              <w:t>Nombre de trajets</w:t>
+              <w:t>Reliable ✅</w:t>
             </w:r>
           </w:p>
         </w:tc>
         <w:tc>
           <w:tcPr>
-            <w:tcW w:type="dxa" w:w="3135"/>
+            <w:tcW w:type="dxa" w:w="2268"/>
+            <w:shd w:val="clear" w:color="auto" w:fill="F8F9FA"/>
           </w:tcPr>
           <w:p>
             <w:r>
               <w:rPr>
                 <w:sz w:val="18"/>
               </w:rPr>
-              <w:t>2 508 757</w:t>
+              <w:t>Données opérationnelles</w:t>
             </w:r>
           </w:p>
         </w:tc>
         <w:tc>
           <w:tcPr>
-            <w:tcW w:type="dxa" w:w="3135"/>
+            <w:tcW w:type="dxa" w:w="5102"/>
+            <w:shd w:val="clear" w:color="auto" w:fill="F8F9FA"/>
           </w:tcPr>
           <w:p>
             <w:r>
               <w:rPr>
                 <w:sz w:val="18"/>
               </w:rPr>
-              <w:t>1 376 682</w:t>
+              <w:t>Collectées automatiquement par les capteurs</w:t>
             </w:r>
           </w:p>
         </w:tc>
@@ -2192,43 +2021,40 @@
       <w:tr>
         <w:tc>
           <w:tcPr>
-            <w:tcW w:type="dxa" w:w="3135"/>
-            <w:shd w:val="clear" w:color="auto" w:fill="F1F3F4"/>
+            <w:tcW w:type="dxa" w:w="1701"/>
           </w:tcPr>
           <w:p>
             <w:r>
               <w:rPr>
                 <w:sz w:val="18"/>
               </w:rPr>
-              <w:t>% du total</w:t>
+              <w:t>Original ✅</w:t>
             </w:r>
           </w:p>
         </w:tc>
         <w:tc>
           <w:tcPr>
-            <w:tcW w:type="dxa" w:w="3135"/>
-            <w:shd w:val="clear" w:color="auto" w:fill="F1F3F4"/>
+            <w:tcW w:type="dxa" w:w="2268"/>
           </w:tcPr>
           <w:p>
             <w:r>
               <w:rPr>
                 <w:sz w:val="18"/>
               </w:rPr>
-              <w:t>64,6%</w:t>
+              <w:t>Source primaire</w:t>
             </w:r>
           </w:p>
         </w:tc>
         <w:tc>
           <w:tcPr>
-            <w:tcW w:type="dxa" w:w="3135"/>
-            <w:shd w:val="clear" w:color="auto" w:fill="F1F3F4"/>
+            <w:tcW w:type="dxa" w:w="5102"/>
           </w:tcPr>
           <w:p>
             <w:r>
               <w:rPr>
                 <w:sz w:val="18"/>
               </w:rPr>
-              <w:t>35,4%</w:t>
+              <w:t>Motivate International Inc. — opérateur réel</w:t>
             </w:r>
           </w:p>
         </w:tc>
@@ -2236,40 +2062,43 @@
       <w:tr>
         <w:tc>
           <w:tcPr>
-            <w:tcW w:type="dxa" w:w="3135"/>
+            <w:tcW w:type="dxa" w:w="1701"/>
+            <w:shd w:val="clear" w:color="auto" w:fill="F8F9FA"/>
           </w:tcPr>
           <w:p>
             <w:r>
               <w:rPr>
                 <w:sz w:val="18"/>
               </w:rPr>
-              <w:t>Durée moyenne</w:t>
+              <w:t>Comprehensive ✅</w:t>
             </w:r>
           </w:p>
         </w:tc>
         <w:tc>
           <w:tcPr>
-            <w:tcW w:type="dxa" w:w="3135"/>
+            <w:tcW w:type="dxa" w:w="2268"/>
+            <w:shd w:val="clear" w:color="auto" w:fill="F8F9FA"/>
           </w:tcPr>
           <w:p>
             <w:r>
               <w:rPr>
                 <w:sz w:val="18"/>
               </w:rPr>
-              <w:t>14,6 min</w:t>
+              <w:t>Couverture totale</w:t>
             </w:r>
           </w:p>
         </w:tc>
         <w:tc>
           <w:tcPr>
-            <w:tcW w:type="dxa" w:w="3135"/>
+            <w:tcW w:type="dxa" w:w="5102"/>
+            <w:shd w:val="clear" w:color="auto" w:fill="F8F9FA"/>
           </w:tcPr>
           <w:p>
             <w:r>
               <w:rPr>
                 <w:sz w:val="18"/>
               </w:rPr>
-              <w:t>37,1 min</w:t>
+              <w:t>Tous les trajets sur la période, pas d'échantillonnage</w:t>
             </w:r>
           </w:p>
         </w:tc>
@@ -2277,43 +2106,40 @@
       <w:tr>
         <w:tc>
           <w:tcPr>
-            <w:tcW w:type="dxa" w:w="3135"/>
-            <w:shd w:val="clear" w:color="auto" w:fill="F1F3F4"/>
+            <w:tcW w:type="dxa" w:w="1701"/>
           </w:tcPr>
           <w:p>
             <w:r>
               <w:rPr>
                 <w:sz w:val="18"/>
               </w:rPr>
-              <w:t>Durée médiane</w:t>
+              <w:t>Current ⚠️</w:t>
             </w:r>
           </w:p>
         </w:tc>
         <w:tc>
           <w:tcPr>
-            <w:tcW w:type="dxa" w:w="3135"/>
-            <w:shd w:val="clear" w:color="auto" w:fill="F1F3F4"/>
+            <w:tcW w:type="dxa" w:w="2268"/>
           </w:tcPr>
           <w:p>
             <w:r>
               <w:rPr>
                 <w:sz w:val="18"/>
               </w:rPr>
-              <w:t>10,6 min</w:t>
+              <w:t>Données historiques</w:t>
             </w:r>
           </w:p>
         </w:tc>
         <w:tc>
           <w:tcPr>
-            <w:tcW w:type="dxa" w:w="3135"/>
-            <w:shd w:val="clear" w:color="auto" w:fill="F1F3F4"/>
+            <w:tcW w:type="dxa" w:w="5102"/>
           </w:tcPr>
           <w:p>
             <w:r>
               <w:rPr>
                 <w:sz w:val="18"/>
               </w:rPr>
-              <w:t>21,7 min</w:t>
+              <w:t>2019–2020 : suffisant pour tendances comportementales</w:t>
             </w:r>
           </w:p>
         </w:tc>
@@ -2321,447 +2147,66 @@
       <w:tr>
         <w:tc>
           <w:tcPr>
-            <w:tcW w:type="dxa" w:w="3135"/>
+            <w:tcW w:type="dxa" w:w="1701"/>
+            <w:shd w:val="clear" w:color="auto" w:fill="F8F9FA"/>
           </w:tcPr>
           <w:p>
             <w:r>
               <w:rPr>
                 <w:sz w:val="18"/>
               </w:rPr>
-              <w:t>Durée max</w:t>
+              <w:t>Cited ✅</w:t>
             </w:r>
           </w:p>
         </w:tc>
         <w:tc>
           <w:tcPr>
-            <w:tcW w:type="dxa" w:w="3135"/>
+            <w:tcW w:type="dxa" w:w="2268"/>
+            <w:shd w:val="clear" w:color="auto" w:fill="F8F9FA"/>
           </w:tcPr>
           <w:p>
             <w:r>
               <w:rPr>
                 <w:sz w:val="18"/>
               </w:rPr>
-              <w:t>1 439,7 min</w:t>
+              <w:t>Licence publique</w:t>
             </w:r>
           </w:p>
         </w:tc>
         <w:tc>
           <w:tcPr>
-            <w:tcW w:type="dxa" w:w="3135"/>
+            <w:tcW w:type="dxa" w:w="5102"/>
+            <w:shd w:val="clear" w:color="auto" w:fill="F8F9FA"/>
           </w:tcPr>
           <w:p>
             <w:r>
               <w:rPr>
                 <w:sz w:val="18"/>
               </w:rPr>
-              <w:t>1 439,9 min</w:t>
+              <w:t>Divvy Data License Agreement</w:t>
             </w:r>
           </w:p>
         </w:tc>
       </w:tr>
     </w:tbl>
-    <w:p/>
-    <w:p/>
     <w:p>
       <w:pPr>
-        <w:pStyle w:val="Quote"/>
+        <w:spacing w:after="80"/>
+      </w:pPr>
+    </w:p>
+    <w:p>
+      <w:pPr>
+        <w:spacing w:before="200" w:after="80"/>
       </w:pPr>
       <w:r>
         <w:rPr>
           <w:b/>
-          <w:i/>
+          <w:color w:val="202124"/>
+          <w:sz w:val="24"/>
         </w:rPr>
-        <w:t>Insight clé :</w:t>
-      </w:r>
-      <w:r>
-        <w:t xml:space="preserve"> les casual riders font des trajets </w:t>
-      </w:r>
-      <w:r>
-        <w:rPr>
-          <w:b/>
-        </w:rPr>
-        <w:t>2,5× plus longs</w:t>
-      </w:r>
-      <w:r>
-        <w:t xml:space="preserve"> en moyenne que les membres, mais ils sont </w:t>
-      </w:r>
-      <w:r>
-        <w:rPr>
-          <w:b/>
-        </w:rPr>
-        <w:t>2× moins nombreux</w:t>
-      </w:r>
-      <w:r>
-        <w:t xml:space="preserve"> en volume de trajets. Cela suggère un usage loisir/touristique plutôt que fonctionnel.</w:t>
+        <w:t>2.3  Méthodologie — 6 phases Google Data Analytics</w:t>
       </w:r>
     </w:p>
-    <w:p/>
-    <w:p>
-      <w:pPr>
-        <w:pStyle w:val="Heading3"/>
-      </w:pPr>
-      <w:r>
-        <w:rPr>
-          <w:color w:val="5F6368"/>
-          <w:sz w:val="22"/>
-        </w:rPr>
-        <w:t>4.2 Comportement temporel</w:t>
-      </w:r>
-    </w:p>
-    <w:p/>
-    <w:p>
-      <w:pPr>
-        <w:spacing w:after="80"/>
-      </w:pPr>
-      <w:r>
-        <w:rPr>
-          <w:b/>
-        </w:rPr>
-        <w:t>Par jour de la semaine :</w:t>
-      </w:r>
-    </w:p>
-    <w:p>
-      <w:pPr>
-        <w:pStyle w:val="ListBullet"/>
-        <w:ind w:left="283"/>
-      </w:pPr>
-      <w:r>
-        <w:t xml:space="preserve">Les </w:t>
-      </w:r>
-      <w:r>
-        <w:rPr>
-          <w:b/>
-        </w:rPr>
-        <w:t>members</w:t>
-      </w:r>
-      <w:r>
-        <w:t xml:space="preserve"> sont plus actifs en </w:t>
-      </w:r>
-      <w:r>
-        <w:rPr>
-          <w:b/>
-        </w:rPr>
-        <w:t>semaine</w:t>
-      </w:r>
-      <w:r>
-        <w:t xml:space="preserve"> (jeudi = jour de pointe, ~391k trajets) → usage </w:t>
-      </w:r>
-      <w:r>
-        <w:rPr>
-          <w:b/>
-        </w:rPr>
-        <w:t>utilitaire</w:t>
-      </w:r>
-      <w:r>
-        <w:t xml:space="preserve"> (domicile-travail)</w:t>
-      </w:r>
-    </w:p>
-    <w:p>
-      <w:pPr>
-        <w:pStyle w:val="ListBullet"/>
-        <w:ind w:left="283"/>
-      </w:pPr>
-      <w:r>
-        <w:t xml:space="preserve">Les </w:t>
-      </w:r>
-      <w:r>
-        <w:rPr>
-          <w:b/>
-        </w:rPr>
-        <w:t>casual riders</w:t>
-      </w:r>
-      <w:r>
-        <w:t xml:space="preserve"> se concentrent sur le </w:t>
-      </w:r>
-      <w:r>
-        <w:rPr>
-          <w:b/>
-        </w:rPr>
-        <w:t>week-end</w:t>
-      </w:r>
-      <w:r>
-        <w:t xml:space="preserve"> (samedi = jour de pointe, ~318k trajets) → usage </w:t>
-      </w:r>
-      <w:r>
-        <w:rPr>
-          <w:b/>
-        </w:rPr>
-        <w:t>loisir</w:t>
-      </w:r>
-    </w:p>
-    <w:p>
-      <w:pPr>
-        <w:pStyle w:val="ListBullet"/>
-        <w:ind w:left="283"/>
-      </w:pPr>
-      <w:r>
-        <w:t>Différence structurelle : les membres maintiennent un volume élevé 5 jours/7, les casual ont un profil en cloche autour du week-end</w:t>
-      </w:r>
-    </w:p>
-    <w:p/>
-    <w:p>
-      <w:pPr>
-        <w:spacing w:after="80"/>
-      </w:pPr>
-      <w:r>
-        <w:rPr>
-          <w:b/>
-        </w:rPr>
-        <w:t>Par mois / saison :</w:t>
-      </w:r>
-    </w:p>
-    <w:p>
-      <w:pPr>
-        <w:pStyle w:val="ListBullet"/>
-        <w:ind w:left="283"/>
-      </w:pPr>
-      <w:r>
-        <w:t>Pic estival (juin–août) pour les deux types</w:t>
-      </w:r>
-    </w:p>
-    <w:p>
-      <w:pPr>
-        <w:pStyle w:val="ListBullet"/>
-        <w:ind w:left="283"/>
-      </w:pPr>
-      <w:r>
-        <w:rPr>
-          <w:b/>
-        </w:rPr>
-        <w:t>Casual : hyper-saisonniers</w:t>
-      </w:r>
-      <w:r>
-        <w:t xml:space="preserve"> — Summer = 51,5% de leurs trajets annuels vs 32% pour les membres</w:t>
-      </w:r>
-    </w:p>
-    <w:p>
-      <w:pPr>
-        <w:pStyle w:val="ListBullet"/>
-        <w:ind w:left="283"/>
-      </w:pPr>
-      <w:r>
-        <w:t>En hiver, les membres restent relativement actifs (556k trajets) vs casual quasi-absents (57k)</w:t>
-      </w:r>
-    </w:p>
-    <w:p>
-      <w:pPr>
-        <w:pStyle w:val="ListBullet"/>
-        <w:ind w:left="283"/>
-      </w:pPr>
-      <w:r>
-        <w:t>Impact COVID visible : avril 2020 creux pour les deux types (confinement)</w:t>
-      </w:r>
-    </w:p>
-    <w:p/>
-    <w:p>
-      <w:pPr>
-        <w:spacing w:after="80"/>
-      </w:pPr>
-      <w:r>
-        <w:rPr>
-          <w:b/>
-        </w:rPr>
-        <w:t>Par heure :</w:t>
-      </w:r>
-    </w:p>
-    <w:p>
-      <w:pPr>
-        <w:pStyle w:val="ListBullet"/>
-        <w:ind w:left="283"/>
-      </w:pPr>
-      <w:r>
-        <w:rPr>
-          <w:b/>
-        </w:rPr>
-        <w:t>Members</w:t>
-      </w:r>
-      <w:r>
-        <w:t xml:space="preserve"> : double pic à 8h et 17h (rush hours) → trajet domicile-travail confirmé</w:t>
-      </w:r>
-    </w:p>
-    <w:p>
-      <w:pPr>
-        <w:pStyle w:val="ListBullet"/>
-        <w:ind w:left="283"/>
-      </w:pPr>
-      <w:r>
-        <w:rPr>
-          <w:b/>
-        </w:rPr>
-        <w:t>Casual</w:t>
-      </w:r>
-      <w:r>
-        <w:t xml:space="preserve"> : montée progressive dès 10h, pic à 15–17h → loisir, tourisme, pas d'urgence horaire</w:t>
-      </w:r>
-    </w:p>
-    <w:p/>
-    <w:p>
-      <w:pPr>
-        <w:pStyle w:val="Heading3"/>
-      </w:pPr>
-      <w:r>
-        <w:rPr>
-          <w:color w:val="5F6368"/>
-          <w:sz w:val="22"/>
-        </w:rPr>
-        <w:t>4.3 Types de vélos (hors legacy 2019)</w:t>
-      </w:r>
-    </w:p>
-    <w:p>
-      <w:pPr>
-        <w:pStyle w:val="ListBullet"/>
-        <w:ind w:left="283"/>
-      </w:pPr>
-      <w:r>
-        <w:rPr>
-          <w:b/>
-        </w:rPr>
-        <w:t>Docked bikes</w:t>
-      </w:r>
-      <w:r>
-        <w:t xml:space="preserve"> dominent pour les deux types (usage standard)</w:t>
-      </w:r>
-    </w:p>
-    <w:p>
-      <w:pPr>
-        <w:pStyle w:val="ListBullet"/>
-        <w:ind w:left="283"/>
-      </w:pPr>
-      <w:r>
-        <w:t xml:space="preserve">Les </w:t>
-      </w:r>
-      <w:r>
-        <w:rPr>
-          <w:b/>
-        </w:rPr>
-        <w:t>casual riders</w:t>
-      </w:r>
-      <w:r>
-        <w:t xml:space="preserve"> utilisent plus d'</w:t>
-      </w:r>
-      <w:r>
-        <w:rPr>
-          <w:b/>
-        </w:rPr>
-        <w:t>electric bikes</w:t>
-      </w:r>
-      <w:r>
-        <w:t xml:space="preserve"> en proportion (14,9% vs 11,8% membres)</w:t>
-      </w:r>
-    </w:p>
-    <w:p>
-      <w:pPr>
-        <w:pStyle w:val="ListBullet"/>
-        <w:ind w:left="283"/>
-      </w:pPr>
-      <w:r>
-        <w:t xml:space="preserve">Les membres utilisent légèrement plus de </w:t>
-      </w:r>
-      <w:r>
-        <w:rPr>
-          <w:b/>
-        </w:rPr>
-        <w:t>classic bikes</w:t>
-      </w:r>
-    </w:p>
-    <w:p/>
-    <w:p>
-      <w:pPr>
-        <w:pStyle w:val="Heading3"/>
-      </w:pPr>
-      <w:r>
-        <w:rPr>
-          <w:color w:val="5F6368"/>
-          <w:sz w:val="22"/>
-        </w:rPr>
-        <w:t>4.4 Stations</w:t>
-      </w:r>
-    </w:p>
-    <w:p>
-      <w:pPr>
-        <w:pStyle w:val="ListBullet"/>
-        <w:ind w:left="283"/>
-      </w:pPr>
-      <w:r>
-        <w:t>Les casual riders se concentrent sur des stations touristiques (bords du lac Michigan, parcs)</w:t>
-      </w:r>
-    </w:p>
-    <w:p>
-      <w:pPr>
-        <w:pStyle w:val="ListBullet"/>
-        <w:ind w:left="283"/>
-      </w:pPr>
-      <w:r>
-        <w:t>Les membres utilisent des stations dans les quartiers résidentiels et de bureaux</w:t>
-      </w:r>
-    </w:p>
-    <w:p>
-      <w:pPr>
-        <w:pStyle w:val="ListBullet"/>
-        <w:ind w:left="283"/>
-      </w:pPr>
-      <w:r>
-        <w:t xml:space="preserve">Jour de pointe : </w:t>
-      </w:r>
-      <w:r>
-        <w:rPr>
-          <w:b/>
-        </w:rPr>
-        <w:t>Jeudi</w:t>
-      </w:r>
-      <w:r>
-        <w:t xml:space="preserve"> pour les membres, </w:t>
-      </w:r>
-      <w:r>
-        <w:rPr>
-          <w:b/>
-        </w:rPr>
-        <w:t>Samedi</w:t>
-      </w:r>
-      <w:r>
-        <w:t xml:space="preserve"> pour les casual</w:t>
-      </w:r>
-    </w:p>
-    <w:p/>
-    <w:p>
-      <w:r>
-        <w:t>────────────────────────────────────────────────────────────</w:t>
-      </w:r>
-    </w:p>
-    <w:p/>
-    <w:p>
-      <w:pPr>
-        <w:pStyle w:val="Heading2"/>
-      </w:pPr>
-      <w:r>
-        <w:rPr>
-          <w:color w:val="202124"/>
-          <w:sz w:val="26"/>
-        </w:rPr>
-        <w:t>5. Visualisations clés</w:t>
-      </w:r>
-    </w:p>
-    <w:p/>
-    <w:p>
-      <w:pPr>
-        <w:spacing w:after="80"/>
-      </w:pPr>
-      <w:r>
-        <w:t xml:space="preserve">Tous les graphiques sont disponibles dans le dossier </w:t>
-      </w:r>
-      <w:r>
-        <w:rPr>
-          <w:rFonts w:ascii="Courier New" w:hAnsi="Courier New"/>
-          <w:color w:val="C62828"/>
-          <w:sz w:val="18"/>
-        </w:rPr>
-        <w:t>figures/</w:t>
-      </w:r>
-      <w:r>
-        <w:t xml:space="preserve"> :</w:t>
-      </w:r>
-    </w:p>
-    <w:p/>
     <w:tbl>
       <w:tblPr>
         <w:tblStyle w:val="TableGrid"/>
@@ -2776,48 +2221,20 @@
       <w:tr>
         <w:tc>
           <w:tcPr>
-            <w:tcW w:type="dxa" w:w="4703"/>
-            <w:shd w:val="clear" w:color="auto" w:fill="1A73E8"/>
+            <w:tcW w:type="dxa" w:w="1587"/>
+            <w:shd w:val="clear" w:color="auto" w:fill="E8F0FE"/>
           </w:tcPr>
           <w:p>
+            <w:pPr>
+              <w:jc w:val="center"/>
+            </w:pPr>
             <w:r>
               <w:rPr>
                 <w:b/>
-                <w:color w:val="FFFFFF"/>
-                <w:sz w:val="18"/>
+                <w:color w:val="1A73E8"/>
+                <w:sz w:val="20"/>
               </w:rPr>
-              <w:t>Fichier</w:t>
-            </w:r>
-          </w:p>
-        </w:tc>
-        <w:tc>
-          <w:tcPr>
-            <w:tcW w:type="dxa" w:w="4703"/>
-            <w:shd w:val="clear" w:color="auto" w:fill="1A73E8"/>
-          </w:tcPr>
-          <w:p>
-            <w:r>
-              <w:rPr>
-                <w:b/>
-                <w:color w:val="FFFFFF"/>
-                <w:sz w:val="18"/>
-              </w:rPr>
-              <w:t>Description</w:t>
-            </w:r>
-          </w:p>
-        </w:tc>
-      </w:tr>
-      <w:tr>
-        <w:tc>
-          <w:tcPr>
-            <w:tcW w:type="dxa" w:w="4703"/>
-          </w:tcPr>
-          <w:p>
-            <w:r>
-              <w:rPr>
-                <w:sz w:val="18"/>
-              </w:rPr>
-              <w:t>`01_rides_count.png`</w:t>
+              <w:t>Ask</w:t>
             </w:r>
           </w:p>
         </w:tc>
@@ -2830,7 +2247,7 @@
               <w:rPr>
                 <w:sz w:val="18"/>
               </w:rPr>
-              <w:t>Nombre total de trajets membres vs casual</w:t>
+              <w:t>Définir la question business et identifier les parties prenantes</w:t>
             </w:r>
           </w:p>
         </w:tc>
@@ -2838,44 +2255,20 @@
       <w:tr>
         <w:tc>
           <w:tcPr>
-            <w:tcW w:type="dxa" w:w="4703"/>
-            <w:shd w:val="clear" w:color="auto" w:fill="F1F3F4"/>
+            <w:tcW w:type="dxa" w:w="1587"/>
+            <w:shd w:val="clear" w:color="auto" w:fill="E8F0FE"/>
           </w:tcPr>
           <w:p>
+            <w:pPr>
+              <w:jc w:val="center"/>
+            </w:pPr>
             <w:r>
               <w:rPr>
-                <w:sz w:val="18"/>
+                <w:b/>
+                <w:color w:val="1A73E8"/>
+                <w:sz w:val="20"/>
               </w:rPr>
-              <w:t>`02_avg_ride_length.png`</w:t>
-            </w:r>
-          </w:p>
-        </w:tc>
-        <w:tc>
-          <w:tcPr>
-            <w:tcW w:type="dxa" w:w="4703"/>
-            <w:shd w:val="clear" w:color="auto" w:fill="F1F3F4"/>
-          </w:tcPr>
-          <w:p>
-            <w:r>
-              <w:rPr>
-                <w:sz w:val="18"/>
-              </w:rPr>
-              <w:t>Durée moyenne des trajets</w:t>
-            </w:r>
-          </w:p>
-        </w:tc>
-      </w:tr>
-      <w:tr>
-        <w:tc>
-          <w:tcPr>
-            <w:tcW w:type="dxa" w:w="4703"/>
-          </w:tcPr>
-          <w:p>
-            <w:r>
-              <w:rPr>
-                <w:sz w:val="18"/>
-              </w:rPr>
-              <w:t>`03_rides_by_dow.png`</w:t>
+              <w:t>Prepare</w:t>
             </w:r>
           </w:p>
         </w:tc>
@@ -2888,7 +2281,7 @@
               <w:rPr>
                 <w:sz w:val="18"/>
               </w:rPr>
-              <w:t>Trajets par jour de la semaine</w:t>
+              <w:t>Collecter et documenter les 11 fichiers sources (data/01_data_description.md)</w:t>
             </w:r>
           </w:p>
         </w:tc>
@@ -2896,44 +2289,20 @@
       <w:tr>
         <w:tc>
           <w:tcPr>
-            <w:tcW w:type="dxa" w:w="4703"/>
-            <w:shd w:val="clear" w:color="auto" w:fill="F1F3F4"/>
+            <w:tcW w:type="dxa" w:w="1587"/>
+            <w:shd w:val="clear" w:color="auto" w:fill="E8F0FE"/>
           </w:tcPr>
           <w:p>
+            <w:pPr>
+              <w:jc w:val="center"/>
+            </w:pPr>
             <w:r>
               <w:rPr>
-                <w:sz w:val="18"/>
+                <w:b/>
+                <w:color w:val="1A73E8"/>
+                <w:sz w:val="20"/>
               </w:rPr>
-              <w:t>`04_rides_by_month.png`</w:t>
-            </w:r>
-          </w:p>
-        </w:tc>
-        <w:tc>
-          <w:tcPr>
-            <w:tcW w:type="dxa" w:w="4703"/>
-            <w:shd w:val="clear" w:color="auto" w:fill="F1F3F4"/>
-          </w:tcPr>
-          <w:p>
-            <w:r>
-              <w:rPr>
-                <w:sz w:val="18"/>
-              </w:rPr>
-              <w:t>Évolution mensuelle</w:t>
-            </w:r>
-          </w:p>
-        </w:tc>
-      </w:tr>
-      <w:tr>
-        <w:tc>
-          <w:tcPr>
-            <w:tcW w:type="dxa" w:w="4703"/>
-          </w:tcPr>
-          <w:p>
-            <w:r>
-              <w:rPr>
-                <w:sz w:val="18"/>
-              </w:rPr>
-              <w:t>`05_bike_types.png`</w:t>
+              <w:t>Process</w:t>
             </w:r>
           </w:p>
         </w:tc>
@@ -2946,7 +2315,7 @@
               <w:rPr>
                 <w:sz w:val="18"/>
               </w:rPr>
-              <w:t>Types de vélos utilisés</w:t>
+              <w:t>Nettoyage, harmonisation et consolidation (scripts/02_cleaning.py)</w:t>
             </w:r>
           </w:p>
         </w:tc>
@@ -2954,44 +2323,20 @@
       <w:tr>
         <w:tc>
           <w:tcPr>
-            <w:tcW w:type="dxa" w:w="4703"/>
-            <w:shd w:val="clear" w:color="auto" w:fill="F1F3F4"/>
+            <w:tcW w:type="dxa" w:w="1587"/>
+            <w:shd w:val="clear" w:color="auto" w:fill="E8F0FE"/>
           </w:tcPr>
           <w:p>
+            <w:pPr>
+              <w:jc w:val="center"/>
+            </w:pPr>
             <w:r>
               <w:rPr>
-                <w:sz w:val="18"/>
+                <w:b/>
+                <w:color w:val="1A73E8"/>
+                <w:sz w:val="20"/>
               </w:rPr>
-              <w:t>`06_top10_stations.png`</w:t>
-            </w:r>
-          </w:p>
-        </w:tc>
-        <w:tc>
-          <w:tcPr>
-            <w:tcW w:type="dxa" w:w="4703"/>
-            <w:shd w:val="clear" w:color="auto" w:fill="F1F3F4"/>
-          </w:tcPr>
-          <w:p>
-            <w:r>
-              <w:rPr>
-                <w:sz w:val="18"/>
-              </w:rPr>
-              <w:t>Top 10 stations de départ — Casual riders (cibles marketing)</w:t>
-            </w:r>
-          </w:p>
-        </w:tc>
-      </w:tr>
-      <w:tr>
-        <w:tc>
-          <w:tcPr>
-            <w:tcW w:type="dxa" w:w="4703"/>
-          </w:tcPr>
-          <w:p>
-            <w:r>
-              <w:rPr>
-                <w:sz w:val="18"/>
-              </w:rPr>
-              <w:t>`07_rides_by_hour.png`</w:t>
+              <w:t>Analyze</w:t>
             </w:r>
           </w:p>
         </w:tc>
@@ -3004,7 +2349,7 @@
               <w:rPr>
                 <w:sz w:val="18"/>
               </w:rPr>
-              <w:t>Répartition par heure</w:t>
+              <w:t>Analyse descriptive Python + 12 requêtes SQL (03_analysis.py, 03_queries.sql)</w:t>
             </w:r>
           </w:p>
         </w:tc>
@@ -3012,496 +2357,3581 @@
       <w:tr>
         <w:tc>
           <w:tcPr>
+            <w:tcW w:type="dxa" w:w="1587"/>
+            <w:shd w:val="clear" w:color="auto" w:fill="E8F0FE"/>
+          </w:tcPr>
+          <w:p>
+            <w:pPr>
+              <w:jc w:val="center"/>
+            </w:pPr>
+            <w:r>
+              <w:rPr>
+                <w:b/>
+                <w:color w:val="1A73E8"/>
+                <w:sz w:val="20"/>
+              </w:rPr>
+              <w:t>Share</w:t>
+            </w:r>
+          </w:p>
+        </w:tc>
+        <w:tc>
+          <w:tcPr>
             <w:tcW w:type="dxa" w:w="4703"/>
-            <w:shd w:val="clear" w:color="auto" w:fill="F1F3F4"/>
           </w:tcPr>
           <w:p>
             <w:r>
               <w:rPr>
                 <w:sz w:val="18"/>
               </w:rPr>
-              <w:t>`08_avg_length_by_dow.png`</w:t>
+              <w:t>8 graphiques statiques (matplotlib/seaborn) + dashboard Plotly interactif</w:t>
+            </w:r>
+          </w:p>
+        </w:tc>
+      </w:tr>
+      <w:tr>
+        <w:tc>
+          <w:tcPr>
+            <w:tcW w:type="dxa" w:w="1587"/>
+            <w:shd w:val="clear" w:color="auto" w:fill="E8F0FE"/>
+          </w:tcPr>
+          <w:p>
+            <w:pPr>
+              <w:jc w:val="center"/>
+            </w:pPr>
+            <w:r>
+              <w:rPr>
+                <w:b/>
+                <w:color w:val="1A73E8"/>
+                <w:sz w:val="20"/>
+              </w:rPr>
+              <w:t>Act</w:t>
             </w:r>
           </w:p>
         </w:tc>
         <w:tc>
           <w:tcPr>
             <w:tcW w:type="dxa" w:w="4703"/>
-            <w:shd w:val="clear" w:color="auto" w:fill="F1F3F4"/>
           </w:tcPr>
           <w:p>
             <w:r>
               <w:rPr>
                 <w:sz w:val="18"/>
               </w:rPr>
-              <w:t>Durée moyenne par jour</w:t>
+              <w:t>Top 3 recommandations + rapport complet + export Tableau</w:t>
             </w:r>
           </w:p>
         </w:tc>
       </w:tr>
     </w:tbl>
     <w:p/>
-    <w:p/>
+    <w:p>
+      <w:r>
+        <w:br w:type="page"/>
+      </w:r>
+    </w:p>
+    <w:p>
+      <w:pPr>
+        <w:spacing w:before="280" w:after="80"/>
+        <w:pBdr>
+          <w:bottom w:val="single" w:sz="6" w:space="4" w:color="1A73E8"/>
+        </w:pBdr>
+      </w:pPr>
+      <w:r>
+        <w:rPr>
+          <w:b/>
+          <w:color w:val="1A73E8"/>
+          <w:sz w:val="32"/>
+        </w:rPr>
+        <w:t xml:space="preserve">3.  </w:t>
+      </w:r>
+      <w:r>
+        <w:rPr>
+          <w:b/>
+          <w:color w:val="202124"/>
+          <w:sz w:val="32"/>
+        </w:rPr>
+        <w:t>Nettoyage des données</w:t>
+      </w:r>
+    </w:p>
+    <w:p>
+      <w:pPr>
+        <w:spacing w:after="120"/>
+      </w:pPr>
+      <w:r>
+        <w:rPr>
+          <w:color w:val="202124"/>
+          <w:sz w:val="20"/>
+        </w:rPr>
+        <w:t>Le nettoyage a été réalisé intégralement en Python (pandas) via scripts/02_cleaning.py. Le log complet avec les comptages est disponible dans data/02_cleaning_log.md.</w:t>
+      </w:r>
+    </w:p>
+    <w:p>
+      <w:pPr>
+        <w:spacing w:before="200" w:after="80"/>
+      </w:pPr>
+      <w:r>
+        <w:rPr>
+          <w:b/>
+          <w:color w:val="202124"/>
+          <w:sz w:val="24"/>
+        </w:rPr>
+        <w:t>3.1  Transformations appliquées</w:t>
+      </w:r>
+    </w:p>
+    <w:tbl>
+      <w:tblPr>
+        <w:tblStyle w:val="TableGrid"/>
+        <w:tblW w:type="auto" w:w="0"/>
+        <w:jc w:val="center"/>
+        <w:tblLook w:firstColumn="1" w:firstRow="1" w:lastColumn="0" w:lastRow="0" w:noHBand="0" w:noVBand="1" w:val="04A0"/>
+      </w:tblPr>
+      <w:tblGrid>
+        <w:gridCol w:w="3135"/>
+        <w:gridCol w:w="3135"/>
+        <w:gridCol w:w="3135"/>
+      </w:tblGrid>
+      <w:tr>
+        <w:tc>
+          <w:tcPr>
+            <w:tcW w:type="dxa" w:w="2268"/>
+            <w:shd w:val="clear" w:color="auto" w:fill="1A73E8"/>
+          </w:tcPr>
+          <w:p>
+            <w:pPr>
+              <w:jc w:val="center"/>
+            </w:pPr>
+            <w:r>
+              <w:rPr>
+                <w:b/>
+                <w:color w:val="FFFFFF"/>
+                <w:sz w:val="18"/>
+              </w:rPr>
+              <w:t>Étape</w:t>
+            </w:r>
+          </w:p>
+        </w:tc>
+        <w:tc>
+          <w:tcPr>
+            <w:tcW w:type="dxa" w:w="4535"/>
+            <w:shd w:val="clear" w:color="auto" w:fill="1A73E8"/>
+          </w:tcPr>
+          <w:p>
+            <w:pPr>
+              <w:jc w:val="center"/>
+            </w:pPr>
+            <w:r>
+              <w:rPr>
+                <w:b/>
+                <w:color w:val="FFFFFF"/>
+                <w:sz w:val="18"/>
+              </w:rPr>
+              <w:t>Action</w:t>
+            </w:r>
+          </w:p>
+        </w:tc>
+        <w:tc>
+          <w:tcPr>
+            <w:tcW w:type="dxa" w:w="2268"/>
+            <w:shd w:val="clear" w:color="auto" w:fill="1A73E8"/>
+          </w:tcPr>
+          <w:p>
+            <w:pPr>
+              <w:jc w:val="center"/>
+            </w:pPr>
+            <w:r>
+              <w:rPr>
+                <w:b/>
+                <w:color w:val="FFFFFF"/>
+                <w:sz w:val="18"/>
+              </w:rPr>
+              <w:t>Impact</w:t>
+            </w:r>
+          </w:p>
+        </w:tc>
+      </w:tr>
+      <w:tr>
+        <w:tc>
+          <w:tcPr>
+            <w:tcW w:type="dxa" w:w="2268"/>
+            <w:shd w:val="clear" w:color="auto" w:fill="F8F9FA"/>
+          </w:tcPr>
+          <w:p>
+            <w:r>
+              <w:rPr>
+                <w:sz w:val="18"/>
+              </w:rPr>
+              <w:t>Harmonisation schéma</w:t>
+            </w:r>
+          </w:p>
+        </w:tc>
+        <w:tc>
+          <w:tcPr>
+            <w:tcW w:type="dxa" w:w="4535"/>
+            <w:shd w:val="clear" w:color="auto" w:fill="F8F9FA"/>
+          </w:tcPr>
+          <w:p>
+            <w:r>
+              <w:rPr>
+                <w:sz w:val="18"/>
+              </w:rPr>
+              <w:t>Renommage colonnes 2019 Q1 + Subscriber→member / Customer→casual</w:t>
+            </w:r>
+          </w:p>
+        </w:tc>
+        <w:tc>
+          <w:tcPr>
+            <w:tcW w:type="dxa" w:w="2268"/>
+            <w:shd w:val="clear" w:color="auto" w:fill="F8F9FA"/>
+          </w:tcPr>
+          <w:p>
+            <w:r>
+              <w:rPr>
+                <w:sz w:val="18"/>
+              </w:rPr>
+              <w:t>Unification des 11 fichiers</w:t>
+            </w:r>
+          </w:p>
+        </w:tc>
+      </w:tr>
+      <w:tr>
+        <w:tc>
+          <w:tcPr>
+            <w:tcW w:type="dxa" w:w="2268"/>
+          </w:tcPr>
+          <w:p>
+            <w:r>
+              <w:rPr>
+                <w:sz w:val="18"/>
+              </w:rPr>
+              <w:t>Conversion datetime</w:t>
+            </w:r>
+          </w:p>
+        </w:tc>
+        <w:tc>
+          <w:tcPr>
+            <w:tcW w:type="dxa" w:w="4535"/>
+          </w:tcPr>
+          <w:p>
+            <w:r>
+              <w:rPr>
+                <w:sz w:val="18"/>
+              </w:rPr>
+              <w:t>started_at et ended_at → datetime64</w:t>
+            </w:r>
+          </w:p>
+        </w:tc>
+        <w:tc>
+          <w:tcPr>
+            <w:tcW w:type="dxa" w:w="2268"/>
+          </w:tcPr>
+          <w:p>
+            <w:r>
+              <w:rPr>
+                <w:sz w:val="18"/>
+              </w:rPr>
+              <w:t>Calculs temporels</w:t>
+            </w:r>
+          </w:p>
+        </w:tc>
+      </w:tr>
+      <w:tr>
+        <w:tc>
+          <w:tcPr>
+            <w:tcW w:type="dxa" w:w="2268"/>
+            <w:shd w:val="clear" w:color="auto" w:fill="F8F9FA"/>
+          </w:tcPr>
+          <w:p>
+            <w:r>
+              <w:rPr>
+                <w:sz w:val="18"/>
+              </w:rPr>
+              <w:t>ride_length</w:t>
+            </w:r>
+          </w:p>
+        </w:tc>
+        <w:tc>
+          <w:tcPr>
+            <w:tcW w:type="dxa" w:w="4535"/>
+            <w:shd w:val="clear" w:color="auto" w:fill="F8F9FA"/>
+          </w:tcPr>
+          <w:p>
+            <w:r>
+              <w:rPr>
+                <w:sz w:val="18"/>
+              </w:rPr>
+              <w:t>(ended_at − started_at) en minutes</w:t>
+            </w:r>
+          </w:p>
+        </w:tc>
+        <w:tc>
+          <w:tcPr>
+            <w:tcW w:type="dxa" w:w="2268"/>
+            <w:shd w:val="clear" w:color="auto" w:fill="F8F9FA"/>
+          </w:tcPr>
+          <w:p>
+            <w:r>
+              <w:rPr>
+                <w:sz w:val="18"/>
+              </w:rPr>
+              <w:t>Variable d'analyse principale</w:t>
+            </w:r>
+          </w:p>
+        </w:tc>
+      </w:tr>
+      <w:tr>
+        <w:tc>
+          <w:tcPr>
+            <w:tcW w:type="dxa" w:w="2268"/>
+          </w:tcPr>
+          <w:p>
+            <w:r>
+              <w:rPr>
+                <w:sz w:val="18"/>
+              </w:rPr>
+              <w:t>Variables temporelles</w:t>
+            </w:r>
+          </w:p>
+        </w:tc>
+        <w:tc>
+          <w:tcPr>
+            <w:tcW w:type="dxa" w:w="4535"/>
+          </w:tcPr>
+          <w:p>
+            <w:r>
+              <w:rPr>
+                <w:sz w:val="18"/>
+              </w:rPr>
+              <w:t>day_of_week, month, year, season, hour_of_day</w:t>
+            </w:r>
+          </w:p>
+        </w:tc>
+        <w:tc>
+          <w:tcPr>
+            <w:tcW w:type="dxa" w:w="2268"/>
+          </w:tcPr>
+          <w:p>
+            <w:r>
+              <w:rPr>
+                <w:sz w:val="18"/>
+              </w:rPr>
+              <w:t>5 nouvelles colonnes</w:t>
+            </w:r>
+          </w:p>
+        </w:tc>
+      </w:tr>
+      <w:tr>
+        <w:tc>
+          <w:tcPr>
+            <w:tcW w:type="dxa" w:w="2268"/>
+            <w:shd w:val="clear" w:color="auto" w:fill="F8F9FA"/>
+          </w:tcPr>
+          <w:p>
+            <w:r>
+              <w:rPr>
+                <w:sz w:val="18"/>
+              </w:rPr>
+              <w:t>Doublons</w:t>
+            </w:r>
+          </w:p>
+        </w:tc>
+        <w:tc>
+          <w:tcPr>
+            <w:tcW w:type="dxa" w:w="4535"/>
+            <w:shd w:val="clear" w:color="auto" w:fill="F8F9FA"/>
+          </w:tcPr>
+          <w:p>
+            <w:r>
+              <w:rPr>
+                <w:sz w:val="18"/>
+              </w:rPr>
+              <w:t>Suppression sur ride_id</w:t>
+            </w:r>
+          </w:p>
+        </w:tc>
+        <w:tc>
+          <w:tcPr>
+            <w:tcW w:type="dxa" w:w="2268"/>
+            <w:shd w:val="clear" w:color="auto" w:fill="F8F9FA"/>
+          </w:tcPr>
+          <w:p>
+            <w:r>
+              <w:rPr>
+                <w:sz w:val="18"/>
+              </w:rPr>
+              <w:t>Dédoublonnage</w:t>
+            </w:r>
+          </w:p>
+        </w:tc>
+      </w:tr>
+      <w:tr>
+        <w:tc>
+          <w:tcPr>
+            <w:tcW w:type="dxa" w:w="2268"/>
+          </w:tcPr>
+          <w:p>
+            <w:r>
+              <w:rPr>
+                <w:sz w:val="18"/>
+              </w:rPr>
+              <w:t>ride_length ≤ 0 min</w:t>
+            </w:r>
+          </w:p>
+        </w:tc>
+        <w:tc>
+          <w:tcPr>
+            <w:tcW w:type="dxa" w:w="4535"/>
+          </w:tcPr>
+          <w:p>
+            <w:r>
+              <w:rPr>
+                <w:sz w:val="18"/>
+              </w:rPr>
+              <w:t>Suppression (erreurs système)</w:t>
+            </w:r>
+          </w:p>
+        </w:tc>
+        <w:tc>
+          <w:tcPr>
+            <w:tcW w:type="dxa" w:w="2268"/>
+          </w:tcPr>
+          <w:p>
+            <w:r>
+              <w:rPr>
+                <w:sz w:val="18"/>
+              </w:rPr>
+              <w:t>Données invalides</w:t>
+            </w:r>
+          </w:p>
+        </w:tc>
+      </w:tr>
+      <w:tr>
+        <w:tc>
+          <w:tcPr>
+            <w:tcW w:type="dxa" w:w="2268"/>
+            <w:shd w:val="clear" w:color="auto" w:fill="F8F9FA"/>
+          </w:tcPr>
+          <w:p>
+            <w:r>
+              <w:rPr>
+                <w:sz w:val="18"/>
+              </w:rPr>
+              <w:t>ride_length &gt; 1 440 min</w:t>
+            </w:r>
+          </w:p>
+        </w:tc>
+        <w:tc>
+          <w:tcPr>
+            <w:tcW w:type="dxa" w:w="4535"/>
+            <w:shd w:val="clear" w:color="auto" w:fill="F8F9FA"/>
+          </w:tcPr>
+          <w:p>
+            <w:r>
+              <w:rPr>
+                <w:sz w:val="18"/>
+              </w:rPr>
+              <w:t>Suppression (vélos non retournés &gt; 24h)</w:t>
+            </w:r>
+          </w:p>
+        </w:tc>
+        <w:tc>
+          <w:tcPr>
+            <w:tcW w:type="dxa" w:w="2268"/>
+            <w:shd w:val="clear" w:color="auto" w:fill="F8F9FA"/>
+          </w:tcPr>
+          <w:p>
+            <w:r>
+              <w:rPr>
+                <w:sz w:val="18"/>
+              </w:rPr>
+              <w:t>Outliers extrêmes</w:t>
+            </w:r>
+          </w:p>
+        </w:tc>
+      </w:tr>
+      <w:tr>
+        <w:tc>
+          <w:tcPr>
+            <w:tcW w:type="dxa" w:w="2268"/>
+          </w:tcPr>
+          <w:p>
+            <w:r>
+              <w:rPr>
+                <w:sz w:val="18"/>
+              </w:rPr>
+              <w:t>Stations maintenance</w:t>
+            </w:r>
+          </w:p>
+        </w:tc>
+        <w:tc>
+          <w:tcPr>
+            <w:tcW w:type="dxa" w:w="4535"/>
+          </w:tcPr>
+          <w:p>
+            <w:r>
+              <w:rPr>
+                <w:sz w:val="18"/>
+              </w:rPr>
+              <w:t>Suppression : HQ QR, TEST, DIVVY</w:t>
+            </w:r>
+          </w:p>
+        </w:tc>
+        <w:tc>
+          <w:tcPr>
+            <w:tcW w:type="dxa" w:w="2268"/>
+          </w:tcPr>
+          <w:p>
+            <w:r>
+              <w:rPr>
+                <w:sz w:val="18"/>
+              </w:rPr>
+              <w:t>Trajets internes exclus</w:t>
+            </w:r>
+          </w:p>
+        </w:tc>
+      </w:tr>
+      <w:tr>
+        <w:tc>
+          <w:tcPr>
+            <w:tcW w:type="dxa" w:w="2268"/>
+            <w:shd w:val="clear" w:color="auto" w:fill="F8F9FA"/>
+          </w:tcPr>
+          <w:p>
+            <w:r>
+              <w:rPr>
+                <w:sz w:val="18"/>
+              </w:rPr>
+              <w:t>Résultat final</w:t>
+            </w:r>
+          </w:p>
+        </w:tc>
+        <w:tc>
+          <w:tcPr>
+            <w:tcW w:type="dxa" w:w="4535"/>
+            <w:shd w:val="clear" w:color="auto" w:fill="F8F9FA"/>
+          </w:tcPr>
+          <w:p>
+            <w:r>
+              <w:rPr>
+                <w:sz w:val="18"/>
+              </w:rPr>
+              <w:t>3 906 752 → 3 885 439 trajets propres</w:t>
+            </w:r>
+          </w:p>
+        </w:tc>
+        <w:tc>
+          <w:tcPr>
+            <w:tcW w:type="dxa" w:w="2268"/>
+            <w:shd w:val="clear" w:color="auto" w:fill="F8F9FA"/>
+          </w:tcPr>
+          <w:p>
+            <w:r>
+              <w:rPr>
+                <w:sz w:val="18"/>
+              </w:rPr>
+              <w:t>−21 313 lignes (−0,5 %)</w:t>
+            </w:r>
+          </w:p>
+        </w:tc>
+      </w:tr>
+    </w:tbl>
     <w:p>
       <w:pPr>
         <w:spacing w:after="80"/>
       </w:pPr>
+    </w:p>
+    <w:p>
+      <w:pPr>
+        <w:spacing w:before="200" w:after="80"/>
+      </w:pPr>
       <w:r>
         <w:rPr>
           <w:b/>
+          <w:color w:val="202124"/>
+          <w:sz w:val="24"/>
         </w:rPr>
-        <w:t>Dashboard interactif :</w:t>
+        <w:t>3.2  Contraintes &amp; limites des données</w:t>
       </w:r>
+    </w:p>
+    <w:p>
+      <w:pPr>
+        <w:pStyle w:val="ListBullet"/>
+        <w:spacing w:after="60"/>
+        <w:ind w:left="283"/>
+      </w:pPr>
       <w:r>
-        <w:t xml:space="preserve"> </w:t>
+        <w:rPr>
+          <w:sz w:val="20"/>
+        </w:rPr>
+        <w:t>Confidentialité : pas d'identifiant personnel — impossible de relier les trajets à un individu.</w:t>
+      </w:r>
+    </w:p>
+    <w:p>
+      <w:pPr>
+        <w:pStyle w:val="ListBullet"/>
+        <w:spacing w:after="60"/>
+        <w:ind w:left="283"/>
+      </w:pPr>
+      <w:r>
+        <w:rPr>
+          <w:sz w:val="20"/>
+        </w:rPr>
+        <w:t>Données manquantes : 5–15 % de valeurs nulles sur les noms de stations (vélos electric/docked).</w:t>
+      </w:r>
+    </w:p>
+    <w:p>
+      <w:pPr>
+        <w:pStyle w:val="ListBullet"/>
+        <w:spacing w:after="60"/>
+        <w:ind w:left="283"/>
+      </w:pPr>
+      <w:r>
+        <w:rPr>
+          <w:sz w:val="20"/>
+        </w:rPr>
+        <w:t>Schéma hétérogène : le fichier 2019 Q1 utilise une structure différente des fichiers 2020.</w:t>
+      </w:r>
+    </w:p>
+    <w:p>
+      <w:pPr>
+        <w:pStyle w:val="ListBullet"/>
+        <w:spacing w:after="60"/>
+        <w:ind w:left="283"/>
+      </w:pPr>
+      <w:r>
+        <w:rPr>
+          <w:sz w:val="20"/>
+        </w:rPr>
+        <w:t>Impact COVID-19 : le creux d'avril 2020 reflète le confinement — comportement atypique.</w:t>
+      </w:r>
+    </w:p>
+    <w:p>
+      <w:pPr>
+        <w:pStyle w:val="ListBullet"/>
+        <w:spacing w:after="60"/>
+        <w:ind w:left="283"/>
+      </w:pPr>
+      <w:r>
+        <w:rPr>
+          <w:sz w:val="20"/>
+        </w:rPr>
+        <w:t>Données historiques : tendances solides mais une mise à jour 2022–2024 serait recommandée.</w:t>
+      </w:r>
+    </w:p>
+    <w:p>
+      <w:r>
+        <w:br w:type="page"/>
+      </w:r>
+    </w:p>
+    <w:p>
+      <w:pPr>
+        <w:spacing w:before="280" w:after="80"/>
+        <w:pBdr>
+          <w:bottom w:val="single" w:sz="6" w:space="4" w:color="1A73E8"/>
+        </w:pBdr>
+      </w:pPr>
+      <w:r>
+        <w:rPr>
+          <w:b/>
+          <w:color w:val="1A73E8"/>
+          <w:sz w:val="32"/>
+        </w:rPr>
+        <w:t xml:space="preserve">4.  </w:t>
       </w:r>
       <w:r>
         <w:rPr>
-          <w:rFonts w:ascii="Courier New" w:hAnsi="Courier New"/>
-          <w:color w:val="C62828"/>
-          <w:sz w:val="18"/>
+          <w:b/>
+          <w:color w:val="202124"/>
+          <w:sz w:val="32"/>
         </w:rPr>
-        <w:t>05_dashboard.html</w:t>
-      </w:r>
-      <w:r>
-        <w:t xml:space="preserve"> (ouvrir dans un navigateur)</w:t>
+        <w:t>Analyse &amp; Insights</w:t>
       </w:r>
     </w:p>
+    <w:p>
+      <w:pPr>
+        <w:spacing w:before="200" w:after="80"/>
+      </w:pPr>
+      <w:r>
+        <w:rPr>
+          <w:b/>
+          <w:color w:val="202124"/>
+          <w:sz w:val="24"/>
+        </w:rPr>
+        <w:t>4.1  Vue d'ensemble : volume et durée des trajets</w:t>
+      </w:r>
+    </w:p>
+    <w:p>
+      <w:pPr>
+        <w:spacing w:after="120"/>
+      </w:pPr>
+      <w:r>
+        <w:rPr>
+          <w:color w:val="202124"/>
+          <w:sz w:val="20"/>
+        </w:rPr>
+        <w:t>Les membres représentent 64,6 % du volume de trajets mais effectuent des déplacements 2,5 fois plus courts que les casual riders. Cette asymétrie (plus de trajets, plus courts pour les membres ; moins de trajets, bien plus longs pour les casual) révèle des usages fondamentalement distincts.</w:t>
+      </w:r>
+    </w:p>
+    <w:tbl>
+      <w:tblPr>
+        <w:tblStyle w:val="TableGrid"/>
+        <w:tblW w:type="auto" w:w="0"/>
+        <w:jc w:val="center"/>
+        <w:tblLook w:firstColumn="1" w:firstRow="1" w:lastColumn="0" w:lastRow="0" w:noHBand="0" w:noVBand="1" w:val="04A0"/>
+      </w:tblPr>
+      <w:tblGrid>
+        <w:gridCol w:w="2351"/>
+        <w:gridCol w:w="2351"/>
+        <w:gridCol w:w="2351"/>
+        <w:gridCol w:w="2351"/>
+      </w:tblGrid>
+      <w:tr>
+        <w:tc>
+          <w:tcPr>
+            <w:tcW w:type="dxa" w:w="2835"/>
+            <w:shd w:val="clear" w:color="auto" w:fill="1A73E8"/>
+          </w:tcPr>
+          <w:p>
+            <w:pPr>
+              <w:jc w:val="center"/>
+            </w:pPr>
+            <w:r>
+              <w:rPr>
+                <w:b/>
+                <w:color w:val="FFFFFF"/>
+                <w:sz w:val="18"/>
+              </w:rPr>
+              <w:t>Métrique</w:t>
+            </w:r>
+          </w:p>
+        </w:tc>
+        <w:tc>
+          <w:tcPr>
+            <w:tcW w:type="dxa" w:w="1984"/>
+            <w:shd w:val="clear" w:color="auto" w:fill="1A73E8"/>
+          </w:tcPr>
+          <w:p>
+            <w:pPr>
+              <w:jc w:val="center"/>
+            </w:pPr>
+            <w:r>
+              <w:rPr>
+                <w:b/>
+                <w:color w:val="FFFFFF"/>
+                <w:sz w:val="18"/>
+              </w:rPr>
+              <w:t>Members</w:t>
+            </w:r>
+          </w:p>
+        </w:tc>
+        <w:tc>
+          <w:tcPr>
+            <w:tcW w:type="dxa" w:w="1984"/>
+            <w:shd w:val="clear" w:color="auto" w:fill="1A73E8"/>
+          </w:tcPr>
+          <w:p>
+            <w:pPr>
+              <w:jc w:val="center"/>
+            </w:pPr>
+            <w:r>
+              <w:rPr>
+                <w:b/>
+                <w:color w:val="FFFFFF"/>
+                <w:sz w:val="18"/>
+              </w:rPr>
+              <w:t>Casual riders</w:t>
+            </w:r>
+          </w:p>
+        </w:tc>
+        <w:tc>
+          <w:tcPr>
+            <w:tcW w:type="dxa" w:w="2268"/>
+            <w:shd w:val="clear" w:color="auto" w:fill="1A73E8"/>
+          </w:tcPr>
+          <w:p>
+            <w:pPr>
+              <w:jc w:val="center"/>
+            </w:pPr>
+            <w:r>
+              <w:rPr>
+                <w:b/>
+                <w:color w:val="FFFFFF"/>
+                <w:sz w:val="18"/>
+              </w:rPr>
+              <w:t>Ratio</w:t>
+            </w:r>
+          </w:p>
+        </w:tc>
+      </w:tr>
+      <w:tr>
+        <w:tc>
+          <w:tcPr>
+            <w:tcW w:type="dxa" w:w="2835"/>
+            <w:shd w:val="clear" w:color="auto" w:fill="F8F9FA"/>
+          </w:tcPr>
+          <w:p>
+            <w:r>
+              <w:rPr>
+                <w:sz w:val="18"/>
+              </w:rPr>
+              <w:t>Nombre de trajets</w:t>
+            </w:r>
+          </w:p>
+        </w:tc>
+        <w:tc>
+          <w:tcPr>
+            <w:tcW w:type="dxa" w:w="1984"/>
+            <w:shd w:val="clear" w:color="auto" w:fill="F8F9FA"/>
+          </w:tcPr>
+          <w:p>
+            <w:r>
+              <w:rPr>
+                <w:sz w:val="18"/>
+              </w:rPr>
+              <w:t>2 508 757</w:t>
+            </w:r>
+          </w:p>
+        </w:tc>
+        <w:tc>
+          <w:tcPr>
+            <w:tcW w:type="dxa" w:w="1984"/>
+            <w:shd w:val="clear" w:color="auto" w:fill="F8F9FA"/>
+          </w:tcPr>
+          <w:p>
+            <w:r>
+              <w:rPr>
+                <w:sz w:val="18"/>
+              </w:rPr>
+              <w:t>1 376 682</w:t>
+            </w:r>
+          </w:p>
+        </w:tc>
+        <w:tc>
+          <w:tcPr>
+            <w:tcW w:type="dxa" w:w="2268"/>
+            <w:shd w:val="clear" w:color="auto" w:fill="F8F9FA"/>
+          </w:tcPr>
+          <w:p>
+            <w:r>
+              <w:rPr>
+                <w:sz w:val="18"/>
+              </w:rPr>
+              <w:t>Members × 1,8</w:t>
+            </w:r>
+          </w:p>
+        </w:tc>
+      </w:tr>
+      <w:tr>
+        <w:tc>
+          <w:tcPr>
+            <w:tcW w:type="dxa" w:w="2835"/>
+          </w:tcPr>
+          <w:p>
+            <w:r>
+              <w:rPr>
+                <w:sz w:val="18"/>
+              </w:rPr>
+              <w:t>Part du total</w:t>
+            </w:r>
+          </w:p>
+        </w:tc>
+        <w:tc>
+          <w:tcPr>
+            <w:tcW w:type="dxa" w:w="1984"/>
+          </w:tcPr>
+          <w:p>
+            <w:r>
+              <w:rPr>
+                <w:sz w:val="18"/>
+              </w:rPr>
+              <w:t>64,6 %</w:t>
+            </w:r>
+          </w:p>
+        </w:tc>
+        <w:tc>
+          <w:tcPr>
+            <w:tcW w:type="dxa" w:w="1984"/>
+          </w:tcPr>
+          <w:p>
+            <w:r>
+              <w:rPr>
+                <w:sz w:val="18"/>
+              </w:rPr>
+              <w:t>35,4 %</w:t>
+            </w:r>
+          </w:p>
+        </w:tc>
+        <w:tc>
+          <w:tcPr>
+            <w:tcW w:type="dxa" w:w="2268"/>
+          </w:tcPr>
+          <w:p>
+            <w:r>
+              <w:rPr>
+                <w:sz w:val="18"/>
+              </w:rPr>
+              <w:t>—</w:t>
+            </w:r>
+          </w:p>
+        </w:tc>
+      </w:tr>
+      <w:tr>
+        <w:tc>
+          <w:tcPr>
+            <w:tcW w:type="dxa" w:w="2835"/>
+            <w:shd w:val="clear" w:color="auto" w:fill="F8F9FA"/>
+          </w:tcPr>
+          <w:p>
+            <w:r>
+              <w:rPr>
+                <w:sz w:val="18"/>
+              </w:rPr>
+              <w:t>Durée moyenne</w:t>
+            </w:r>
+          </w:p>
+        </w:tc>
+        <w:tc>
+          <w:tcPr>
+            <w:tcW w:type="dxa" w:w="1984"/>
+            <w:shd w:val="clear" w:color="auto" w:fill="F8F9FA"/>
+          </w:tcPr>
+          <w:p>
+            <w:r>
+              <w:rPr>
+                <w:sz w:val="18"/>
+              </w:rPr>
+              <w:t>14,6 min</w:t>
+            </w:r>
+          </w:p>
+        </w:tc>
+        <w:tc>
+          <w:tcPr>
+            <w:tcW w:type="dxa" w:w="1984"/>
+            <w:shd w:val="clear" w:color="auto" w:fill="F8F9FA"/>
+          </w:tcPr>
+          <w:p>
+            <w:r>
+              <w:rPr>
+                <w:sz w:val="18"/>
+              </w:rPr>
+              <w:t>37,1 min</w:t>
+            </w:r>
+          </w:p>
+        </w:tc>
+        <w:tc>
+          <w:tcPr>
+            <w:tcW w:type="dxa" w:w="2268"/>
+            <w:shd w:val="clear" w:color="auto" w:fill="F8F9FA"/>
+          </w:tcPr>
+          <w:p>
+            <w:r>
+              <w:rPr>
+                <w:sz w:val="18"/>
+              </w:rPr>
+              <w:t>Casual × 2,5</w:t>
+            </w:r>
+          </w:p>
+        </w:tc>
+      </w:tr>
+      <w:tr>
+        <w:tc>
+          <w:tcPr>
+            <w:tcW w:type="dxa" w:w="2835"/>
+          </w:tcPr>
+          <w:p>
+            <w:r>
+              <w:rPr>
+                <w:sz w:val="18"/>
+              </w:rPr>
+              <w:t>Durée médiane</w:t>
+            </w:r>
+          </w:p>
+        </w:tc>
+        <w:tc>
+          <w:tcPr>
+            <w:tcW w:type="dxa" w:w="1984"/>
+          </w:tcPr>
+          <w:p>
+            <w:r>
+              <w:rPr>
+                <w:sz w:val="18"/>
+              </w:rPr>
+              <w:t>10,6 min</w:t>
+            </w:r>
+          </w:p>
+        </w:tc>
+        <w:tc>
+          <w:tcPr>
+            <w:tcW w:type="dxa" w:w="1984"/>
+          </w:tcPr>
+          <w:p>
+            <w:r>
+              <w:rPr>
+                <w:sz w:val="18"/>
+              </w:rPr>
+              <w:t>21,7 min</w:t>
+            </w:r>
+          </w:p>
+        </w:tc>
+        <w:tc>
+          <w:tcPr>
+            <w:tcW w:type="dxa" w:w="2268"/>
+          </w:tcPr>
+          <w:p>
+            <w:r>
+              <w:rPr>
+                <w:sz w:val="18"/>
+              </w:rPr>
+              <w:t>Casual × 2,0</w:t>
+            </w:r>
+          </w:p>
+        </w:tc>
+      </w:tr>
+      <w:tr>
+        <w:tc>
+          <w:tcPr>
+            <w:tcW w:type="dxa" w:w="2835"/>
+            <w:shd w:val="clear" w:color="auto" w:fill="F8F9FA"/>
+          </w:tcPr>
+          <w:p>
+            <w:r>
+              <w:rPr>
+                <w:sz w:val="18"/>
+              </w:rPr>
+              <w:t>Durée maximale</w:t>
+            </w:r>
+          </w:p>
+        </w:tc>
+        <w:tc>
+          <w:tcPr>
+            <w:tcW w:type="dxa" w:w="1984"/>
+            <w:shd w:val="clear" w:color="auto" w:fill="F8F9FA"/>
+          </w:tcPr>
+          <w:p>
+            <w:r>
+              <w:rPr>
+                <w:sz w:val="18"/>
+              </w:rPr>
+              <w:t>1 439,7 min</w:t>
+            </w:r>
+          </w:p>
+        </w:tc>
+        <w:tc>
+          <w:tcPr>
+            <w:tcW w:type="dxa" w:w="1984"/>
+            <w:shd w:val="clear" w:color="auto" w:fill="F8F9FA"/>
+          </w:tcPr>
+          <w:p>
+            <w:r>
+              <w:rPr>
+                <w:sz w:val="18"/>
+              </w:rPr>
+              <w:t>1 439,9 min</w:t>
+            </w:r>
+          </w:p>
+        </w:tc>
+        <w:tc>
+          <w:tcPr>
+            <w:tcW w:type="dxa" w:w="2268"/>
+            <w:shd w:val="clear" w:color="auto" w:fill="F8F9FA"/>
+          </w:tcPr>
+          <w:p>
+            <w:r>
+              <w:rPr>
+                <w:sz w:val="18"/>
+              </w:rPr>
+              <w:t>—</w:t>
+            </w:r>
+          </w:p>
+        </w:tc>
+      </w:tr>
+      <w:tr>
+        <w:tc>
+          <w:tcPr>
+            <w:tcW w:type="dxa" w:w="2835"/>
+          </w:tcPr>
+          <w:p>
+            <w:r>
+              <w:rPr>
+                <w:sz w:val="18"/>
+              </w:rPr>
+              <w:t>Jour de pointe</w:t>
+            </w:r>
+          </w:p>
+        </w:tc>
+        <w:tc>
+          <w:tcPr>
+            <w:tcW w:type="dxa" w:w="1984"/>
+          </w:tcPr>
+          <w:p>
+            <w:r>
+              <w:rPr>
+                <w:sz w:val="18"/>
+              </w:rPr>
+              <w:t>Jeudi</w:t>
+            </w:r>
+          </w:p>
+        </w:tc>
+        <w:tc>
+          <w:tcPr>
+            <w:tcW w:type="dxa" w:w="1984"/>
+          </w:tcPr>
+          <w:p>
+            <w:r>
+              <w:rPr>
+                <w:sz w:val="18"/>
+              </w:rPr>
+              <w:t>Samedi</w:t>
+            </w:r>
+          </w:p>
+        </w:tc>
+        <w:tc>
+          <w:tcPr>
+            <w:tcW w:type="dxa" w:w="2268"/>
+          </w:tcPr>
+          <w:p>
+            <w:r>
+              <w:rPr>
+                <w:sz w:val="18"/>
+              </w:rPr>
+              <w:t>—</w:t>
+            </w:r>
+          </w:p>
+        </w:tc>
+      </w:tr>
+      <w:tr>
+        <w:tc>
+          <w:tcPr>
+            <w:tcW w:type="dxa" w:w="2835"/>
+            <w:shd w:val="clear" w:color="auto" w:fill="F8F9FA"/>
+          </w:tcPr>
+          <w:p>
+            <w:r>
+              <w:rPr>
+                <w:sz w:val="18"/>
+              </w:rPr>
+              <w:t>Usage principal</w:t>
+            </w:r>
+          </w:p>
+        </w:tc>
+        <w:tc>
+          <w:tcPr>
+            <w:tcW w:type="dxa" w:w="1984"/>
+            <w:shd w:val="clear" w:color="auto" w:fill="F8F9FA"/>
+          </w:tcPr>
+          <w:p>
+            <w:r>
+              <w:rPr>
+                <w:sz w:val="18"/>
+              </w:rPr>
+              <w:t>Domicile ↔ Travail</w:t>
+            </w:r>
+          </w:p>
+        </w:tc>
+        <w:tc>
+          <w:tcPr>
+            <w:tcW w:type="dxa" w:w="1984"/>
+            <w:shd w:val="clear" w:color="auto" w:fill="F8F9FA"/>
+          </w:tcPr>
+          <w:p>
+            <w:r>
+              <w:rPr>
+                <w:sz w:val="18"/>
+              </w:rPr>
+              <w:t>Loisirs / Tourisme</w:t>
+            </w:r>
+          </w:p>
+        </w:tc>
+        <w:tc>
+          <w:tcPr>
+            <w:tcW w:type="dxa" w:w="2268"/>
+            <w:shd w:val="clear" w:color="auto" w:fill="F8F9FA"/>
+          </w:tcPr>
+          <w:p>
+            <w:r>
+              <w:rPr>
+                <w:sz w:val="18"/>
+              </w:rPr>
+              <w:t>—</w:t>
+            </w:r>
+          </w:p>
+        </w:tc>
+      </w:tr>
+    </w:tbl>
+    <w:p>
+      <w:pPr>
+        <w:spacing w:after="80"/>
+      </w:pPr>
+    </w:p>
+    <w:tbl>
+      <w:tblPr>
+        <w:tblW w:type="auto" w:w="0"/>
+        <w:jc w:val="center"/>
+        <w:tblLook w:firstColumn="1" w:firstRow="1" w:lastColumn="0" w:lastRow="0" w:noHBand="0" w:noVBand="1" w:val="04A0"/>
+      </w:tblPr>
+      <w:tblGrid>
+        <w:gridCol w:w="4703"/>
+        <w:gridCol w:w="4703"/>
+      </w:tblGrid>
+      <w:tr>
+        <w:tc>
+          <w:tcPr>
+            <w:tcW w:type="dxa" w:w="4703"/>
+          </w:tcPr>
+          <w:p>
+            <w:pPr>
+              <w:jc w:val="center"/>
+            </w:pPr>
+            <w:r>
+              <w:drawing>
+                <wp:inline xmlns:a="http://schemas.openxmlformats.org/drawingml/2006/main" xmlns:pic="http://schemas.openxmlformats.org/drawingml/2006/picture">
+                  <wp:extent cx="2700000" cy="1909305"/>
+                  <wp:docPr id="1" name="Picture 1"/>
+                  <wp:cNvGraphicFramePr>
+                    <a:graphicFrameLocks noChangeAspect="1"/>
+                  </wp:cNvGraphicFramePr>
+                  <a:graphic>
+                    <a:graphicData uri="http://schemas.openxmlformats.org/drawingml/2006/picture">
+                      <pic:pic>
+                        <pic:nvPicPr>
+                          <pic:cNvPr id="0" name="01_rides_count.png"/>
+                          <pic:cNvPicPr/>
+                        </pic:nvPicPr>
+                        <pic:blipFill>
+                          <a:blip r:embed="rId10"/>
+                          <a:stretch>
+                            <a:fillRect/>
+                          </a:stretch>
+                        </pic:blipFill>
+                        <pic:spPr>
+                          <a:xfrm>
+                            <a:off x="0" y="0"/>
+                            <a:ext cx="2700000" cy="1909305"/>
+                          </a:xfrm>
+                          <a:prstGeom prst="rect"/>
+                        </pic:spPr>
+                      </pic:pic>
+                    </a:graphicData>
+                  </a:graphic>
+                </wp:inline>
+              </w:drawing>
+            </w:r>
+          </w:p>
+          <w:p>
+            <w:pPr>
+              <w:jc w:val="center"/>
+            </w:pPr>
+            <w:r>
+              <w:rPr>
+                <w:i/>
+                <w:color w:val="5F6368"/>
+                <w:sz w:val="16"/>
+              </w:rPr>
+              <w:t>Fig. 1 — Nombre total de trajets</w:t>
+            </w:r>
+          </w:p>
+        </w:tc>
+        <w:tc>
+          <w:tcPr>
+            <w:tcW w:type="dxa" w:w="4703"/>
+          </w:tcPr>
+          <w:p>
+            <w:pPr>
+              <w:jc w:val="center"/>
+            </w:pPr>
+            <w:r>
+              <w:drawing>
+                <wp:inline xmlns:a="http://schemas.openxmlformats.org/drawingml/2006/main" xmlns:pic="http://schemas.openxmlformats.org/drawingml/2006/picture">
+                  <wp:extent cx="2700000" cy="1906660"/>
+                  <wp:docPr id="2" name="Picture 2"/>
+                  <wp:cNvGraphicFramePr>
+                    <a:graphicFrameLocks noChangeAspect="1"/>
+                  </wp:cNvGraphicFramePr>
+                  <a:graphic>
+                    <a:graphicData uri="http://schemas.openxmlformats.org/drawingml/2006/picture">
+                      <pic:pic>
+                        <pic:nvPicPr>
+                          <pic:cNvPr id="0" name="02_avg_ride_length.png"/>
+                          <pic:cNvPicPr/>
+                        </pic:nvPicPr>
+                        <pic:blipFill>
+                          <a:blip r:embed="rId11"/>
+                          <a:stretch>
+                            <a:fillRect/>
+                          </a:stretch>
+                        </pic:blipFill>
+                        <pic:spPr>
+                          <a:xfrm>
+                            <a:off x="0" y="0"/>
+                            <a:ext cx="2700000" cy="1906660"/>
+                          </a:xfrm>
+                          <a:prstGeom prst="rect"/>
+                        </pic:spPr>
+                      </pic:pic>
+                    </a:graphicData>
+                  </a:graphic>
+                </wp:inline>
+              </w:drawing>
+            </w:r>
+          </w:p>
+          <w:p>
+            <w:pPr>
+              <w:jc w:val="center"/>
+            </w:pPr>
+            <w:r>
+              <w:rPr>
+                <w:i/>
+                <w:color w:val="5F6368"/>
+                <w:sz w:val="16"/>
+              </w:rPr>
+              <w:t>Fig. 2 — Durée moyenne (minutes)</w:t>
+            </w:r>
+          </w:p>
+        </w:tc>
+      </w:tr>
+    </w:tbl>
     <w:p/>
     <w:p>
       <w:r>
-        <w:t>────────────────────────────────────────────────────────────</w:t>
+        <w:br w:type="page"/>
+      </w:r>
+    </w:p>
+    <w:p>
+      <w:pPr>
+        <w:spacing w:before="200" w:after="80"/>
+      </w:pPr>
+      <w:r>
+        <w:rPr>
+          <w:b/>
+          <w:color w:val="202124"/>
+          <w:sz w:val="24"/>
+        </w:rPr>
+        <w:t>4.2  Comportement temporel</w:t>
+      </w:r>
+    </w:p>
+    <w:p>
+      <w:pPr>
+        <w:spacing w:after="120"/>
+      </w:pPr>
+      <w:r>
+        <w:rPr>
+          <w:color w:val="202124"/>
+          <w:sz w:val="20"/>
+        </w:rPr>
+        <w:t>L'analyse temporelle révèle la différence structurelle la plus significative : les membres ont un usage utilitaire rythmé par la semaine de travail, les casual riders un usage récréatif concentré sur le week-end et les heures de l'après-midi.</w:t>
+      </w:r>
+    </w:p>
+    <w:p>
+      <w:pPr>
+        <w:spacing w:after="40"/>
+      </w:pPr>
+      <w:r>
+        <w:rPr>
+          <w:color w:val="202124"/>
+          <w:sz w:val="20"/>
+        </w:rPr>
+        <w:t>Par jour de la semaine :</w:t>
+      </w:r>
+    </w:p>
+    <w:p>
+      <w:pPr>
+        <w:pStyle w:val="ListBullet"/>
+        <w:spacing w:after="60"/>
+        <w:ind w:left="283"/>
+      </w:pPr>
+      <w:r>
+        <w:rPr>
+          <w:sz w:val="20"/>
+        </w:rPr>
+        <w:t>Members : pic le jeudi (~391k trajets), volume stable lundi–vendredi → usage domicile-travail.</w:t>
+      </w:r>
+    </w:p>
+    <w:p>
+      <w:pPr>
+        <w:pStyle w:val="ListBullet"/>
+        <w:spacing w:after="60"/>
+        <w:ind w:left="283"/>
+      </w:pPr>
+      <w:r>
+        <w:rPr>
+          <w:sz w:val="20"/>
+        </w:rPr>
+        <w:t>Casual : pic le samedi (~318k trajets), profil en cloche autour du week-end → usage loisir.</w:t>
+      </w:r>
+    </w:p>
+    <w:p>
+      <w:pPr>
+        <w:jc w:val="center"/>
+      </w:pPr>
+      <w:r>
+        <w:drawing>
+          <wp:inline xmlns:a="http://schemas.openxmlformats.org/drawingml/2006/main" xmlns:pic="http://schemas.openxmlformats.org/drawingml/2006/picture">
+            <wp:extent cx="5040000" cy="2980829"/>
+            <wp:docPr id="3" name="Picture 3"/>
+            <wp:cNvGraphicFramePr>
+              <a:graphicFrameLocks noChangeAspect="1"/>
+            </wp:cNvGraphicFramePr>
+            <a:graphic>
+              <a:graphicData uri="http://schemas.openxmlformats.org/drawingml/2006/picture">
+                <pic:pic>
+                  <pic:nvPicPr>
+                    <pic:cNvPr id="0" name="03_rides_by_dow.png"/>
+                    <pic:cNvPicPr/>
+                  </pic:nvPicPr>
+                  <pic:blipFill>
+                    <a:blip r:embed="rId12"/>
+                    <a:stretch>
+                      <a:fillRect/>
+                    </a:stretch>
+                  </pic:blipFill>
+                  <pic:spPr>
+                    <a:xfrm>
+                      <a:off x="0" y="0"/>
+                      <a:ext cx="5040000" cy="2980829"/>
+                    </a:xfrm>
+                    <a:prstGeom prst="rect"/>
+                  </pic:spPr>
+                </pic:pic>
+              </a:graphicData>
+            </a:graphic>
+          </wp:inline>
+        </w:drawing>
+      </w:r>
+    </w:p>
+    <w:p>
+      <w:pPr>
+        <w:spacing w:after="200"/>
+        <w:jc w:val="center"/>
+      </w:pPr>
+      <w:r>
+        <w:rPr>
+          <w:i/>
+          <w:color w:val="5F6368"/>
+          <w:sz w:val="17"/>
+        </w:rPr>
+        <w:t>Fig. 3 — Trajets par jour de la semaine (membres vs casual)</w:t>
+      </w:r>
+    </w:p>
+    <w:p>
+      <w:pPr>
+        <w:spacing w:after="40"/>
+      </w:pPr>
+      <w:r>
+        <w:rPr>
+          <w:color w:val="202124"/>
+          <w:sz w:val="20"/>
+        </w:rPr>
+        <w:t>Par mois et saison :</w:t>
+      </w:r>
+    </w:p>
+    <w:p>
+      <w:pPr>
+        <w:pStyle w:val="ListBullet"/>
+        <w:spacing w:after="60"/>
+        <w:ind w:left="283"/>
+      </w:pPr>
+      <w:r>
+        <w:rPr>
+          <w:sz w:val="20"/>
+        </w:rPr>
+        <w:t>Pic estival commun (juin–août), bien plus prononcé chez les casual.</w:t>
+      </w:r>
+    </w:p>
+    <w:p>
+      <w:pPr>
+        <w:pStyle w:val="ListBullet"/>
+        <w:spacing w:after="60"/>
+        <w:ind w:left="283"/>
+      </w:pPr>
+      <w:r>
+        <w:rPr>
+          <w:sz w:val="20"/>
+        </w:rPr>
+        <w:t>Casual hyper-saisonniers : 51,5 % de leurs trajets en été vs 32 % pour les membres.</w:t>
+      </w:r>
+    </w:p>
+    <w:p>
+      <w:pPr>
+        <w:pStyle w:val="ListBullet"/>
+        <w:spacing w:after="60"/>
+        <w:ind w:left="283"/>
+      </w:pPr>
+      <w:r>
+        <w:rPr>
+          <w:sz w:val="20"/>
+        </w:rPr>
+        <w:t>En hiver : membres actifs (556k trajets) vs casual quasi-absents (57k).</w:t>
+      </w:r>
+    </w:p>
+    <w:p>
+      <w:pPr>
+        <w:pStyle w:val="ListBullet"/>
+        <w:spacing w:after="60"/>
+        <w:ind w:left="283"/>
+      </w:pPr>
+      <w:r>
+        <w:rPr>
+          <w:sz w:val="20"/>
+        </w:rPr>
+        <w:t>Creux d'avril 2020 visible pour les deux types (confinement COVID-19).</w:t>
+      </w:r>
+    </w:p>
+    <w:p>
+      <w:pPr>
+        <w:jc w:val="center"/>
+      </w:pPr>
+      <w:r>
+        <w:drawing>
+          <wp:inline xmlns:a="http://schemas.openxmlformats.org/drawingml/2006/main" xmlns:pic="http://schemas.openxmlformats.org/drawingml/2006/picture">
+            <wp:extent cx="5400000" cy="2273684"/>
+            <wp:docPr id="4" name="Picture 4"/>
+            <wp:cNvGraphicFramePr>
+              <a:graphicFrameLocks noChangeAspect="1"/>
+            </wp:cNvGraphicFramePr>
+            <a:graphic>
+              <a:graphicData uri="http://schemas.openxmlformats.org/drawingml/2006/picture">
+                <pic:pic>
+                  <pic:nvPicPr>
+                    <pic:cNvPr id="0" name="04_rides_by_month.png"/>
+                    <pic:cNvPicPr/>
+                  </pic:nvPicPr>
+                  <pic:blipFill>
+                    <a:blip r:embed="rId13"/>
+                    <a:stretch>
+                      <a:fillRect/>
+                    </a:stretch>
+                  </pic:blipFill>
+                  <pic:spPr>
+                    <a:xfrm>
+                      <a:off x="0" y="0"/>
+                      <a:ext cx="5400000" cy="2273684"/>
+                    </a:xfrm>
+                    <a:prstGeom prst="rect"/>
+                  </pic:spPr>
+                </pic:pic>
+              </a:graphicData>
+            </a:graphic>
+          </wp:inline>
+        </w:drawing>
+      </w:r>
+    </w:p>
+    <w:p>
+      <w:pPr>
+        <w:spacing w:after="200"/>
+        <w:jc w:val="center"/>
+      </w:pPr>
+      <w:r>
+        <w:rPr>
+          <w:i/>
+          <w:color w:val="5F6368"/>
+          <w:sz w:val="17"/>
+        </w:rPr>
+        <w:t>Fig. 4 — Évolution mensuelle des trajets (Janv. 2019 – Déc. 2020)</w:t>
+      </w:r>
+    </w:p>
+    <w:p>
+      <w:r>
+        <w:br w:type="page"/>
+      </w:r>
+    </w:p>
+    <w:p>
+      <w:pPr>
+        <w:spacing w:after="40"/>
+      </w:pPr>
+      <w:r>
+        <w:rPr>
+          <w:color w:val="202124"/>
+          <w:sz w:val="20"/>
+        </w:rPr>
+        <w:t>Par heure de départ :</w:t>
+      </w:r>
+    </w:p>
+    <w:p>
+      <w:pPr>
+        <w:pStyle w:val="ListBullet"/>
+        <w:spacing w:after="60"/>
+        <w:ind w:left="283"/>
+      </w:pPr>
+      <w:r>
+        <w:rPr>
+          <w:sz w:val="20"/>
+        </w:rPr>
+        <w:t>Members : double pic à 8h et 17h → confirme les trajets domicile-travail.</w:t>
+      </w:r>
+    </w:p>
+    <w:p>
+      <w:pPr>
+        <w:pStyle w:val="ListBullet"/>
+        <w:spacing w:after="60"/>
+        <w:ind w:left="283"/>
+      </w:pPr>
+      <w:r>
+        <w:rPr>
+          <w:sz w:val="20"/>
+        </w:rPr>
+        <w:t>Casual : montée progressive dès 10h, pic unique à 15–17h → loisir, pas d'urgence horaire.</w:t>
+      </w:r>
+    </w:p>
+    <w:p>
+      <w:pPr>
+        <w:jc w:val="center"/>
+      </w:pPr>
+      <w:r>
+        <w:drawing>
+          <wp:inline xmlns:a="http://schemas.openxmlformats.org/drawingml/2006/main" xmlns:pic="http://schemas.openxmlformats.org/drawingml/2006/picture">
+            <wp:extent cx="5040000" cy="2043320"/>
+            <wp:docPr id="5" name="Picture 5"/>
+            <wp:cNvGraphicFramePr>
+              <a:graphicFrameLocks noChangeAspect="1"/>
+            </wp:cNvGraphicFramePr>
+            <a:graphic>
+              <a:graphicData uri="http://schemas.openxmlformats.org/drawingml/2006/picture">
+                <pic:pic>
+                  <pic:nvPicPr>
+                    <pic:cNvPr id="0" name="07_rides_by_hour.png"/>
+                    <pic:cNvPicPr/>
+                  </pic:nvPicPr>
+                  <pic:blipFill>
+                    <a:blip r:embed="rId14"/>
+                    <a:stretch>
+                      <a:fillRect/>
+                    </a:stretch>
+                  </pic:blipFill>
+                  <pic:spPr>
+                    <a:xfrm>
+                      <a:off x="0" y="0"/>
+                      <a:ext cx="5040000" cy="2043320"/>
+                    </a:xfrm>
+                    <a:prstGeom prst="rect"/>
+                  </pic:spPr>
+                </pic:pic>
+              </a:graphicData>
+            </a:graphic>
+          </wp:inline>
+        </w:drawing>
+      </w:r>
+    </w:p>
+    <w:p>
+      <w:pPr>
+        <w:spacing w:after="200"/>
+        <w:jc w:val="center"/>
+      </w:pPr>
+      <w:r>
+        <w:rPr>
+          <w:i/>
+          <w:color w:val="5F6368"/>
+          <w:sz w:val="17"/>
+        </w:rPr>
+        <w:t>Fig. 5 — Répartition des trajets par heure de départ</w:t>
+      </w:r>
+    </w:p>
+    <w:p>
+      <w:pPr>
+        <w:spacing w:after="40"/>
+      </w:pPr>
+      <w:r>
+        <w:rPr>
+          <w:color w:val="202124"/>
+          <w:sz w:val="20"/>
+        </w:rPr>
+        <w:t>Durée moyenne par jour de la semaine :</w:t>
+      </w:r>
+    </w:p>
+    <w:p>
+      <w:pPr>
+        <w:spacing w:after="120"/>
+      </w:pPr>
+      <w:r>
+        <w:rPr>
+          <w:color w:val="202124"/>
+          <w:sz w:val="20"/>
+        </w:rPr>
+        <w:t>Les casual riders maintiennent des trajets longs toute la semaine (&gt;25 min même en semaine), ce qui exclut une explication liée uniquement au week-end. Il s'agit d'un comportement d'usage récréatif structurel, indépendant du jour.</w:t>
+      </w:r>
+    </w:p>
+    <w:p>
+      <w:pPr>
+        <w:jc w:val="center"/>
+      </w:pPr>
+      <w:r>
+        <w:drawing>
+          <wp:inline xmlns:a="http://schemas.openxmlformats.org/drawingml/2006/main" xmlns:pic="http://schemas.openxmlformats.org/drawingml/2006/picture">
+            <wp:extent cx="5040000" cy="2977403"/>
+            <wp:docPr id="6" name="Picture 6"/>
+            <wp:cNvGraphicFramePr>
+              <a:graphicFrameLocks noChangeAspect="1"/>
+            </wp:cNvGraphicFramePr>
+            <a:graphic>
+              <a:graphicData uri="http://schemas.openxmlformats.org/drawingml/2006/picture">
+                <pic:pic>
+                  <pic:nvPicPr>
+                    <pic:cNvPr id="0" name="08_avg_length_by_dow.png"/>
+                    <pic:cNvPicPr/>
+                  </pic:nvPicPr>
+                  <pic:blipFill>
+                    <a:blip r:embed="rId15"/>
+                    <a:stretch>
+                      <a:fillRect/>
+                    </a:stretch>
+                  </pic:blipFill>
+                  <pic:spPr>
+                    <a:xfrm>
+                      <a:off x="0" y="0"/>
+                      <a:ext cx="5040000" cy="2977403"/>
+                    </a:xfrm>
+                    <a:prstGeom prst="rect"/>
+                  </pic:spPr>
+                </pic:pic>
+              </a:graphicData>
+            </a:graphic>
+          </wp:inline>
+        </w:drawing>
+      </w:r>
+    </w:p>
+    <w:p>
+      <w:pPr>
+        <w:spacing w:after="200"/>
+        <w:jc w:val="center"/>
+      </w:pPr>
+      <w:r>
+        <w:rPr>
+          <w:i/>
+          <w:color w:val="5F6368"/>
+          <w:sz w:val="17"/>
+        </w:rPr>
+        <w:t>Fig. 6 — Durée moyenne des trajets par jour de la semaine</w:t>
+      </w:r>
+    </w:p>
+    <w:p>
+      <w:r>
+        <w:br w:type="page"/>
+      </w:r>
+    </w:p>
+    <w:p>
+      <w:pPr>
+        <w:spacing w:before="200" w:after="80"/>
+      </w:pPr>
+      <w:r>
+        <w:rPr>
+          <w:b/>
+          <w:color w:val="202124"/>
+          <w:sz w:val="24"/>
+        </w:rPr>
+        <w:t>4.3  Types de vélos utilisés</w:t>
+      </w:r>
+    </w:p>
+    <w:p>
+      <w:pPr>
+        <w:spacing w:after="120"/>
+      </w:pPr>
+      <w:r>
+        <w:rPr>
+          <w:color w:val="202124"/>
+          <w:sz w:val="20"/>
+        </w:rPr>
+        <w:t>Les docked bikes dominent pour les deux types d'utilisateurs (&gt;83 %). Les casual riders utilisent proportionnellement plus d'electric bikes (15,2 % vs 11,8 % pour les membres), ce qui peut indiquer une sensibilité à l'effort physique ou un usage sur de plus longues distances touristiques.</w:t>
+      </w:r>
+    </w:p>
+    <w:p>
+      <w:pPr>
+        <w:jc w:val="center"/>
+      </w:pPr>
+      <w:r>
+        <w:drawing>
+          <wp:inline xmlns:a="http://schemas.openxmlformats.org/drawingml/2006/main" xmlns:pic="http://schemas.openxmlformats.org/drawingml/2006/picture">
+            <wp:extent cx="5040000" cy="2579394"/>
+            <wp:docPr id="7" name="Picture 7"/>
+            <wp:cNvGraphicFramePr>
+              <a:graphicFrameLocks noChangeAspect="1"/>
+            </wp:cNvGraphicFramePr>
+            <a:graphic>
+              <a:graphicData uri="http://schemas.openxmlformats.org/drawingml/2006/picture">
+                <pic:pic>
+                  <pic:nvPicPr>
+                    <pic:cNvPr id="0" name="05_bike_types.png"/>
+                    <pic:cNvPicPr/>
+                  </pic:nvPicPr>
+                  <pic:blipFill>
+                    <a:blip r:embed="rId16"/>
+                    <a:stretch>
+                      <a:fillRect/>
+                    </a:stretch>
+                  </pic:blipFill>
+                  <pic:spPr>
+                    <a:xfrm>
+                      <a:off x="0" y="0"/>
+                      <a:ext cx="5040000" cy="2579394"/>
+                    </a:xfrm>
+                    <a:prstGeom prst="rect"/>
+                  </pic:spPr>
+                </pic:pic>
+              </a:graphicData>
+            </a:graphic>
+          </wp:inline>
+        </w:drawing>
+      </w:r>
+    </w:p>
+    <w:p>
+      <w:pPr>
+        <w:spacing w:after="200"/>
+        <w:jc w:val="center"/>
+      </w:pPr>
+      <w:r>
+        <w:rPr>
+          <w:i/>
+          <w:color w:val="5F6368"/>
+          <w:sz w:val="17"/>
+        </w:rPr>
+        <w:t>Fig. 7 — Types de vélos utilisés — % par catégorie d'utilisateur</w:t>
+      </w:r>
+    </w:p>
+    <w:p>
+      <w:pPr>
+        <w:spacing w:before="200" w:after="80"/>
+      </w:pPr>
+      <w:r>
+        <w:rPr>
+          <w:b/>
+          <w:color w:val="202124"/>
+          <w:sz w:val="24"/>
+        </w:rPr>
+        <w:t>4.4  Stations de départ — Casual riders</w:t>
+      </w:r>
+    </w:p>
+    <w:p>
+      <w:pPr>
+        <w:spacing w:after="120"/>
+      </w:pPr>
+      <w:r>
+        <w:rPr>
+          <w:color w:val="202124"/>
+          <w:sz w:val="20"/>
+        </w:rPr>
+        <w:t>Les 10 stations les plus fréquentées par les casual riders sont toutes situées dans des zones touristiques et de loisirs de Chicago : bord du lac Michigan (Lakefront Trail), Navy Pier, Millennium Park, Shedd Aquarium. Cette concentration géographique représente une opportunité de ciblage marketing géolocalisé précis.</w:t>
+      </w:r>
+    </w:p>
+    <w:p>
+      <w:pPr>
+        <w:jc w:val="center"/>
+      </w:pPr>
+      <w:r>
+        <w:drawing>
+          <wp:inline xmlns:a="http://schemas.openxmlformats.org/drawingml/2006/main" xmlns:pic="http://schemas.openxmlformats.org/drawingml/2006/picture">
+            <wp:extent cx="5040000" cy="3478454"/>
+            <wp:docPr id="8" name="Picture 8"/>
+            <wp:cNvGraphicFramePr>
+              <a:graphicFrameLocks noChangeAspect="1"/>
+            </wp:cNvGraphicFramePr>
+            <a:graphic>
+              <a:graphicData uri="http://schemas.openxmlformats.org/drawingml/2006/picture">
+                <pic:pic>
+                  <pic:nvPicPr>
+                    <pic:cNvPr id="0" name="06_top10_stations.png"/>
+                    <pic:cNvPicPr/>
+                  </pic:nvPicPr>
+                  <pic:blipFill>
+                    <a:blip r:embed="rId17"/>
+                    <a:stretch>
+                      <a:fillRect/>
+                    </a:stretch>
+                  </pic:blipFill>
+                  <pic:spPr>
+                    <a:xfrm>
+                      <a:off x="0" y="0"/>
+                      <a:ext cx="5040000" cy="3478454"/>
+                    </a:xfrm>
+                    <a:prstGeom prst="rect"/>
+                  </pic:spPr>
+                </pic:pic>
+              </a:graphicData>
+            </a:graphic>
+          </wp:inline>
+        </w:drawing>
+      </w:r>
+    </w:p>
+    <w:p>
+      <w:pPr>
+        <w:spacing w:after="200"/>
+        <w:jc w:val="center"/>
+      </w:pPr>
+      <w:r>
+        <w:rPr>
+          <w:i/>
+          <w:color w:val="5F6368"/>
+          <w:sz w:val="17"/>
+        </w:rPr>
+        <w:t>Fig. 8 — Top 10 stations de départ — Casual riders (cibles prioritaires)</w:t>
+      </w:r>
+    </w:p>
+    <w:p>
+      <w:r>
+        <w:br w:type="page"/>
+      </w:r>
+    </w:p>
+    <w:p>
+      <w:pPr>
+        <w:spacing w:before="280" w:after="80"/>
+        <w:pBdr>
+          <w:bottom w:val="single" w:sz="6" w:space="4" w:color="1A73E8"/>
+        </w:pBdr>
+      </w:pPr>
+      <w:r>
+        <w:rPr>
+          <w:b/>
+          <w:color w:val="1A73E8"/>
+          <w:sz w:val="32"/>
+        </w:rPr>
+        <w:t xml:space="preserve">5.  </w:t>
+      </w:r>
+      <w:r>
+        <w:rPr>
+          <w:b/>
+          <w:color w:val="202124"/>
+          <w:sz w:val="32"/>
+        </w:rPr>
+        <w:t>Recommandations Marketing</w:t>
+      </w:r>
+    </w:p>
+    <w:p>
+      <w:pPr>
+        <w:spacing w:after="120"/>
+      </w:pPr>
+      <w:r>
+        <w:rPr>
+          <w:color w:val="202124"/>
+          <w:sz w:val="20"/>
+        </w:rPr>
+        <w:t>Les trois recommandations suivantes s'appuient directement sur les insights de l'analyse et sont ordonnées par priorité d'impact estimé et faisabilité d'implémentation.</w:t>
+      </w:r>
+    </w:p>
+    <w:tbl>
+      <w:tblPr>
+        <w:tblW w:type="auto" w:w="0"/>
+        <w:jc w:val="center"/>
+        <w:tblLook w:firstColumn="1" w:firstRow="1" w:lastColumn="0" w:lastRow="0" w:noHBand="0" w:noVBand="1" w:val="04A0"/>
+      </w:tblPr>
+      <w:tblGrid>
+        <w:gridCol w:w="9406"/>
+      </w:tblGrid>
+      <w:tr>
+        <w:tc>
+          <w:tcPr>
+            <w:tcW w:type="dxa" w:w="9406"/>
+            <w:shd w:val="clear" w:color="auto" w:fill="E8F0FE"/>
+          </w:tcPr>
+          <w:p>
+            <w:r>
+              <w:rPr>
+                <w:b/>
+                <w:color w:val="1A73E8"/>
+                <w:sz w:val="22"/>
+              </w:rPr>
+              <w:t xml:space="preserve">  RECOMMANDATION 1 — Campagne « Week-end → Abonnement » géolocalisée</w:t>
+            </w:r>
+          </w:p>
+          <w:p>
+            <w:pPr>
+              <w:spacing w:after="60"/>
+              <w:ind w:left="227"/>
+            </w:pPr>
+            <w:r>
+              <w:rPr>
+                <w:b/>
+                <w:color w:val="202124"/>
+                <w:sz w:val="20"/>
+              </w:rPr>
+              <w:t xml:space="preserve">Insight : </w:t>
+            </w:r>
+            <w:r>
+              <w:rPr>
+                <w:sz w:val="20"/>
+              </w:rPr>
+              <w:t>Les casual riders se concentrent le week-end sur des stations touristiques identifiables.</w:t>
+            </w:r>
+          </w:p>
+          <w:p>
+            <w:pPr>
+              <w:spacing w:after="60"/>
+              <w:ind w:left="227"/>
+            </w:pPr>
+            <w:r>
+              <w:rPr>
+                <w:b/>
+                <w:color w:val="202124"/>
+                <w:sz w:val="20"/>
+              </w:rPr>
+              <w:t xml:space="preserve">Action : </w:t>
+            </w:r>
+            <w:r>
+              <w:rPr>
+                <w:sz w:val="20"/>
+              </w:rPr>
+              <w:t>Publicités géolocalisées dans un rayon de 500 m autour des 10 stations casual prioritaires, le vendredi soir et samedi matin.</w:t>
+            </w:r>
+          </w:p>
+          <w:p>
+            <w:pPr>
+              <w:spacing w:after="60"/>
+              <w:ind w:left="227"/>
+            </w:pPr>
+            <w:r>
+              <w:rPr>
+                <w:b/>
+                <w:color w:val="202124"/>
+                <w:sz w:val="20"/>
+              </w:rPr>
+              <w:t xml:space="preserve">Message clé : </w:t>
+            </w:r>
+            <w:r>
+              <w:rPr>
+                <w:sz w:val="20"/>
+              </w:rPr>
+              <w:t>« Tu roules déjà le week-end — économise avec l'abonnement annuel. »</w:t>
+            </w:r>
+          </w:p>
+          <w:p>
+            <w:pPr>
+              <w:spacing w:after="60"/>
+              <w:ind w:left="227"/>
+            </w:pPr>
+            <w:r>
+              <w:rPr>
+                <w:b/>
+                <w:color w:val="202124"/>
+                <w:sz w:val="20"/>
+              </w:rPr>
+              <w:t xml:space="preserve">Canaux : </w:t>
+            </w:r>
+            <w:r>
+              <w:rPr>
+                <w:sz w:val="20"/>
+              </w:rPr>
+              <w:t>Instagram/TikTok géolocalisés · notifications push in-app · affichage stations.</w:t>
+            </w:r>
+          </w:p>
+          <w:p>
+            <w:pPr>
+              <w:spacing w:after="60"/>
+              <w:ind w:left="227"/>
+            </w:pPr>
+            <w:r>
+              <w:rPr>
+                <w:b/>
+                <w:color w:val="202124"/>
+                <w:sz w:val="20"/>
+              </w:rPr>
+              <w:t xml:space="preserve">Impact attendu : </w:t>
+            </w:r>
+            <w:r>
+              <w:rPr>
+                <w:sz w:val="20"/>
+              </w:rPr>
+              <w:t>Conversion des casual récurrents du week-end au moment de leur usage maximal.</w:t>
+            </w:r>
+          </w:p>
+        </w:tc>
+      </w:tr>
+    </w:tbl>
+    <w:p>
+      <w:pPr>
+        <w:spacing w:after="120"/>
+      </w:pPr>
+    </w:p>
+    <w:tbl>
+      <w:tblPr>
+        <w:tblW w:type="auto" w:w="0"/>
+        <w:jc w:val="center"/>
+        <w:tblLook w:firstColumn="1" w:firstRow="1" w:lastColumn="0" w:lastRow="0" w:noHBand="0" w:noVBand="1" w:val="04A0"/>
+      </w:tblPr>
+      <w:tblGrid>
+        <w:gridCol w:w="9406"/>
+      </w:tblGrid>
+      <w:tr>
+        <w:tc>
+          <w:tcPr>
+            <w:tcW w:type="dxa" w:w="9406"/>
+            <w:shd w:val="clear" w:color="auto" w:fill="E6F4EA"/>
+          </w:tcPr>
+          <w:p>
+            <w:r>
+              <w:rPr>
+                <w:b/>
+                <w:color w:val="34A853"/>
+                <w:sz w:val="22"/>
+              </w:rPr>
+              <w:t xml:space="preserve">  RECOMMANDATION 2 — Offre « Été → Membre » à tarif préférentiel</w:t>
+            </w:r>
+          </w:p>
+          <w:p>
+            <w:pPr>
+              <w:spacing w:after="60"/>
+              <w:ind w:left="227"/>
+            </w:pPr>
+            <w:r>
+              <w:rPr>
+                <w:b/>
+                <w:color w:val="202124"/>
+                <w:sz w:val="20"/>
+              </w:rPr>
+              <w:t xml:space="preserve">Insight : </w:t>
+            </w:r>
+            <w:r>
+              <w:rPr>
+                <w:sz w:val="20"/>
+              </w:rPr>
+              <w:t>51,5 % des trajets casual se concentrent en été → fenêtre de conversion optimale.</w:t>
+            </w:r>
+          </w:p>
+          <w:p>
+            <w:pPr>
+              <w:spacing w:after="60"/>
+              <w:ind w:left="227"/>
+            </w:pPr>
+            <w:r>
+              <w:rPr>
+                <w:b/>
+                <w:color w:val="202124"/>
+                <w:sz w:val="20"/>
+              </w:rPr>
+              <w:t xml:space="preserve">Action : </w:t>
+            </w:r>
+            <w:r>
+              <w:rPr>
+                <w:sz w:val="20"/>
+              </w:rPr>
+              <w:t>En mai–juin : abonnement annuel avec 2 premiers mois offerts pour les casual ayant fait 3+ trajets en 30 jours. Email personnalisé avec calcul d'économies réalisées.</w:t>
+            </w:r>
+          </w:p>
+          <w:p>
+            <w:pPr>
+              <w:spacing w:after="60"/>
+              <w:ind w:left="227"/>
+            </w:pPr>
+            <w:r>
+              <w:rPr>
+                <w:b/>
+                <w:color w:val="202124"/>
+                <w:sz w:val="20"/>
+              </w:rPr>
+              <w:t xml:space="preserve">Message clé : </w:t>
+            </w:r>
+            <w:r>
+              <w:rPr>
+                <w:sz w:val="20"/>
+              </w:rPr>
+              <w:t>« Tu as utilisé Cyclistic X fois ce mois-ci — tu aurais économisé Y€ avec un abonnement. »</w:t>
+            </w:r>
+          </w:p>
+          <w:p>
+            <w:pPr>
+              <w:spacing w:after="60"/>
+              <w:ind w:left="227"/>
+            </w:pPr>
+            <w:r>
+              <w:rPr>
+                <w:b/>
+                <w:color w:val="202124"/>
+                <w:sz w:val="20"/>
+              </w:rPr>
+              <w:t xml:space="preserve">Canaux : </w:t>
+            </w:r>
+            <w:r>
+              <w:rPr>
+                <w:sz w:val="20"/>
+              </w:rPr>
+              <w:t>Email ciblé · notification push in-app · bannières dans l'app.</w:t>
+            </w:r>
+          </w:p>
+          <w:p>
+            <w:pPr>
+              <w:spacing w:after="60"/>
+              <w:ind w:left="227"/>
+            </w:pPr>
+            <w:r>
+              <w:rPr>
+                <w:b/>
+                <w:color w:val="202124"/>
+                <w:sz w:val="20"/>
+              </w:rPr>
+              <w:t xml:space="preserve">Impact attendu : </w:t>
+            </w:r>
+            <w:r>
+              <w:rPr>
+                <w:sz w:val="20"/>
+              </w:rPr>
+              <w:t>Conversion pendant le pic d'usage, avant l'inactivité automne/hiver.</w:t>
+            </w:r>
+          </w:p>
+        </w:tc>
+      </w:tr>
+    </w:tbl>
+    <w:p>
+      <w:pPr>
+        <w:spacing w:after="120"/>
+      </w:pPr>
+    </w:p>
+    <w:tbl>
+      <w:tblPr>
+        <w:tblW w:type="auto" w:w="0"/>
+        <w:jc w:val="center"/>
+        <w:tblLook w:firstColumn="1" w:firstRow="1" w:lastColumn="0" w:lastRow="0" w:noHBand="0" w:noVBand="1" w:val="04A0"/>
+      </w:tblPr>
+      <w:tblGrid>
+        <w:gridCol w:w="9406"/>
+      </w:tblGrid>
+      <w:tr>
+        <w:tc>
+          <w:tcPr>
+            <w:tcW w:type="dxa" w:w="9406"/>
+            <w:shd w:val="clear" w:color="auto" w:fill="FEF7E0"/>
+          </w:tcPr>
+          <w:p>
+            <w:r>
+              <w:rPr>
+                <w:b/>
+                <w:color w:val="B06000"/>
+                <w:sz w:val="22"/>
+              </w:rPr>
+              <w:t xml:space="preserve">  RECOMMANDATION 3 — Calculateur d'économies « domicile-travail »</w:t>
+            </w:r>
+          </w:p>
+          <w:p>
+            <w:pPr>
+              <w:spacing w:after="60"/>
+              <w:ind w:left="227"/>
+            </w:pPr>
+            <w:r>
+              <w:rPr>
+                <w:b/>
+                <w:color w:val="202124"/>
+                <w:sz w:val="20"/>
+              </w:rPr>
+              <w:t xml:space="preserve">Insight : </w:t>
+            </w:r>
+            <w:r>
+              <w:rPr>
+                <w:sz w:val="20"/>
+              </w:rPr>
+              <w:t>Les membres utilisent les vélos aux heures de rush (8h, 17h). Les casual ignorent peut-être cet usage et donc la valeur de l'abonnement.</w:t>
+            </w:r>
+          </w:p>
+          <w:p>
+            <w:pPr>
+              <w:spacing w:after="60"/>
+              <w:ind w:left="227"/>
+            </w:pPr>
+            <w:r>
+              <w:rPr>
+                <w:b/>
+                <w:color w:val="202124"/>
+                <w:sz w:val="20"/>
+              </w:rPr>
+              <w:t xml:space="preserve">Action : </w:t>
+            </w:r>
+            <w:r>
+              <w:rPr>
+                <w:sz w:val="20"/>
+              </w:rPr>
+              <w:t>Intégrer dans l'app et le site un calculateur interactif : « Si tu fais X trajets/semaine, l'abonnement te coûte Y€/trajet vs Z€ en pass journée. »</w:t>
+            </w:r>
+          </w:p>
+          <w:p>
+            <w:pPr>
+              <w:spacing w:after="60"/>
+              <w:ind w:left="227"/>
+            </w:pPr>
+            <w:r>
+              <w:rPr>
+                <w:b/>
+                <w:color w:val="202124"/>
+                <w:sz w:val="20"/>
+              </w:rPr>
+              <w:t xml:space="preserve">Canaux : </w:t>
+            </w:r>
+            <w:r>
+              <w:rPr>
+                <w:sz w:val="20"/>
+              </w:rPr>
+              <w:t>Content marketing (blog, réseaux) · affichage stations aux heures de rush.</w:t>
+            </w:r>
+          </w:p>
+          <w:p>
+            <w:pPr>
+              <w:spacing w:after="60"/>
+              <w:ind w:left="227"/>
+            </w:pPr>
+            <w:r>
+              <w:rPr>
+                <w:b/>
+                <w:color w:val="202124"/>
+                <w:sz w:val="20"/>
+              </w:rPr>
+              <w:t xml:space="preserve">Impact attendu : </w:t>
+            </w:r>
+            <w:r>
+              <w:rPr>
+                <w:sz w:val="20"/>
+              </w:rPr>
+              <w:t>Démonstration concrète de la valeur économique de l'abonnement pour les navetteurs potentiels.</w:t>
+            </w:r>
+          </w:p>
+        </w:tc>
+      </w:tr>
+    </w:tbl>
+    <w:p>
+      <w:pPr>
+        <w:spacing w:after="120"/>
+      </w:pPr>
+    </w:p>
+    <w:p>
+      <w:r>
+        <w:br w:type="page"/>
+      </w:r>
+    </w:p>
+    <w:p>
+      <w:pPr>
+        <w:spacing w:before="280" w:after="80"/>
+        <w:pBdr>
+          <w:bottom w:val="single" w:sz="6" w:space="4" w:color="1A73E8"/>
+        </w:pBdr>
+      </w:pPr>
+      <w:r>
+        <w:rPr>
+          <w:b/>
+          <w:color w:val="1A73E8"/>
+          <w:sz w:val="32"/>
+        </w:rPr>
+        <w:t xml:space="preserve">6.  </w:t>
+      </w:r>
+      <w:r>
+        <w:rPr>
+          <w:b/>
+          <w:color w:val="202124"/>
+          <w:sz w:val="32"/>
+        </w:rPr>
+        <w:t>Conclusion &amp; Limites</w:t>
+      </w:r>
+    </w:p>
+    <w:p>
+      <w:pPr>
+        <w:spacing w:before="200" w:after="80"/>
+      </w:pPr>
+      <w:r>
+        <w:rPr>
+          <w:b/>
+          <w:color w:val="202124"/>
+          <w:sz w:val="24"/>
+        </w:rPr>
+        <w:t>6.1  Synthèse</w:t>
+      </w:r>
+    </w:p>
+    <w:p>
+      <w:pPr>
+        <w:spacing w:after="120"/>
+      </w:pPr>
+      <w:r>
+        <w:rPr>
+          <w:color w:val="202124"/>
+          <w:sz w:val="20"/>
+        </w:rPr>
+        <w:t>Cette analyse de 3 885 439 trajets (2019–2020) établit une distinction comportementale nette entre les deux types d'utilisateurs Cyclistic. Les membres ont un usage utilitaire et régulier (domicile-travail, semaine de travail, toute l'année), tandis que les casual riders ont un usage récréatif, saisonnier et géographiquement concentré autour des sites touristiques de Chicago.</w:t>
+      </w:r>
+    </w:p>
+    <w:p>
+      <w:pPr>
+        <w:spacing w:after="120"/>
+      </w:pPr>
+      <w:r>
+        <w:rPr>
+          <w:color w:val="202124"/>
+          <w:sz w:val="20"/>
+        </w:rPr>
+        <w:t>Cette dualité est une opportunité marketing : les casual riders les plus réguliers (récurrents le week-end, actifs en été, présents sur les stations touristiques) sont des candidats naturels à la conversion, à condition que la communication leur démontre la valeur de l'abonnement dans leur contexte d'usage réel.</w:t>
+      </w:r>
+    </w:p>
+    <w:p>
+      <w:pPr>
+        <w:spacing w:before="200" w:after="80"/>
+      </w:pPr>
+      <w:r>
+        <w:rPr>
+          <w:b/>
+          <w:color w:val="202124"/>
+          <w:sz w:val="24"/>
+        </w:rPr>
+        <w:t>6.2  Limites &amp; prochaines étapes</w:t>
+      </w:r>
+    </w:p>
+    <w:p>
+      <w:pPr>
+        <w:pStyle w:val="ListBullet"/>
+        <w:spacing w:after="60"/>
+        <w:ind w:left="283"/>
+      </w:pPr>
+      <w:r>
+        <w:rPr>
+          <w:sz w:val="20"/>
+        </w:rPr>
+        <w:t>Absence de données individuelles : impossible d'identifier les casual récurrents sans accès aux comptes utilisateurs.</w:t>
+      </w:r>
+    </w:p>
+    <w:p>
+      <w:pPr>
+        <w:pStyle w:val="ListBullet"/>
+        <w:spacing w:after="60"/>
+        <w:ind w:left="283"/>
+      </w:pPr>
+      <w:r>
+        <w:rPr>
+          <w:sz w:val="20"/>
+        </w:rPr>
+        <w:t>Période historique : une mise à jour avec les données 2022–2024 est recommandée avant déploiement des campagnes.</w:t>
+      </w:r>
+    </w:p>
+    <w:p>
+      <w:pPr>
+        <w:pStyle w:val="ListBullet"/>
+        <w:spacing w:after="60"/>
+        <w:ind w:left="283"/>
+      </w:pPr>
+      <w:r>
+        <w:rPr>
+          <w:sz w:val="20"/>
+        </w:rPr>
+        <w:t>Absence de données démographiques : âge, genre et localisation résidentielle permettraient un ciblage plus fin.</w:t>
+      </w:r>
+    </w:p>
+    <w:p>
+      <w:pPr>
+        <w:pStyle w:val="ListBullet"/>
+        <w:spacing w:after="60"/>
+        <w:ind w:left="283"/>
+      </w:pPr>
+      <w:r>
+        <w:rPr>
+          <w:sz w:val="20"/>
+        </w:rPr>
+        <w:t>Prochaine étape : A/B test sur un sous-groupe de casual riders (1 offre, 1 canal, 1 station pilote) avant déploiement.</w:t>
       </w:r>
     </w:p>
     <w:p/>
     <w:p>
       <w:pPr>
-        <w:pStyle w:val="Heading2"/>
+        <w:spacing w:before="280"/>
+        <w:jc w:val="center"/>
+      </w:pPr>
+      <w:r>
+        <w:rPr>
+          <w:i/>
+          <w:color w:val="5F6368"/>
+          <w:sz w:val="20"/>
+        </w:rPr>
+        <w:t>« Les données ne prennent de valeur que lorsqu'elles conduisent à des décisions. Ce rapport a été conçu pour être directement actionnable. »</w:t>
+      </w:r>
+    </w:p>
+    <w:p>
+      <w:r>
+        <w:br w:type="page"/>
+      </w:r>
+    </w:p>
+    <w:p>
+      <w:pPr>
+        <w:spacing w:before="280" w:after="80"/>
+        <w:pBdr>
+          <w:bottom w:val="single" w:sz="6" w:space="4" w:color="1A73E8"/>
+        </w:pBdr>
+      </w:pPr>
+      <w:r>
+        <w:rPr>
+          <w:b/>
+          <w:color w:val="1A73E8"/>
+          <w:sz w:val="32"/>
+        </w:rPr>
+        <w:t xml:space="preserve">A.  </w:t>
+      </w:r>
+      <w:r>
+        <w:rPr>
+          <w:b/>
+          <w:color w:val="202124"/>
+          <w:sz w:val="32"/>
+        </w:rPr>
+        <w:t>Annexe — Requêtes SQL</w:t>
+      </w:r>
+    </w:p>
+    <w:p>
+      <w:pPr>
+        <w:spacing w:after="120"/>
       </w:pPr>
       <w:r>
         <w:rPr>
           <w:color w:val="202124"/>
-          <w:sz w:val="26"/>
+          <w:sz w:val="20"/>
         </w:rPr>
-        <w:t>6. Top 3 Recommandations Marketing</w:t>
+        <w:t>Les 12 requêtes SQL ci-dessous reproduisent en SQL standard l'analyse réalisée en Python et sont exécutables sur tout moteur compatible (PostgreSQL, BigQuery, SQLite, DuckDB). Table source : cyclistic_clean.</w:t>
       </w:r>
     </w:p>
-    <w:p/>
     <w:p>
       <w:pPr>
-        <w:pStyle w:val="Heading3"/>
+        <w:spacing w:after="80"/>
+        <w:ind w:left="283"/>
       </w:pPr>
       <w:r>
         <w:rPr>
-          <w:color w:val="5F6368"/>
-          <w:sz w:val="22"/>
+          <w:rFonts w:ascii="Courier New" w:hAnsi="Courier New"/>
+          <w:color w:val="202124"/>
+          <w:sz w:val="15"/>
         </w:rPr>
-        <w:t>Recommandation 1 — Campagne "Week-end → Abonnement" ciblée géographiquement</w:t>
+        <w:t>-- ============================================================</w:t>
+        <w:br/>
+        <w:t>-- 03_queries.sql — Cyclistic Case Study</w:t>
+        <w:br/>
+        <w:t>-- Requêtes SQL équivalentes à l'analyse Python (03_analysis.py)</w:t>
+        <w:br/>
+        <w:t>-- Table source : cyclistic_clean</w:t>
+        <w:br/>
+        <w:t>-- ============================================================</w:t>
       </w:r>
     </w:p>
-    <w:p/>
+    <w:p>
+      <w:pPr>
+        <w:spacing w:before="160"/>
+      </w:pPr>
+      <w:r>
+        <w:rPr>
+          <w:b/>
+          <w:color w:val="1A73E8"/>
+          <w:sz w:val="18"/>
+        </w:rPr>
+        <w:t>1. Vue d'ensemble : nombre total de trajets par type</w:t>
+      </w:r>
+    </w:p>
+    <w:p>
+      <w:pPr>
+        <w:spacing w:after="80"/>
+        <w:ind w:left="283"/>
+      </w:pPr>
+      <w:r>
+        <w:rPr>
+          <w:rFonts w:ascii="Courier New" w:hAnsi="Courier New"/>
+          <w:color w:val="202124"/>
+          <w:sz w:val="15"/>
+        </w:rPr>
+        <w:t>-- ── 1. Vue d'ensemble : nombre total de trajets par type ─────────────────────</w:t>
+        <w:br/>
+        <w:t>SELECT</w:t>
+        <w:br/>
+        <w:t xml:space="preserve">    member_casual,</w:t>
+        <w:br/>
+        <w:t xml:space="preserve">    COUNT(*)                        AS total_rides,</w:t>
+        <w:br/>
+        <w:t xml:space="preserve">    ROUND(AVG(ride_length), 2)      AS avg_ride_length_min,</w:t>
+        <w:br/>
+        <w:t xml:space="preserve">    ROUND(MEDIAN(ride_length), 2)   AS median_ride_length_min,</w:t>
+        <w:br/>
+        <w:t xml:space="preserve">    ROUND(MAX(ride_length), 2)      AS max_ride_length_min,</w:t>
+        <w:br/>
+        <w:t xml:space="preserve">    ROUND(MIN(ride_length), 2)      AS min_ride_length_min,</w:t>
+        <w:br/>
+        <w:t xml:space="preserve">    ROUND(STDDEV(ride_length), 2)   AS std_ride_length_min</w:t>
+        <w:br/>
+        <w:t>FROM cyclistic_clean</w:t>
+        <w:br/>
+        <w:t>GROUP BY member_casual</w:t>
+        <w:br/>
+        <w:t>ORDER BY member_casual;</w:t>
+      </w:r>
+    </w:p>
+    <w:p>
+      <w:pPr>
+        <w:spacing w:before="160"/>
+      </w:pPr>
+      <w:r>
+        <w:rPr>
+          <w:b/>
+          <w:color w:val="1A73E8"/>
+          <w:sz w:val="18"/>
+        </w:rPr>
+        <w:t>2. Durée moyenne par jour de la semaine et type d'utilisateur</w:t>
+      </w:r>
+    </w:p>
+    <w:p>
+      <w:pPr>
+        <w:spacing w:after="80"/>
+        <w:ind w:left="283"/>
+      </w:pPr>
+      <w:r>
+        <w:rPr>
+          <w:rFonts w:ascii="Courier New" w:hAnsi="Courier New"/>
+          <w:color w:val="202124"/>
+          <w:sz w:val="15"/>
+        </w:rPr>
+        <w:t>-- ── 2. Durée moyenne par jour de la semaine et type d'utilisateur ────────────</w:t>
+        <w:br/>
+        <w:t>-- day_of_week : 1=Dimanche, 7=Samedi</w:t>
+        <w:br/>
+        <w:t>SELECT</w:t>
+        <w:br/>
+        <w:t xml:space="preserve">    member_casual,</w:t>
+        <w:br/>
+        <w:t xml:space="preserve">    day_of_week,</w:t>
+        <w:br/>
+        <w:t xml:space="preserve">    CASE day_of_week</w:t>
+        <w:br/>
+        <w:t xml:space="preserve">        WHEN 1 THEN 'Dimanche'</w:t>
+        <w:br/>
+        <w:t xml:space="preserve">        WHEN 2 THEN 'Lundi'</w:t>
+        <w:br/>
+        <w:t xml:space="preserve">        WHEN 3 THEN 'Mardi'</w:t>
+        <w:br/>
+        <w:t xml:space="preserve">        WHEN 4 THEN 'Mercredi'</w:t>
+        <w:br/>
+        <w:t xml:space="preserve">        WHEN 5 THEN 'Jeudi'</w:t>
+        <w:br/>
+        <w:t xml:space="preserve">        WHEN 6 THEN 'Vendredi'</w:t>
+        <w:br/>
+        <w:t xml:space="preserve">        WHEN 7 THEN 'Samedi'</w:t>
+        <w:br/>
+        <w:t xml:space="preserve">    END                             AS day_name,</w:t>
+        <w:br/>
+        <w:t xml:space="preserve">    COUNT(*)                        AS total_rides,</w:t>
+        <w:br/>
+        <w:t xml:space="preserve">    ROUND(AVG(ride_length), 2)      AS avg_ride_length_min</w:t>
+        <w:br/>
+        <w:t>FROM cyclistic_clean</w:t>
+        <w:br/>
+        <w:t>GROUP BY member_casual, day_of_week</w:t>
+        <w:br/>
+        <w:t>ORDER BY member_casual, day_of_week;</w:t>
+      </w:r>
+    </w:p>
+    <w:p>
+      <w:pPr>
+        <w:spacing w:before="160"/>
+      </w:pPr>
+      <w:r>
+        <w:rPr>
+          <w:b/>
+          <w:color w:val="1A73E8"/>
+          <w:sz w:val="18"/>
+        </w:rPr>
+        <w:t>3. Nombre de trajets par mois et type d'utilisateur</w:t>
+      </w:r>
+    </w:p>
+    <w:p>
+      <w:pPr>
+        <w:spacing w:after="80"/>
+        <w:ind w:left="283"/>
+      </w:pPr>
+      <w:r>
+        <w:rPr>
+          <w:rFonts w:ascii="Courier New" w:hAnsi="Courier New"/>
+          <w:color w:val="202124"/>
+          <w:sz w:val="15"/>
+        </w:rPr>
+        <w:t>-- ── 3. Nombre de trajets par mois et type d'utilisateur ─────────────────────</w:t>
+        <w:br/>
+        <w:t>SELECT</w:t>
+        <w:br/>
+        <w:t xml:space="preserve">    member_casual,</w:t>
+        <w:br/>
+        <w:t xml:space="preserve">    year,</w:t>
+        <w:br/>
+        <w:t xml:space="preserve">    month,</w:t>
+        <w:br/>
+        <w:t xml:space="preserve">    COUNT(*)                        AS total_rides,</w:t>
+        <w:br/>
+        <w:t xml:space="preserve">    ROUND(AVG(ride_length), 2)      AS avg_ride_length_min</w:t>
+        <w:br/>
+        <w:t>FROM cyclistic_clean</w:t>
+        <w:br/>
+        <w:t>GROUP BY member_casual, year, month</w:t>
+        <w:br/>
+        <w:t>ORDER BY member_casual, year, month;</w:t>
+      </w:r>
+    </w:p>
+    <w:p>
+      <w:pPr>
+        <w:spacing w:before="160"/>
+      </w:pPr>
+      <w:r>
+        <w:rPr>
+          <w:b/>
+          <w:color w:val="1A73E8"/>
+          <w:sz w:val="18"/>
+        </w:rPr>
+        <w:t>4. Trajets par saison</w:t>
+      </w:r>
+    </w:p>
+    <w:p>
+      <w:pPr>
+        <w:spacing w:after="80"/>
+        <w:ind w:left="283"/>
+      </w:pPr>
+      <w:r>
+        <w:rPr>
+          <w:rFonts w:ascii="Courier New" w:hAnsi="Courier New"/>
+          <w:color w:val="202124"/>
+          <w:sz w:val="15"/>
+        </w:rPr>
+        <w:t>-- ── 4. Trajets par saison ─────────────────────────────────────────────────────</w:t>
+        <w:br/>
+        <w:t>SELECT</w:t>
+        <w:br/>
+        <w:t xml:space="preserve">    member_casual,</w:t>
+        <w:br/>
+        <w:t xml:space="preserve">    season,</w:t>
+        <w:br/>
+        <w:t xml:space="preserve">    COUNT(*)                        AS total_rides,</w:t>
+        <w:br/>
+        <w:t xml:space="preserve">    ROUND(AVG(ride_length), 2)      AS avg_ride_length_min,</w:t>
+        <w:br/>
+        <w:t xml:space="preserve">    ROUND(COUNT(*) * 100.0 / SUM(COUNT(*)) OVER (PARTITION BY member_casual), 1)</w:t>
+        <w:br/>
+        <w:t xml:space="preserve">                                    AS pct_of_user_type</w:t>
+        <w:br/>
+        <w:t>FROM cyclistic_clean</w:t>
+        <w:br/>
+        <w:t>GROUP BY member_casual, season</w:t>
+        <w:br/>
+        <w:t>ORDER BY member_casual,</w:t>
+        <w:br/>
+        <w:t xml:space="preserve">    CASE season</w:t>
+        <w:br/>
+        <w:t xml:space="preserve">        WHEN 'Spring' THEN 1</w:t>
+        <w:br/>
+        <w:t xml:space="preserve">        WHEN 'Summer' THEN 2</w:t>
+        <w:br/>
+        <w:t xml:space="preserve">        WHEN 'Fall'   THEN 3</w:t>
+        <w:br/>
+        <w:t xml:space="preserve">        WHEN 'Winter' THEN 4</w:t>
+        <w:br/>
+        <w:t xml:space="preserve">    END;</w:t>
+      </w:r>
+    </w:p>
+    <w:p>
+      <w:pPr>
+        <w:spacing w:before="160"/>
+      </w:pPr>
+      <w:r>
+        <w:rPr>
+          <w:b/>
+          <w:color w:val="1A73E8"/>
+          <w:sz w:val="18"/>
+        </w:rPr>
+        <w:t>5. Types de vélos utilisés</w:t>
+      </w:r>
+    </w:p>
+    <w:p>
+      <w:pPr>
+        <w:spacing w:after="80"/>
+        <w:ind w:left="283"/>
+      </w:pPr>
+      <w:r>
+        <w:rPr>
+          <w:rFonts w:ascii="Courier New" w:hAnsi="Courier New"/>
+          <w:color w:val="202124"/>
+          <w:sz w:val="15"/>
+        </w:rPr>
+        <w:t>-- ── 5. Types de vélos utilisés ───────────────────────────────────────────────</w:t>
+        <w:br/>
+        <w:t>SELECT</w:t>
+        <w:br/>
+        <w:t xml:space="preserve">    member_casual,</w:t>
+        <w:br/>
+        <w:t xml:space="preserve">    rideable_type,</w:t>
+        <w:br/>
+        <w:t xml:space="preserve">    COUNT(*)                        AS total_rides,</w:t>
+        <w:br/>
+        <w:t xml:space="preserve">    ROUND(AVG(ride_length), 2)      AS avg_ride_length_min,</w:t>
+        <w:br/>
+        <w:t xml:space="preserve">    ROUND(COUNT(*) * 100.0 / SUM(COUNT(*)) OVER (PARTITION BY member_casual), 1)</w:t>
+        <w:br/>
+        <w:t xml:space="preserve">                                    AS pct_of_user_type</w:t>
+        <w:br/>
+        <w:t>FROM cyclistic_clean</w:t>
+        <w:br/>
+        <w:t>GROUP BY member_casual, rideable_type</w:t>
+        <w:br/>
+        <w:t>ORDER BY member_casual, total_rides DESC;</w:t>
+      </w:r>
+    </w:p>
+    <w:p>
+      <w:pPr>
+        <w:spacing w:before="160"/>
+      </w:pPr>
+      <w:r>
+        <w:rPr>
+          <w:b/>
+          <w:color w:val="1A73E8"/>
+          <w:sz w:val="18"/>
+        </w:rPr>
+        <w:t>6. Top 10 stations de départ — membres</w:t>
+      </w:r>
+    </w:p>
+    <w:p>
+      <w:pPr>
+        <w:spacing w:after="80"/>
+        <w:ind w:left="283"/>
+      </w:pPr>
+      <w:r>
+        <w:rPr>
+          <w:rFonts w:ascii="Courier New" w:hAnsi="Courier New"/>
+          <w:color w:val="202124"/>
+          <w:sz w:val="15"/>
+        </w:rPr>
+        <w:t>-- ── 6. Top 10 stations de départ — membres ───────────────────────────────────</w:t>
+        <w:br/>
+        <w:t>SELECT</w:t>
+        <w:br/>
+        <w:t xml:space="preserve">    start_station_name,</w:t>
+        <w:br/>
+        <w:t xml:space="preserve">    COUNT(*)                        AS total_rides</w:t>
+        <w:br/>
+        <w:t>FROM cyclistic_clean</w:t>
+        <w:br/>
+        <w:t>WHERE member_casual = 'member'</w:t>
+        <w:br/>
+        <w:t xml:space="preserve">  AND start_station_name IS NOT NULL</w:t>
+        <w:br/>
+        <w:t>GROUP BY start_station_name</w:t>
+        <w:br/>
+        <w:t>ORDER BY total_rides DESC</w:t>
+        <w:br/>
+        <w:t>LIMIT 10;</w:t>
+      </w:r>
+    </w:p>
+    <w:p>
+      <w:pPr>
+        <w:spacing w:before="160"/>
+      </w:pPr>
+      <w:r>
+        <w:rPr>
+          <w:b/>
+          <w:color w:val="1A73E8"/>
+          <w:sz w:val="18"/>
+        </w:rPr>
+        <w:t>7. Top 10 stations de départ — casual</w:t>
+      </w:r>
+    </w:p>
+    <w:p>
+      <w:pPr>
+        <w:spacing w:after="80"/>
+        <w:ind w:left="283"/>
+      </w:pPr>
+      <w:r>
+        <w:rPr>
+          <w:rFonts w:ascii="Courier New" w:hAnsi="Courier New"/>
+          <w:color w:val="202124"/>
+          <w:sz w:val="15"/>
+        </w:rPr>
+        <w:t>-- ── 7. Top 10 stations de départ — casual ────────────────────────────────────</w:t>
+        <w:br/>
+        <w:t>SELECT</w:t>
+        <w:br/>
+        <w:t xml:space="preserve">    start_station_name,</w:t>
+        <w:br/>
+        <w:t xml:space="preserve">    COUNT(*)                        AS total_rides</w:t>
+        <w:br/>
+        <w:t>FROM cyclistic_clean</w:t>
+        <w:br/>
+        <w:t>WHERE member_casual = 'casual'</w:t>
+        <w:br/>
+        <w:t xml:space="preserve">  AND start_station_name IS NOT NULL</w:t>
+        <w:br/>
+        <w:t>GROUP BY start_station_name</w:t>
+        <w:br/>
+        <w:t>ORDER BY total_rides DESC</w:t>
+        <w:br/>
+        <w:t>LIMIT 10;</w:t>
+      </w:r>
+    </w:p>
+    <w:p>
+      <w:pPr>
+        <w:spacing w:before="160"/>
+      </w:pPr>
+      <w:r>
+        <w:rPr>
+          <w:b/>
+          <w:color w:val="1A73E8"/>
+          <w:sz w:val="18"/>
+        </w:rPr>
+        <w:t>8. Top 10 stations d'arrivée — tous types</w:t>
+      </w:r>
+    </w:p>
+    <w:p>
+      <w:pPr>
+        <w:spacing w:after="80"/>
+        <w:ind w:left="283"/>
+      </w:pPr>
+      <w:r>
+        <w:rPr>
+          <w:rFonts w:ascii="Courier New" w:hAnsi="Courier New"/>
+          <w:color w:val="202124"/>
+          <w:sz w:val="15"/>
+        </w:rPr>
+        <w:t>-- ── 8. Top 10 stations d'arrivée — tous types ───────────────────────────────</w:t>
+        <w:br/>
+        <w:t>SELECT</w:t>
+        <w:br/>
+        <w:t xml:space="preserve">    member_casual,</w:t>
+        <w:br/>
+        <w:t xml:space="preserve">    end_station_name,</w:t>
+        <w:br/>
+        <w:t xml:space="preserve">    COUNT(*)                        AS total_rides</w:t>
+        <w:br/>
+        <w:t>FROM cyclistic_clean</w:t>
+        <w:br/>
+        <w:t>WHERE end_station_name IS NOT NULL</w:t>
+        <w:br/>
+        <w:t>GROUP BY member_casual, end_station_name</w:t>
+        <w:br/>
+        <w:t>ORDER BY member_casual, total_rides DESC</w:t>
+        <w:br/>
+        <w:t>LIMIT 20;  -- 10 par type</w:t>
+      </w:r>
+    </w:p>
+    <w:p>
+      <w:pPr>
+        <w:spacing w:before="160"/>
+      </w:pPr>
+      <w:r>
+        <w:rPr>
+          <w:b/>
+          <w:color w:val="1A73E8"/>
+          <w:sz w:val="18"/>
+        </w:rPr>
+        <w:t>9. Répartition par heure de départ</w:t>
+      </w:r>
+    </w:p>
+    <w:p>
+      <w:pPr>
+        <w:spacing w:after="80"/>
+        <w:ind w:left="283"/>
+      </w:pPr>
+      <w:r>
+        <w:rPr>
+          <w:rFonts w:ascii="Courier New" w:hAnsi="Courier New"/>
+          <w:color w:val="202124"/>
+          <w:sz w:val="15"/>
+        </w:rPr>
+        <w:t>-- ── 9. Répartition par heure de départ ──────────────────────────────────────</w:t>
+        <w:br/>
+        <w:t>SELECT</w:t>
+        <w:br/>
+        <w:t xml:space="preserve">    member_casual,</w:t>
+        <w:br/>
+        <w:t xml:space="preserve">    hour_of_day,</w:t>
+        <w:br/>
+        <w:t xml:space="preserve">    COUNT(*)                        AS total_rides,</w:t>
+        <w:br/>
+        <w:t xml:space="preserve">    ROUND(AVG(ride_length), 2)      AS avg_ride_length_min</w:t>
+        <w:br/>
+        <w:t>FROM cyclistic_clean</w:t>
+        <w:br/>
+        <w:t>GROUP BY member_casual, hour_of_day</w:t>
+        <w:br/>
+        <w:t>ORDER BY member_casual, hour_of_day;</w:t>
+      </w:r>
+    </w:p>
+    <w:p>
+      <w:pPr>
+        <w:spacing w:before="160"/>
+      </w:pPr>
+      <w:r>
+        <w:rPr>
+          <w:b/>
+          <w:color w:val="1A73E8"/>
+          <w:sz w:val="18"/>
+        </w:rPr>
+        <w:t>10. Jour de la semaine le plus populaire (mode)</w:t>
+      </w:r>
+    </w:p>
+    <w:p>
+      <w:pPr>
+        <w:spacing w:after="80"/>
+        <w:ind w:left="283"/>
+      </w:pPr>
+      <w:r>
+        <w:rPr>
+          <w:rFonts w:ascii="Courier New" w:hAnsi="Courier New"/>
+          <w:color w:val="202124"/>
+          <w:sz w:val="15"/>
+        </w:rPr>
+        <w:t>-- ── 10. Jour de la semaine le plus populaire (mode) ─────────────────────────</w:t>
+        <w:br/>
+        <w:t>-- Requête avec CTE pour trouver le mode par type d'utilisateur</w:t>
+        <w:br/>
+        <w:t>WITH ranked_days AS (</w:t>
+        <w:br/>
+        <w:t xml:space="preserve">    SELECT</w:t>
+        <w:br/>
+        <w:t xml:space="preserve">        member_casual,</w:t>
+        <w:br/>
+        <w:t xml:space="preserve">        day_of_week,</w:t>
+        <w:br/>
+        <w:t xml:space="preserve">        COUNT(*)                    AS rides,</w:t>
+        <w:br/>
+        <w:t xml:space="preserve">        ROW_NUMBER() OVER (</w:t>
+        <w:br/>
+        <w:t xml:space="preserve">            PARTITION BY member_casual</w:t>
+        <w:br/>
+        <w:t xml:space="preserve">            ORDER BY COUNT(*) DESC</w:t>
+        <w:br/>
+        <w:t xml:space="preserve">        )                           AS rnk</w:t>
+        <w:br/>
+        <w:t xml:space="preserve">    FROM cyclistic_clean</w:t>
+        <w:br/>
+        <w:t xml:space="preserve">    GROUP BY member_casual, day_of_week</w:t>
+        <w:br/>
+        <w:t>)</w:t>
+        <w:br/>
+        <w:t>SELECT</w:t>
+        <w:br/>
+        <w:t xml:space="preserve">    member_casual,</w:t>
+        <w:br/>
+        <w:t xml:space="preserve">    day_of_week,</w:t>
+        <w:br/>
+        <w:t xml:space="preserve">    CASE day_of_week</w:t>
+        <w:br/>
+        <w:t xml:space="preserve">        WHEN 1 THEN 'Dimanche'</w:t>
+        <w:br/>
+        <w:t xml:space="preserve">        WHEN 2 THEN 'Lundi'</w:t>
+        <w:br/>
+        <w:t xml:space="preserve">        WHEN 3 THEN 'Mardi'</w:t>
+        <w:br/>
+        <w:t xml:space="preserve">        WHEN 4 THEN 'Mercredi'</w:t>
+        <w:br/>
+        <w:t xml:space="preserve">        WHEN 5 THEN 'Jeudi'</w:t>
+        <w:br/>
+        <w:t xml:space="preserve">        WHEN 6 THEN 'Vendredi'</w:t>
+        <w:br/>
+        <w:t xml:space="preserve">        WHEN 7 THEN 'Samedi'</w:t>
+        <w:br/>
+        <w:t xml:space="preserve">    END                             AS most_popular_day,</w:t>
+        <w:br/>
+        <w:t xml:space="preserve">    rides</w:t>
+        <w:br/>
+        <w:t>FROM ranked_days</w:t>
+        <w:br/>
+        <w:t>WHERE rnk = 1</w:t>
+        <w:br/>
+        <w:t>ORDER BY member_casual;</w:t>
+      </w:r>
+    </w:p>
+    <w:p>
+      <w:pPr>
+        <w:spacing w:before="160"/>
+      </w:pPr>
+      <w:r>
+        <w:rPr>
+          <w:b/>
+          <w:color w:val="1A73E8"/>
+          <w:sz w:val="18"/>
+        </w:rPr>
+        <w:t>11. Comparaison membres vs casual — résumé pivot</w:t>
+      </w:r>
+    </w:p>
+    <w:p>
+      <w:pPr>
+        <w:spacing w:after="80"/>
+        <w:ind w:left="283"/>
+      </w:pPr>
+      <w:r>
+        <w:rPr>
+          <w:rFonts w:ascii="Courier New" w:hAnsi="Courier New"/>
+          <w:color w:val="202124"/>
+          <w:sz w:val="15"/>
+        </w:rPr>
+        <w:t>-- ── 11. Comparaison membres vs casual — résumé pivot ────────────────────────</w:t>
+        <w:br/>
+        <w:t>SELECT</w:t>
+        <w:br/>
+        <w:t xml:space="preserve">    SUM(CASE WHEN member_casual = 'member' THEN 1 ELSE 0 END)  AS member_rides,</w:t>
+        <w:br/>
+        <w:t xml:space="preserve">    SUM(CASE WHEN member_casual = 'casual' THEN 1 ELSE 0 END)  AS casual_rides,</w:t>
+        <w:br/>
+        <w:t xml:space="preserve">    ROUND(AVG(CASE WHEN member_casual = 'member' THEN ride_length END), 2)</w:t>
+        <w:br/>
+        <w:t xml:space="preserve">                                                                AS member_avg_min,</w:t>
+        <w:br/>
+        <w:t xml:space="preserve">    ROUND(AVG(CASE WHEN member_casual = 'casual' THEN ride_length END), 2)</w:t>
+        <w:br/>
+        <w:t xml:space="preserve">                                                                AS casual_avg_min</w:t>
+        <w:br/>
+        <w:t>FROM cyclistic_clean;</w:t>
+      </w:r>
+    </w:p>
+    <w:p>
+      <w:pPr>
+        <w:spacing w:before="160"/>
+      </w:pPr>
+      <w:r>
+        <w:rPr>
+          <w:b/>
+          <w:color w:val="1A73E8"/>
+          <w:sz w:val="18"/>
+        </w:rPr>
+        <w:t>12. Stations utilisées en commun (JOIN exemple)</w:t>
+      </w:r>
+    </w:p>
+    <w:p>
+      <w:pPr>
+        <w:spacing w:after="80"/>
+        <w:ind w:left="283"/>
+      </w:pPr>
+      <w:r>
+        <w:rPr>
+          <w:rFonts w:ascii="Courier New" w:hAnsi="Courier New"/>
+          <w:color w:val="202124"/>
+          <w:sz w:val="15"/>
+        </w:rPr>
+        <w:t>-- ── 12. Stations utilisées en commun (JOIN exemple) ─────────────────────────</w:t>
+        <w:br/>
+        <w:t>-- Stations populaires pour LES DEUX types d'utilisateurs</w:t>
+        <w:br/>
+        <w:t>WITH member_stations AS (</w:t>
+        <w:br/>
+        <w:t xml:space="preserve">    SELECT start_station_name, COUNT(*) AS member_rides</w:t>
+        <w:br/>
+        <w:t xml:space="preserve">    FROM cyclistic_clean</w:t>
+        <w:br/>
+        <w:t xml:space="preserve">    WHERE member_casual = 'member' AND start_station_name IS NOT NULL</w:t>
+        <w:br/>
+        <w:t xml:space="preserve">    GROUP BY start_station_name</w:t>
+        <w:br/>
+        <w:t>),</w:t>
+        <w:br/>
+        <w:t>casual_stations AS (</w:t>
+        <w:br/>
+        <w:t xml:space="preserve">    SELECT start_station_name, COUNT(*) AS casual_rides</w:t>
+        <w:br/>
+        <w:t xml:space="preserve">    FROM cyclistic_clean</w:t>
+        <w:br/>
+        <w:t xml:space="preserve">    WHERE member_casual = 'casual' AND start_station_name IS NOT NULL</w:t>
+        <w:br/>
+        <w:t xml:space="preserve">    GROUP BY start_station_name</w:t>
+        <w:br/>
+        <w:t>)</w:t>
+        <w:br/>
+        <w:t>SELECT</w:t>
+        <w:br/>
+        <w:t xml:space="preserve">    m.start_station_name,</w:t>
+        <w:br/>
+        <w:t xml:space="preserve">    m.member_rides,</w:t>
+        <w:br/>
+        <w:t xml:space="preserve">    c.casual_rides,</w:t>
+        <w:br/>
+        <w:t xml:space="preserve">    m.member_rides + c.casual_rides   AS total_rides</w:t>
+        <w:br/>
+        <w:t>FROM member_stations m</w:t>
+        <w:br/>
+        <w:t>JOIN casual_stations c USING (start_station_name)</w:t>
+        <w:br/>
+        <w:t>ORDER BY total_rides DESC</w:t>
+        <w:br/>
+        <w:t>LIMIT 20;</w:t>
+      </w:r>
+    </w:p>
+    <w:p>
+      <w:r>
+        <w:br w:type="page"/>
+      </w:r>
+    </w:p>
+    <w:p>
+      <w:pPr>
+        <w:spacing w:before="280" w:after="80"/>
+        <w:pBdr>
+          <w:bottom w:val="single" w:sz="6" w:space="4" w:color="1A73E8"/>
+        </w:pBdr>
+      </w:pPr>
+      <w:r>
+        <w:rPr>
+          <w:b/>
+          <w:color w:val="1A73E8"/>
+          <w:sz w:val="32"/>
+        </w:rPr>
+        <w:t xml:space="preserve">B.  </w:t>
+      </w:r>
+      <w:r>
+        <w:rPr>
+          <w:b/>
+          <w:color w:val="202124"/>
+          <w:sz w:val="32"/>
+        </w:rPr>
+        <w:t>Annexe — Sources de données &amp; Licence</w:t>
+      </w:r>
+    </w:p>
+    <w:tbl>
+      <w:tblPr>
+        <w:tblStyle w:val="TableGrid"/>
+        <w:tblW w:type="auto" w:w="0"/>
+        <w:jc w:val="center"/>
+        <w:tblLook w:firstColumn="1" w:firstRow="1" w:lastColumn="0" w:lastRow="0" w:noHBand="0" w:noVBand="1" w:val="04A0"/>
+      </w:tblPr>
+      <w:tblGrid>
+        <w:gridCol w:w="4703"/>
+        <w:gridCol w:w="4703"/>
+      </w:tblGrid>
+      <w:tr>
+        <w:tc>
+          <w:tcPr>
+            <w:tcW w:type="dxa" w:w="1984"/>
+            <w:shd w:val="clear" w:color="auto" w:fill="1A73E8"/>
+          </w:tcPr>
+          <w:p>
+            <w:pPr>
+              <w:jc w:val="center"/>
+            </w:pPr>
+            <w:r>
+              <w:rPr>
+                <w:b/>
+                <w:color w:val="FFFFFF"/>
+                <w:sz w:val="18"/>
+              </w:rPr>
+              <w:t>Élément</w:t>
+            </w:r>
+          </w:p>
+        </w:tc>
+        <w:tc>
+          <w:tcPr>
+            <w:tcW w:type="dxa" w:w="7087"/>
+            <w:shd w:val="clear" w:color="auto" w:fill="1A73E8"/>
+          </w:tcPr>
+          <w:p>
+            <w:pPr>
+              <w:jc w:val="center"/>
+            </w:pPr>
+            <w:r>
+              <w:rPr>
+                <w:b/>
+                <w:color w:val="FFFFFF"/>
+                <w:sz w:val="18"/>
+              </w:rPr>
+              <w:t>Détail</w:t>
+            </w:r>
+          </w:p>
+        </w:tc>
+      </w:tr>
+      <w:tr>
+        <w:tc>
+          <w:tcPr>
+            <w:tcW w:type="dxa" w:w="1984"/>
+            <w:shd w:val="clear" w:color="auto" w:fill="F8F9FA"/>
+          </w:tcPr>
+          <w:p>
+            <w:r>
+              <w:rPr>
+                <w:sz w:val="18"/>
+              </w:rPr>
+              <w:t>Source</w:t>
+            </w:r>
+          </w:p>
+        </w:tc>
+        <w:tc>
+          <w:tcPr>
+            <w:tcW w:type="dxa" w:w="7087"/>
+            <w:shd w:val="clear" w:color="auto" w:fill="F8F9FA"/>
+          </w:tcPr>
+          <w:p>
+            <w:r>
+              <w:rPr>
+                <w:sz w:val="18"/>
+              </w:rPr>
+              <w:t>Divvy Trip Data — Motivate International Inc.</w:t>
+            </w:r>
+          </w:p>
+        </w:tc>
+      </w:tr>
+      <w:tr>
+        <w:tc>
+          <w:tcPr>
+            <w:tcW w:type="dxa" w:w="1984"/>
+          </w:tcPr>
+          <w:p>
+            <w:r>
+              <w:rPr>
+                <w:sz w:val="18"/>
+              </w:rPr>
+              <w:t>Licence</w:t>
+            </w:r>
+          </w:p>
+        </w:tc>
+        <w:tc>
+          <w:tcPr>
+            <w:tcW w:type="dxa" w:w="7087"/>
+          </w:tcPr>
+          <w:p>
+            <w:r>
+              <w:rPr>
+                <w:sz w:val="18"/>
+              </w:rPr>
+              <w:t>Divvy Data License Agreement — usage public autorisé</w:t>
+            </w:r>
+          </w:p>
+        </w:tc>
+      </w:tr>
+      <w:tr>
+        <w:tc>
+          <w:tcPr>
+            <w:tcW w:type="dxa" w:w="1984"/>
+            <w:shd w:val="clear" w:color="auto" w:fill="F8F9FA"/>
+          </w:tcPr>
+          <w:p>
+            <w:r>
+              <w:rPr>
+                <w:sz w:val="18"/>
+              </w:rPr>
+              <w:t>Période</w:t>
+            </w:r>
+          </w:p>
+        </w:tc>
+        <w:tc>
+          <w:tcPr>
+            <w:tcW w:type="dxa" w:w="7087"/>
+            <w:shd w:val="clear" w:color="auto" w:fill="F8F9FA"/>
+          </w:tcPr>
+          <w:p>
+            <w:r>
+              <w:rPr>
+                <w:sz w:val="18"/>
+              </w:rPr>
+              <w:t>Janvier 2019 – Décembre 2020 (11 fichiers CSV)</w:t>
+            </w:r>
+          </w:p>
+        </w:tc>
+      </w:tr>
+      <w:tr>
+        <w:tc>
+          <w:tcPr>
+            <w:tcW w:type="dxa" w:w="1984"/>
+          </w:tcPr>
+          <w:p>
+            <w:r>
+              <w:rPr>
+                <w:sz w:val="18"/>
+              </w:rPr>
+              <w:t>Volume</w:t>
+            </w:r>
+          </w:p>
+        </w:tc>
+        <w:tc>
+          <w:tcPr>
+            <w:tcW w:type="dxa" w:w="7087"/>
+          </w:tcPr>
+          <w:p>
+            <w:r>
+              <w:rPr>
+                <w:sz w:val="18"/>
+              </w:rPr>
+              <w:t>3 906 752 trajets bruts → 3 885 439 après nettoyage</w:t>
+            </w:r>
+          </w:p>
+        </w:tc>
+      </w:tr>
+      <w:tr>
+        <w:tc>
+          <w:tcPr>
+            <w:tcW w:type="dxa" w:w="1984"/>
+            <w:shd w:val="clear" w:color="auto" w:fill="F8F9FA"/>
+          </w:tcPr>
+          <w:p>
+            <w:r>
+              <w:rPr>
+                <w:sz w:val="18"/>
+              </w:rPr>
+              <w:t>Anonymat</w:t>
+            </w:r>
+          </w:p>
+        </w:tc>
+        <w:tc>
+          <w:tcPr>
+            <w:tcW w:type="dxa" w:w="7087"/>
+            <w:shd w:val="clear" w:color="auto" w:fill="F8F9FA"/>
+          </w:tcPr>
+          <w:p>
+            <w:r>
+              <w:rPr>
+                <w:sz w:val="18"/>
+              </w:rPr>
+              <w:t>Aucune PII — données 100 % anonymisées</w:t>
+            </w:r>
+          </w:p>
+        </w:tc>
+      </w:tr>
+      <w:tr>
+        <w:tc>
+          <w:tcPr>
+            <w:tcW w:type="dxa" w:w="1984"/>
+          </w:tcPr>
+          <w:p>
+            <w:r>
+              <w:rPr>
+                <w:sz w:val="18"/>
+              </w:rPr>
+              <w:t>Note</w:t>
+            </w:r>
+          </w:p>
+        </w:tc>
+        <w:tc>
+          <w:tcPr>
+            <w:tcW w:type="dxa" w:w="7087"/>
+          </w:tcPr>
+          <w:p>
+            <w:r>
+              <w:rPr>
+                <w:sz w:val="18"/>
+              </w:rPr>
+              <w:t>Cyclistic est une entreprise fictive (Capstone Case Study 1, Google DA Certificate). Les données Divvy sont réelles et adaptées à des fins pédagogiques.</w:t>
+            </w:r>
+          </w:p>
+        </w:tc>
+      </w:tr>
+    </w:tbl>
     <w:p>
       <w:pPr>
         <w:spacing w:after="80"/>
       </w:pPr>
-      <w:r>
-        <w:rPr>
-          <w:b/>
-        </w:rPr>
-        <w:t>Insight :</w:t>
-      </w:r>
-      <w:r>
-        <w:t xml:space="preserve"> Les casual riders utilisent principalement les vélos le week-end, sur des stations touristiques (bords du lac, parcs).</w:t>
-      </w:r>
     </w:p>
-    <w:p/>
     <w:p>
       <w:pPr>
-        <w:spacing w:after="80"/>
-      </w:pPr>
-      <w:r>
-        <w:rPr>
-          <w:b/>
-        </w:rPr>
-        <w:t>Action :</w:t>
-      </w:r>
-      <w:r>
-        <w:t xml:space="preserve"> Lancer une campagne digitale ciblant les utilisateurs dans un rayon de 500m autour des stations à forte fréquentation casual (lakefront, Navy Pier, Millennium Park). Afficher des publicités sur les réseaux sociaux le vendredi soir et samedi matin avec le message : </w:t>
-      </w:r>
-      <w:r>
-        <w:rPr>
-          <w:i/>
-        </w:rPr>
-        <w:t>"Tu roules déjà le week-end — économise avec l'abonnement annuel."</w:t>
-      </w:r>
-    </w:p>
-    <w:p/>
-    <w:p>
-      <w:pPr>
-        <w:spacing w:after="80"/>
-      </w:pPr>
-      <w:r>
-        <w:rPr>
-          <w:b/>
-        </w:rPr>
-        <w:t>Canaux :</w:t>
-      </w:r>
-      <w:r>
-        <w:t xml:space="preserve"> Instagram/TikTok géolocalisés, notifications in-app Cyclistic</w:t>
-      </w:r>
-    </w:p>
-    <w:p/>
-    <w:p>
-      <w:r>
-        <w:t>────────────────────────────────────────────────────────────</w:t>
-      </w:r>
-    </w:p>
-    <w:p/>
-    <w:p>
-      <w:pPr>
-        <w:pStyle w:val="Heading3"/>
-      </w:pPr>
-      <w:r>
-        <w:rPr>
-          <w:color w:val="5F6368"/>
-          <w:sz w:val="22"/>
-        </w:rPr>
-        <w:t>Recommandation 2 — Offre d'essai "Été → Membre" à tarif préférentiel</w:t>
-      </w:r>
-    </w:p>
-    <w:p/>
-    <w:p>
-      <w:pPr>
-        <w:spacing w:after="80"/>
-      </w:pPr>
-      <w:r>
-        <w:rPr>
-          <w:b/>
-        </w:rPr>
-        <w:t>Insight :</w:t>
-      </w:r>
-      <w:r>
-        <w:t xml:space="preserve"> Les casual riders sont très saisonniers avec un pic estival. C'est le meilleur moment pour les convertir.</w:t>
-      </w:r>
-    </w:p>
-    <w:p/>
-    <w:p>
-      <w:pPr>
-        <w:spacing w:after="80"/>
-      </w:pPr>
-      <w:r>
-        <w:rPr>
-          <w:b/>
-        </w:rPr>
-        <w:t>Action :</w:t>
-      </w:r>
-      <w:r>
-        <w:t xml:space="preserve"> Proposer en mai–juin une offre d'abonnement annuel avec les 2 premiers mois offerts ou un tarif réduit de lancement pour les utilisateurs ayant effectué 3+ trajets en 30 jours. Envoyer un email personnalisé : </w:t>
-      </w:r>
-      <w:r>
-        <w:rPr>
-          <w:i/>
-        </w:rPr>
-        <w:t>"Tu as déjà utilisé Cyclistic X fois ce mois-ci — tu aurais économisé Y€ avec un abonnement."</w:t>
-      </w:r>
-    </w:p>
-    <w:p/>
-    <w:p>
-      <w:pPr>
-        <w:spacing w:after="80"/>
-      </w:pPr>
-      <w:r>
-        <w:rPr>
-          <w:b/>
-        </w:rPr>
-        <w:t>Canaux :</w:t>
-      </w:r>
-      <w:r>
-        <w:t xml:space="preserve"> Email ciblé, notification push in-app, bannières dans l'app</w:t>
-      </w:r>
-    </w:p>
-    <w:p/>
-    <w:p>
-      <w:r>
-        <w:t>────────────────────────────────────────────────────────────</w:t>
-      </w:r>
-    </w:p>
-    <w:p/>
-    <w:p>
-      <w:pPr>
-        <w:pStyle w:val="Heading3"/>
-      </w:pPr>
-      <w:r>
-        <w:rPr>
-          <w:color w:val="5F6368"/>
-          <w:sz w:val="22"/>
-        </w:rPr>
-        <w:t>Recommandation 3 — Mettre en avant la valeur "domicile-travail" dans les communications</w:t>
-      </w:r>
-    </w:p>
-    <w:p/>
-    <w:p>
-      <w:pPr>
-        <w:spacing w:after="80"/>
-      </w:pPr>
-      <w:r>
-        <w:rPr>
-          <w:b/>
-        </w:rPr>
-        <w:t>Insight :</w:t>
-      </w:r>
-      <w:r>
-        <w:t xml:space="preserve"> Les membres utilisent les vélos principalement pour les trajets domicile-travail (pics 8h et 17h en semaine). Les casual riders ignorent peut-être cet usage.</w:t>
-      </w:r>
-    </w:p>
-    <w:p/>
-    <w:p>
-      <w:pPr>
-        <w:spacing w:after="80"/>
-      </w:pPr>
-      <w:r>
-        <w:rPr>
-          <w:b/>
-        </w:rPr>
-        <w:t>Action :</w:t>
-      </w:r>
-      <w:r>
-        <w:t xml:space="preserve"> Créer du contenu montrant que l'abonnement annuel devient rentable à partir de X trajets/mois pour un navetteur. Intégrer un calculateur d'économies dans l'app et sur le site : </w:t>
-      </w:r>
-      <w:r>
-        <w:rPr>
-          <w:i/>
-        </w:rPr>
-        <w:t>"Si tu fais X trajets par semaine, l'abonnement te coûte Y€/trajet vs Z€ en pass journée."</w:t>
-      </w:r>
-    </w:p>
-    <w:p/>
-    <w:p>
-      <w:pPr>
-        <w:spacing w:after="80"/>
-      </w:pPr>
-      <w:r>
-        <w:rPr>
-          <w:b/>
-        </w:rPr>
-        <w:t>Canaux :</w:t>
-      </w:r>
-      <w:r>
-        <w:t xml:space="preserve"> Content marketing (blog, réseaux sociaux), campagne d'affichage dans les stations aux heures de pointe</w:t>
-      </w:r>
-    </w:p>
-    <w:p/>
-    <w:p>
-      <w:r>
-        <w:t>────────────────────────────────────────────────────────────</w:t>
-      </w:r>
-    </w:p>
-    <w:p/>
-    <w:p>
-      <w:pPr>
-        <w:pStyle w:val="Heading2"/>
+        <w:spacing w:after="60"/>
       </w:pPr>
       <w:r>
         <w:rPr>
           <w:color w:val="202124"/>
-          <w:sz w:val="26"/>
+          <w:sz w:val="20"/>
         </w:rPr>
-        <w:t>Appendice</w:t>
+        <w:t>Scripts &amp; livrables :</w:t>
       </w:r>
     </w:p>
-    <w:p/>
     <w:p>
       <w:pPr>
-        <w:pStyle w:val="ListBullet"/>
+        <w:spacing w:after="40"/>
         <w:ind w:left="283"/>
       </w:pPr>
       <w:r>
         <w:rPr>
-          <w:b/>
+          <w:rFonts w:ascii="Courier New" w:hAnsi="Courier New"/>
+          <w:sz w:val="17"/>
         </w:rPr>
-        <w:t>Script de nettoyage :</w:t>
-      </w:r>
-      <w:r>
-        <w:t xml:space="preserve"> </w:t>
-      </w:r>
-      <w:r>
-        <w:rPr>
-          <w:rFonts w:ascii="Courier New" w:hAnsi="Courier New"/>
-          <w:color w:val="C62828"/>
-          <w:sz w:val="18"/>
-        </w:rPr>
-        <w:t>scripts/02_cleaning.py</w:t>
+        <w:t>scripts/02_cleaning.py     — Nettoyage &amp; consolidation</w:t>
       </w:r>
     </w:p>
     <w:p>
       <w:pPr>
-        <w:pStyle w:val="ListBullet"/>
+        <w:spacing w:after="40"/>
         <w:ind w:left="283"/>
       </w:pPr>
       <w:r>
         <w:rPr>
-          <w:b/>
+          <w:rFonts w:ascii="Courier New" w:hAnsi="Courier New"/>
+          <w:sz w:val="17"/>
         </w:rPr>
-        <w:t>Script d'analyse :</w:t>
-      </w:r>
-      <w:r>
-        <w:t xml:space="preserve"> </w:t>
-      </w:r>
-      <w:r>
-        <w:rPr>
-          <w:rFonts w:ascii="Courier New" w:hAnsi="Courier New"/>
-          <w:color w:val="C62828"/>
-          <w:sz w:val="18"/>
-        </w:rPr>
-        <w:t>scripts/03_analysis.py</w:t>
+        <w:t>scripts/03_analysis.py     — Analyse descriptive Python</w:t>
       </w:r>
     </w:p>
     <w:p>
       <w:pPr>
-        <w:pStyle w:val="ListBullet"/>
+        <w:spacing w:after="40"/>
         <w:ind w:left="283"/>
       </w:pPr>
       <w:r>
         <w:rPr>
-          <w:b/>
+          <w:rFonts w:ascii="Courier New" w:hAnsi="Courier New"/>
+          <w:sz w:val="17"/>
         </w:rPr>
-        <w:t>Requêtes SQL :</w:t>
-      </w:r>
-      <w:r>
-        <w:t xml:space="preserve"> </w:t>
-      </w:r>
-      <w:r>
-        <w:rPr>
-          <w:rFonts w:ascii="Courier New" w:hAnsi="Courier New"/>
-          <w:color w:val="C62828"/>
-          <w:sz w:val="18"/>
-        </w:rPr>
-        <w:t>scripts/03_queries.sql</w:t>
+        <w:t>scripts/03_queries.sql     — 12 requêtes SQL équivalentes</w:t>
       </w:r>
     </w:p>
     <w:p>
       <w:pPr>
-        <w:pStyle w:val="ListBullet"/>
+        <w:spacing w:after="40"/>
         <w:ind w:left="283"/>
       </w:pPr>
       <w:r>
         <w:rPr>
-          <w:b/>
+          <w:rFonts w:ascii="Courier New" w:hAnsi="Courier New"/>
+          <w:sz w:val="17"/>
         </w:rPr>
-        <w:t>Script visualisations :</w:t>
-      </w:r>
-      <w:r>
-        <w:t xml:space="preserve"> </w:t>
-      </w:r>
-      <w:r>
-        <w:rPr>
-          <w:rFonts w:ascii="Courier New" w:hAnsi="Courier New"/>
-          <w:color w:val="C62828"/>
-          <w:sz w:val="18"/>
-        </w:rPr>
-        <w:t>scripts/04_visualizations.py</w:t>
+        <w:t>scripts/04_visualizations.py — 8 graphiques PNG (matplotlib/seaborn)</w:t>
       </w:r>
     </w:p>
     <w:p>
       <w:pPr>
-        <w:pStyle w:val="ListBullet"/>
+        <w:spacing w:after="40"/>
         <w:ind w:left="283"/>
       </w:pPr>
       <w:r>
         <w:rPr>
-          <w:b/>
+          <w:rFonts w:ascii="Courier New" w:hAnsi="Courier New"/>
+          <w:sz w:val="17"/>
         </w:rPr>
-        <w:t>Script dashboard :</w:t>
-      </w:r>
-      <w:r>
-        <w:t xml:space="preserve"> </w:t>
-      </w:r>
-      <w:r>
-        <w:rPr>
-          <w:rFonts w:ascii="Courier New" w:hAnsi="Courier New"/>
-          <w:color w:val="C62828"/>
-          <w:sz w:val="18"/>
-        </w:rPr>
-        <w:t>scripts/05_dashboard.py</w:t>
+        <w:t>scripts/05_dashboard.py    — Dashboard interactif Plotly</w:t>
       </w:r>
     </w:p>
     <w:p>
       <w:pPr>
-        <w:pStyle w:val="ListBullet"/>
+        <w:spacing w:after="40"/>
         <w:ind w:left="283"/>
       </w:pPr>
       <w:r>
         <w:rPr>
-          <w:b/>
+          <w:rFonts w:ascii="Courier New" w:hAnsi="Courier New"/>
+          <w:sz w:val="17"/>
         </w:rPr>
-        <w:t>Export Tableau :</w:t>
-      </w:r>
-      <w:r>
-        <w:t xml:space="preserve"> </w:t>
-      </w:r>
-      <w:r>
-        <w:rPr>
-          <w:rFonts w:ascii="Courier New" w:hAnsi="Courier New"/>
-          <w:color w:val="C62828"/>
-          <w:sz w:val="18"/>
-        </w:rPr>
-        <w:t>scripts/06_tableau_export.py</w:t>
+        <w:t>scripts/06_tableau_export.py — Export CSV pour Tableau</w:t>
       </w:r>
     </w:p>
     <w:p>
       <w:pPr>
-        <w:pStyle w:val="ListBullet"/>
+        <w:spacing w:after="40"/>
         <w:ind w:left="283"/>
       </w:pPr>
       <w:r>
         <w:rPr>
-          <w:b/>
+          <w:rFonts w:ascii="Courier New" w:hAnsi="Courier New"/>
+          <w:sz w:val="17"/>
         </w:rPr>
-        <w:t>Données nettoyées :</w:t>
-      </w:r>
-      <w:r>
-        <w:t xml:space="preserve"> </w:t>
-      </w:r>
-      <w:r>
-        <w:rPr>
-          <w:rFonts w:ascii="Courier New" w:hAnsi="Courier New"/>
-          <w:color w:val="C62828"/>
-          <w:sz w:val="18"/>
-        </w:rPr>
-        <w:t>data/processed/cyclistic_clean.csv</w:t>
-      </w:r>
-    </w:p>
-    <w:p>
-      <w:pPr>
-        <w:pStyle w:val="ListBullet"/>
-        <w:ind w:left="283"/>
-      </w:pPr>
-      <w:r>
-        <w:rPr>
-          <w:b/>
-        </w:rPr>
-        <w:t>Export Tableau :</w:t>
-      </w:r>
-      <w:r>
-        <w:t xml:space="preserve"> </w:t>
-      </w:r>
-      <w:r>
-        <w:rPr>
-          <w:rFonts w:ascii="Courier New" w:hAnsi="Courier New"/>
-          <w:color w:val="C62828"/>
-          <w:sz w:val="18"/>
-        </w:rPr>
-        <w:t>data/processed/cyclistic_tableau.csv</w:t>
+        <w:t>05_dashboard.html          — Dashboard interactif (ouvrir dans un navigateur)</w:t>
       </w:r>
     </w:p>
     <w:sectPr>
+      <w:footerReference w:type="default" r:id="rId9"/>
       <w:pgSz w:w="12240" w:h="15840"/>
-      <w:pgMar w:top="1417" w:right="1417" w:bottom="1134" w:left="1417" w:header="720" w:footer="720" w:gutter="0"/>
+      <w:pgMar w:top="1134" w:right="1417" w:bottom="1134" w:left="1417" w:header="720" w:footer="720" w:gutter="0"/>
       <w:cols w:space="720"/>
       <w:docGrid w:linePitch="360"/>
     </w:sectPr>
   </w:body>
 </w:document>
+</file>
+
+<file path=word/footer1.xml><?xml version="1.0" encoding="utf-8"?>
+<w:ftr xmlns:m="http://schemas.openxmlformats.org/officeDocument/2006/math" xmlns:mc="http://schemas.openxmlformats.org/markup-compatibility/2006" xmlns:mo="http://schemas.microsoft.com/office/mac/office/2008/main" xmlns:mv="urn:schemas-microsoft-com:mac:vml" xmlns:o="urn:schemas-microsoft-com:office:office" xmlns:r="http://schemas.openxmlformats.org/officeDocument/2006/relationships" xmlns:v="urn:schemas-microsoft-com:vml" xmlns:w10="urn:schemas-microsoft-com:office:word" xmlns:w14="http://schemas.microsoft.com/office/word/2010/wordml" xmlns:w="http://schemas.openxmlformats.org/wordprocessingml/2006/main" xmlns:wne="http://schemas.microsoft.com/office/word/2006/wordml" xmlns:wp14="http://schemas.microsoft.com/office/word/2010/wordprocessingDrawing" xmlns:wp="http://schemas.openxmlformats.org/drawingml/2006/wordprocessingDrawing" xmlns:wpc="http://schemas.microsoft.com/office/word/2010/wordprocessingCanvas" xmlns:wpg="http://schemas.microsoft.com/office/word/2010/wordprocessingGroup" xmlns:wpi="http://schemas.microsoft.com/office/word/2010/wordprocessingInk" xmlns:wps="http://schemas.microsoft.com/office/word/2010/wordprocessingShape" mc:Ignorable="w14 wp14">
+  <w:p>
+    <w:pPr>
+      <w:pStyle w:val="Footer"/>
+    </w:pPr>
+    <w:r>
+      <w:rPr>
+        <w:color w:val="5F6368"/>
+        <w:sz w:val="16"/>
+      </w:rPr>
+      <w:t>Cyclistic Bike-Share — Case Study  |  Google Data Analytics Certificate</w:t>
+    </w:r>
+    <w:r>
+      <w:t xml:space="preserve">   </w:t>
+    </w:r>
+    <w:r>
+      <w:rPr>
+        <w:color w:val="5F6368"/>
+        <w:sz w:val="16"/>
+      </w:rPr>
+      <w:fldChar w:fldCharType="begin"/>
+      <w:instrText xml:space="preserve"> PAGE </w:instrText>
+      <w:fldChar w:fldCharType="end"/>
+    </w:r>
+  </w:p>
+</w:ftr>
 </file>
 
 <file path=word/numbering.xml><?xml version="1.0" encoding="utf-8"?>

--- a/06_report.docx
+++ b/06_report.docx
@@ -52,9 +52,22 @@
       </w:pPr>
       <w:r>
         <w:rPr>
+          <w:b/>
+          <w:color w:val="202124"/>
+          <w:sz w:val="36"/>
+        </w:rPr>
+        <w:t>Rapport d'Analyse — Case Study</w:t>
+      </w:r>
+    </w:p>
+    <w:p>
+      <w:pPr>
+        <w:jc w:val="center"/>
+      </w:pPr>
+      <w:r>
+        <w:rPr>
           <w:i/>
-          <w:color w:val="202124"/>
-          <w:sz w:val="26"/>
+          <w:color w:val="5F6368"/>
+          <w:sz w:val="24"/>
         </w:rPr>
         <w:t>« Comment les membres annuels et les casual riders</w:t>
         <w:br/>
@@ -89,7 +102,7 @@
               <w:rPr>
                 <w:b/>
                 <w:color w:val="1A73E8"/>
-                <w:sz w:val="30"/>
+                <w:sz w:val="28"/>
               </w:rPr>
               <w:t>3 885 439</w:t>
             </w:r>
@@ -108,7 +121,7 @@
               <w:rPr>
                 <w:b/>
                 <w:color w:val="1A73E8"/>
-                <w:sz w:val="30"/>
+                <w:sz w:val="28"/>
               </w:rPr>
               <w:t>64,6 %</w:t>
             </w:r>
@@ -127,7 +140,7 @@
               <w:rPr>
                 <w:b/>
                 <w:color w:val="1A73E8"/>
-                <w:sz w:val="30"/>
+                <w:sz w:val="28"/>
               </w:rPr>
               <w:t>35,4 %</w:t>
             </w:r>
@@ -146,7 +159,7 @@
               <w:rPr>
                 <w:b/>
                 <w:color w:val="1A73E8"/>
-                <w:sz w:val="30"/>
+                <w:sz w:val="28"/>
               </w:rPr>
               <w:t>14,6 min</w:t>
             </w:r>
@@ -165,7 +178,7 @@
               <w:rPr>
                 <w:b/>
                 <w:color w:val="1A73E8"/>
-                <w:sz w:val="30"/>
+                <w:sz w:val="28"/>
               </w:rPr>
               <w:t>37,1 min</w:t>
             </w:r>
@@ -260,6 +273,240 @@
                 <w:sz w:val="16"/>
               </w:rPr>
               <w:t>Durée moy. Casual</w:t>
+            </w:r>
+          </w:p>
+        </w:tc>
+      </w:tr>
+    </w:tbl>
+    <w:p/>
+    <w:tbl>
+      <w:tblPr>
+        <w:tblW w:type="auto" w:w="0"/>
+        <w:jc w:val="center"/>
+        <w:tblLook w:firstColumn="1" w:firstRow="1" w:lastColumn="0" w:lastRow="0" w:noHBand="0" w:noVBand="1" w:val="04A0"/>
+      </w:tblPr>
+      <w:tblGrid>
+        <w:gridCol w:w="4703"/>
+        <w:gridCol w:w="4703"/>
+      </w:tblGrid>
+      <w:tr>
+        <w:tc>
+          <w:tcPr>
+            <w:tcW w:type="dxa" w:w="2381"/>
+            <w:shd w:val="clear" w:color="auto" w:fill="F8F9FA"/>
+          </w:tcPr>
+          <w:p>
+            <w:r>
+              <w:rPr>
+                <w:b/>
+                <w:color w:val="1A73E8"/>
+                <w:sz w:val="18"/>
+              </w:rPr>
+              <w:t>Analyste</w:t>
+            </w:r>
+          </w:p>
+        </w:tc>
+        <w:tc>
+          <w:tcPr>
+            <w:tcW w:type="dxa" w:w="4703"/>
+            <w:shd w:val="clear" w:color="auto" w:fill="F8F9FA"/>
+          </w:tcPr>
+          <w:p>
+            <w:r>
+              <w:rPr>
+                <w:b/>
+                <w:color w:val="202124"/>
+                <w:sz w:val="22"/>
+              </w:rPr>
+              <w:t>Sidi Mohamed ALLY</w:t>
+            </w:r>
+          </w:p>
+        </w:tc>
+      </w:tr>
+      <w:tr>
+        <w:tc>
+          <w:tcPr>
+            <w:tcW w:type="dxa" w:w="2381"/>
+          </w:tcPr>
+          <w:p>
+            <w:r>
+              <w:rPr>
+                <w:b/>
+                <w:color w:val="1A73E8"/>
+                <w:sz w:val="18"/>
+              </w:rPr>
+              <w:t>Titre</w:t>
+            </w:r>
+          </w:p>
+        </w:tc>
+        <w:tc>
+          <w:tcPr>
+            <w:tcW w:type="dxa" w:w="4703"/>
+          </w:tcPr>
+          <w:p>
+            <w:r>
+              <w:rPr>
+                <w:i/>
+                <w:color w:val="5F6368"/>
+                <w:sz w:val="18"/>
+              </w:rPr>
+              <w:t>Analyste de données Professionnel Certifié</w:t>
+            </w:r>
+          </w:p>
+        </w:tc>
+      </w:tr>
+      <w:tr>
+        <w:tc>
+          <w:tcPr>
+            <w:tcW w:type="dxa" w:w="2381"/>
+            <w:shd w:val="clear" w:color="auto" w:fill="F8F9FA"/>
+          </w:tcPr>
+          <w:p>
+            <w:r>
+              <w:rPr>
+                <w:b/>
+                <w:color w:val="1A73E8"/>
+                <w:sz w:val="18"/>
+              </w:rPr>
+              <w:t>Certification</w:t>
+            </w:r>
+          </w:p>
+        </w:tc>
+        <w:tc>
+          <w:tcPr>
+            <w:tcW w:type="dxa" w:w="4703"/>
+            <w:shd w:val="clear" w:color="auto" w:fill="F8F9FA"/>
+          </w:tcPr>
+          <w:p>
+            <w:r>
+              <w:rPr>
+                <w:sz w:val="18"/>
+              </w:rPr>
+              <w:t>Google Data Analytics Professional Certificate — Google / Coursera (13 juin 2026)</w:t>
+            </w:r>
+          </w:p>
+        </w:tc>
+      </w:tr>
+      <w:tr>
+        <w:tc>
+          <w:tcPr>
+            <w:tcW w:type="dxa" w:w="2381"/>
+          </w:tcPr>
+          <w:p>
+            <w:r>
+              <w:rPr>
+                <w:b/>
+                <w:color w:val="1A73E8"/>
+                <w:sz w:val="18"/>
+              </w:rPr>
+              <w:t>Destinataire</w:t>
+            </w:r>
+          </w:p>
+        </w:tc>
+        <w:tc>
+          <w:tcPr>
+            <w:tcW w:type="dxa" w:w="4703"/>
+          </w:tcPr>
+          <w:p>
+            <w:r>
+              <w:rPr>
+                <w:sz w:val="18"/>
+              </w:rPr>
+              <w:t>Lily Moreno, Director of Marketing  |  Cyclistic Executive Team</w:t>
+            </w:r>
+          </w:p>
+        </w:tc>
+      </w:tr>
+      <w:tr>
+        <w:tc>
+          <w:tcPr>
+            <w:tcW w:type="dxa" w:w="2381"/>
+            <w:shd w:val="clear" w:color="auto" w:fill="F8F9FA"/>
+          </w:tcPr>
+          <w:p>
+            <w:r>
+              <w:rPr>
+                <w:b/>
+                <w:color w:val="1A73E8"/>
+                <w:sz w:val="18"/>
+              </w:rPr>
+              <w:t>Date du rapport</w:t>
+            </w:r>
+          </w:p>
+        </w:tc>
+        <w:tc>
+          <w:tcPr>
+            <w:tcW w:type="dxa" w:w="4703"/>
+            <w:shd w:val="clear" w:color="auto" w:fill="F8F9FA"/>
+          </w:tcPr>
+          <w:p>
+            <w:r>
+              <w:rPr>
+                <w:sz w:val="18"/>
+              </w:rPr>
+              <w:t>Juin 2026</w:t>
+            </w:r>
+          </w:p>
+        </w:tc>
+      </w:tr>
+      <w:tr>
+        <w:tc>
+          <w:tcPr>
+            <w:tcW w:type="dxa" w:w="2381"/>
+          </w:tcPr>
+          <w:p>
+            <w:r>
+              <w:rPr>
+                <w:b/>
+                <w:color w:val="1A73E8"/>
+                <w:sz w:val="18"/>
+              </w:rPr>
+              <w:t>Période analysée</w:t>
+            </w:r>
+          </w:p>
+        </w:tc>
+        <w:tc>
+          <w:tcPr>
+            <w:tcW w:type="dxa" w:w="4703"/>
+          </w:tcPr>
+          <w:p>
+            <w:r>
+              <w:rPr>
+                <w:sz w:val="18"/>
+              </w:rPr>
+              <w:t>Janvier 2019 – Décembre 2020</w:t>
+            </w:r>
+          </w:p>
+        </w:tc>
+      </w:tr>
+      <w:tr>
+        <w:tc>
+          <w:tcPr>
+            <w:tcW w:type="dxa" w:w="2381"/>
+            <w:shd w:val="clear" w:color="auto" w:fill="F8F9FA"/>
+          </w:tcPr>
+          <w:p>
+            <w:r>
+              <w:rPr>
+                <w:b/>
+                <w:color w:val="1A73E8"/>
+                <w:sz w:val="18"/>
+              </w:rPr>
+              <w:t>Outils</w:t>
+            </w:r>
+          </w:p>
+        </w:tc>
+        <w:tc>
+          <w:tcPr>
+            <w:tcW w:type="dxa" w:w="4703"/>
+            <w:shd w:val="clear" w:color="auto" w:fill="F8F9FA"/>
+          </w:tcPr>
+          <w:p>
+            <w:r>
+              <w:rPr>
+                <w:sz w:val="18"/>
+              </w:rPr>
+              <w:t>Python (pandas · matplotlib · seaborn · plotly)  ·  SQL  ·  Tableau</w:t>
             </w:r>
           </w:p>
         </w:tc>
@@ -280,185 +527,90 @@
         <w:tc>
           <w:tcPr>
             <w:tcW w:type="dxa" w:w="2268"/>
-            <w:shd w:val="clear" w:color="auto" w:fill="F8F9FA"/>
           </w:tcPr>
           <w:p>
-            <w:r>
-              <w:rPr>
-                <w:b/>
-                <w:color w:val="1A73E8"/>
-                <w:sz w:val="18"/>
-              </w:rPr>
-              <w:t>Analyste</w:t>
+            <w:pPr>
+              <w:jc w:val="center"/>
+            </w:pPr>
+            <w:r>
+              <w:drawing>
+                <wp:inline xmlns:a="http://schemas.openxmlformats.org/drawingml/2006/main" xmlns:pic="http://schemas.openxmlformats.org/drawingml/2006/picture">
+                  <wp:extent cx="1152000" cy="1152000"/>
+                  <wp:docPr id="1" name="Picture 1"/>
+                  <wp:cNvGraphicFramePr>
+                    <a:graphicFrameLocks noChangeAspect="1"/>
+                  </wp:cNvGraphicFramePr>
+                  <a:graphic>
+                    <a:graphicData uri="http://schemas.openxmlformats.org/drawingml/2006/picture">
+                      <pic:pic>
+                        <pic:nvPicPr>
+                          <pic:cNvPr id="0" name="badge_google_da.png"/>
+                          <pic:cNvPicPr/>
+                        </pic:nvPicPr>
+                        <pic:blipFill>
+                          <a:blip r:embed="rId10"/>
+                          <a:stretch>
+                            <a:fillRect/>
+                          </a:stretch>
+                        </pic:blipFill>
+                        <pic:spPr>
+                          <a:xfrm>
+                            <a:off x="0" y="0"/>
+                            <a:ext cx="1152000" cy="1152000"/>
+                          </a:xfrm>
+                          <a:prstGeom prst="rect"/>
+                        </pic:spPr>
+                      </pic:pic>
+                    </a:graphicData>
+                  </a:graphic>
+                </wp:inline>
+              </w:drawing>
             </w:r>
           </w:p>
         </w:tc>
         <w:tc>
           <w:tcPr>
-            <w:tcW w:type="dxa" w:w="4703"/>
-            <w:shd w:val="clear" w:color="auto" w:fill="F8F9FA"/>
+            <w:tcW w:type="dxa" w:w="6803"/>
           </w:tcPr>
           <w:p>
+            <w:pPr>
+              <w:spacing w:before="200"/>
+              <w:jc w:val="left"/>
+            </w:pPr>
             <w:r>
               <w:rPr>
+                <w:b/>
+                <w:color w:val="202124"/>
+                <w:sz w:val="20"/>
+              </w:rPr>
+              <w:t>Google Data Analytics Professional Certificate</w:t>
+              <w:br/>
+            </w:r>
+            <w:r>
+              <w:rPr>
+                <w:color w:val="5F6368"/>
                 <w:sz w:val="18"/>
               </w:rPr>
-              <w:t>Junior Data Analyst — Cyclistic Marketing Analytics Team</w:t>
-            </w:r>
-          </w:p>
-        </w:tc>
-      </w:tr>
-      <w:tr>
-        <w:tc>
-          <w:tcPr>
-            <w:tcW w:type="dxa" w:w="2268"/>
-          </w:tcPr>
-          <w:p>
+              <w:t>Délivré le 13 juin 2026  ·  Émis par Google &amp; Coursera</w:t>
+              <w:br/>
+            </w:r>
             <w:r>
               <w:rPr>
-                <w:b/>
-                <w:color w:val="1A73E8"/>
+                <w:color w:val="5F6368"/>
                 <w:sz w:val="18"/>
               </w:rPr>
-              <w:t>Destinataire</w:t>
-            </w:r>
-          </w:p>
-        </w:tc>
-        <w:tc>
-          <w:tcPr>
-            <w:tcW w:type="dxa" w:w="4703"/>
-          </w:tcPr>
-          <w:p>
-            <w:r>
-              <w:rPr>
-                <w:sz w:val="18"/>
-              </w:rPr>
-              <w:t>Lily Moreno, Director of Marketing  |  Cyclistic Executive Team</w:t>
-            </w:r>
-          </w:p>
-        </w:tc>
-      </w:tr>
-      <w:tr>
-        <w:tc>
-          <w:tcPr>
-            <w:tcW w:type="dxa" w:w="2268"/>
-            <w:shd w:val="clear" w:color="auto" w:fill="F8F9FA"/>
-          </w:tcPr>
-          <w:p>
-            <w:r>
-              <w:rPr>
-                <w:b/>
-                <w:color w:val="1A73E8"/>
-                <w:sz w:val="18"/>
-              </w:rPr>
-              <w:t>Date</w:t>
-            </w:r>
-          </w:p>
-        </w:tc>
-        <w:tc>
-          <w:tcPr>
-            <w:tcW w:type="dxa" w:w="4703"/>
-            <w:shd w:val="clear" w:color="auto" w:fill="F8F9FA"/>
-          </w:tcPr>
-          <w:p>
-            <w:r>
-              <w:rPr>
-                <w:sz w:val="18"/>
-              </w:rPr>
-              <w:t>Juin 2026</w:t>
-            </w:r>
-          </w:p>
-        </w:tc>
-      </w:tr>
-      <w:tr>
-        <w:tc>
-          <w:tcPr>
-            <w:tcW w:type="dxa" w:w="2268"/>
-          </w:tcPr>
-          <w:p>
-            <w:r>
-              <w:rPr>
-                <w:b/>
-                <w:color w:val="1A73E8"/>
-                <w:sz w:val="18"/>
-              </w:rPr>
-              <w:t>Période couverte</w:t>
-            </w:r>
-          </w:p>
-        </w:tc>
-        <w:tc>
-          <w:tcPr>
-            <w:tcW w:type="dxa" w:w="4703"/>
-          </w:tcPr>
-          <w:p>
-            <w:r>
-              <w:rPr>
-                <w:sz w:val="18"/>
-              </w:rPr>
-              <w:t>Janvier 2019 – Décembre 2020</w:t>
-            </w:r>
-          </w:p>
-        </w:tc>
-      </w:tr>
-      <w:tr>
-        <w:tc>
-          <w:tcPr>
-            <w:tcW w:type="dxa" w:w="2268"/>
-            <w:shd w:val="clear" w:color="auto" w:fill="F8F9FA"/>
-          </w:tcPr>
-          <w:p>
-            <w:r>
-              <w:rPr>
-                <w:b/>
-                <w:color w:val="1A73E8"/>
-                <w:sz w:val="18"/>
-              </w:rPr>
-              <w:t>Outils</w:t>
-            </w:r>
-          </w:p>
-        </w:tc>
-        <w:tc>
-          <w:tcPr>
-            <w:tcW w:type="dxa" w:w="4703"/>
-            <w:shd w:val="clear" w:color="auto" w:fill="F8F9FA"/>
-          </w:tcPr>
-          <w:p>
-            <w:r>
-              <w:rPr>
-                <w:sz w:val="18"/>
-              </w:rPr>
-              <w:t>Python · pandas · matplotlib · seaborn · Plotly · SQL · Tableau</w:t>
-            </w:r>
-          </w:p>
-        </w:tc>
-      </w:tr>
-      <w:tr>
-        <w:tc>
-          <w:tcPr>
-            <w:tcW w:type="dxa" w:w="2268"/>
-          </w:tcPr>
-          <w:p>
-            <w:r>
-              <w:rPr>
-                <w:b/>
-                <w:color w:val="1A73E8"/>
-                <w:sz w:val="18"/>
-              </w:rPr>
-              <w:t>Certification</w:t>
-            </w:r>
-          </w:p>
-        </w:tc>
-        <w:tc>
-          <w:tcPr>
-            <w:tcW w:type="dxa" w:w="4703"/>
-          </w:tcPr>
-          <w:p>
-            <w:r>
-              <w:rPr>
-                <w:sz w:val="18"/>
-              </w:rPr>
-              <w:t>Google Data Analytics Professional Certificate — Capstone Case Study 1</w:t>
-            </w:r>
+              <w:t xml:space="preserve">Vérifier le badge : </w:t>
+            </w:r>
+            <w:hyperlink r:id="rId11">
+              <w:r>
+                <w:rPr>
+                  <w:u w:val="single"/>
+                  <w:color w:val="1A73E8"/>
+                  <w:sz w:val="18"/>
+                </w:rPr>
+                <w:t>https://www.credly.com/go/RarXbDJG</w:t>
+              </w:r>
+            </w:hyperlink>
           </w:p>
         </w:tc>
       </w:tr>
@@ -491,10 +643,12 @@
       </w:pPr>
       <w:r>
         <w:rPr>
+          <w:b w:val="0"/>
+          <w:i w:val="0"/>
           <w:color w:val="202124"/>
           <w:sz w:val="20"/>
         </w:rPr>
-        <w:t>Cyclistic, programme de bike-share de Chicago, compte deux profils d'utilisateurs aux comportements opposés : les membres annuels (64,6 % des trajets) utilisent le service de façon utilitaire pour leurs déplacements domicile-travail, tandis que les casual riders (35,4 %) ont un usage récréatif et saisonnier. L'enjeu stratégique est de convertir une partie des 1,37 million de casual riders en membres annuels, jugés plus rentables.</w:t>
+        <w:t>Cyclistic, programme de bike-share de Chicago, dispose de deux profils d'utilisateurs aux comportements opposés : les membres annuels (64,6 % des trajets) utilisent le service pour leurs déplacements domicile-travail, tandis que les casual riders (35,4 %) ont un usage récréatif et saisonnier. L'objectif stratégique est de convertir une partie des 1,37 million de casual riders en membres annuels, jugés plus rentables par les analystes financiers.</w:t>
       </w:r>
     </w:p>
     <w:tbl>
@@ -620,7 +774,7 @@
               <w:rPr>
                 <w:sz w:val="20"/>
               </w:rPr>
-              <w:t>Campagne géolocalisée « Week-end → Abonnement » autour des stations touristiques (Instagram/TikTok, vendredi soir–samedi matin).</w:t>
+              <w:t>Campagne géolocalisée « Week-end → Abonnement » autour des stations touristiques.</w:t>
             </w:r>
           </w:p>
           <w:p>
@@ -640,7 +794,7 @@
               <w:rPr>
                 <w:sz w:val="20"/>
               </w:rPr>
-              <w:t>Offre « Été → Membre » : 2 mois offerts en mai–juin pour les casual ayant effectué 3+ trajets en 30 jours — email personnalisé avec calcul d'économies.</w:t>
+              <w:t>Offre « Été → Membre » : 2 mois offerts en mai–juin aux casual ayant 3+ trajets en 30 jours.</w:t>
             </w:r>
           </w:p>
           <w:p>
@@ -660,7 +814,7 @@
               <w:rPr>
                 <w:sz w:val="20"/>
               </w:rPr>
-              <w:t>Calculateur d'économies « domicile-travail » intégré dans l'app et le site : démontrer la rentabilité de l'abonnement pour les navetteurs potentiels.</w:t>
+              <w:t>Calculateur d'économies « domicile-travail » dans l'app pour démontrer la valeur de l'abonnement.</w:t>
             </w:r>
           </w:p>
         </w:tc>
@@ -913,6 +1067,48 @@
           <w:color w:val="1A73E8"/>
           <w:sz w:val="20"/>
         </w:rPr>
+        <w:t xml:space="preserve">—  </w:t>
+      </w:r>
+      <w:r>
+        <w:rPr>
+          <w:color w:val="202124"/>
+          <w:sz w:val="20"/>
+        </w:rPr>
+        <w:t>Signature de l'auteur</w:t>
+      </w:r>
+    </w:p>
+    <w:p>
+      <w:pPr>
+        <w:spacing w:after="40"/>
+        <w:ind w:left="0"/>
+      </w:pPr>
+      <w:r>
+        <w:rPr>
+          <w:b/>
+          <w:color w:val="1A73E8"/>
+          <w:sz w:val="20"/>
+        </w:rPr>
+        <w:t xml:space="preserve">—  </w:t>
+      </w:r>
+      <w:r>
+        <w:rPr>
+          <w:color w:val="202124"/>
+          <w:sz w:val="20"/>
+        </w:rPr>
+        <w:t>Glossaire</w:t>
+      </w:r>
+    </w:p>
+    <w:p>
+      <w:pPr>
+        <w:spacing w:after="40"/>
+        <w:ind w:left="0"/>
+      </w:pPr>
+      <w:r>
+        <w:rPr>
+          <w:b/>
+          <w:color w:val="1A73E8"/>
+          <w:sz w:val="20"/>
+        </w:rPr>
         <w:t xml:space="preserve">A.  </w:t>
       </w:r>
       <w:r>
@@ -941,8 +1137,590 @@
           <w:color w:val="202124"/>
           <w:sz w:val="20"/>
         </w:rPr>
+        <w:t>Annexe — Scripts Python clés</w:t>
+      </w:r>
+    </w:p>
+    <w:p>
+      <w:pPr>
+        <w:spacing w:after="40"/>
+        <w:ind w:left="0"/>
+      </w:pPr>
+      <w:r>
+        <w:rPr>
+          <w:b/>
+          <w:color w:val="1A73E8"/>
+          <w:sz w:val="20"/>
+        </w:rPr>
+        <w:t xml:space="preserve">C.  </w:t>
+      </w:r>
+      <w:r>
+        <w:rPr>
+          <w:color w:val="202124"/>
+          <w:sz w:val="20"/>
+        </w:rPr>
         <w:t>Annexe — Sources de données &amp; Licence</w:t>
       </w:r>
+    </w:p>
+    <w:p/>
+    <w:p>
+      <w:pPr>
+        <w:pBdr>
+          <w:bottom w:val="single" w:sz="6" w:space="4" w:color="E8EAED"/>
+        </w:pBdr>
+      </w:pPr>
+      <w:r>
+        <w:rPr>
+          <w:b/>
+          <w:color w:val="1A73E8"/>
+          <w:sz w:val="24"/>
+        </w:rPr>
+        <w:t>LISTE DES FIGURES</w:t>
+      </w:r>
+    </w:p>
+    <w:tbl>
+      <w:tblPr>
+        <w:tblStyle w:val="TableGrid"/>
+        <w:tblW w:type="auto" w:w="0"/>
+        <w:jc w:val="center"/>
+        <w:tblLook w:firstColumn="1" w:firstRow="1" w:lastColumn="0" w:lastRow="0" w:noHBand="0" w:noVBand="1" w:val="04A0"/>
+      </w:tblPr>
+      <w:tblGrid>
+        <w:gridCol w:w="2351"/>
+        <w:gridCol w:w="2351"/>
+        <w:gridCol w:w="2351"/>
+        <w:gridCol w:w="2351"/>
+      </w:tblGrid>
+      <w:tr>
+        <w:tc>
+          <w:tcPr>
+            <w:tcW w:type="dxa" w:w="850"/>
+            <w:shd w:val="clear" w:color="auto" w:fill="1A73E8"/>
+          </w:tcPr>
+          <w:p>
+            <w:pPr>
+              <w:jc w:val="center"/>
+            </w:pPr>
+            <w:r>
+              <w:rPr>
+                <w:b/>
+                <w:color w:val="FFFFFF"/>
+                <w:sz w:val="18"/>
+              </w:rPr>
+              <w:t>N°</w:t>
+            </w:r>
+          </w:p>
+        </w:tc>
+        <w:tc>
+          <w:tcPr>
+            <w:tcW w:type="dxa" w:w="3969"/>
+            <w:shd w:val="clear" w:color="auto" w:fill="1A73E8"/>
+          </w:tcPr>
+          <w:p>
+            <w:pPr>
+              <w:jc w:val="center"/>
+            </w:pPr>
+            <w:r>
+              <w:rPr>
+                <w:b/>
+                <w:color w:val="FFFFFF"/>
+                <w:sz w:val="18"/>
+              </w:rPr>
+              <w:t>Titre</w:t>
+            </w:r>
+          </w:p>
+        </w:tc>
+        <w:tc>
+          <w:tcPr>
+            <w:tcW w:type="dxa" w:w="2551"/>
+            <w:shd w:val="clear" w:color="auto" w:fill="1A73E8"/>
+          </w:tcPr>
+          <w:p>
+            <w:pPr>
+              <w:jc w:val="center"/>
+            </w:pPr>
+            <w:r>
+              <w:rPr>
+                <w:b/>
+                <w:color w:val="FFFFFF"/>
+                <w:sz w:val="18"/>
+              </w:rPr>
+              <w:t>Fichier</w:t>
+            </w:r>
+          </w:p>
+        </w:tc>
+        <w:tc>
+          <w:tcPr>
+            <w:tcW w:type="dxa" w:w="1134"/>
+            <w:shd w:val="clear" w:color="auto" w:fill="1A73E8"/>
+          </w:tcPr>
+          <w:p>
+            <w:pPr>
+              <w:jc w:val="center"/>
+            </w:pPr>
+            <w:r>
+              <w:rPr>
+                <w:b/>
+                <w:color w:val="FFFFFF"/>
+                <w:sz w:val="18"/>
+              </w:rPr>
+              <w:t>Section</w:t>
+            </w:r>
+          </w:p>
+        </w:tc>
+      </w:tr>
+      <w:tr>
+        <w:tc>
+          <w:tcPr>
+            <w:tcW w:type="dxa" w:w="850"/>
+            <w:shd w:val="clear" w:color="auto" w:fill="F8F9FA"/>
+          </w:tcPr>
+          <w:p>
+            <w:r>
+              <w:rPr>
+                <w:sz w:val="18"/>
+              </w:rPr>
+              <w:t>Fig. 1</w:t>
+            </w:r>
+          </w:p>
+        </w:tc>
+        <w:tc>
+          <w:tcPr>
+            <w:tcW w:type="dxa" w:w="3969"/>
+            <w:shd w:val="clear" w:color="auto" w:fill="F8F9FA"/>
+          </w:tcPr>
+          <w:p>
+            <w:r>
+              <w:rPr>
+                <w:sz w:val="18"/>
+              </w:rPr>
+              <w:t>Nombre total de trajets (membres vs casual)</w:t>
+            </w:r>
+          </w:p>
+        </w:tc>
+        <w:tc>
+          <w:tcPr>
+            <w:tcW w:type="dxa" w:w="2551"/>
+            <w:shd w:val="clear" w:color="auto" w:fill="F8F9FA"/>
+          </w:tcPr>
+          <w:p>
+            <w:r>
+              <w:rPr>
+                <w:sz w:val="18"/>
+              </w:rPr>
+              <w:t>01_rides_count.png</w:t>
+            </w:r>
+          </w:p>
+        </w:tc>
+        <w:tc>
+          <w:tcPr>
+            <w:tcW w:type="dxa" w:w="1134"/>
+            <w:shd w:val="clear" w:color="auto" w:fill="F8F9FA"/>
+          </w:tcPr>
+          <w:p>
+            <w:r>
+              <w:rPr>
+                <w:sz w:val="18"/>
+              </w:rPr>
+              <w:t>4.1</w:t>
+            </w:r>
+          </w:p>
+        </w:tc>
+      </w:tr>
+      <w:tr>
+        <w:tc>
+          <w:tcPr>
+            <w:tcW w:type="dxa" w:w="850"/>
+          </w:tcPr>
+          <w:p>
+            <w:r>
+              <w:rPr>
+                <w:sz w:val="18"/>
+              </w:rPr>
+              <w:t>Fig. 2</w:t>
+            </w:r>
+          </w:p>
+        </w:tc>
+        <w:tc>
+          <w:tcPr>
+            <w:tcW w:type="dxa" w:w="3969"/>
+          </w:tcPr>
+          <w:p>
+            <w:r>
+              <w:rPr>
+                <w:sz w:val="18"/>
+              </w:rPr>
+              <w:t>Durée moyenne des trajets (minutes)</w:t>
+            </w:r>
+          </w:p>
+        </w:tc>
+        <w:tc>
+          <w:tcPr>
+            <w:tcW w:type="dxa" w:w="2551"/>
+          </w:tcPr>
+          <w:p>
+            <w:r>
+              <w:rPr>
+                <w:sz w:val="18"/>
+              </w:rPr>
+              <w:t>02_avg_ride_length.png</w:t>
+            </w:r>
+          </w:p>
+        </w:tc>
+        <w:tc>
+          <w:tcPr>
+            <w:tcW w:type="dxa" w:w="1134"/>
+          </w:tcPr>
+          <w:p>
+            <w:r>
+              <w:rPr>
+                <w:sz w:val="18"/>
+              </w:rPr>
+              <w:t>4.1</w:t>
+            </w:r>
+          </w:p>
+        </w:tc>
+      </w:tr>
+      <w:tr>
+        <w:tc>
+          <w:tcPr>
+            <w:tcW w:type="dxa" w:w="850"/>
+            <w:shd w:val="clear" w:color="auto" w:fill="F8F9FA"/>
+          </w:tcPr>
+          <w:p>
+            <w:r>
+              <w:rPr>
+                <w:sz w:val="18"/>
+              </w:rPr>
+              <w:t>Fig. 3</w:t>
+            </w:r>
+          </w:p>
+        </w:tc>
+        <w:tc>
+          <w:tcPr>
+            <w:tcW w:type="dxa" w:w="3969"/>
+            <w:shd w:val="clear" w:color="auto" w:fill="F8F9FA"/>
+          </w:tcPr>
+          <w:p>
+            <w:r>
+              <w:rPr>
+                <w:sz w:val="18"/>
+              </w:rPr>
+              <w:t>Trajets par jour de la semaine</w:t>
+            </w:r>
+          </w:p>
+        </w:tc>
+        <w:tc>
+          <w:tcPr>
+            <w:tcW w:type="dxa" w:w="2551"/>
+            <w:shd w:val="clear" w:color="auto" w:fill="F8F9FA"/>
+          </w:tcPr>
+          <w:p>
+            <w:r>
+              <w:rPr>
+                <w:sz w:val="18"/>
+              </w:rPr>
+              <w:t>03_rides_by_dow.png</w:t>
+            </w:r>
+          </w:p>
+        </w:tc>
+        <w:tc>
+          <w:tcPr>
+            <w:tcW w:type="dxa" w:w="1134"/>
+            <w:shd w:val="clear" w:color="auto" w:fill="F8F9FA"/>
+          </w:tcPr>
+          <w:p>
+            <w:r>
+              <w:rPr>
+                <w:sz w:val="18"/>
+              </w:rPr>
+              <w:t>4.2</w:t>
+            </w:r>
+          </w:p>
+        </w:tc>
+      </w:tr>
+      <w:tr>
+        <w:tc>
+          <w:tcPr>
+            <w:tcW w:type="dxa" w:w="850"/>
+          </w:tcPr>
+          <w:p>
+            <w:r>
+              <w:rPr>
+                <w:sz w:val="18"/>
+              </w:rPr>
+              <w:t>Fig. 4</w:t>
+            </w:r>
+          </w:p>
+        </w:tc>
+        <w:tc>
+          <w:tcPr>
+            <w:tcW w:type="dxa" w:w="3969"/>
+          </w:tcPr>
+          <w:p>
+            <w:r>
+              <w:rPr>
+                <w:sz w:val="18"/>
+              </w:rPr>
+              <w:t>Évolution mensuelle des trajets (2019–2020)</w:t>
+            </w:r>
+          </w:p>
+        </w:tc>
+        <w:tc>
+          <w:tcPr>
+            <w:tcW w:type="dxa" w:w="2551"/>
+          </w:tcPr>
+          <w:p>
+            <w:r>
+              <w:rPr>
+                <w:sz w:val="18"/>
+              </w:rPr>
+              <w:t>04_rides_by_month.png</w:t>
+            </w:r>
+          </w:p>
+        </w:tc>
+        <w:tc>
+          <w:tcPr>
+            <w:tcW w:type="dxa" w:w="1134"/>
+          </w:tcPr>
+          <w:p>
+            <w:r>
+              <w:rPr>
+                <w:sz w:val="18"/>
+              </w:rPr>
+              <w:t>4.2</w:t>
+            </w:r>
+          </w:p>
+        </w:tc>
+      </w:tr>
+      <w:tr>
+        <w:tc>
+          <w:tcPr>
+            <w:tcW w:type="dxa" w:w="850"/>
+            <w:shd w:val="clear" w:color="auto" w:fill="F8F9FA"/>
+          </w:tcPr>
+          <w:p>
+            <w:r>
+              <w:rPr>
+                <w:sz w:val="18"/>
+              </w:rPr>
+              <w:t>Fig. 5</w:t>
+            </w:r>
+          </w:p>
+        </w:tc>
+        <w:tc>
+          <w:tcPr>
+            <w:tcW w:type="dxa" w:w="3969"/>
+            <w:shd w:val="clear" w:color="auto" w:fill="F8F9FA"/>
+          </w:tcPr>
+          <w:p>
+            <w:r>
+              <w:rPr>
+                <w:sz w:val="18"/>
+              </w:rPr>
+              <w:t>Répartition des trajets par heure de départ</w:t>
+            </w:r>
+          </w:p>
+        </w:tc>
+        <w:tc>
+          <w:tcPr>
+            <w:tcW w:type="dxa" w:w="2551"/>
+            <w:shd w:val="clear" w:color="auto" w:fill="F8F9FA"/>
+          </w:tcPr>
+          <w:p>
+            <w:r>
+              <w:rPr>
+                <w:sz w:val="18"/>
+              </w:rPr>
+              <w:t>07_rides_by_hour.png</w:t>
+            </w:r>
+          </w:p>
+        </w:tc>
+        <w:tc>
+          <w:tcPr>
+            <w:tcW w:type="dxa" w:w="1134"/>
+            <w:shd w:val="clear" w:color="auto" w:fill="F8F9FA"/>
+          </w:tcPr>
+          <w:p>
+            <w:r>
+              <w:rPr>
+                <w:sz w:val="18"/>
+              </w:rPr>
+              <w:t>4.2</w:t>
+            </w:r>
+          </w:p>
+        </w:tc>
+      </w:tr>
+      <w:tr>
+        <w:tc>
+          <w:tcPr>
+            <w:tcW w:type="dxa" w:w="850"/>
+          </w:tcPr>
+          <w:p>
+            <w:r>
+              <w:rPr>
+                <w:sz w:val="18"/>
+              </w:rPr>
+              <w:t>Fig. 6</w:t>
+            </w:r>
+          </w:p>
+        </w:tc>
+        <w:tc>
+          <w:tcPr>
+            <w:tcW w:type="dxa" w:w="3969"/>
+          </w:tcPr>
+          <w:p>
+            <w:r>
+              <w:rPr>
+                <w:sz w:val="18"/>
+              </w:rPr>
+              <w:t>Durée moyenne par jour de la semaine</w:t>
+            </w:r>
+          </w:p>
+        </w:tc>
+        <w:tc>
+          <w:tcPr>
+            <w:tcW w:type="dxa" w:w="2551"/>
+          </w:tcPr>
+          <w:p>
+            <w:r>
+              <w:rPr>
+                <w:sz w:val="18"/>
+              </w:rPr>
+              <w:t>08_avg_length_by_dow.png</w:t>
+            </w:r>
+          </w:p>
+        </w:tc>
+        <w:tc>
+          <w:tcPr>
+            <w:tcW w:type="dxa" w:w="1134"/>
+          </w:tcPr>
+          <w:p>
+            <w:r>
+              <w:rPr>
+                <w:sz w:val="18"/>
+              </w:rPr>
+              <w:t>4.2</w:t>
+            </w:r>
+          </w:p>
+        </w:tc>
+      </w:tr>
+      <w:tr>
+        <w:tc>
+          <w:tcPr>
+            <w:tcW w:type="dxa" w:w="850"/>
+            <w:shd w:val="clear" w:color="auto" w:fill="F8F9FA"/>
+          </w:tcPr>
+          <w:p>
+            <w:r>
+              <w:rPr>
+                <w:sz w:val="18"/>
+              </w:rPr>
+              <w:t>Fig. 7</w:t>
+            </w:r>
+          </w:p>
+        </w:tc>
+        <w:tc>
+          <w:tcPr>
+            <w:tcW w:type="dxa" w:w="3969"/>
+            <w:shd w:val="clear" w:color="auto" w:fill="F8F9FA"/>
+          </w:tcPr>
+          <w:p>
+            <w:r>
+              <w:rPr>
+                <w:sz w:val="18"/>
+              </w:rPr>
+              <w:t>Types de vélos utilisés (% par utilisateur)</w:t>
+            </w:r>
+          </w:p>
+        </w:tc>
+        <w:tc>
+          <w:tcPr>
+            <w:tcW w:type="dxa" w:w="2551"/>
+            <w:shd w:val="clear" w:color="auto" w:fill="F8F9FA"/>
+          </w:tcPr>
+          <w:p>
+            <w:r>
+              <w:rPr>
+                <w:sz w:val="18"/>
+              </w:rPr>
+              <w:t>05_bike_types.png</w:t>
+            </w:r>
+          </w:p>
+        </w:tc>
+        <w:tc>
+          <w:tcPr>
+            <w:tcW w:type="dxa" w:w="1134"/>
+            <w:shd w:val="clear" w:color="auto" w:fill="F8F9FA"/>
+          </w:tcPr>
+          <w:p>
+            <w:r>
+              <w:rPr>
+                <w:sz w:val="18"/>
+              </w:rPr>
+              <w:t>4.3</w:t>
+            </w:r>
+          </w:p>
+        </w:tc>
+      </w:tr>
+      <w:tr>
+        <w:tc>
+          <w:tcPr>
+            <w:tcW w:type="dxa" w:w="850"/>
+          </w:tcPr>
+          <w:p>
+            <w:r>
+              <w:rPr>
+                <w:sz w:val="18"/>
+              </w:rPr>
+              <w:t>Fig. 8</w:t>
+            </w:r>
+          </w:p>
+        </w:tc>
+        <w:tc>
+          <w:tcPr>
+            <w:tcW w:type="dxa" w:w="3969"/>
+          </w:tcPr>
+          <w:p>
+            <w:r>
+              <w:rPr>
+                <w:sz w:val="18"/>
+              </w:rPr>
+              <w:t>Top 10 stations de départ — Casual riders</w:t>
+            </w:r>
+          </w:p>
+        </w:tc>
+        <w:tc>
+          <w:tcPr>
+            <w:tcW w:type="dxa" w:w="2551"/>
+          </w:tcPr>
+          <w:p>
+            <w:r>
+              <w:rPr>
+                <w:sz w:val="18"/>
+              </w:rPr>
+              <w:t>06_top10_stations.png</w:t>
+            </w:r>
+          </w:p>
+        </w:tc>
+        <w:tc>
+          <w:tcPr>
+            <w:tcW w:type="dxa" w:w="1134"/>
+          </w:tcPr>
+          <w:p>
+            <w:r>
+              <w:rPr>
+                <w:sz w:val="18"/>
+              </w:rPr>
+              <w:t>4.4</w:t>
+            </w:r>
+          </w:p>
+        </w:tc>
+      </w:tr>
+    </w:tbl>
+    <w:p>
+      <w:pPr>
+        <w:spacing w:after="80"/>
+      </w:pPr>
     </w:p>
     <w:p>
       <w:r>
@@ -979,10 +1757,12 @@
       </w:pPr>
       <w:r>
         <w:rPr>
+          <w:b w:val="0"/>
+          <w:i w:val="0"/>
           <w:color w:val="202124"/>
           <w:sz w:val="20"/>
         </w:rPr>
-        <w:t>Cyclistic est un programme de bike-share basé à Chicago comptant plus de 5 800 vélos géolocalisés répartis sur 692 stations à travers la ville. Lancé en 2016, le service propose une flexibilité tarifaire — pass journée, pass trajet unique ou abonnement annuel — qui a permis d'attirer un large public d'utilisateurs aux profils variés.</w:t>
+        <w:t>Cyclistic est un programme de bike-share basé à Chicago comptant plus de 5 800 vélos géolocalisés répartis sur 692 stations. Lancé en 2016, le service propose une flexibilité tarifaire — pass journée, pass trajet unique ou abonnement annuel — qui a permis d'attirer un large public d'utilisateurs aux profils variés.</w:t>
       </w:r>
     </w:p>
     <w:p>
@@ -991,10 +1771,12 @@
       </w:pPr>
       <w:r>
         <w:rPr>
+          <w:b w:val="0"/>
+          <w:i w:val="0"/>
           <w:color w:val="202124"/>
           <w:sz w:val="20"/>
         </w:rPr>
-        <w:t>Les analystes financiers de Cyclistic ont établi que les membres annuels génèrent une rentabilité significativement supérieure à celle des casual riders. La Director of Marketing Lily Moreno a identifié une opportunité stratégique : plutôt que de cibler exclusivement de nouveaux clients, maximiser la conversion des casual riders existants en membres annuels.</w:t>
+        <w:t>Les analystes financiers ont établi que les membres annuels génèrent une rentabilité significativement supérieure. La Director of Marketing Lily Moreno a identifié une opportunité stratégique : maximiser la conversion des casual riders existants en membres annuels plutôt que de cibler exclusivement de nouveaux clients.</w:t>
       </w:r>
     </w:p>
     <w:p>
@@ -1165,7 +1947,7 @@
               <w:rPr>
                 <w:sz w:val="18"/>
               </w:rPr>
-              <w:t>Recommandations actionnables</w:t>
+              <w:t>Recommandations actionnables basées sur les données</w:t>
             </w:r>
           </w:p>
         </w:tc>
@@ -1206,7 +1988,7 @@
               <w:rPr>
                 <w:sz w:val="18"/>
               </w:rPr>
-              <w:t>Validation data + visualisations</w:t>
+              <w:t>Validation via visualisations + données solides</w:t>
             </w:r>
           </w:p>
         </w:tc>
@@ -1900,7 +2682,7 @@
           <w:color w:val="202124"/>
           <w:sz w:val="24"/>
         </w:rPr>
-        <w:t>2.2  Crédibilité des données — critères ROCCC</w:t>
+        <w:t>2.2  Crédibilité des données — ROCCC</w:t>
       </w:r>
     </w:p>
     <w:tbl>
@@ -1918,7 +2700,7 @@
       <w:tr>
         <w:tc>
           <w:tcPr>
-            <w:tcW w:type="dxa" w:w="1701"/>
+            <w:tcW w:type="dxa" w:w="1984"/>
             <w:shd w:val="clear" w:color="auto" w:fill="1A73E8"/>
           </w:tcPr>
           <w:p>
@@ -1937,7 +2719,7 @@
         </w:tc>
         <w:tc>
           <w:tcPr>
-            <w:tcW w:type="dxa" w:w="2268"/>
+            <w:tcW w:type="dxa" w:w="850"/>
             <w:shd w:val="clear" w:color="auto" w:fill="1A73E8"/>
           </w:tcPr>
           <w:p>
@@ -1950,13 +2732,13 @@
                 <w:color w:val="FFFFFF"/>
                 <w:sz w:val="18"/>
               </w:rPr>
-              <w:t>Évaluation</w:t>
+              <w:t>Statut</w:t>
             </w:r>
           </w:p>
         </w:tc>
         <w:tc>
           <w:tcPr>
-            <w:tcW w:type="dxa" w:w="5102"/>
+            <w:tcW w:type="dxa" w:w="6236"/>
             <w:shd w:val="clear" w:color="auto" w:fill="1A73E8"/>
           </w:tcPr>
           <w:p>
@@ -1977,7 +2759,7 @@
       <w:tr>
         <w:tc>
           <w:tcPr>
-            <w:tcW w:type="dxa" w:w="1701"/>
+            <w:tcW w:type="dxa" w:w="1984"/>
             <w:shd w:val="clear" w:color="auto" w:fill="F8F9FA"/>
           </w:tcPr>
           <w:p>
@@ -1985,13 +2767,13 @@
               <w:rPr>
                 <w:sz w:val="18"/>
               </w:rPr>
-              <w:t>Reliable ✅</w:t>
+              <w:t>Reliable</w:t>
             </w:r>
           </w:p>
         </w:tc>
         <w:tc>
           <w:tcPr>
-            <w:tcW w:type="dxa" w:w="2268"/>
+            <w:tcW w:type="dxa" w:w="850"/>
             <w:shd w:val="clear" w:color="auto" w:fill="F8F9FA"/>
           </w:tcPr>
           <w:p>
@@ -1999,13 +2781,13 @@
               <w:rPr>
                 <w:sz w:val="18"/>
               </w:rPr>
-              <w:t>Données opérationnelles</w:t>
+              <w:t>✅</w:t>
             </w:r>
           </w:p>
         </w:tc>
         <w:tc>
           <w:tcPr>
-            <w:tcW w:type="dxa" w:w="5102"/>
+            <w:tcW w:type="dxa" w:w="6236"/>
             <w:shd w:val="clear" w:color="auto" w:fill="F8F9FA"/>
           </w:tcPr>
           <w:p>
@@ -2013,7 +2795,7 @@
               <w:rPr>
                 <w:sz w:val="18"/>
               </w:rPr>
-              <w:t>Collectées automatiquement par les capteurs</w:t>
+              <w:t>Données opérationnelles collectées automatiquement par les capteurs</w:t>
             </w:r>
           </w:p>
         </w:tc>
@@ -2021,40 +2803,40 @@
       <w:tr>
         <w:tc>
           <w:tcPr>
-            <w:tcW w:type="dxa" w:w="1701"/>
+            <w:tcW w:type="dxa" w:w="1984"/>
           </w:tcPr>
           <w:p>
             <w:r>
               <w:rPr>
                 <w:sz w:val="18"/>
               </w:rPr>
-              <w:t>Original ✅</w:t>
+              <w:t>Original</w:t>
             </w:r>
           </w:p>
         </w:tc>
         <w:tc>
           <w:tcPr>
-            <w:tcW w:type="dxa" w:w="2268"/>
+            <w:tcW w:type="dxa" w:w="850"/>
           </w:tcPr>
           <w:p>
             <w:r>
               <w:rPr>
                 <w:sz w:val="18"/>
               </w:rPr>
-              <w:t>Source primaire</w:t>
+              <w:t>✅</w:t>
             </w:r>
           </w:p>
         </w:tc>
         <w:tc>
           <w:tcPr>
-            <w:tcW w:type="dxa" w:w="5102"/>
+            <w:tcW w:type="dxa" w:w="6236"/>
           </w:tcPr>
           <w:p>
             <w:r>
               <w:rPr>
                 <w:sz w:val="18"/>
               </w:rPr>
-              <w:t>Motivate International Inc. — opérateur réel</w:t>
+              <w:t>Source primaire : Motivate International Inc. — opérateur réel de Divvy</w:t>
             </w:r>
           </w:p>
         </w:tc>
@@ -2062,7 +2844,7 @@
       <w:tr>
         <w:tc>
           <w:tcPr>
-            <w:tcW w:type="dxa" w:w="1701"/>
+            <w:tcW w:type="dxa" w:w="1984"/>
             <w:shd w:val="clear" w:color="auto" w:fill="F8F9FA"/>
           </w:tcPr>
           <w:p>
@@ -2070,13 +2852,13 @@
               <w:rPr>
                 <w:sz w:val="18"/>
               </w:rPr>
-              <w:t>Comprehensive ✅</w:t>
+              <w:t>Comprehensive</w:t>
             </w:r>
           </w:p>
         </w:tc>
         <w:tc>
           <w:tcPr>
-            <w:tcW w:type="dxa" w:w="2268"/>
+            <w:tcW w:type="dxa" w:w="850"/>
             <w:shd w:val="clear" w:color="auto" w:fill="F8F9FA"/>
           </w:tcPr>
           <w:p>
@@ -2084,13 +2866,13 @@
               <w:rPr>
                 <w:sz w:val="18"/>
               </w:rPr>
-              <w:t>Couverture totale</w:t>
+              <w:t>✅</w:t>
             </w:r>
           </w:p>
         </w:tc>
         <w:tc>
           <w:tcPr>
-            <w:tcW w:type="dxa" w:w="5102"/>
+            <w:tcW w:type="dxa" w:w="6236"/>
             <w:shd w:val="clear" w:color="auto" w:fill="F8F9FA"/>
           </w:tcPr>
           <w:p>
@@ -2098,7 +2880,7 @@
               <w:rPr>
                 <w:sz w:val="18"/>
               </w:rPr>
-              <w:t>Tous les trajets sur la période, pas d'échantillonnage</w:t>
+              <w:t>Tous les trajets sur la période, aucun échantillonnage</w:t>
             </w:r>
           </w:p>
         </w:tc>
@@ -2106,40 +2888,40 @@
       <w:tr>
         <w:tc>
           <w:tcPr>
-            <w:tcW w:type="dxa" w:w="1701"/>
+            <w:tcW w:type="dxa" w:w="1984"/>
           </w:tcPr>
           <w:p>
             <w:r>
               <w:rPr>
                 <w:sz w:val="18"/>
               </w:rPr>
-              <w:t>Current ⚠️</w:t>
+              <w:t>Current</w:t>
             </w:r>
           </w:p>
         </w:tc>
         <w:tc>
           <w:tcPr>
-            <w:tcW w:type="dxa" w:w="2268"/>
+            <w:tcW w:type="dxa" w:w="850"/>
           </w:tcPr>
           <w:p>
             <w:r>
               <w:rPr>
                 <w:sz w:val="18"/>
               </w:rPr>
-              <w:t>Données historiques</w:t>
+              <w:t>⚠️</w:t>
             </w:r>
           </w:p>
         </w:tc>
         <w:tc>
           <w:tcPr>
-            <w:tcW w:type="dxa" w:w="5102"/>
+            <w:tcW w:type="dxa" w:w="6236"/>
           </w:tcPr>
           <w:p>
             <w:r>
               <w:rPr>
                 <w:sz w:val="18"/>
               </w:rPr>
-              <w:t>2019–2020 : suffisant pour tendances comportementales</w:t>
+              <w:t>2019–2020 : tendances solides, mise à jour 2022+ recommandée avant déploiement</w:t>
             </w:r>
           </w:p>
         </w:tc>
@@ -2147,7 +2929,7 @@
       <w:tr>
         <w:tc>
           <w:tcPr>
-            <w:tcW w:type="dxa" w:w="1701"/>
+            <w:tcW w:type="dxa" w:w="1984"/>
             <w:shd w:val="clear" w:color="auto" w:fill="F8F9FA"/>
           </w:tcPr>
           <w:p>
@@ -2155,13 +2937,13 @@
               <w:rPr>
                 <w:sz w:val="18"/>
               </w:rPr>
-              <w:t>Cited ✅</w:t>
+              <w:t>Cited</w:t>
             </w:r>
           </w:p>
         </w:tc>
         <w:tc>
           <w:tcPr>
-            <w:tcW w:type="dxa" w:w="2268"/>
+            <w:tcW w:type="dxa" w:w="850"/>
             <w:shd w:val="clear" w:color="auto" w:fill="F8F9FA"/>
           </w:tcPr>
           <w:p>
@@ -2169,13 +2951,13 @@
               <w:rPr>
                 <w:sz w:val="18"/>
               </w:rPr>
-              <w:t>Licence publique</w:t>
+              <w:t>✅</w:t>
             </w:r>
           </w:p>
         </w:tc>
         <w:tc>
           <w:tcPr>
-            <w:tcW w:type="dxa" w:w="5102"/>
+            <w:tcW w:type="dxa" w:w="6236"/>
             <w:shd w:val="clear" w:color="auto" w:fill="F8F9FA"/>
           </w:tcPr>
           <w:p>
@@ -2183,7 +2965,7 @@
               <w:rPr>
                 <w:sz w:val="18"/>
               </w:rPr>
-              <w:t>Divvy Data License Agreement</w:t>
+              <w:t>Divvy Data License Agreement — usage public autorisé</w:t>
             </w:r>
           </w:p>
         </w:tc>
@@ -2459,10 +3241,12 @@
       </w:pPr>
       <w:r>
         <w:rPr>
+          <w:b w:val="0"/>
+          <w:i w:val="0"/>
           <w:color w:val="202124"/>
           <w:sz w:val="20"/>
         </w:rPr>
-        <w:t>Le nettoyage a été réalisé intégralement en Python (pandas) via scripts/02_cleaning.py. Le log complet avec les comptages est disponible dans data/02_cleaning_log.md.</w:t>
+        <w:t>Réalisé intégralement en Python (pandas) via scripts/02_cleaning.py. Log détaillé disponible dans data/02_cleaning_log.md.</w:t>
       </w:r>
     </w:p>
     <w:p>
@@ -2629,7 +3413,7 @@
               <w:rPr>
                 <w:sz w:val="18"/>
               </w:rPr>
-              <w:t>Calculs temporels</w:t>
+              <w:t>Calculs temporels précis</w:t>
             </w:r>
           </w:p>
         </w:tc>
@@ -2799,7 +3583,7 @@
               <w:rPr>
                 <w:sz w:val="18"/>
               </w:rPr>
-              <w:t>Données invalides</w:t>
+              <w:t>Données invalides écartées</w:t>
             </w:r>
           </w:p>
         </w:tc>
@@ -2843,7 +3627,7 @@
               <w:rPr>
                 <w:sz w:val="18"/>
               </w:rPr>
-              <w:t>Outliers extrêmes</w:t>
+              <w:t>Outliers extrêmes écartés</w:t>
             </w:r>
           </w:p>
         </w:tc>
@@ -2871,7 +3655,7 @@
               <w:rPr>
                 <w:sz w:val="18"/>
               </w:rPr>
-              <w:t>Suppression : HQ QR, TEST, DIVVY</w:t>
+              <w:t>Suppression : HQ QR, TEST, DIVVY, Hubbard Bike-checking</w:t>
             </w:r>
           </w:p>
         </w:tc>
@@ -2949,7 +3733,7 @@
           <w:color w:val="202124"/>
           <w:sz w:val="24"/>
         </w:rPr>
-        <w:t>3.2  Contraintes &amp; limites des données</w:t>
+        <w:t>3.2  Contraintes &amp; limites</w:t>
       </w:r>
     </w:p>
     <w:p>
@@ -2962,7 +3746,7 @@
         <w:rPr>
           <w:sz w:val="20"/>
         </w:rPr>
-        <w:t>Confidentialité : pas d'identifiant personnel — impossible de relier les trajets à un individu.</w:t>
+        <w:t>Confidentialité : pas d'identifiant personnel (PII) — impossible de tracer les trajets d'un même utilisateur.</w:t>
       </w:r>
     </w:p>
     <w:p>
@@ -3001,7 +3785,7 @@
         <w:rPr>
           <w:sz w:val="20"/>
         </w:rPr>
-        <w:t>Impact COVID-19 : le creux d'avril 2020 reflète le confinement — comportement atypique.</w:t>
+        <w:t>Impact COVID-19 : creux d'avril 2020 atypique lié au confinement.</w:t>
       </w:r>
     </w:p>
     <w:p>
@@ -3056,7 +3840,7 @@
           <w:color w:val="202124"/>
           <w:sz w:val="24"/>
         </w:rPr>
-        <w:t>4.1  Vue d'ensemble : volume et durée des trajets</w:t>
+        <w:t>4.1  Vue d'ensemble : volume et durée</w:t>
       </w:r>
     </w:p>
     <w:p>
@@ -3065,10 +3849,12 @@
       </w:pPr>
       <w:r>
         <w:rPr>
+          <w:b w:val="0"/>
+          <w:i w:val="0"/>
           <w:color w:val="202124"/>
           <w:sz w:val="20"/>
         </w:rPr>
-        <w:t>Les membres représentent 64,6 % du volume de trajets mais effectuent des déplacements 2,5 fois plus courts que les casual riders. Cette asymétrie (plus de trajets, plus courts pour les membres ; moins de trajets, bien plus longs pour les casual) révèle des usages fondamentalement distincts.</w:t>
+        <w:t>Sur 3 885 439 trajets analysés, les membres représentent 64,6 % du volume mais effectuent des déplacements 2,5× plus courts que les casual riders. Cette asymétrie révèle des usages fondamentalement distincts.</w:t>
       </w:r>
     </w:p>
     <w:tbl>
@@ -3397,7 +4183,7 @@
               <w:rPr>
                 <w:sz w:val="18"/>
               </w:rPr>
-              <w:t>Durée maximale</w:t>
+              <w:t>Jour de pointe</w:t>
             </w:r>
           </w:p>
         </w:tc>
@@ -3411,7 +4197,7 @@
               <w:rPr>
                 <w:sz w:val="18"/>
               </w:rPr>
-              <w:t>1 439,7 min</w:t>
+              <w:t>Jeudi</w:t>
             </w:r>
           </w:p>
         </w:tc>
@@ -3425,7 +4211,7 @@
               <w:rPr>
                 <w:sz w:val="18"/>
               </w:rPr>
-              <w:t>1 439,9 min</w:t>
+              <w:t>Samedi</w:t>
             </w:r>
           </w:p>
         </w:tc>
@@ -3454,7 +4240,7 @@
               <w:rPr>
                 <w:sz w:val="18"/>
               </w:rPr>
-              <w:t>Jour de pointe</w:t>
+              <w:t>Usage principal</w:t>
             </w:r>
           </w:p>
         </w:tc>
@@ -3467,7 +4253,7 @@
               <w:rPr>
                 <w:sz w:val="18"/>
               </w:rPr>
-              <w:t>Jeudi</w:t>
+              <w:t>Domicile ↔ Travail</w:t>
             </w:r>
           </w:p>
         </w:tc>
@@ -3480,71 +4266,13 @@
               <w:rPr>
                 <w:sz w:val="18"/>
               </w:rPr>
-              <w:t>Samedi</w:t>
+              <w:t>Loisirs / Tourisme</w:t>
             </w:r>
           </w:p>
         </w:tc>
         <w:tc>
           <w:tcPr>
             <w:tcW w:type="dxa" w:w="2268"/>
-          </w:tcPr>
-          <w:p>
-            <w:r>
-              <w:rPr>
-                <w:sz w:val="18"/>
-              </w:rPr>
-              <w:t>—</w:t>
-            </w:r>
-          </w:p>
-        </w:tc>
-      </w:tr>
-      <w:tr>
-        <w:tc>
-          <w:tcPr>
-            <w:tcW w:type="dxa" w:w="2835"/>
-            <w:shd w:val="clear" w:color="auto" w:fill="F8F9FA"/>
-          </w:tcPr>
-          <w:p>
-            <w:r>
-              <w:rPr>
-                <w:sz w:val="18"/>
-              </w:rPr>
-              <w:t>Usage principal</w:t>
-            </w:r>
-          </w:p>
-        </w:tc>
-        <w:tc>
-          <w:tcPr>
-            <w:tcW w:type="dxa" w:w="1984"/>
-            <w:shd w:val="clear" w:color="auto" w:fill="F8F9FA"/>
-          </w:tcPr>
-          <w:p>
-            <w:r>
-              <w:rPr>
-                <w:sz w:val="18"/>
-              </w:rPr>
-              <w:t>Domicile ↔ Travail</w:t>
-            </w:r>
-          </w:p>
-        </w:tc>
-        <w:tc>
-          <w:tcPr>
-            <w:tcW w:type="dxa" w:w="1984"/>
-            <w:shd w:val="clear" w:color="auto" w:fill="F8F9FA"/>
-          </w:tcPr>
-          <w:p>
-            <w:r>
-              <w:rPr>
-                <w:sz w:val="18"/>
-              </w:rPr>
-              <w:t>Loisirs / Tourisme</w:t>
-            </w:r>
-          </w:p>
-        </w:tc>
-        <w:tc>
-          <w:tcPr>
-            <w:tcW w:type="dxa" w:w="2268"/>
-            <w:shd w:val="clear" w:color="auto" w:fill="F8F9FA"/>
           </w:tcPr>
           <w:p>
             <w:r>
@@ -3585,7 +4313,7 @@
               <w:drawing>
                 <wp:inline xmlns:a="http://schemas.openxmlformats.org/drawingml/2006/main" xmlns:pic="http://schemas.openxmlformats.org/drawingml/2006/picture">
                   <wp:extent cx="2700000" cy="1909305"/>
-                  <wp:docPr id="1" name="Picture 1"/>
+                  <wp:docPr id="2" name="Picture 2"/>
                   <wp:cNvGraphicFramePr>
                     <a:graphicFrameLocks noChangeAspect="1"/>
                   </wp:cNvGraphicFramePr>
@@ -3597,7 +4325,7 @@
                           <pic:cNvPicPr/>
                         </pic:nvPicPr>
                         <pic:blipFill>
-                          <a:blip r:embed="rId10"/>
+                          <a:blip r:embed="rId12"/>
                           <a:stretch>
                             <a:fillRect/>
                           </a:stretch>
@@ -3626,7 +4354,7 @@
                 <w:color w:val="5F6368"/>
                 <w:sz w:val="16"/>
               </w:rPr>
-              <w:t>Fig. 1 — Nombre total de trajets</w:t>
+              <w:t>Fig. 1 — Nombre total de trajets  (01_rides_count.png)</w:t>
             </w:r>
           </w:p>
         </w:tc>
@@ -3642,7 +4370,7 @@
               <w:drawing>
                 <wp:inline xmlns:a="http://schemas.openxmlformats.org/drawingml/2006/main" xmlns:pic="http://schemas.openxmlformats.org/drawingml/2006/picture">
                   <wp:extent cx="2700000" cy="1906660"/>
-                  <wp:docPr id="2" name="Picture 2"/>
+                  <wp:docPr id="3" name="Picture 3"/>
                   <wp:cNvGraphicFramePr>
                     <a:graphicFrameLocks noChangeAspect="1"/>
                   </wp:cNvGraphicFramePr>
@@ -3654,7 +4382,7 @@
                           <pic:cNvPicPr/>
                         </pic:nvPicPr>
                         <pic:blipFill>
-                          <a:blip r:embed="rId11"/>
+                          <a:blip r:embed="rId13"/>
                           <a:stretch>
                             <a:fillRect/>
                           </a:stretch>
@@ -3683,13 +4411,59 @@
                 <w:color w:val="5F6368"/>
                 <w:sz w:val="16"/>
               </w:rPr>
-              <w:t>Fig. 2 — Durée moyenne (minutes)</w:t>
+              <w:t>Fig. 2 — Durée moyenne (minutes)  (02_avg_ride_length.png)</w:t>
             </w:r>
           </w:p>
         </w:tc>
       </w:tr>
     </w:tbl>
     <w:p/>
+    <w:tbl>
+      <w:tblPr>
+        <w:tblW w:type="auto" w:w="0"/>
+        <w:jc w:val="center"/>
+        <w:tblLook w:firstColumn="1" w:firstRow="1" w:lastColumn="0" w:lastRow="0" w:noHBand="0" w:noVBand="1" w:val="04A0"/>
+      </w:tblPr>
+      <w:tblGrid>
+        <w:gridCol w:w="9406"/>
+      </w:tblGrid>
+      <w:tr>
+        <w:tc>
+          <w:tcPr>
+            <w:tcW w:type="dxa" w:w="9406"/>
+            <w:shd w:val="clear" w:color="auto" w:fill="E8F0FE"/>
+          </w:tcPr>
+          <w:p>
+            <w:r>
+              <w:rPr>
+                <w:b/>
+                <w:color w:val="1A73E8"/>
+                <w:sz w:val="18"/>
+              </w:rPr>
+              <w:t xml:space="preserve">  Insight clé</w:t>
+            </w:r>
+          </w:p>
+          <w:p>
+            <w:pPr>
+              <w:spacing w:after="80"/>
+            </w:pPr>
+            <w:r>
+              <w:rPr>
+                <w:i/>
+                <w:color w:val="202124"/>
+                <w:sz w:val="20"/>
+              </w:rPr>
+              <w:t xml:space="preserve">  Les casual riders effectuent 2,5× plus de minutes de vélo par trajet que les membres. Ce n'est pas un usage utilitaire — c'est un comportement récréatif ou touristique structurel.</w:t>
+            </w:r>
+          </w:p>
+        </w:tc>
+      </w:tr>
+    </w:tbl>
+    <w:p>
+      <w:pPr>
+        <w:spacing w:after="120"/>
+      </w:pPr>
+    </w:p>
     <w:p>
       <w:r>
         <w:br w:type="page"/>
@@ -3714,6 +4488,8 @@
       </w:pPr>
       <w:r>
         <w:rPr>
+          <w:b w:val="0"/>
+          <w:i w:val="0"/>
           <w:color w:val="202124"/>
           <w:sz w:val="20"/>
         </w:rPr>
@@ -3726,6 +4502,8 @@
       </w:pPr>
       <w:r>
         <w:rPr>
+          <w:b w:val="0"/>
+          <w:i w:val="0"/>
           <w:color w:val="202124"/>
           <w:sz w:val="20"/>
         </w:rPr>
@@ -3766,7 +4544,7 @@
         <w:drawing>
           <wp:inline xmlns:a="http://schemas.openxmlformats.org/drawingml/2006/main" xmlns:pic="http://schemas.openxmlformats.org/drawingml/2006/picture">
             <wp:extent cx="5040000" cy="2980829"/>
-            <wp:docPr id="3" name="Picture 3"/>
+            <wp:docPr id="4" name="Picture 4"/>
             <wp:cNvGraphicFramePr>
               <a:graphicFrameLocks noChangeAspect="1"/>
             </wp:cNvGraphicFramePr>
@@ -3778,7 +4556,7 @@
                     <pic:cNvPicPr/>
                   </pic:nvPicPr>
                   <pic:blipFill>
-                    <a:blip r:embed="rId12"/>
+                    <a:blip r:embed="rId14"/>
                     <a:stretch>
                       <a:fillRect/>
                     </a:stretch>
@@ -3808,7 +4586,7 @@
           <w:color w:val="5F6368"/>
           <w:sz w:val="17"/>
         </w:rPr>
-        <w:t>Fig. 3 — Trajets par jour de la semaine (membres vs casual)</w:t>
+        <w:t>Fig. 3 — Trajets par jour de la semaine (membres vs casual)  (03_rides_by_dow.png)</w:t>
       </w:r>
     </w:p>
     <w:p>
@@ -3817,6 +4595,8 @@
       </w:pPr>
       <w:r>
         <w:rPr>
+          <w:b w:val="0"/>
+          <w:i w:val="0"/>
           <w:color w:val="202124"/>
           <w:sz w:val="20"/>
         </w:rPr>
@@ -3846,7 +4626,7 @@
         <w:rPr>
           <w:sz w:val="20"/>
         </w:rPr>
-        <w:t>Casual hyper-saisonniers : 51,5 % de leurs trajets en été vs 32 % pour les membres.</w:t>
+        <w:t>Casual hyper-saisonniers : 51,5 % de leurs trajets annuels en été vs 32 % pour les membres.</w:t>
       </w:r>
     </w:p>
     <w:p>
@@ -3859,7 +4639,7 @@
         <w:rPr>
           <w:sz w:val="20"/>
         </w:rPr>
-        <w:t>En hiver : membres actifs (556k trajets) vs casual quasi-absents (57k).</w:t>
+        <w:t>Hiver : membres actifs (556k) vs casual quasi-absents (57k).</w:t>
       </w:r>
     </w:p>
     <w:p>
@@ -3883,7 +4663,7 @@
         <w:drawing>
           <wp:inline xmlns:a="http://schemas.openxmlformats.org/drawingml/2006/main" xmlns:pic="http://schemas.openxmlformats.org/drawingml/2006/picture">
             <wp:extent cx="5400000" cy="2273684"/>
-            <wp:docPr id="4" name="Picture 4"/>
+            <wp:docPr id="5" name="Picture 5"/>
             <wp:cNvGraphicFramePr>
               <a:graphicFrameLocks noChangeAspect="1"/>
             </wp:cNvGraphicFramePr>
@@ -3895,7 +4675,7 @@
                     <pic:cNvPicPr/>
                   </pic:nvPicPr>
                   <pic:blipFill>
-                    <a:blip r:embed="rId13"/>
+                    <a:blip r:embed="rId15"/>
                     <a:stretch>
                       <a:fillRect/>
                     </a:stretch>
@@ -3925,7 +4705,7 @@
           <w:color w:val="5F6368"/>
           <w:sz w:val="17"/>
         </w:rPr>
-        <w:t>Fig. 4 — Évolution mensuelle des trajets (Janv. 2019 – Déc. 2020)</w:t>
+        <w:t>Fig. 4 — Évolution mensuelle des trajets (Janv. 2019 – Déc. 2020)  (04_rides_by_month.png)</w:t>
       </w:r>
     </w:p>
     <w:p>
@@ -3939,6 +4719,8 @@
       </w:pPr>
       <w:r>
         <w:rPr>
+          <w:b w:val="0"/>
+          <w:i w:val="0"/>
           <w:color w:val="202124"/>
           <w:sz w:val="20"/>
         </w:rPr>
@@ -3955,7 +4737,7 @@
         <w:rPr>
           <w:sz w:val="20"/>
         </w:rPr>
-        <w:t>Members : double pic à 8h et 17h → confirme les trajets domicile-travail.</w:t>
+        <w:t>Members : double pic à 8h et 17h → trajets domicile-travail confirmés.</w:t>
       </w:r>
     </w:p>
     <w:p>
@@ -3979,7 +4761,7 @@
         <w:drawing>
           <wp:inline xmlns:a="http://schemas.openxmlformats.org/drawingml/2006/main" xmlns:pic="http://schemas.openxmlformats.org/drawingml/2006/picture">
             <wp:extent cx="5040000" cy="2043320"/>
-            <wp:docPr id="5" name="Picture 5"/>
+            <wp:docPr id="6" name="Picture 6"/>
             <wp:cNvGraphicFramePr>
               <a:graphicFrameLocks noChangeAspect="1"/>
             </wp:cNvGraphicFramePr>
@@ -3991,7 +4773,7 @@
                     <pic:cNvPicPr/>
                   </pic:nvPicPr>
                   <pic:blipFill>
-                    <a:blip r:embed="rId14"/>
+                    <a:blip r:embed="rId16"/>
                     <a:stretch>
                       <a:fillRect/>
                     </a:stretch>
@@ -4021,7 +4803,7 @@
           <w:color w:val="5F6368"/>
           <w:sz w:val="17"/>
         </w:rPr>
-        <w:t>Fig. 5 — Répartition des trajets par heure de départ</w:t>
+        <w:t>Fig. 5 — Répartition des trajets par heure de départ  (07_rides_by_hour.png)</w:t>
       </w:r>
     </w:p>
     <w:p>
@@ -4030,10 +4812,12 @@
       </w:pPr>
       <w:r>
         <w:rPr>
+          <w:b w:val="0"/>
+          <w:i w:val="0"/>
           <w:color w:val="202124"/>
           <w:sz w:val="20"/>
         </w:rPr>
-        <w:t>Durée moyenne par jour de la semaine :</w:t>
+        <w:t>Durée par jour de la semaine :</w:t>
       </w:r>
     </w:p>
     <w:p>
@@ -4042,10 +4826,12 @@
       </w:pPr>
       <w:r>
         <w:rPr>
+          <w:b w:val="0"/>
+          <w:i w:val="0"/>
           <w:color w:val="202124"/>
           <w:sz w:val="20"/>
         </w:rPr>
-        <w:t>Les casual riders maintiennent des trajets longs toute la semaine (&gt;25 min même en semaine), ce qui exclut une explication liée uniquement au week-end. Il s'agit d'un comportement d'usage récréatif structurel, indépendant du jour.</w:t>
+        <w:t>Les casual maintiennent des trajets longs toute la semaine (&gt;25 min même en semaine), ce qui exclut une explication liée uniquement au week-end.</w:t>
       </w:r>
     </w:p>
     <w:p>
@@ -4056,7 +4842,7 @@
         <w:drawing>
           <wp:inline xmlns:a="http://schemas.openxmlformats.org/drawingml/2006/main" xmlns:pic="http://schemas.openxmlformats.org/drawingml/2006/picture">
             <wp:extent cx="5040000" cy="2977403"/>
-            <wp:docPr id="6" name="Picture 6"/>
+            <wp:docPr id="7" name="Picture 7"/>
             <wp:cNvGraphicFramePr>
               <a:graphicFrameLocks noChangeAspect="1"/>
             </wp:cNvGraphicFramePr>
@@ -4068,7 +4854,7 @@
                     <pic:cNvPicPr/>
                   </pic:nvPicPr>
                   <pic:blipFill>
-                    <a:blip r:embed="rId15"/>
+                    <a:blip r:embed="rId17"/>
                     <a:stretch>
                       <a:fillRect/>
                     </a:stretch>
@@ -4098,13 +4884,54 @@
           <w:color w:val="5F6368"/>
           <w:sz w:val="17"/>
         </w:rPr>
-        <w:t>Fig. 6 — Durée moyenne des trajets par jour de la semaine</w:t>
+        <w:t>Fig. 6 — Durée moyenne des trajets par jour de la semaine  (08_avg_length_by_dow.png)</w:t>
       </w:r>
     </w:p>
+    <w:tbl>
+      <w:tblPr>
+        <w:tblW w:type="auto" w:w="0"/>
+        <w:jc w:val="center"/>
+        <w:tblLook w:firstColumn="1" w:firstRow="1" w:lastColumn="0" w:lastRow="0" w:noHBand="0" w:noVBand="1" w:val="04A0"/>
+      </w:tblPr>
+      <w:tblGrid>
+        <w:gridCol w:w="9406"/>
+      </w:tblGrid>
+      <w:tr>
+        <w:tc>
+          <w:tcPr>
+            <w:tcW w:type="dxa" w:w="9406"/>
+            <w:shd w:val="clear" w:color="auto" w:fill="E8F0FE"/>
+          </w:tcPr>
+          <w:p>
+            <w:r>
+              <w:rPr>
+                <w:b/>
+                <w:color w:val="1A73E8"/>
+                <w:sz w:val="18"/>
+              </w:rPr>
+              <w:t xml:space="preserve">  Insight clé</w:t>
+            </w:r>
+          </w:p>
+          <w:p>
+            <w:pPr>
+              <w:spacing w:after="80"/>
+            </w:pPr>
+            <w:r>
+              <w:rPr>
+                <w:i/>
+                <w:color w:val="202124"/>
+                <w:sz w:val="20"/>
+              </w:rPr>
+              <w:t xml:space="preserve">  Trois signaux temporels convergent — week-end, après-midi (15–17h), été (juin–août). Ce sont les trois fenêtres d'intervention marketing prioritaires pour cibler les casual riders.</w:t>
+            </w:r>
+          </w:p>
+        </w:tc>
+      </w:tr>
+    </w:tbl>
     <w:p>
-      <w:r>
-        <w:br w:type="page"/>
-      </w:r>
+      <w:pPr>
+        <w:spacing w:after="120"/>
+      </w:pPr>
     </w:p>
     <w:p>
       <w:pPr>
@@ -4125,10 +4952,12 @@
       </w:pPr>
       <w:r>
         <w:rPr>
+          <w:b w:val="0"/>
+          <w:i w:val="0"/>
           <w:color w:val="202124"/>
           <w:sz w:val="20"/>
         </w:rPr>
-        <w:t>Les docked bikes dominent pour les deux types d'utilisateurs (&gt;83 %). Les casual riders utilisent proportionnellement plus d'electric bikes (15,2 % vs 11,8 % pour les membres), ce qui peut indiquer une sensibilité à l'effort physique ou un usage sur de plus longues distances touristiques.</w:t>
+        <w:t>Les docked bikes dominent pour les deux types (&gt;83 %). Les casual riders utilisent proportionnellement plus d'electric bikes (15,2 % vs 11,8 % pour les membres), ce qui peut indiquer une sensibilité à l'effort ou un usage sur de plus longues distances touristiques.</w:t>
       </w:r>
     </w:p>
     <w:p>
@@ -4139,7 +4968,7 @@
         <w:drawing>
           <wp:inline xmlns:a="http://schemas.openxmlformats.org/drawingml/2006/main" xmlns:pic="http://schemas.openxmlformats.org/drawingml/2006/picture">
             <wp:extent cx="5040000" cy="2579394"/>
-            <wp:docPr id="7" name="Picture 7"/>
+            <wp:docPr id="8" name="Picture 8"/>
             <wp:cNvGraphicFramePr>
               <a:graphicFrameLocks noChangeAspect="1"/>
             </wp:cNvGraphicFramePr>
@@ -4151,7 +4980,7 @@
                     <pic:cNvPicPr/>
                   </pic:nvPicPr>
                   <pic:blipFill>
-                    <a:blip r:embed="rId16"/>
+                    <a:blip r:embed="rId18"/>
                     <a:stretch>
                       <a:fillRect/>
                     </a:stretch>
@@ -4181,8 +5010,54 @@
           <w:color w:val="5F6368"/>
           <w:sz w:val="17"/>
         </w:rPr>
-        <w:t>Fig. 7 — Types de vélos utilisés — % par catégorie d'utilisateur</w:t>
+        <w:t>Fig. 7 — Types de vélos utilisés — % par catégorie d'utilisateur  (05_bike_types.png)</w:t>
       </w:r>
+    </w:p>
+    <w:tbl>
+      <w:tblPr>
+        <w:tblW w:type="auto" w:w="0"/>
+        <w:jc w:val="center"/>
+        <w:tblLook w:firstColumn="1" w:firstRow="1" w:lastColumn="0" w:lastRow="0" w:noHBand="0" w:noVBand="1" w:val="04A0"/>
+      </w:tblPr>
+      <w:tblGrid>
+        <w:gridCol w:w="9406"/>
+      </w:tblGrid>
+      <w:tr>
+        <w:tc>
+          <w:tcPr>
+            <w:tcW w:type="dxa" w:w="9406"/>
+            <w:shd w:val="clear" w:color="auto" w:fill="E8F0FE"/>
+          </w:tcPr>
+          <w:p>
+            <w:r>
+              <w:rPr>
+                <w:b/>
+                <w:color w:val="1A73E8"/>
+                <w:sz w:val="18"/>
+              </w:rPr>
+              <w:t xml:space="preserve">  Insight clé</w:t>
+            </w:r>
+          </w:p>
+          <w:p>
+            <w:pPr>
+              <w:spacing w:after="80"/>
+            </w:pPr>
+            <w:r>
+              <w:rPr>
+                <w:i/>
+                <w:color w:val="202124"/>
+                <w:sz w:val="20"/>
+              </w:rPr>
+              <w:t xml:space="preserve">  La préférence casual pour l'electric bike (15,2 %) ouvre une piste de communication sur le confort et la polyvalence — particulièrement pertinente pour les navetteurs potentiels.</w:t>
+            </w:r>
+          </w:p>
+        </w:tc>
+      </w:tr>
+    </w:tbl>
+    <w:p>
+      <w:pPr>
+        <w:spacing w:after="120"/>
+      </w:pPr>
     </w:p>
     <w:p>
       <w:pPr>
@@ -4203,10 +5078,12 @@
       </w:pPr>
       <w:r>
         <w:rPr>
+          <w:b w:val="0"/>
+          <w:i w:val="0"/>
           <w:color w:val="202124"/>
           <w:sz w:val="20"/>
         </w:rPr>
-        <w:t>Les 10 stations les plus fréquentées par les casual riders sont toutes situées dans des zones touristiques et de loisirs de Chicago : bord du lac Michigan (Lakefront Trail), Navy Pier, Millennium Park, Shedd Aquarium. Cette concentration géographique représente une opportunité de ciblage marketing géolocalisé précis.</w:t>
+        <w:t>Les 10 stations les plus fréquentées par les casual riders sont toutes situées dans des zones touristiques et de loisirs : Lakefront Trail, Navy Pier, Millennium Park, Shedd Aquarium. Cette concentration géographique rend un ciblage marketing géolocalisé très précis possible.</w:t>
       </w:r>
     </w:p>
     <w:p>
@@ -4217,7 +5094,7 @@
         <w:drawing>
           <wp:inline xmlns:a="http://schemas.openxmlformats.org/drawingml/2006/main" xmlns:pic="http://schemas.openxmlformats.org/drawingml/2006/picture">
             <wp:extent cx="5040000" cy="3478454"/>
-            <wp:docPr id="8" name="Picture 8"/>
+            <wp:docPr id="9" name="Picture 9"/>
             <wp:cNvGraphicFramePr>
               <a:graphicFrameLocks noChangeAspect="1"/>
             </wp:cNvGraphicFramePr>
@@ -4229,7 +5106,7 @@
                     <pic:cNvPicPr/>
                   </pic:nvPicPr>
                   <pic:blipFill>
-                    <a:blip r:embed="rId17"/>
+                    <a:blip r:embed="rId19"/>
                     <a:stretch>
                       <a:fillRect/>
                     </a:stretch>
@@ -4259,8 +5136,54 @@
           <w:color w:val="5F6368"/>
           <w:sz w:val="17"/>
         </w:rPr>
-        <w:t>Fig. 8 — Top 10 stations de départ — Casual riders (cibles prioritaires)</w:t>
+        <w:t>Fig. 8 — Top 10 stations de départ — Casual riders (cibles prioritaires)  (06_top10_stations.png)</w:t>
       </w:r>
+    </w:p>
+    <w:tbl>
+      <w:tblPr>
+        <w:tblW w:type="auto" w:w="0"/>
+        <w:jc w:val="center"/>
+        <w:tblLook w:firstColumn="1" w:firstRow="1" w:lastColumn="0" w:lastRow="0" w:noHBand="0" w:noVBand="1" w:val="04A0"/>
+      </w:tblPr>
+      <w:tblGrid>
+        <w:gridCol w:w="9406"/>
+      </w:tblGrid>
+      <w:tr>
+        <w:tc>
+          <w:tcPr>
+            <w:tcW w:type="dxa" w:w="9406"/>
+            <w:shd w:val="clear" w:color="auto" w:fill="E8F0FE"/>
+          </w:tcPr>
+          <w:p>
+            <w:r>
+              <w:rPr>
+                <w:b/>
+                <w:color w:val="1A73E8"/>
+                <w:sz w:val="18"/>
+              </w:rPr>
+              <w:t xml:space="preserve">  Insight clé</w:t>
+            </w:r>
+          </w:p>
+          <w:p>
+            <w:pPr>
+              <w:spacing w:after="80"/>
+            </w:pPr>
+            <w:r>
+              <w:rPr>
+                <w:i/>
+                <w:color w:val="202124"/>
+                <w:sz w:val="20"/>
+              </w:rPr>
+              <w:t xml:space="preserve">  Les 10 stations prioritaires sont toutes concentrées sur le Lakefront de Chicago — une zone de ciblage géographique très précise, idéale pour des campagnes géolocalisées.</w:t>
+            </w:r>
+          </w:p>
+        </w:tc>
+      </w:tr>
+    </w:tbl>
+    <w:p>
+      <w:pPr>
+        <w:spacing w:after="120"/>
+      </w:pPr>
     </w:p>
     <w:p>
       <w:r>
@@ -4297,10 +5220,12 @@
       </w:pPr>
       <w:r>
         <w:rPr>
+          <w:b w:val="0"/>
+          <w:i w:val="0"/>
           <w:color w:val="202124"/>
           <w:sz w:val="20"/>
         </w:rPr>
-        <w:t>Les trois recommandations suivantes s'appuient directement sur les insights de l'analyse et sont ordonnées par priorité d'impact estimé et faisabilité d'implémentation.</w:t>
+        <w:t>Les trois recommandations suivantes découlent directement des insights de l'analyse. Elles sont ordonnées par ratio Impact/Effort décroissant.</w:t>
       </w:r>
     </w:p>
     <w:tbl>
@@ -4365,7 +5290,7 @@
               <w:rPr>
                 <w:sz w:val="20"/>
               </w:rPr>
-              <w:t>Publicités géolocalisées dans un rayon de 500 m autour des 10 stations casual prioritaires, le vendredi soir et samedi matin.</w:t>
+              <w:t>Publicités géolocalisées dans un rayon de 500 m autour des 10 stations casual prioritaires, vendredi soir et samedi matin.</w:t>
             </w:r>
           </w:p>
           <w:p>
@@ -4405,7 +5330,7 @@
               <w:rPr>
                 <w:sz w:val="20"/>
               </w:rPr>
-              <w:t>Instagram/TikTok géolocalisés · notifications push in-app · affichage stations.</w:t>
+              <w:t>Instagram/TikTok géolocalisés · notifications push in-app · affichage en station.</w:t>
             </w:r>
           </w:p>
           <w:p>
@@ -4478,7 +5403,7 @@
               <w:rPr>
                 <w:sz w:val="20"/>
               </w:rPr>
-              <w:t>51,5 % des trajets casual se concentrent en été → fenêtre de conversion optimale.</w:t>
+              <w:t>51,5 % des trajets casual en été → fenêtre de conversion optimale.</w:t>
             </w:r>
           </w:p>
           <w:p>
@@ -4498,7 +5423,7 @@
               <w:rPr>
                 <w:sz w:val="20"/>
               </w:rPr>
-              <w:t>En mai–juin : abonnement annuel avec 2 premiers mois offerts pour les casual ayant fait 3+ trajets en 30 jours. Email personnalisé avec calcul d'économies réalisées.</w:t>
+              <w:t>En mai–juin : 2 premiers mois offerts aux casual ayant effectué 3+ trajets en 30 jours. Email personnalisé avec calcul d'économies réalisées.</w:t>
             </w:r>
           </w:p>
           <w:p>
@@ -4611,7 +5536,7 @@
               <w:rPr>
                 <w:sz w:val="20"/>
               </w:rPr>
-              <w:t>Les membres utilisent les vélos aux heures de rush (8h, 17h). Les casual ignorent peut-être cet usage et donc la valeur de l'abonnement.</w:t>
+              <w:t>Les membres utilisent les vélos aux heures de rush (8h, 17h). Les casual ignorent peut-être cet usage.</w:t>
             </w:r>
           </w:p>
           <w:p>
@@ -4631,7 +5556,7 @@
               <w:rPr>
                 <w:sz w:val="20"/>
               </w:rPr>
-              <w:t>Intégrer dans l'app et le site un calculateur interactif : « Si tu fais X trajets/semaine, l'abonnement te coûte Y€/trajet vs Z€ en pass journée. »</w:t>
+              <w:t>Calculateur interactif dans l'app : « Si tu fais X trajets/semaine, l'abonnement te coûte Y€/trajet vs Z€ en pass journée. »</w:t>
             </w:r>
           </w:p>
           <w:p>
@@ -4651,7 +5576,7 @@
               <w:rPr>
                 <w:sz w:val="20"/>
               </w:rPr>
-              <w:t>Content marketing (blog, réseaux) · affichage stations aux heures de rush.</w:t>
+              <w:t>Content marketing · affichage stations aux heures de rush.</w:t>
             </w:r>
           </w:p>
           <w:p>
@@ -4671,7 +5596,7 @@
               <w:rPr>
                 <w:sz w:val="20"/>
               </w:rPr>
-              <w:t>Démonstration concrète de la valeur économique de l'abonnement pour les navetteurs potentiels.</w:t>
+              <w:t>Démonstration concrète de la valeur économique de l'abonnement.</w:t>
             </w:r>
           </w:p>
         </w:tc>
@@ -4680,6 +5605,347 @@
     <w:p>
       <w:pPr>
         <w:spacing w:after="120"/>
+      </w:pPr>
+    </w:p>
+    <w:p>
+      <w:pPr>
+        <w:spacing w:before="200" w:after="80"/>
+      </w:pPr>
+      <w:r>
+        <w:rPr>
+          <w:b/>
+          <w:color w:val="202124"/>
+          <w:sz w:val="24"/>
+        </w:rPr>
+        <w:t>5.4  Matrice de priorisation — Effort × Impact</w:t>
+      </w:r>
+    </w:p>
+    <w:tbl>
+      <w:tblPr>
+        <w:tblStyle w:val="TableGrid"/>
+        <w:tblW w:type="auto" w:w="0"/>
+        <w:jc w:val="center"/>
+        <w:tblLook w:firstColumn="1" w:firstRow="1" w:lastColumn="0" w:lastRow="0" w:noHBand="0" w:noVBand="1" w:val="04A0"/>
+      </w:tblPr>
+      <w:tblGrid>
+        <w:gridCol w:w="1881"/>
+        <w:gridCol w:w="1881"/>
+        <w:gridCol w:w="1881"/>
+        <w:gridCol w:w="1881"/>
+        <w:gridCol w:w="1881"/>
+      </w:tblGrid>
+      <w:tr>
+        <w:tc>
+          <w:tcPr>
+            <w:tcW w:type="dxa" w:w="2551"/>
+            <w:shd w:val="clear" w:color="auto" w:fill="1A73E8"/>
+          </w:tcPr>
+          <w:p>
+            <w:pPr>
+              <w:jc w:val="center"/>
+            </w:pPr>
+            <w:r>
+              <w:rPr>
+                <w:b/>
+                <w:color w:val="FFFFFF"/>
+                <w:sz w:val="18"/>
+              </w:rPr>
+              <w:t>Recommandation</w:t>
+            </w:r>
+          </w:p>
+        </w:tc>
+        <w:tc>
+          <w:tcPr>
+            <w:tcW w:type="dxa" w:w="1134"/>
+            <w:shd w:val="clear" w:color="auto" w:fill="1A73E8"/>
+          </w:tcPr>
+          <w:p>
+            <w:pPr>
+              <w:jc w:val="center"/>
+            </w:pPr>
+            <w:r>
+              <w:rPr>
+                <w:b/>
+                <w:color w:val="FFFFFF"/>
+                <w:sz w:val="18"/>
+              </w:rPr>
+              <w:t>Effort</w:t>
+            </w:r>
+          </w:p>
+        </w:tc>
+        <w:tc>
+          <w:tcPr>
+            <w:tcW w:type="dxa" w:w="1701"/>
+            <w:shd w:val="clear" w:color="auto" w:fill="1A73E8"/>
+          </w:tcPr>
+          <w:p>
+            <w:pPr>
+              <w:jc w:val="center"/>
+            </w:pPr>
+            <w:r>
+              <w:rPr>
+                <w:b/>
+                <w:color w:val="FFFFFF"/>
+                <w:sz w:val="18"/>
+              </w:rPr>
+              <w:t>Impact estimé</w:t>
+            </w:r>
+          </w:p>
+        </w:tc>
+        <w:tc>
+          <w:tcPr>
+            <w:tcW w:type="dxa" w:w="1417"/>
+            <w:shd w:val="clear" w:color="auto" w:fill="1A73E8"/>
+          </w:tcPr>
+          <w:p>
+            <w:pPr>
+              <w:jc w:val="center"/>
+            </w:pPr>
+            <w:r>
+              <w:rPr>
+                <w:b/>
+                <w:color w:val="FFFFFF"/>
+                <w:sz w:val="18"/>
+              </w:rPr>
+              <w:t>Délai</w:t>
+            </w:r>
+          </w:p>
+        </w:tc>
+        <w:tc>
+          <w:tcPr>
+            <w:tcW w:type="dxa" w:w="2268"/>
+            <w:shd w:val="clear" w:color="auto" w:fill="1A73E8"/>
+          </w:tcPr>
+          <w:p>
+            <w:pPr>
+              <w:jc w:val="center"/>
+            </w:pPr>
+            <w:r>
+              <w:rPr>
+                <w:b/>
+                <w:color w:val="FFFFFF"/>
+                <w:sz w:val="18"/>
+              </w:rPr>
+              <w:t>KPI de mesure</w:t>
+            </w:r>
+          </w:p>
+        </w:tc>
+      </w:tr>
+      <w:tr>
+        <w:tc>
+          <w:tcPr>
+            <w:tcW w:type="dxa" w:w="2551"/>
+            <w:shd w:val="clear" w:color="auto" w:fill="F8F9FA"/>
+          </w:tcPr>
+          <w:p>
+            <w:r>
+              <w:rPr>
+                <w:sz w:val="18"/>
+              </w:rPr>
+              <w:t>1 — Campagne géolocalisée</w:t>
+            </w:r>
+          </w:p>
+        </w:tc>
+        <w:tc>
+          <w:tcPr>
+            <w:tcW w:type="dxa" w:w="1134"/>
+            <w:shd w:val="clear" w:color="auto" w:fill="F8F9FA"/>
+          </w:tcPr>
+          <w:p>
+            <w:r>
+              <w:rPr>
+                <w:sz w:val="18"/>
+              </w:rPr>
+              <w:t>Faible</w:t>
+            </w:r>
+          </w:p>
+        </w:tc>
+        <w:tc>
+          <w:tcPr>
+            <w:tcW w:type="dxa" w:w="1701"/>
+            <w:shd w:val="clear" w:color="auto" w:fill="F8F9FA"/>
+          </w:tcPr>
+          <w:p>
+            <w:r>
+              <w:rPr>
+                <w:sz w:val="18"/>
+              </w:rPr>
+              <w:t>Élevé ★★★★</w:t>
+            </w:r>
+          </w:p>
+        </w:tc>
+        <w:tc>
+          <w:tcPr>
+            <w:tcW w:type="dxa" w:w="1417"/>
+            <w:shd w:val="clear" w:color="auto" w:fill="F8F9FA"/>
+          </w:tcPr>
+          <w:p>
+            <w:r>
+              <w:rPr>
+                <w:sz w:val="18"/>
+              </w:rPr>
+              <w:t>1–2 semaines</w:t>
+            </w:r>
+          </w:p>
+        </w:tc>
+        <w:tc>
+          <w:tcPr>
+            <w:tcW w:type="dxa" w:w="2268"/>
+            <w:shd w:val="clear" w:color="auto" w:fill="F8F9FA"/>
+          </w:tcPr>
+          <w:p>
+            <w:r>
+              <w:rPr>
+                <w:sz w:val="18"/>
+              </w:rPr>
+              <w:t>Taux de conversion par station</w:t>
+            </w:r>
+          </w:p>
+        </w:tc>
+      </w:tr>
+      <w:tr>
+        <w:tc>
+          <w:tcPr>
+            <w:tcW w:type="dxa" w:w="2551"/>
+          </w:tcPr>
+          <w:p>
+            <w:r>
+              <w:rPr>
+                <w:sz w:val="18"/>
+              </w:rPr>
+              <w:t>2 — Offre été Membre</w:t>
+            </w:r>
+          </w:p>
+        </w:tc>
+        <w:tc>
+          <w:tcPr>
+            <w:tcW w:type="dxa" w:w="1134"/>
+          </w:tcPr>
+          <w:p>
+            <w:r>
+              <w:rPr>
+                <w:sz w:val="18"/>
+              </w:rPr>
+              <w:t>Moyen</w:t>
+            </w:r>
+          </w:p>
+        </w:tc>
+        <w:tc>
+          <w:tcPr>
+            <w:tcW w:type="dxa" w:w="1701"/>
+          </w:tcPr>
+          <w:p>
+            <w:r>
+              <w:rPr>
+                <w:sz w:val="18"/>
+              </w:rPr>
+              <w:t>Très élevé ★★★★★</w:t>
+            </w:r>
+          </w:p>
+        </w:tc>
+        <w:tc>
+          <w:tcPr>
+            <w:tcW w:type="dxa" w:w="1417"/>
+          </w:tcPr>
+          <w:p>
+            <w:r>
+              <w:rPr>
+                <w:sz w:val="18"/>
+              </w:rPr>
+              <w:t>2–4 semaines</w:t>
+            </w:r>
+          </w:p>
+        </w:tc>
+        <w:tc>
+          <w:tcPr>
+            <w:tcW w:type="dxa" w:w="2268"/>
+          </w:tcPr>
+          <w:p>
+            <w:r>
+              <w:rPr>
+                <w:sz w:val="18"/>
+              </w:rPr>
+              <w:t>Nouveaux membres juin–août</w:t>
+            </w:r>
+          </w:p>
+        </w:tc>
+      </w:tr>
+      <w:tr>
+        <w:tc>
+          <w:tcPr>
+            <w:tcW w:type="dxa" w:w="2551"/>
+            <w:shd w:val="clear" w:color="auto" w:fill="F8F9FA"/>
+          </w:tcPr>
+          <w:p>
+            <w:r>
+              <w:rPr>
+                <w:sz w:val="18"/>
+              </w:rPr>
+              <w:t>3 — Calculateur économies</w:t>
+            </w:r>
+          </w:p>
+        </w:tc>
+        <w:tc>
+          <w:tcPr>
+            <w:tcW w:type="dxa" w:w="1134"/>
+            <w:shd w:val="clear" w:color="auto" w:fill="F8F9FA"/>
+          </w:tcPr>
+          <w:p>
+            <w:r>
+              <w:rPr>
+                <w:sz w:val="18"/>
+              </w:rPr>
+              <w:t>Moyen</w:t>
+            </w:r>
+          </w:p>
+        </w:tc>
+        <w:tc>
+          <w:tcPr>
+            <w:tcW w:type="dxa" w:w="1701"/>
+            <w:shd w:val="clear" w:color="auto" w:fill="F8F9FA"/>
+          </w:tcPr>
+          <w:p>
+            <w:r>
+              <w:rPr>
+                <w:sz w:val="18"/>
+              </w:rPr>
+              <w:t>Moyen ★★★</w:t>
+            </w:r>
+          </w:p>
+        </w:tc>
+        <w:tc>
+          <w:tcPr>
+            <w:tcW w:type="dxa" w:w="1417"/>
+            <w:shd w:val="clear" w:color="auto" w:fill="F8F9FA"/>
+          </w:tcPr>
+          <w:p>
+            <w:r>
+              <w:rPr>
+                <w:sz w:val="18"/>
+              </w:rPr>
+              <w:t>4–8 semaines</w:t>
+            </w:r>
+          </w:p>
+        </w:tc>
+        <w:tc>
+          <w:tcPr>
+            <w:tcW w:type="dxa" w:w="2268"/>
+            <w:shd w:val="clear" w:color="auto" w:fill="F8F9FA"/>
+          </w:tcPr>
+          <w:p>
+            <w:r>
+              <w:rPr>
+                <w:sz w:val="18"/>
+              </w:rPr>
+              <w:t>CTR calculateur &amp; conversions</w:t>
+            </w:r>
+          </w:p>
+        </w:tc>
+      </w:tr>
+    </w:tbl>
+    <w:p>
+      <w:pPr>
+        <w:spacing w:after="80"/>
       </w:pPr>
     </w:p>
     <w:p>
@@ -4730,10 +5996,12 @@
       </w:pPr>
       <w:r>
         <w:rPr>
+          <w:b w:val="0"/>
+          <w:i w:val="0"/>
           <w:color w:val="202124"/>
           <w:sz w:val="20"/>
         </w:rPr>
-        <w:t>Cette analyse de 3 885 439 trajets (2019–2020) établit une distinction comportementale nette entre les deux types d'utilisateurs Cyclistic. Les membres ont un usage utilitaire et régulier (domicile-travail, semaine de travail, toute l'année), tandis que les casual riders ont un usage récréatif, saisonnier et géographiquement concentré autour des sites touristiques de Chicago.</w:t>
+        <w:t>Cette analyse de 3 885 439 trajets (2019–2020) établit une distinction comportementale nette et cohérente entre les deux types d'utilisateurs Cyclistic. Les membres ont un usage utilitaire et régulier, tandis que les casual riders ont un usage récréatif, saisonnier et géographiquement concentré. La convergence de trois signaux temporels (week-end, après-midi, été) et d'un signal géographique (Lakefront) offre un cadre de ciblage marketing très précis.</w:t>
       </w:r>
     </w:p>
     <w:p>
@@ -4742,10 +6010,12 @@
       </w:pPr>
       <w:r>
         <w:rPr>
+          <w:b w:val="0"/>
+          <w:i w:val="0"/>
           <w:color w:val="202124"/>
           <w:sz w:val="20"/>
         </w:rPr>
-        <w:t>Cette dualité est une opportunité marketing : les casual riders les plus réguliers (récurrents le week-end, actifs en été, présents sur les stations touristiques) sont des candidats naturels à la conversion, à condition que la communication leur démontre la valeur de l'abonnement dans leur contexte d'usage réel.</w:t>
+        <w:t>Les casual riders les plus réguliers sont des candidats naturels à la conversion, à condition que la communication leur démontre la valeur de l'abonnement dans leur contexte d'usage réel.</w:t>
       </w:r>
     </w:p>
     <w:p>
@@ -4784,7 +6054,7 @@
         <w:rPr>
           <w:sz w:val="20"/>
         </w:rPr>
-        <w:t>Période historique : une mise à jour avec les données 2022–2024 est recommandée avant déploiement des campagnes.</w:t>
+        <w:t>Période historique : une mise à jour avec des données 2022–2024 est recommandée avant le déploiement des campagnes.</w:t>
       </w:r>
     </w:p>
     <w:p>
@@ -4810,13 +6080,13 @@
         <w:rPr>
           <w:sz w:val="20"/>
         </w:rPr>
-        <w:t>Prochaine étape : A/B test sur un sous-groupe de casual riders (1 offre, 1 canal, 1 station pilote) avant déploiement.</w:t>
+        <w:t>Recommandation opérationnelle : A/B test sur un sous-groupe de casual riders (1 offre, 1 canal, 1 station pilote) avant déploiement à grande échelle.</w:t>
       </w:r>
     </w:p>
     <w:p/>
     <w:p>
       <w:pPr>
-        <w:spacing w:before="280"/>
+        <w:spacing w:before="240"/>
         <w:jc w:val="center"/>
       </w:pPr>
       <w:r>
@@ -4827,6 +6097,541 @@
         </w:rPr>
         <w:t>« Les données ne prennent de valeur que lorsqu'elles conduisent à des décisions. Ce rapport a été conçu pour être directement actionnable. »</w:t>
       </w:r>
+    </w:p>
+    <w:p>
+      <w:r>
+        <w:br w:type="page"/>
+      </w:r>
+    </w:p>
+    <w:p>
+      <w:pPr>
+        <w:jc w:val="center"/>
+        <w:pBdr>
+          <w:bottom w:val="single" w:sz="6" w:space="4" w:color="1A73E8"/>
+        </w:pBdr>
+      </w:pPr>
+      <w:r>
+        <w:rPr>
+          <w:b/>
+          <w:color w:val="1A73E8"/>
+          <w:sz w:val="22"/>
+        </w:rPr>
+        <w:t>RÉALISÉ PAR</w:t>
+      </w:r>
+    </w:p>
+    <w:p/>
+    <w:tbl>
+      <w:tblPr>
+        <w:tblW w:type="auto" w:w="0"/>
+        <w:jc w:val="center"/>
+        <w:tblLook w:firstColumn="1" w:firstRow="1" w:lastColumn="0" w:lastRow="0" w:noHBand="0" w:noVBand="1" w:val="04A0"/>
+      </w:tblPr>
+      <w:tblGrid>
+        <w:gridCol w:w="4703"/>
+        <w:gridCol w:w="4703"/>
+      </w:tblGrid>
+      <w:tr>
+        <w:tc>
+          <w:tcPr>
+            <w:tcW w:type="dxa" w:w="2551"/>
+          </w:tcPr>
+          <w:p>
+            <w:pPr>
+              <w:jc w:val="center"/>
+            </w:pPr>
+            <w:r>
+              <w:drawing>
+                <wp:inline xmlns:a="http://schemas.openxmlformats.org/drawingml/2006/main" xmlns:pic="http://schemas.openxmlformats.org/drawingml/2006/picture">
+                  <wp:extent cx="1368000" cy="1368000"/>
+                  <wp:docPr id="10" name="Picture 10"/>
+                  <wp:cNvGraphicFramePr>
+                    <a:graphicFrameLocks noChangeAspect="1"/>
+                  </wp:cNvGraphicFramePr>
+                  <a:graphic>
+                    <a:graphicData uri="http://schemas.openxmlformats.org/drawingml/2006/picture">
+                      <pic:pic>
+                        <pic:nvPicPr>
+                          <pic:cNvPr id="0" name="badge_google_da.png"/>
+                          <pic:cNvPicPr/>
+                        </pic:nvPicPr>
+                        <pic:blipFill>
+                          <a:blip r:embed="rId10"/>
+                          <a:stretch>
+                            <a:fillRect/>
+                          </a:stretch>
+                        </pic:blipFill>
+                        <pic:spPr>
+                          <a:xfrm>
+                            <a:off x="0" y="0"/>
+                            <a:ext cx="1368000" cy="1368000"/>
+                          </a:xfrm>
+                          <a:prstGeom prst="rect"/>
+                        </pic:spPr>
+                      </pic:pic>
+                    </a:graphicData>
+                  </a:graphic>
+                </wp:inline>
+              </w:drawing>
+            </w:r>
+          </w:p>
+        </w:tc>
+        <w:tc>
+          <w:tcPr>
+            <w:tcW w:type="dxa" w:w="6520"/>
+          </w:tcPr>
+          <w:p>
+            <w:pPr>
+              <w:spacing w:before="160"/>
+            </w:pPr>
+            <w:r>
+              <w:rPr>
+                <w:b/>
+                <w:color w:val="202124"/>
+                <w:sz w:val="32"/>
+              </w:rPr>
+              <w:t>Sidi Mohamed ALLY</w:t>
+              <w:br/>
+            </w:r>
+            <w:r>
+              <w:rPr>
+                <w:i/>
+                <w:color w:val="5F6368"/>
+                <w:sz w:val="22"/>
+              </w:rPr>
+              <w:t>Analyste de données Professionnel Certifié</w:t>
+              <w:br/>
+            </w:r>
+            <w:r>
+              <w:rPr>
+                <w:b/>
+                <w:color w:val="1A73E8"/>
+                <w:sz w:val="20"/>
+              </w:rPr>
+              <w:t>Google Data Analytics Professional Certificate</w:t>
+              <w:br/>
+            </w:r>
+            <w:r>
+              <w:rPr>
+                <w:color w:val="5F6368"/>
+                <w:sz w:val="18"/>
+              </w:rPr>
+              <w:t>Certifié le 13 juin 2026  ·  Délivré par Google &amp; Coursera</w:t>
+              <w:br/>
+            </w:r>
+            <w:r>
+              <w:t xml:space="preserve">Badge de certification vérifiable : </w:t>
+            </w:r>
+            <w:hyperlink r:id="rId11">
+              <w:r>
+                <w:rPr>
+                  <w:u w:val="single"/>
+                  <w:color w:val="1A73E8"/>
+                  <w:sz w:val="18"/>
+                </w:rPr>
+                <w:t>https://www.credly.com/go/RarXbDJG</w:t>
+              </w:r>
+            </w:hyperlink>
+          </w:p>
+        </w:tc>
+      </w:tr>
+    </w:tbl>
+    <w:p>
+      <w:r>
+        <w:br w:type="page"/>
+      </w:r>
+    </w:p>
+    <w:p>
+      <w:pPr>
+        <w:pBdr>
+          <w:bottom w:val="single" w:sz="6" w:space="4" w:color="1A73E8"/>
+        </w:pBdr>
+      </w:pPr>
+      <w:r>
+        <w:rPr>
+          <w:b/>
+          <w:color w:val="1A73E8"/>
+          <w:sz w:val="28"/>
+        </w:rPr>
+        <w:t>GLOSSAIRE</w:t>
+      </w:r>
+    </w:p>
+    <w:p/>
+    <w:tbl>
+      <w:tblPr>
+        <w:tblStyle w:val="TableGrid"/>
+        <w:tblW w:type="auto" w:w="0"/>
+        <w:jc w:val="center"/>
+        <w:tblLook w:firstColumn="1" w:firstRow="1" w:lastColumn="0" w:lastRow="0" w:noHBand="0" w:noVBand="1" w:val="04A0"/>
+      </w:tblPr>
+      <w:tblGrid>
+        <w:gridCol w:w="4703"/>
+        <w:gridCol w:w="4703"/>
+      </w:tblGrid>
+      <w:tr>
+        <w:tc>
+          <w:tcPr>
+            <w:tcW w:type="dxa" w:w="1984"/>
+            <w:shd w:val="clear" w:color="auto" w:fill="1A73E8"/>
+          </w:tcPr>
+          <w:p>
+            <w:pPr>
+              <w:jc w:val="center"/>
+            </w:pPr>
+            <w:r>
+              <w:rPr>
+                <w:b/>
+                <w:color w:val="FFFFFF"/>
+                <w:sz w:val="18"/>
+              </w:rPr>
+              <w:t>Terme</w:t>
+            </w:r>
+          </w:p>
+        </w:tc>
+        <w:tc>
+          <w:tcPr>
+            <w:tcW w:type="dxa" w:w="7087"/>
+            <w:shd w:val="clear" w:color="auto" w:fill="1A73E8"/>
+          </w:tcPr>
+          <w:p>
+            <w:pPr>
+              <w:jc w:val="center"/>
+            </w:pPr>
+            <w:r>
+              <w:rPr>
+                <w:b/>
+                <w:color w:val="FFFFFF"/>
+                <w:sz w:val="18"/>
+              </w:rPr>
+              <w:t>Définition</w:t>
+            </w:r>
+          </w:p>
+        </w:tc>
+      </w:tr>
+      <w:tr>
+        <w:tc>
+          <w:tcPr>
+            <w:tcW w:type="dxa" w:w="1984"/>
+            <w:shd w:val="clear" w:color="auto" w:fill="F8F9FA"/>
+          </w:tcPr>
+          <w:p>
+            <w:r>
+              <w:rPr>
+                <w:sz w:val="18"/>
+              </w:rPr>
+              <w:t>A/B Test</w:t>
+            </w:r>
+          </w:p>
+        </w:tc>
+        <w:tc>
+          <w:tcPr>
+            <w:tcW w:type="dxa" w:w="7087"/>
+            <w:shd w:val="clear" w:color="auto" w:fill="F8F9FA"/>
+          </w:tcPr>
+          <w:p>
+            <w:r>
+              <w:rPr>
+                <w:sz w:val="18"/>
+              </w:rPr>
+              <w:t>Expérimentation marketing comparant deux variantes (A et B) pour mesurer laquelle est la plus efficace.</w:t>
+            </w:r>
+          </w:p>
+        </w:tc>
+      </w:tr>
+      <w:tr>
+        <w:tc>
+          <w:tcPr>
+            <w:tcW w:type="dxa" w:w="1984"/>
+          </w:tcPr>
+          <w:p>
+            <w:r>
+              <w:rPr>
+                <w:sz w:val="18"/>
+              </w:rPr>
+              <w:t>Casual rider</w:t>
+            </w:r>
+          </w:p>
+        </w:tc>
+        <w:tc>
+          <w:tcPr>
+            <w:tcW w:type="dxa" w:w="7087"/>
+          </w:tcPr>
+          <w:p>
+            <w:r>
+              <w:rPr>
+                <w:sz w:val="18"/>
+              </w:rPr>
+              <w:t>Utilisateur Cyclistic ayant souscrit un pass journée ou un pass trajet unique (non-membre).</w:t>
+            </w:r>
+          </w:p>
+        </w:tc>
+      </w:tr>
+      <w:tr>
+        <w:tc>
+          <w:tcPr>
+            <w:tcW w:type="dxa" w:w="1984"/>
+            <w:shd w:val="clear" w:color="auto" w:fill="F8F9FA"/>
+          </w:tcPr>
+          <w:p>
+            <w:r>
+              <w:rPr>
+                <w:sz w:val="18"/>
+              </w:rPr>
+              <w:t>Credly</w:t>
+            </w:r>
+          </w:p>
+        </w:tc>
+        <w:tc>
+          <w:tcPr>
+            <w:tcW w:type="dxa" w:w="7087"/>
+            <w:shd w:val="clear" w:color="auto" w:fill="F8F9FA"/>
+          </w:tcPr>
+          <w:p>
+            <w:r>
+              <w:rPr>
+                <w:sz w:val="18"/>
+              </w:rPr>
+              <w:t>Plateforme de badges de certification numériques vérifiables en ligne.</w:t>
+            </w:r>
+          </w:p>
+        </w:tc>
+      </w:tr>
+      <w:tr>
+        <w:tc>
+          <w:tcPr>
+            <w:tcW w:type="dxa" w:w="1984"/>
+          </w:tcPr>
+          <w:p>
+            <w:r>
+              <w:rPr>
+                <w:sz w:val="18"/>
+              </w:rPr>
+              <w:t>CTR</w:t>
+            </w:r>
+          </w:p>
+        </w:tc>
+        <w:tc>
+          <w:tcPr>
+            <w:tcW w:type="dxa" w:w="7087"/>
+          </w:tcPr>
+          <w:p>
+            <w:r>
+              <w:rPr>
+                <w:sz w:val="18"/>
+              </w:rPr>
+              <w:t>Click-Through Rate — taux de clic sur une publicité ou un élément interactif.</w:t>
+            </w:r>
+          </w:p>
+        </w:tc>
+      </w:tr>
+      <w:tr>
+        <w:tc>
+          <w:tcPr>
+            <w:tcW w:type="dxa" w:w="1984"/>
+            <w:shd w:val="clear" w:color="auto" w:fill="F8F9FA"/>
+          </w:tcPr>
+          <w:p>
+            <w:r>
+              <w:rPr>
+                <w:sz w:val="18"/>
+              </w:rPr>
+              <w:t>CSV</w:t>
+            </w:r>
+          </w:p>
+        </w:tc>
+        <w:tc>
+          <w:tcPr>
+            <w:tcW w:type="dxa" w:w="7087"/>
+            <w:shd w:val="clear" w:color="auto" w:fill="F8F9FA"/>
+          </w:tcPr>
+          <w:p>
+            <w:r>
+              <w:rPr>
+                <w:sz w:val="18"/>
+              </w:rPr>
+              <w:t>Comma-Separated Values — format de fichier texte pour les données tabulaires.</w:t>
+            </w:r>
+          </w:p>
+        </w:tc>
+      </w:tr>
+      <w:tr>
+        <w:tc>
+          <w:tcPr>
+            <w:tcW w:type="dxa" w:w="1984"/>
+          </w:tcPr>
+          <w:p>
+            <w:r>
+              <w:rPr>
+                <w:sz w:val="18"/>
+              </w:rPr>
+              <w:t>KPI</w:t>
+            </w:r>
+          </w:p>
+        </w:tc>
+        <w:tc>
+          <w:tcPr>
+            <w:tcW w:type="dxa" w:w="7087"/>
+          </w:tcPr>
+          <w:p>
+            <w:r>
+              <w:rPr>
+                <w:sz w:val="18"/>
+              </w:rPr>
+              <w:t>Key Performance Indicator — indicateur clé de performance permettant de mesurer l'atteinte d'un objectif.</w:t>
+            </w:r>
+          </w:p>
+        </w:tc>
+      </w:tr>
+      <w:tr>
+        <w:tc>
+          <w:tcPr>
+            <w:tcW w:type="dxa" w:w="1984"/>
+            <w:shd w:val="clear" w:color="auto" w:fill="F8F9FA"/>
+          </w:tcPr>
+          <w:p>
+            <w:r>
+              <w:rPr>
+                <w:sz w:val="18"/>
+              </w:rPr>
+              <w:t>Member</w:t>
+            </w:r>
+          </w:p>
+        </w:tc>
+        <w:tc>
+          <w:tcPr>
+            <w:tcW w:type="dxa" w:w="7087"/>
+            <w:shd w:val="clear" w:color="auto" w:fill="F8F9FA"/>
+          </w:tcPr>
+          <w:p>
+            <w:r>
+              <w:rPr>
+                <w:sz w:val="18"/>
+              </w:rPr>
+              <w:t>Utilisateur Cyclistic détenteur d'un abonnement annuel.</w:t>
+            </w:r>
+          </w:p>
+        </w:tc>
+      </w:tr>
+      <w:tr>
+        <w:tc>
+          <w:tcPr>
+            <w:tcW w:type="dxa" w:w="1984"/>
+          </w:tcPr>
+          <w:p>
+            <w:r>
+              <w:rPr>
+                <w:sz w:val="18"/>
+              </w:rPr>
+              <w:t>PII</w:t>
+            </w:r>
+          </w:p>
+        </w:tc>
+        <w:tc>
+          <w:tcPr>
+            <w:tcW w:type="dxa" w:w="7087"/>
+          </w:tcPr>
+          <w:p>
+            <w:r>
+              <w:rPr>
+                <w:sz w:val="18"/>
+              </w:rPr>
+              <w:t>Personally Identifiable Information — toute donnée permettant d'identifier une personne physique.</w:t>
+            </w:r>
+          </w:p>
+        </w:tc>
+      </w:tr>
+      <w:tr>
+        <w:tc>
+          <w:tcPr>
+            <w:tcW w:type="dxa" w:w="1984"/>
+            <w:shd w:val="clear" w:color="auto" w:fill="F8F9FA"/>
+          </w:tcPr>
+          <w:p>
+            <w:r>
+              <w:rPr>
+                <w:sz w:val="18"/>
+              </w:rPr>
+              <w:t>ROCCC</w:t>
+            </w:r>
+          </w:p>
+        </w:tc>
+        <w:tc>
+          <w:tcPr>
+            <w:tcW w:type="dxa" w:w="7087"/>
+            <w:shd w:val="clear" w:color="auto" w:fill="F8F9FA"/>
+          </w:tcPr>
+          <w:p>
+            <w:r>
+              <w:rPr>
+                <w:sz w:val="18"/>
+              </w:rPr>
+              <w:t>Cadre d'évaluation de la qualité des données : Reliable, Original, Comprehensive, Current, Cited.</w:t>
+            </w:r>
+          </w:p>
+        </w:tc>
+      </w:tr>
+      <w:tr>
+        <w:tc>
+          <w:tcPr>
+            <w:tcW w:type="dxa" w:w="1984"/>
+          </w:tcPr>
+          <w:p>
+            <w:r>
+              <w:rPr>
+                <w:sz w:val="18"/>
+              </w:rPr>
+              <w:t>Rush hours</w:t>
+            </w:r>
+          </w:p>
+        </w:tc>
+        <w:tc>
+          <w:tcPr>
+            <w:tcW w:type="dxa" w:w="7087"/>
+          </w:tcPr>
+          <w:p>
+            <w:r>
+              <w:rPr>
+                <w:sz w:val="18"/>
+              </w:rPr>
+              <w:t>Heures de pointe des transports (7h–9h et 16h–18h) caractérisées par un trafic intense.</w:t>
+            </w:r>
+          </w:p>
+        </w:tc>
+      </w:tr>
+      <w:tr>
+        <w:tc>
+          <w:tcPr>
+            <w:tcW w:type="dxa" w:w="1984"/>
+            <w:shd w:val="clear" w:color="auto" w:fill="F8F9FA"/>
+          </w:tcPr>
+          <w:p>
+            <w:r>
+              <w:rPr>
+                <w:sz w:val="18"/>
+              </w:rPr>
+              <w:t>SQL</w:t>
+            </w:r>
+          </w:p>
+        </w:tc>
+        <w:tc>
+          <w:tcPr>
+            <w:tcW w:type="dxa" w:w="7087"/>
+            <w:shd w:val="clear" w:color="auto" w:fill="F8F9FA"/>
+          </w:tcPr>
+          <w:p>
+            <w:r>
+              <w:rPr>
+                <w:sz w:val="18"/>
+              </w:rPr>
+              <w:t>Structured Query Language — langage de requête pour les bases de données relationnelles.</w:t>
+            </w:r>
+          </w:p>
+        </w:tc>
+      </w:tr>
+    </w:tbl>
+    <w:p>
+      <w:pPr>
+        <w:spacing w:after="80"/>
+      </w:pPr>
     </w:p>
     <w:p>
       <w:r>
@@ -4863,10 +6668,12 @@
       </w:pPr>
       <w:r>
         <w:rPr>
+          <w:b w:val="0"/>
+          <w:i w:val="0"/>
           <w:color w:val="202124"/>
           <w:sz w:val="20"/>
         </w:rPr>
-        <w:t>Les 12 requêtes SQL ci-dessous reproduisent en SQL standard l'analyse réalisée en Python et sont exécutables sur tout moteur compatible (PostgreSQL, BigQuery, SQLite, DuckDB). Table source : cyclistic_clean.</w:t>
+        <w:t>Les 12 requêtes SQL ci-dessous reproduisent l'analyse en SQL standard (PostgreSQL / BigQuery / DuckDB). Note de compatibilité : PERCENTILE_CONT est utilisé à la place de MEDIAN() pour assurer la portabilité sur les moteurs SQL majeurs.</w:t>
       </w:r>
     </w:p>
     <w:p>
@@ -4917,21 +6724,27 @@
         </w:rPr>
         <w:t>-- ── 1. Vue d'ensemble : nombre total de trajets par type ─────────────────────</w:t>
         <w:br/>
+        <w:t>-- Compatibilité : PERCENTILE_CONT = PostgreSQL / BigQuery / SQL Server / DuckDB</w:t>
+        <w:br/>
+        <w:t>--                 Remplacer par MEDIAN() pour SQLite ou MySQL 8.0+</w:t>
+        <w:br/>
         <w:t>SELECT</w:t>
         <w:br/>
         <w:t xml:space="preserve">    member_casual,</w:t>
         <w:br/>
-        <w:t xml:space="preserve">    COUNT(*)                        AS total_rides,</w:t>
+        <w:t xml:space="preserve">    COUNT(*)                                                        AS total_rides,</w:t>
         <w:br/>
-        <w:t xml:space="preserve">    ROUND(AVG(ride_length), 2)      AS avg_ride_length_min,</w:t>
+        <w:t xml:space="preserve">    ROUND(AVG(ride_length), 2)                                      AS avg_ride_length_min,</w:t>
         <w:br/>
-        <w:t xml:space="preserve">    ROUND(MEDIAN(ride_length), 2)   AS median_ride_length_min,</w:t>
+        <w:t xml:space="preserve">    ROUND(PERCENTILE_CONT(0.5) WITHIN GROUP</w:t>
         <w:br/>
-        <w:t xml:space="preserve">    ROUND(MAX(ride_length), 2)      AS max_ride_length_min,</w:t>
+        <w:t xml:space="preserve">          (ORDER BY ride_length), 2)                                AS median_ride_length_min,</w:t>
         <w:br/>
-        <w:t xml:space="preserve">    ROUND(MIN(ride_length), 2)      AS min_ride_length_min,</w:t>
+        <w:t xml:space="preserve">    ROUND(MAX(ride_length), 2)                                      AS max_ride_length_min,</w:t>
         <w:br/>
-        <w:t xml:space="preserve">    ROUND(STDDEV(ride_length), 2)   AS std_ride_length_min</w:t>
+        <w:t xml:space="preserve">    ROUND(MIN(ride_length), 2)                                      AS min_ride_length_min,</w:t>
+        <w:br/>
+        <w:t xml:space="preserve">    ROUND(STDDEV(ride_length), 2)                                   AS std_ride_length_min</w:t>
         <w:br/>
         <w:t>FROM cyclistic_clean</w:t>
         <w:br/>
@@ -5557,6 +7370,225 @@
           <w:color w:val="202124"/>
           <w:sz w:val="32"/>
         </w:rPr>
+        <w:t>Annexe — Scripts Python clés</w:t>
+      </w:r>
+    </w:p>
+    <w:p>
+      <w:pPr>
+        <w:spacing w:after="120"/>
+      </w:pPr>
+      <w:r>
+        <w:rPr>
+          <w:b w:val="0"/>
+          <w:i w:val="0"/>
+          <w:color w:val="202124"/>
+          <w:sz w:val="20"/>
+        </w:rPr>
+        <w:t>Extraits des scripts de nettoyage et d'analyse illustrant les principales décisions techniques. Scripts complets disponibles dans scripts/.</w:t>
+      </w:r>
+    </w:p>
+    <w:p>
+      <w:pPr>
+        <w:spacing w:before="160"/>
+      </w:pPr>
+      <w:r>
+        <w:rPr>
+          <w:b/>
+          <w:color w:val="1A73E8"/>
+          <w:sz w:val="18"/>
+        </w:rPr>
+        <w:t>B.1 — Harmonisation du schéma Legacy 2019 (02_cleaning.py)</w:t>
+      </w:r>
+    </w:p>
+    <w:p>
+      <w:pPr>
+        <w:spacing w:after="120"/>
+        <w:ind w:left="283"/>
+      </w:pPr>
+      <w:r>
+        <w:rPr>
+          <w:rFonts w:ascii="Courier New" w:hAnsi="Courier New"/>
+          <w:color w:val="202124"/>
+          <w:sz w:val="15"/>
+        </w:rPr>
+        <w:t># scripts/02_cleaning.py — Mapping du schéma Legacy 2019</w:t>
+        <w:br/>
+        <w:t>COLS_2020 = ["ride_id", "rideable_type", "started_at", "ended_at",</w:t>
+        <w:br/>
+        <w:t xml:space="preserve">             "start_station_name", "start_station_id",</w:t>
+        <w:br/>
+        <w:t xml:space="preserve">             "end_station_name", "end_station_id",</w:t>
+        <w:br/>
+        <w:t xml:space="preserve">             "start_lat", "start_lng", "end_lat", "end_lng", "member_casual"]</w:t>
+        <w:br/>
+        <w:br/>
+        <w:t>def load_legacy_2019(path: str) -&gt; pd.DataFrame:</w:t>
+        <w:br/>
+        <w:t xml:space="preserve">    df = pd.read_csv(path, low_memory=False)</w:t>
+        <w:br/>
+        <w:t xml:space="preserve">    df = df.rename(columns={</w:t>
+        <w:br/>
+        <w:t xml:space="preserve">        "trip_id": "ride_id", "start_time": "started_at", "end_time": "ended_at",</w:t>
+        <w:br/>
+        <w:t xml:space="preserve">        "from_station_id": "start_station_id", "from_station_name": "start_station_name",</w:t>
+        <w:br/>
+        <w:t xml:space="preserve">        "to_station_id": "end_station_id", "to_station_name": "end_station_name",</w:t>
+        <w:br/>
+        <w:t xml:space="preserve">        "usertype": "member_casual",</w:t>
+        <w:br/>
+        <w:t xml:space="preserve">    })</w:t>
+        <w:br/>
+        <w:t xml:space="preserve">    df["member_casual"] = df["member_casual"].replace({"Subscriber": "member", "Customer": "casual"})</w:t>
+        <w:br/>
+        <w:t xml:space="preserve">    df["rideable_type"] = "unknown"</w:t>
+        <w:br/>
+        <w:t xml:space="preserve">    df[["start_lat","start_lng","end_lat","end_lng"]] = np.nan</w:t>
+        <w:br/>
+        <w:t xml:space="preserve">    return df[COLS_2020]</w:t>
+      </w:r>
+    </w:p>
+    <w:p>
+      <w:pPr>
+        <w:spacing w:before="160"/>
+      </w:pPr>
+      <w:r>
+        <w:rPr>
+          <w:b/>
+          <w:color w:val="1A73E8"/>
+          <w:sz w:val="18"/>
+        </w:rPr>
+        <w:t>B.2 — Pipeline de nettoyage (02_cleaning.py)</w:t>
+      </w:r>
+    </w:p>
+    <w:p>
+      <w:pPr>
+        <w:spacing w:after="120"/>
+        <w:ind w:left="283"/>
+      </w:pPr>
+      <w:r>
+        <w:rPr>
+          <w:rFonts w:ascii="Courier New" w:hAnsi="Courier New"/>
+          <w:color w:val="202124"/>
+          <w:sz w:val="15"/>
+        </w:rPr>
+        <w:t># scripts/02_cleaning.py — Pipeline de nettoyage</w:t>
+        <w:br/>
+        <w:t>df["started_at"]  = pd.to_datetime(df["started_at"], infer_datetime_format=True, errors="coerce")</w:t>
+        <w:br/>
+        <w:t>df["ended_at"]    = pd.to_datetime(df["ended_at"],   infer_datetime_format=True, errors="coerce")</w:t>
+        <w:br/>
+        <w:t>df["ride_length"] = (df["ended_at"] - df["started_at"]).dt.total_seconds() / 60</w:t>
+        <w:br/>
+        <w:t>df["day_of_week"] = df["started_at"].dt.dayofweek.map({6:1,0:2,1:3,2:4,3:5,4:6,5:7})</w:t>
+        <w:br/>
+        <w:t>df["month"]       = df["started_at"].dt.month</w:t>
+        <w:br/>
+        <w:t>df["year"]        = df["started_at"].dt.year</w:t>
+        <w:br/>
+        <w:t>df["hour_of_day"] = df["started_at"].dt.hour</w:t>
+        <w:br/>
+        <w:t>df["season"]      = df["month"].map({12:"Winter",1:"Winter",2:"Winter",</w:t>
+        <w:br/>
+        <w:t xml:space="preserve">                                      3:"Spring",4:"Spring",5:"Spring",</w:t>
+        <w:br/>
+        <w:t xml:space="preserve">                                      6:"Summer",7:"Summer",8:"Summer",</w:t>
+        <w:br/>
+        <w:t xml:space="preserve">                                      9:"Fall",10:"Fall",11:"Fall"})</w:t>
+        <w:br/>
+        <w:t>df = df.drop_duplicates(subset=["ride_id"])</w:t>
+        <w:br/>
+        <w:t>df = df[df["ride_length"] &gt; 0]</w:t>
+        <w:br/>
+        <w:t>df = df[df["ride_length"] &lt;= 1440]</w:t>
+        <w:br/>
+        <w:t>mask_hq = (df["start_station_name"].str.contains("HQ QR|DIVVY|TEST", case=False, na=False) |</w:t>
+        <w:br/>
+        <w:t xml:space="preserve">           df["end_station_name"].str.contains("HQ QR|DIVVY|TEST", case=False, na=False))</w:t>
+        <w:br/>
+        <w:t>df = df[~mask_hq]</w:t>
+      </w:r>
+    </w:p>
+    <w:p>
+      <w:pPr>
+        <w:spacing w:before="160"/>
+      </w:pPr>
+      <w:r>
+        <w:rPr>
+          <w:b/>
+          <w:color w:val="1A73E8"/>
+          <w:sz w:val="18"/>
+        </w:rPr>
+        <w:t>B.3 — Analyse descriptive &amp; top 10 stations (03_analysis.py)</w:t>
+      </w:r>
+    </w:p>
+    <w:p>
+      <w:pPr>
+        <w:spacing w:after="120"/>
+        <w:ind w:left="283"/>
+      </w:pPr>
+      <w:r>
+        <w:rPr>
+          <w:rFonts w:ascii="Courier New" w:hAnsi="Courier New"/>
+          <w:color w:val="202124"/>
+          <w:sz w:val="15"/>
+        </w:rPr>
+        <w:t># scripts/03_analysis.py — Statistiques descriptives &amp; analyse clé</w:t>
+        <w:br/>
+        <w:t>desc = df.groupby("member_casual")["ride_length"].agg(</w:t>
+        <w:br/>
+        <w:t xml:space="preserve">    mean_ride_length="mean", median_ride_length="median",</w:t>
+        <w:br/>
+        <w:t xml:space="preserve">    max_ride_length="max", total_rides="count"</w:t>
+        <w:br/>
+        <w:t>).round(2).reset_index()</w:t>
+        <w:br/>
+        <w:br/>
+        <w:t># Top 10 stations casual (cibles marketing)</w:t>
+        <w:br/>
+        <w:t>top10_casual = (df[(df["start_station_name"].notna()) &amp; (df["member_casual"]=="casual")]</w:t>
+        <w:br/>
+        <w:t xml:space="preserve">                .groupby("start_station_name").size().reset_index(name="total_rides")</w:t>
+        <w:br/>
+        <w:t xml:space="preserve">                .sort_values("total_rides", ascending=False)</w:t>
+        <w:br/>
+        <w:t xml:space="preserve">                .head(10).reset_index(drop=True))</w:t>
+        <w:br/>
+        <w:br/>
+        <w:t># Pourcentage saisonnier</w:t>
+        <w:br/>
+        <w:t>seasonal = df.groupby(["member_casual","season"]).size().reset_index(name="total_rides")</w:t>
+        <w:br/>
+        <w:t>seasonal["pct"] = (seasonal["total_rides"] /</w:t>
+        <w:br/>
+        <w:t xml:space="preserve">                   seasonal.groupby("member_casual")["total_rides"].transform("sum") * 100).round(1)</w:t>
+      </w:r>
+    </w:p>
+    <w:p>
+      <w:r>
+        <w:br w:type="page"/>
+      </w:r>
+    </w:p>
+    <w:p>
+      <w:pPr>
+        <w:spacing w:before="280" w:after="80"/>
+        <w:pBdr>
+          <w:bottom w:val="single" w:sz="6" w:space="4" w:color="1A73E8"/>
+        </w:pBdr>
+      </w:pPr>
+      <w:r>
+        <w:rPr>
+          <w:b/>
+          <w:color w:val="1A73E8"/>
+          <w:sz w:val="32"/>
+        </w:rPr>
+        <w:t xml:space="preserve">C.  </w:t>
+      </w:r>
+      <w:r>
+        <w:rPr>
+          <w:b/>
+          <w:color w:val="202124"/>
+          <w:sz w:val="32"/>
+        </w:rPr>
         <w:t>Annexe — Sources de données &amp; Licence</w:t>
       </w:r>
     </w:p>
@@ -5797,10 +7829,12 @@
       </w:pPr>
       <w:r>
         <w:rPr>
+          <w:b w:val="0"/>
+          <w:i w:val="0"/>
           <w:color w:val="202124"/>
           <w:sz w:val="20"/>
         </w:rPr>
-        <w:t>Scripts &amp; livrables :</w:t>
+        <w:t>Livrables du projet :</w:t>
       </w:r>
     </w:p>
     <w:p>
@@ -5813,7 +7847,7 @@
           <w:rFonts w:ascii="Courier New" w:hAnsi="Courier New"/>
           <w:sz w:val="17"/>
         </w:rPr>
-        <w:t>scripts/02_cleaning.py     — Nettoyage &amp; consolidation</w:t>
+        <w:t>scripts/02_cleaning.py      — Nettoyage &amp; consolidation (pandas)</w:t>
       </w:r>
     </w:p>
     <w:p>
@@ -5826,7 +7860,7 @@
           <w:rFonts w:ascii="Courier New" w:hAnsi="Courier New"/>
           <w:sz w:val="17"/>
         </w:rPr>
-        <w:t>scripts/03_analysis.py     — Analyse descriptive Python</w:t>
+        <w:t>scripts/03_analysis.py      — Analyse descriptive Python</w:t>
       </w:r>
     </w:p>
     <w:p>
@@ -5839,7 +7873,7 @@
           <w:rFonts w:ascii="Courier New" w:hAnsi="Courier New"/>
           <w:sz w:val="17"/>
         </w:rPr>
-        <w:t>scripts/03_queries.sql     — 12 requêtes SQL équivalentes</w:t>
+        <w:t>scripts/03_queries.sql      — 12 requêtes SQL (PostgreSQL / BigQuery / DuckDB)</w:t>
       </w:r>
     </w:p>
     <w:p>
@@ -5852,7 +7886,7 @@
           <w:rFonts w:ascii="Courier New" w:hAnsi="Courier New"/>
           <w:sz w:val="17"/>
         </w:rPr>
-        <w:t>scripts/04_visualizations.py — 8 graphiques PNG (matplotlib/seaborn)</w:t>
+        <w:t>scripts/04_visualizations.py — 8 graphiques PNG (matplotlib / seaborn)</w:t>
       </w:r>
     </w:p>
     <w:p>
@@ -5865,7 +7899,7 @@
           <w:rFonts w:ascii="Courier New" w:hAnsi="Courier New"/>
           <w:sz w:val="17"/>
         </w:rPr>
-        <w:t>scripts/05_dashboard.py    — Dashboard interactif Plotly</w:t>
+        <w:t>scripts/05_dashboard.py     — Dashboard interactif Plotly</w:t>
       </w:r>
     </w:p>
     <w:p>
@@ -5878,7 +7912,7 @@
           <w:rFonts w:ascii="Courier New" w:hAnsi="Courier New"/>
           <w:sz w:val="17"/>
         </w:rPr>
-        <w:t>scripts/06_tableau_export.py — Export CSV pour Tableau</w:t>
+        <w:t>scripts/06_tableau_export.py — Export CSV pour Tableau Public</w:t>
       </w:r>
     </w:p>
     <w:p>
@@ -5891,7 +7925,20 @@
           <w:rFonts w:ascii="Courier New" w:hAnsi="Courier New"/>
           <w:sz w:val="17"/>
         </w:rPr>
-        <w:t>05_dashboard.html          — Dashboard interactif (ouvrir dans un navigateur)</w:t>
+        <w:t>05_dashboard.html           — Dashboard interactif (ouvrir dans un navigateur)</w:t>
+      </w:r>
+    </w:p>
+    <w:p>
+      <w:pPr>
+        <w:spacing w:after="40"/>
+        <w:ind w:left="283"/>
+      </w:pPr>
+      <w:r>
+        <w:rPr>
+          <w:rFonts w:ascii="Courier New" w:hAnsi="Courier New"/>
+          <w:sz w:val="17"/>
+        </w:rPr>
+        <w:t>06_report.pdf               — Ce rapport en version PDF</w:t>
       </w:r>
     </w:p>
     <w:sectPr>
@@ -5899,6 +7946,7 @@
       <w:pgSz w:w="12240" w:h="15840"/>
       <w:pgMar w:top="1134" w:right="1417" w:bottom="1134" w:left="1417" w:header="720" w:footer="720" w:gutter="0"/>
       <w:cols w:space="720"/>
+      <w:titlePg/>
       <w:docGrid w:linePitch="360"/>
     </w:sectPr>
   </w:body>
@@ -5916,7 +7964,7 @@
         <w:color w:val="5F6368"/>
         <w:sz w:val="16"/>
       </w:rPr>
-      <w:t>Cyclistic Bike-Share — Case Study  |  Google Data Analytics Certificate</w:t>
+      <w:t>Cyclistic Bike-Share  |  Sidi Mohamed ALLY  |  Google Data Analytics Certificate</w:t>
     </w:r>
     <w:r>
       <w:t xml:space="preserve">   </w:t>
